--- a/доп материалы/пробные варианты/konstitutsiya_variant_2.docx
+++ b/доп материалы/пробные варианты/konstitutsiya_variant_2.docx
@@ -4,139 +4,206 @@
   <w:body>
     <w:p>
       <w:pPr>
-        <w:jc w:val="center"/>
+        <w:widowControl/>
+        <w:spacing w:line="240" w:lineRule="auto" w:after="120"/>
+        <w:jc w:val="left"/>
       </w:pPr>
       <w:r>
         <w:rPr>
+          <w:rFonts w:ascii="Times New Roman" w:hAnsi="Times New Roman" w:eastAsia="Times New Roman"/>
           <w:b/>
-          <w:color w:val="2975E5"/>
-          <w:sz w:val="32"/>
+          <w:color w:val="181A1F"/>
+          <w:sz w:val="28"/>
         </w:rPr>
-        <w:t>ЕГЭ ПО ОБЩЕСТВОЗНАНИЮ — 2026</w:t>
+        <w:t>Тематический пробный вариант № 2. Конституция</w:t>
       </w:r>
     </w:p>
     <w:p>
       <w:pPr>
-        <w:jc w:val="center"/>
+        <w:widowControl/>
+        <w:spacing w:line="240" w:lineRule="auto" w:after="140"/>
+        <w:jc w:val="left"/>
       </w:pPr>
       <w:r>
         <w:rPr>
-          <w:b/>
-          <w:sz w:val="30"/>
+          <w:rFonts w:ascii="Times New Roman" w:hAnsi="Times New Roman" w:eastAsia="Times New Roman"/>
+          <w:color w:val="181A1F"/>
+          <w:sz w:val="28"/>
         </w:rPr>
-        <w:t>Тематический пробный вариант № 2</w:t>
-        <w:br/>
-        <w:t>Конституция</w:t>
-      </w:r>
-    </w:p>
-    <w:p>
-      <w:r>
         <w:t>25 заданий • максимальный первичный балл — 58 • рекомендуемое время — 3 часа 30 минут</w:t>
-      </w:r>
-    </w:p>
-    <w:p>
-      <w:r>
-        <w:rPr>
-          <w:i/>
-        </w:rPr>
-        <w:t>Все задания относятся к указанному разделу; фиксированные тематические номера заменены равноценными по максимальному баллу.</w:t>
       </w:r>
     </w:p>
     <w:p>
       <w:pPr>
         <w:pStyle w:val="Heading1"/>
+        <w:keepNext/>
+        <w:widowControl/>
+        <w:spacing w:line="240" w:lineRule="auto" w:after="60" w:before="160"/>
       </w:pPr>
       <w:r>
+        <w:rPr>
+          <w:rFonts w:ascii="Times New Roman" w:hAnsi="Times New Roman" w:eastAsia="Times New Roman"/>
+          <w:b/>
+          <w:color w:val="181A1F"/>
+          <w:sz w:val="28"/>
+        </w:rPr>
         <w:t>Часть 1</w:t>
       </w:r>
     </w:p>
     <w:p>
+      <w:pPr>
+        <w:widowControl/>
+        <w:spacing w:line="240" w:lineRule="auto" w:after="0"/>
+      </w:pPr>
       <w:r>
+        <w:rPr>
+          <w:rFonts w:ascii="Times New Roman" w:hAnsi="Times New Roman" w:eastAsia="Times New Roman"/>
+          <w:color w:val="181A1F"/>
+          <w:sz w:val="28"/>
+        </w:rPr>
         <w:t>Ответами к заданиям 1–16 являются последовательности цифр. Запишите ответ без пробелов и дополнительных символов.</w:t>
       </w:r>
     </w:p>
     <w:p>
+      <w:pPr>
+        <w:keepNext/>
+        <w:widowControl/>
+        <w:spacing w:line="240" w:lineRule="auto" w:after="0" w:before="120"/>
+      </w:pPr>
       <w:r>
         <w:rPr>
+          <w:rFonts w:ascii="Times New Roman" w:hAnsi="Times New Roman" w:eastAsia="Times New Roman"/>
           <w:b/>
-          <w:sz w:val="24"/>
+          <w:color w:val="181A1F"/>
+          <w:sz w:val="28"/>
         </w:rPr>
         <w:t>1.</w:t>
       </w:r>
     </w:p>
     <w:p>
+      <w:pPr>
+        <w:widowControl/>
+        <w:spacing w:line="240" w:lineRule="auto" w:after="0"/>
+      </w:pPr>
       <w:r>
         <w:rPr>
+          <w:rFonts w:ascii="Times New Roman" w:hAnsi="Times New Roman" w:eastAsia="Times New Roman"/>
           <w:b w:val="0"/>
           <w:i w:val="0"/>
+          <w:color w:val="181A1F"/>
+          <w:sz w:val="28"/>
         </w:rPr>
         <w:t>Найдите в приведенном списке политические права (свободы) гражданина РФ. Запишите цифры, под которыми они указаны.</w:t>
       </w:r>
     </w:p>
     <w:p>
+      <w:pPr>
+        <w:widowControl/>
+        <w:spacing w:line="240" w:lineRule="auto" w:after="0"/>
+      </w:pPr>
       <w:r>
         <w:rPr>
+          <w:rFonts w:ascii="Times New Roman" w:hAnsi="Times New Roman" w:eastAsia="Times New Roman"/>
           <w:b w:val="0"/>
           <w:i w:val="0"/>
+          <w:color w:val="181A1F"/>
+          <w:sz w:val="28"/>
         </w:rPr>
         <w:t>1) участие в управлении делами государства</w:t>
       </w:r>
     </w:p>
     <w:p>
+      <w:pPr>
+        <w:widowControl/>
+        <w:spacing w:line="240" w:lineRule="auto" w:after="0"/>
+      </w:pPr>
       <w:r>
         <w:rPr>
+          <w:rFonts w:ascii="Times New Roman" w:hAnsi="Times New Roman" w:eastAsia="Times New Roman"/>
           <w:b w:val="0"/>
           <w:i w:val="0"/>
+          <w:color w:val="181A1F"/>
+          <w:sz w:val="28"/>
         </w:rPr>
         <w:t>2) получение квалифицированной юридической помощи</w:t>
       </w:r>
     </w:p>
     <w:p>
+      <w:pPr>
+        <w:widowControl/>
+        <w:spacing w:line="240" w:lineRule="auto" w:after="0"/>
+      </w:pPr>
       <w:r>
         <w:rPr>
+          <w:rFonts w:ascii="Times New Roman" w:hAnsi="Times New Roman" w:eastAsia="Times New Roman"/>
           <w:b w:val="0"/>
           <w:i w:val="0"/>
+          <w:color w:val="181A1F"/>
+          <w:sz w:val="28"/>
         </w:rPr>
         <w:t>3) проведение собраний, митингов и демонстраций, шествий и пикетирований</w:t>
       </w:r>
     </w:p>
     <w:p>
+      <w:pPr>
+        <w:widowControl/>
+        <w:spacing w:line="240" w:lineRule="auto" w:after="0"/>
+      </w:pPr>
       <w:r>
         <w:rPr>
+          <w:rFonts w:ascii="Times New Roman" w:hAnsi="Times New Roman" w:eastAsia="Times New Roman"/>
           <w:b w:val="0"/>
           <w:i w:val="0"/>
+          <w:color w:val="181A1F"/>
+          <w:sz w:val="28"/>
         </w:rPr>
         <w:t>4) обращение в органы государственной власти</w:t>
       </w:r>
     </w:p>
     <w:p>
+      <w:pPr>
+        <w:widowControl/>
+        <w:spacing w:line="240" w:lineRule="auto" w:after="0"/>
+      </w:pPr>
       <w:r>
         <w:rPr>
+          <w:rFonts w:ascii="Times New Roman" w:hAnsi="Times New Roman" w:eastAsia="Times New Roman"/>
           <w:b w:val="0"/>
           <w:i w:val="0"/>
+          <w:color w:val="181A1F"/>
+          <w:sz w:val="28"/>
         </w:rPr>
         <w:t>5) сохранение природы и окружающей среды</w:t>
       </w:r>
     </w:p>
     <w:p>
-      <w:r>
-        <w:t>Ответ: ______________________________</w:t>
-      </w:r>
-    </w:p>
-    <w:p>
+      <w:pPr>
+        <w:keepNext/>
+        <w:widowControl/>
+        <w:spacing w:line="240" w:lineRule="auto" w:after="0" w:before="120"/>
+      </w:pPr>
       <w:r>
         <w:rPr>
+          <w:rFonts w:ascii="Times New Roman" w:hAnsi="Times New Roman" w:eastAsia="Times New Roman"/>
           <w:b/>
-          <w:sz w:val="24"/>
+          <w:color w:val="181A1F"/>
+          <w:sz w:val="28"/>
         </w:rPr>
         <w:t>2.</w:t>
       </w:r>
     </w:p>
     <w:p>
+      <w:pPr>
+        <w:widowControl/>
+        <w:spacing w:line="240" w:lineRule="auto" w:after="0"/>
+      </w:pPr>
       <w:r>
         <w:rPr>
+          <w:rFonts w:ascii="Times New Roman" w:hAnsi="Times New Roman" w:eastAsia="Times New Roman"/>
           <w:b w:val="0"/>
           <w:i w:val="0"/>
+          <w:color w:val="181A1F"/>
+          <w:sz w:val="28"/>
         </w:rPr>
         <w:t>Установите соответствие между функциями и субъектами государственной власти Российской Федерации, которые их исполняют: к каждой позиции, данной в первом столбце, подберите соответствующую позицию из второго столбца.</w:t>
       </w:r>
@@ -145,6 +212,7 @@
       <w:tblPr>
         <w:tblStyle w:val="TableGrid"/>
         <w:tblW w:type="auto" w:w="0"/>
+        <w:tblLayout w:type="autofit"/>
         <w:tblLook w:firstColumn="1" w:firstRow="1" w:lastColumn="0" w:lastRow="0" w:noHBand="0" w:noVBand="1" w:val="04A0"/>
       </w:tblPr>
       <w:tblGrid>
@@ -157,7 +225,16 @@
             <w:tcW w:type="dxa" w:w="5128"/>
           </w:tcPr>
           <w:p>
+            <w:pPr>
+              <w:spacing w:after="0" w:line="240" w:lineRule="auto"/>
+            </w:pPr>
             <w:r>
+              <w:rPr>
+                <w:rFonts w:ascii="Times New Roman" w:hAnsi="Times New Roman" w:eastAsia="Times New Roman"/>
+                <w:b/>
+                <w:color w:val="181A1F"/>
+                <w:sz w:val="28"/>
+              </w:rPr>
               <w:t>ФУНКЦИИ</w:t>
             </w:r>
           </w:p>
@@ -167,7 +244,16 @@
             <w:tcW w:type="dxa" w:w="5128"/>
           </w:tcPr>
           <w:p>
+            <w:pPr>
+              <w:spacing w:after="0" w:line="240" w:lineRule="auto"/>
+            </w:pPr>
             <w:r>
+              <w:rPr>
+                <w:rFonts w:ascii="Times New Roman" w:hAnsi="Times New Roman" w:eastAsia="Times New Roman"/>
+                <w:b/>
+                <w:color w:val="181A1F"/>
+                <w:sz w:val="28"/>
+              </w:rPr>
               <w:t>СУБЪЕКТЫ ГОСУДАРСТВЕННОЙ ВЛАСТИ РФ</w:t>
             </w:r>
           </w:p>
@@ -179,8 +265,24 @@
             <w:tcW w:type="dxa" w:w="5128"/>
           </w:tcPr>
           <w:p>
+            <w:pPr>
+              <w:spacing w:after="0" w:line="240" w:lineRule="auto"/>
+            </w:pPr>
             <w:r>
-              <w:t>А) назначение на должность Председателя Центрального банка РФБ) управление федеральной собственностьюВ) осуществление мер по поддержке добровольческой (волонтёрской) деятельностиГ) объявление амнистииД) разрешение споров о компетенции между высшими государственными органами субъектов Российской Федерации</w:t>
+              <w:rPr>
+                <w:rFonts w:ascii="Times New Roman" w:hAnsi="Times New Roman" w:eastAsia="Times New Roman"/>
+                <w:color w:val="181A1F"/>
+                <w:sz w:val="28"/>
+              </w:rPr>
+              <w:t>А) назначение на должность Председателя Центрального банка РФ</w:t>
+              <w:br/>
+              <w:t>Б) управление федеральной собственностью</w:t>
+              <w:br/>
+              <w:t>В) осуществление мер по поддержке добровольческой (волонтёрской) деятельности</w:t>
+              <w:br/>
+              <w:t>Г) объявление амнистии</w:t>
+              <w:br/>
+              <w:t>Д) разрешение споров о компетенции между высшими государственными органами субъектов Российской Федерации</w:t>
             </w:r>
           </w:p>
         </w:tc>
@@ -189,18 +291,37 @@
             <w:tcW w:type="dxa" w:w="5128"/>
           </w:tcPr>
           <w:p>
+            <w:pPr>
+              <w:spacing w:after="0" w:line="240" w:lineRule="auto"/>
+            </w:pPr>
             <w:r>
-              <w:t>1) Конституционный суд РФ2) Государственная Дума3) Правительство РФ</w:t>
+              <w:rPr>
+                <w:rFonts w:ascii="Times New Roman" w:hAnsi="Times New Roman" w:eastAsia="Times New Roman"/>
+                <w:color w:val="181A1F"/>
+                <w:sz w:val="28"/>
+              </w:rPr>
+              <w:t>1) Конституционный суд РФ</w:t>
+              <w:br/>
+              <w:t>2) Государственная Дума</w:t>
+              <w:br/>
+              <w:t>3) Правительство РФ</w:t>
             </w:r>
           </w:p>
         </w:tc>
       </w:tr>
     </w:tbl>
     <w:p>
+      <w:pPr>
+        <w:widowControl/>
+        <w:spacing w:line="240" w:lineRule="auto" w:after="0"/>
+      </w:pPr>
       <w:r>
         <w:rPr>
+          <w:rFonts w:ascii="Times New Roman" w:hAnsi="Times New Roman" w:eastAsia="Times New Roman"/>
           <w:b w:val="0"/>
           <w:i w:val="0"/>
+          <w:color w:val="181A1F"/>
+          <w:sz w:val="28"/>
         </w:rPr>
         <w:t>Запишите в таблицу выбранные цифры под соответствующими буквами:</w:t>
       </w:r>
@@ -209,6 +330,7 @@
       <w:tblPr>
         <w:tblStyle w:val="TableGrid"/>
         <w:tblW w:type="auto" w:w="0"/>
+        <w:tblLayout w:type="autofit"/>
         <w:tblLook w:firstColumn="1" w:firstRow="1" w:lastColumn="0" w:lastRow="0" w:noHBand="0" w:noVBand="1" w:val="04A0"/>
       </w:tblPr>
       <w:tblGrid>
@@ -224,7 +346,16 @@
             <w:tcW w:type="dxa" w:w="2051"/>
           </w:tcPr>
           <w:p>
+            <w:pPr>
+              <w:spacing w:after="0" w:line="240" w:lineRule="auto"/>
+            </w:pPr>
             <w:r>
+              <w:rPr>
+                <w:rFonts w:ascii="Times New Roman" w:hAnsi="Times New Roman" w:eastAsia="Times New Roman"/>
+                <w:b/>
+                <w:color w:val="181A1F"/>
+                <w:sz w:val="28"/>
+              </w:rPr>
               <w:t>A</w:t>
             </w:r>
           </w:p>
@@ -234,7 +365,16 @@
             <w:tcW w:type="dxa" w:w="2051"/>
           </w:tcPr>
           <w:p>
+            <w:pPr>
+              <w:spacing w:after="0" w:line="240" w:lineRule="auto"/>
+            </w:pPr>
             <w:r>
+              <w:rPr>
+                <w:rFonts w:ascii="Times New Roman" w:hAnsi="Times New Roman" w:eastAsia="Times New Roman"/>
+                <w:b/>
+                <w:color w:val="181A1F"/>
+                <w:sz w:val="28"/>
+              </w:rPr>
               <w:t>Б</w:t>
             </w:r>
           </w:p>
@@ -244,7 +384,16 @@
             <w:tcW w:type="dxa" w:w="2051"/>
           </w:tcPr>
           <w:p>
+            <w:pPr>
+              <w:spacing w:after="0" w:line="240" w:lineRule="auto"/>
+            </w:pPr>
             <w:r>
+              <w:rPr>
+                <w:rFonts w:ascii="Times New Roman" w:hAnsi="Times New Roman" w:eastAsia="Times New Roman"/>
+                <w:b/>
+                <w:color w:val="181A1F"/>
+                <w:sz w:val="28"/>
+              </w:rPr>
               <w:t>В</w:t>
             </w:r>
           </w:p>
@@ -254,7 +403,16 @@
             <w:tcW w:type="dxa" w:w="2051"/>
           </w:tcPr>
           <w:p>
+            <w:pPr>
+              <w:spacing w:after="0" w:line="240" w:lineRule="auto"/>
+            </w:pPr>
             <w:r>
+              <w:rPr>
+                <w:rFonts w:ascii="Times New Roman" w:hAnsi="Times New Roman" w:eastAsia="Times New Roman"/>
+                <w:b/>
+                <w:color w:val="181A1F"/>
+                <w:sz w:val="28"/>
+              </w:rPr>
               <w:t>Г</w:t>
             </w:r>
           </w:p>
@@ -264,7 +422,16 @@
             <w:tcW w:type="dxa" w:w="2051"/>
           </w:tcPr>
           <w:p>
+            <w:pPr>
+              <w:spacing w:after="0" w:line="240" w:lineRule="auto"/>
+            </w:pPr>
             <w:r>
+              <w:rPr>
+                <w:rFonts w:ascii="Times New Roman" w:hAnsi="Times New Roman" w:eastAsia="Times New Roman"/>
+                <w:b/>
+                <w:color w:val="181A1F"/>
+                <w:sz w:val="28"/>
+              </w:rPr>
               <w:t>Д</w:t>
             </w:r>
           </w:p>
@@ -276,7 +443,16 @@
             <w:tcW w:type="dxa" w:w="2051"/>
           </w:tcPr>
           <w:p>
-            <w:r/>
+            <w:pPr>
+              <w:spacing w:after="0" w:line="240" w:lineRule="auto"/>
+            </w:pPr>
+            <w:r>
+              <w:rPr>
+                <w:rFonts w:ascii="Times New Roman" w:hAnsi="Times New Roman" w:eastAsia="Times New Roman"/>
+                <w:color w:val="181A1F"/>
+                <w:sz w:val="28"/>
+              </w:rPr>
+            </w:r>
           </w:p>
         </w:tc>
         <w:tc>
@@ -284,7 +460,16 @@
             <w:tcW w:type="dxa" w:w="2051"/>
           </w:tcPr>
           <w:p>
-            <w:r/>
+            <w:pPr>
+              <w:spacing w:after="0" w:line="240" w:lineRule="auto"/>
+            </w:pPr>
+            <w:r>
+              <w:rPr>
+                <w:rFonts w:ascii="Times New Roman" w:hAnsi="Times New Roman" w:eastAsia="Times New Roman"/>
+                <w:color w:val="181A1F"/>
+                <w:sz w:val="28"/>
+              </w:rPr>
+            </w:r>
           </w:p>
         </w:tc>
         <w:tc>
@@ -292,7 +477,16 @@
             <w:tcW w:type="dxa" w:w="2051"/>
           </w:tcPr>
           <w:p>
-            <w:r/>
+            <w:pPr>
+              <w:spacing w:after="0" w:line="240" w:lineRule="auto"/>
+            </w:pPr>
+            <w:r>
+              <w:rPr>
+                <w:rFonts w:ascii="Times New Roman" w:hAnsi="Times New Roman" w:eastAsia="Times New Roman"/>
+                <w:color w:val="181A1F"/>
+                <w:sz w:val="28"/>
+              </w:rPr>
+            </w:r>
           </w:p>
         </w:tc>
         <w:tc>
@@ -300,7 +494,16 @@
             <w:tcW w:type="dxa" w:w="2051"/>
           </w:tcPr>
           <w:p>
-            <w:r/>
+            <w:pPr>
+              <w:spacing w:after="0" w:line="240" w:lineRule="auto"/>
+            </w:pPr>
+            <w:r>
+              <w:rPr>
+                <w:rFonts w:ascii="Times New Roman" w:hAnsi="Times New Roman" w:eastAsia="Times New Roman"/>
+                <w:color w:val="181A1F"/>
+                <w:sz w:val="28"/>
+              </w:rPr>
+            </w:r>
           </w:p>
         </w:tc>
         <w:tc>
@@ -308,98 +511,160 @@
             <w:tcW w:type="dxa" w:w="2051"/>
           </w:tcPr>
           <w:p>
-            <w:r/>
+            <w:pPr>
+              <w:spacing w:after="0" w:line="240" w:lineRule="auto"/>
+            </w:pPr>
+            <w:r>
+              <w:rPr>
+                <w:rFonts w:ascii="Times New Roman" w:hAnsi="Times New Roman" w:eastAsia="Times New Roman"/>
+                <w:color w:val="181A1F"/>
+                <w:sz w:val="28"/>
+              </w:rPr>
+            </w:r>
           </w:p>
         </w:tc>
       </w:tr>
     </w:tbl>
     <w:p>
-      <w:r>
-        <w:t>Ответ: ______________________________</w:t>
-      </w:r>
-    </w:p>
-    <w:p>
+      <w:pPr>
+        <w:keepNext/>
+        <w:widowControl/>
+        <w:spacing w:line="240" w:lineRule="auto" w:after="0" w:before="120"/>
+      </w:pPr>
       <w:r>
         <w:rPr>
+          <w:rFonts w:ascii="Times New Roman" w:hAnsi="Times New Roman" w:eastAsia="Times New Roman"/>
           <w:b/>
-          <w:sz w:val="24"/>
+          <w:color w:val="181A1F"/>
+          <w:sz w:val="28"/>
         </w:rPr>
         <w:t>3.</w:t>
       </w:r>
     </w:p>
     <w:p>
+      <w:pPr>
+        <w:widowControl/>
+        <w:spacing w:line="240" w:lineRule="auto" w:after="0"/>
+      </w:pPr>
       <w:r>
         <w:rPr>
+          <w:rFonts w:ascii="Times New Roman" w:hAnsi="Times New Roman" w:eastAsia="Times New Roman"/>
           <w:b w:val="0"/>
           <w:i w:val="0"/>
+          <w:color w:val="181A1F"/>
+          <w:sz w:val="28"/>
         </w:rPr>
         <w:t>Выберите в приведённом списке положения, характеризующие социально-экономические права (свободы) гражданина Российской Федерации. Запишите цифры, под которыми они указаны.</w:t>
       </w:r>
     </w:p>
     <w:p>
+      <w:pPr>
+        <w:widowControl/>
+        <w:spacing w:line="240" w:lineRule="auto" w:after="0"/>
+      </w:pPr>
       <w:r>
         <w:rPr>
+          <w:rFonts w:ascii="Times New Roman" w:hAnsi="Times New Roman" w:eastAsia="Times New Roman"/>
           <w:b w:val="0"/>
           <w:i w:val="0"/>
+          <w:color w:val="181A1F"/>
+          <w:sz w:val="28"/>
         </w:rPr>
         <w:t>1) Граждане Российской Федерации имеют равный доступ к государственной службе.</w:t>
       </w:r>
     </w:p>
     <w:p>
+      <w:pPr>
+        <w:widowControl/>
+        <w:spacing w:line="240" w:lineRule="auto" w:after="0"/>
+      </w:pPr>
       <w:r>
         <w:rPr>
+          <w:rFonts w:ascii="Times New Roman" w:hAnsi="Times New Roman" w:eastAsia="Times New Roman"/>
           <w:b w:val="0"/>
           <w:i w:val="0"/>
+          <w:color w:val="181A1F"/>
+          <w:sz w:val="28"/>
         </w:rPr>
         <w:t>2) Владение, пользование и распоряжение землёй и другими природными ресурсами осуществляется их собственниками свободно, если это не наносит ущерба окружающей среде и не нарушает прав и законных интересов иных лиц.</w:t>
       </w:r>
     </w:p>
     <w:p>
+      <w:pPr>
+        <w:widowControl/>
+        <w:spacing w:line="240" w:lineRule="auto" w:after="0"/>
+      </w:pPr>
       <w:r>
         <w:rPr>
+          <w:rFonts w:ascii="Times New Roman" w:hAnsi="Times New Roman" w:eastAsia="Times New Roman"/>
           <w:b w:val="0"/>
           <w:i w:val="0"/>
+          <w:color w:val="181A1F"/>
+          <w:sz w:val="28"/>
         </w:rPr>
         <w:t>3) Каждый имеет право на отдых.</w:t>
       </w:r>
     </w:p>
     <w:p>
+      <w:pPr>
+        <w:widowControl/>
+        <w:spacing w:line="240" w:lineRule="auto" w:after="0"/>
+      </w:pPr>
       <w:r>
         <w:rPr>
+          <w:rFonts w:ascii="Times New Roman" w:hAnsi="Times New Roman" w:eastAsia="Times New Roman"/>
           <w:b w:val="0"/>
           <w:i w:val="0"/>
+          <w:color w:val="181A1F"/>
+          <w:sz w:val="28"/>
         </w:rPr>
         <w:t>4) Каждый имеет право на тайну переписки, телефонных переговоров, почтовых, телеграфных и иных сообщений.</w:t>
       </w:r>
     </w:p>
     <w:p>
+      <w:pPr>
+        <w:widowControl/>
+        <w:spacing w:line="240" w:lineRule="auto" w:after="0"/>
+      </w:pPr>
       <w:r>
         <w:rPr>
+          <w:rFonts w:ascii="Times New Roman" w:hAnsi="Times New Roman" w:eastAsia="Times New Roman"/>
           <w:b w:val="0"/>
           <w:i w:val="0"/>
+          <w:color w:val="181A1F"/>
+          <w:sz w:val="28"/>
         </w:rPr>
         <w:t>5) Каждый имеет право на охрану здоровья и медицинскую помощь.</w:t>
       </w:r>
     </w:p>
     <w:p>
-      <w:r>
-        <w:t>Ответ: ______________________________</w:t>
-      </w:r>
-    </w:p>
-    <w:p>
+      <w:pPr>
+        <w:keepNext/>
+        <w:widowControl/>
+        <w:spacing w:line="240" w:lineRule="auto" w:after="0" w:before="120"/>
+      </w:pPr>
       <w:r>
         <w:rPr>
+          <w:rFonts w:ascii="Times New Roman" w:hAnsi="Times New Roman" w:eastAsia="Times New Roman"/>
           <w:b/>
-          <w:sz w:val="24"/>
+          <w:color w:val="181A1F"/>
+          <w:sz w:val="28"/>
         </w:rPr>
         <w:t>4.</w:t>
       </w:r>
     </w:p>
     <w:p>
+      <w:pPr>
+        <w:widowControl/>
+        <w:spacing w:line="240" w:lineRule="auto" w:after="0"/>
+      </w:pPr>
       <w:r>
         <w:rPr>
+          <w:rFonts w:ascii="Times New Roman" w:hAnsi="Times New Roman" w:eastAsia="Times New Roman"/>
           <w:b w:val="0"/>
           <w:i w:val="0"/>
+          <w:color w:val="181A1F"/>
+          <w:sz w:val="28"/>
         </w:rPr>
         <w:t xml:space="preserve">Установите соответствие между вопросами и субъектами власти РФ, к ведению которых они относятся: к каждой позиции, данной в первом столбце, подберите соответствующую позицию из второго столбца. </w:t>
       </w:r>
@@ -408,6 +673,7 @@
       <w:tblPr>
         <w:tblStyle w:val="TableGrid"/>
         <w:tblW w:type="auto" w:w="0"/>
+        <w:tblLayout w:type="autofit"/>
         <w:tblLook w:firstColumn="1" w:firstRow="1" w:lastColumn="0" w:lastRow="0" w:noHBand="0" w:noVBand="1" w:val="04A0"/>
       </w:tblPr>
       <w:tblGrid>
@@ -420,7 +686,16 @@
             <w:tcW w:type="dxa" w:w="5128"/>
           </w:tcPr>
           <w:p>
+            <w:pPr>
+              <w:spacing w:after="0" w:line="240" w:lineRule="auto"/>
+            </w:pPr>
             <w:r>
+              <w:rPr>
+                <w:rFonts w:ascii="Times New Roman" w:hAnsi="Times New Roman" w:eastAsia="Times New Roman"/>
+                <w:b/>
+                <w:color w:val="181A1F"/>
+                <w:sz w:val="28"/>
+              </w:rPr>
               <w:t>ВОПРОСЫ</w:t>
             </w:r>
           </w:p>
@@ -430,7 +705,16 @@
             <w:tcW w:type="dxa" w:w="5128"/>
           </w:tcPr>
           <w:p>
+            <w:pPr>
+              <w:spacing w:after="0" w:line="240" w:lineRule="auto"/>
+            </w:pPr>
             <w:r>
+              <w:rPr>
+                <w:rFonts w:ascii="Times New Roman" w:hAnsi="Times New Roman" w:eastAsia="Times New Roman"/>
+                <w:b/>
+                <w:color w:val="181A1F"/>
+                <w:sz w:val="28"/>
+              </w:rPr>
               <w:t>СУБЪЕКТЫ ВЛАСТИ РФ</w:t>
             </w:r>
           </w:p>
@@ -442,8 +726,22 @@
             <w:tcW w:type="dxa" w:w="5128"/>
           </w:tcPr>
           <w:p>
+            <w:pPr>
+              <w:spacing w:after="0" w:line="240" w:lineRule="auto"/>
+            </w:pPr>
             <w:r>
-              <w:t>A) федеральные налоги и сборыБ) осуществление мер по борьбе с катастрофами,B) федеральная государственная собственность и управление еюГ) общие вопросы воспитания, образования, науки, культуры, физической культуры и спортаД) охрана окружающей среды и обеспечение экологической безопасности</w:t>
+              <w:rPr>
+                <w:rFonts w:ascii="Times New Roman" w:hAnsi="Times New Roman" w:eastAsia="Times New Roman"/>
+                <w:color w:val="181A1F"/>
+                <w:sz w:val="28"/>
+              </w:rPr>
+              <w:t>A) федеральные налоги и сборы</w:t>
+              <w:br/>
+              <w:t>Б) осуществление мер по борьбе с катастрофами,B) федеральная государственная собственность и управление ею</w:t>
+              <w:br/>
+              <w:t>Г) общие вопросы воспитания, образования, науки, культуры, физической культуры и спорта</w:t>
+              <w:br/>
+              <w:t>Д) охрана окружающей среды и обеспечение экологической безопасности</w:t>
             </w:r>
           </w:p>
         </w:tc>
@@ -452,18 +750,35 @@
             <w:tcW w:type="dxa" w:w="5128"/>
           </w:tcPr>
           <w:p>
+            <w:pPr>
+              <w:spacing w:after="0" w:line="240" w:lineRule="auto"/>
+            </w:pPr>
             <w:r>
-              <w:t>1) только федеральный центр2) федеральный центр и субъекты РФ</w:t>
+              <w:rPr>
+                <w:rFonts w:ascii="Times New Roman" w:hAnsi="Times New Roman" w:eastAsia="Times New Roman"/>
+                <w:color w:val="181A1F"/>
+                <w:sz w:val="28"/>
+              </w:rPr>
+              <w:t>1) только федеральный центр</w:t>
+              <w:br/>
+              <w:t>2) федеральный центр и субъекты РФ</w:t>
             </w:r>
           </w:p>
         </w:tc>
       </w:tr>
     </w:tbl>
     <w:p>
+      <w:pPr>
+        <w:widowControl/>
+        <w:spacing w:line="240" w:lineRule="auto" w:after="0"/>
+      </w:pPr>
       <w:r>
         <w:rPr>
+          <w:rFonts w:ascii="Times New Roman" w:hAnsi="Times New Roman" w:eastAsia="Times New Roman"/>
           <w:b w:val="0"/>
           <w:i w:val="0"/>
+          <w:color w:val="181A1F"/>
+          <w:sz w:val="28"/>
         </w:rPr>
         <w:t>Запишите в таблицу выбранные цифры под соответствующими буквами:</w:t>
       </w:r>
@@ -472,6 +787,7 @@
       <w:tblPr>
         <w:tblStyle w:val="TableGrid"/>
         <w:tblW w:type="auto" w:w="0"/>
+        <w:tblLayout w:type="autofit"/>
         <w:tblLook w:firstColumn="1" w:firstRow="1" w:lastColumn="0" w:lastRow="0" w:noHBand="0" w:noVBand="1" w:val="04A0"/>
       </w:tblPr>
       <w:tblGrid>
@@ -487,7 +803,16 @@
             <w:tcW w:type="dxa" w:w="2051"/>
           </w:tcPr>
           <w:p>
+            <w:pPr>
+              <w:spacing w:after="0" w:line="240" w:lineRule="auto"/>
+            </w:pPr>
             <w:r>
+              <w:rPr>
+                <w:rFonts w:ascii="Times New Roman" w:hAnsi="Times New Roman" w:eastAsia="Times New Roman"/>
+                <w:b/>
+                <w:color w:val="181A1F"/>
+                <w:sz w:val="28"/>
+              </w:rPr>
               <w:t>А</w:t>
             </w:r>
           </w:p>
@@ -497,7 +822,16 @@
             <w:tcW w:type="dxa" w:w="2051"/>
           </w:tcPr>
           <w:p>
+            <w:pPr>
+              <w:spacing w:after="0" w:line="240" w:lineRule="auto"/>
+            </w:pPr>
             <w:r>
+              <w:rPr>
+                <w:rFonts w:ascii="Times New Roman" w:hAnsi="Times New Roman" w:eastAsia="Times New Roman"/>
+                <w:b/>
+                <w:color w:val="181A1F"/>
+                <w:sz w:val="28"/>
+              </w:rPr>
               <w:t>Б</w:t>
             </w:r>
           </w:p>
@@ -507,7 +841,16 @@
             <w:tcW w:type="dxa" w:w="2051"/>
           </w:tcPr>
           <w:p>
+            <w:pPr>
+              <w:spacing w:after="0" w:line="240" w:lineRule="auto"/>
+            </w:pPr>
             <w:r>
+              <w:rPr>
+                <w:rFonts w:ascii="Times New Roman" w:hAnsi="Times New Roman" w:eastAsia="Times New Roman"/>
+                <w:b/>
+                <w:color w:val="181A1F"/>
+                <w:sz w:val="28"/>
+              </w:rPr>
               <w:t>В</w:t>
             </w:r>
           </w:p>
@@ -517,7 +860,16 @@
             <w:tcW w:type="dxa" w:w="2051"/>
           </w:tcPr>
           <w:p>
+            <w:pPr>
+              <w:spacing w:after="0" w:line="240" w:lineRule="auto"/>
+            </w:pPr>
             <w:r>
+              <w:rPr>
+                <w:rFonts w:ascii="Times New Roman" w:hAnsi="Times New Roman" w:eastAsia="Times New Roman"/>
+                <w:b/>
+                <w:color w:val="181A1F"/>
+                <w:sz w:val="28"/>
+              </w:rPr>
               <w:t>Г</w:t>
             </w:r>
           </w:p>
@@ -527,7 +879,16 @@
             <w:tcW w:type="dxa" w:w="2051"/>
           </w:tcPr>
           <w:p>
+            <w:pPr>
+              <w:spacing w:after="0" w:line="240" w:lineRule="auto"/>
+            </w:pPr>
             <w:r>
+              <w:rPr>
+                <w:rFonts w:ascii="Times New Roman" w:hAnsi="Times New Roman" w:eastAsia="Times New Roman"/>
+                <w:b/>
+                <w:color w:val="181A1F"/>
+                <w:sz w:val="28"/>
+              </w:rPr>
               <w:t>Д</w:t>
             </w:r>
           </w:p>
@@ -539,7 +900,16 @@
             <w:tcW w:type="dxa" w:w="2051"/>
           </w:tcPr>
           <w:p>
-            <w:r/>
+            <w:pPr>
+              <w:spacing w:after="0" w:line="240" w:lineRule="auto"/>
+            </w:pPr>
+            <w:r>
+              <w:rPr>
+                <w:rFonts w:ascii="Times New Roman" w:hAnsi="Times New Roman" w:eastAsia="Times New Roman"/>
+                <w:color w:val="181A1F"/>
+                <w:sz w:val="28"/>
+              </w:rPr>
+            </w:r>
           </w:p>
         </w:tc>
         <w:tc>
@@ -547,7 +917,16 @@
             <w:tcW w:type="dxa" w:w="2051"/>
           </w:tcPr>
           <w:p>
-            <w:r/>
+            <w:pPr>
+              <w:spacing w:after="0" w:line="240" w:lineRule="auto"/>
+            </w:pPr>
+            <w:r>
+              <w:rPr>
+                <w:rFonts w:ascii="Times New Roman" w:hAnsi="Times New Roman" w:eastAsia="Times New Roman"/>
+                <w:color w:val="181A1F"/>
+                <w:sz w:val="28"/>
+              </w:rPr>
+            </w:r>
           </w:p>
         </w:tc>
         <w:tc>
@@ -555,7 +934,16 @@
             <w:tcW w:type="dxa" w:w="2051"/>
           </w:tcPr>
           <w:p>
-            <w:r/>
+            <w:pPr>
+              <w:spacing w:after="0" w:line="240" w:lineRule="auto"/>
+            </w:pPr>
+            <w:r>
+              <w:rPr>
+                <w:rFonts w:ascii="Times New Roman" w:hAnsi="Times New Roman" w:eastAsia="Times New Roman"/>
+                <w:color w:val="181A1F"/>
+                <w:sz w:val="28"/>
+              </w:rPr>
+            </w:r>
           </w:p>
         </w:tc>
         <w:tc>
@@ -563,7 +951,16 @@
             <w:tcW w:type="dxa" w:w="2051"/>
           </w:tcPr>
           <w:p>
-            <w:r/>
+            <w:pPr>
+              <w:spacing w:after="0" w:line="240" w:lineRule="auto"/>
+            </w:pPr>
+            <w:r>
+              <w:rPr>
+                <w:rFonts w:ascii="Times New Roman" w:hAnsi="Times New Roman" w:eastAsia="Times New Roman"/>
+                <w:color w:val="181A1F"/>
+                <w:sz w:val="28"/>
+              </w:rPr>
+            </w:r>
           </w:p>
         </w:tc>
         <w:tc>
@@ -571,30 +968,48 @@
             <w:tcW w:type="dxa" w:w="2051"/>
           </w:tcPr>
           <w:p>
-            <w:r/>
+            <w:pPr>
+              <w:spacing w:after="0" w:line="240" w:lineRule="auto"/>
+            </w:pPr>
+            <w:r>
+              <w:rPr>
+                <w:rFonts w:ascii="Times New Roman" w:hAnsi="Times New Roman" w:eastAsia="Times New Roman"/>
+                <w:color w:val="181A1F"/>
+                <w:sz w:val="28"/>
+              </w:rPr>
+            </w:r>
           </w:p>
         </w:tc>
       </w:tr>
     </w:tbl>
     <w:p>
-      <w:r>
-        <w:t>Ответ: ______________________________</w:t>
-      </w:r>
-    </w:p>
-    <w:p>
+      <w:pPr>
+        <w:keepNext/>
+        <w:widowControl/>
+        <w:spacing w:line="240" w:lineRule="auto" w:after="0" w:before="120"/>
+      </w:pPr>
       <w:r>
         <w:rPr>
+          <w:rFonts w:ascii="Times New Roman" w:hAnsi="Times New Roman" w:eastAsia="Times New Roman"/>
           <w:b/>
-          <w:sz w:val="24"/>
+          <w:color w:val="181A1F"/>
+          <w:sz w:val="28"/>
         </w:rPr>
         <w:t>5.</w:t>
       </w:r>
     </w:p>
     <w:p>
+      <w:pPr>
+        <w:widowControl/>
+        <w:spacing w:line="240" w:lineRule="auto" w:after="0"/>
+      </w:pPr>
       <w:r>
         <w:rPr>
+          <w:rFonts w:ascii="Times New Roman" w:hAnsi="Times New Roman" w:eastAsia="Times New Roman"/>
           <w:b w:val="0"/>
           <w:i w:val="0"/>
+          <w:color w:val="181A1F"/>
+          <w:sz w:val="28"/>
         </w:rPr>
         <w:t>Установите соответствие между вопросами и субъектами государственной власти РФ, к ведению которых эти вопросы относятся: к каждой позиции, данной в первом столбце, подберите соответствующую позицию из второго столбца.</w:t>
       </w:r>
@@ -603,6 +1018,7 @@
       <w:tblPr>
         <w:tblStyle w:val="TableGrid"/>
         <w:tblW w:type="auto" w:w="0"/>
+        <w:tblLayout w:type="autofit"/>
         <w:tblLook w:firstColumn="1" w:firstRow="1" w:lastColumn="0" w:lastRow="0" w:noHBand="0" w:noVBand="1" w:val="04A0"/>
       </w:tblPr>
       <w:tblGrid>
@@ -615,7 +1031,16 @@
             <w:tcW w:type="dxa" w:w="5128"/>
           </w:tcPr>
           <w:p>
+            <w:pPr>
+              <w:spacing w:after="0" w:line="240" w:lineRule="auto"/>
+            </w:pPr>
             <w:r>
+              <w:rPr>
+                <w:rFonts w:ascii="Times New Roman" w:hAnsi="Times New Roman" w:eastAsia="Times New Roman"/>
+                <w:b/>
+                <w:color w:val="181A1F"/>
+                <w:sz w:val="28"/>
+              </w:rPr>
               <w:t>ВОПРОСЫ</w:t>
             </w:r>
           </w:p>
@@ -625,7 +1050,16 @@
             <w:tcW w:type="dxa" w:w="5128"/>
           </w:tcPr>
           <w:p>
+            <w:pPr>
+              <w:spacing w:after="0" w:line="240" w:lineRule="auto"/>
+            </w:pPr>
             <w:r>
+              <w:rPr>
+                <w:rFonts w:ascii="Times New Roman" w:hAnsi="Times New Roman" w:eastAsia="Times New Roman"/>
+                <w:b/>
+                <w:color w:val="181A1F"/>
+                <w:sz w:val="28"/>
+              </w:rPr>
               <w:t>СУБЪЕКТЫ ГОСУДАРСТВЕННОЙ ВЛАСТИ РФ</w:t>
             </w:r>
           </w:p>
@@ -637,8 +1071,24 @@
             <w:tcW w:type="dxa" w:w="5128"/>
           </w:tcPr>
           <w:p>
+            <w:pPr>
+              <w:spacing w:after="0" w:line="240" w:lineRule="auto"/>
+            </w:pPr>
             <w:r>
-              <w:t>А) амнистия и помилованиеБ) общие вопросы воспитания, образования, науки, культурыВ) защита исконной среды обитания и традиционного образа жизни малочисленных этнических общностей Г) судоустройство, прокуратураД) федеральная государственная служба</w:t>
+              <w:rPr>
+                <w:rFonts w:ascii="Times New Roman" w:hAnsi="Times New Roman" w:eastAsia="Times New Roman"/>
+                <w:color w:val="181A1F"/>
+                <w:sz w:val="28"/>
+              </w:rPr>
+              <w:t>А) амнистия и помилование</w:t>
+              <w:br/>
+              <w:t>Б) общие вопросы воспитания, образования, науки, культуры</w:t>
+              <w:br/>
+              <w:t xml:space="preserve">В) защита исконной среды обитания и традиционного образа жизни малочисленных этнических общностей </w:t>
+              <w:br/>
+              <w:t>Г) судоустройство, прокуратура</w:t>
+              <w:br/>
+              <w:t>Д) федеральная государственная служба</w:t>
             </w:r>
           </w:p>
         </w:tc>
@@ -647,18 +1097,35 @@
             <w:tcW w:type="dxa" w:w="5128"/>
           </w:tcPr>
           <w:p>
+            <w:pPr>
+              <w:spacing w:after="0" w:line="240" w:lineRule="auto"/>
+            </w:pPr>
             <w:r>
-              <w:t>1) совместно федеральный центр субъекты Российской Федерации2) только федеральный центр</w:t>
+              <w:rPr>
+                <w:rFonts w:ascii="Times New Roman" w:hAnsi="Times New Roman" w:eastAsia="Times New Roman"/>
+                <w:color w:val="181A1F"/>
+                <w:sz w:val="28"/>
+              </w:rPr>
+              <w:t>1) совместно федеральный центр субъекты Российской Федерации</w:t>
+              <w:br/>
+              <w:t>2) только федеральный центр</w:t>
             </w:r>
           </w:p>
         </w:tc>
       </w:tr>
     </w:tbl>
     <w:p>
+      <w:pPr>
+        <w:widowControl/>
+        <w:spacing w:line="240" w:lineRule="auto" w:after="0"/>
+      </w:pPr>
       <w:r>
         <w:rPr>
+          <w:rFonts w:ascii="Times New Roman" w:hAnsi="Times New Roman" w:eastAsia="Times New Roman"/>
           <w:b w:val="0"/>
           <w:i w:val="0"/>
+          <w:color w:val="181A1F"/>
+          <w:sz w:val="28"/>
         </w:rPr>
         <w:t>Запишите в таблицу выбранные цифры под соответствующими буквами:</w:t>
       </w:r>
@@ -667,6 +1134,7 @@
       <w:tblPr>
         <w:tblStyle w:val="TableGrid"/>
         <w:tblW w:type="auto" w:w="0"/>
+        <w:tblLayout w:type="autofit"/>
         <w:tblLook w:firstColumn="1" w:firstRow="1" w:lastColumn="0" w:lastRow="0" w:noHBand="0" w:noVBand="1" w:val="04A0"/>
       </w:tblPr>
       <w:tblGrid>
@@ -682,7 +1150,16 @@
             <w:tcW w:type="dxa" w:w="2051"/>
           </w:tcPr>
           <w:p>
+            <w:pPr>
+              <w:spacing w:after="0" w:line="240" w:lineRule="auto"/>
+            </w:pPr>
             <w:r>
+              <w:rPr>
+                <w:rFonts w:ascii="Times New Roman" w:hAnsi="Times New Roman" w:eastAsia="Times New Roman"/>
+                <w:b/>
+                <w:color w:val="181A1F"/>
+                <w:sz w:val="28"/>
+              </w:rPr>
               <w:t>A</w:t>
             </w:r>
           </w:p>
@@ -692,7 +1169,16 @@
             <w:tcW w:type="dxa" w:w="2051"/>
           </w:tcPr>
           <w:p>
+            <w:pPr>
+              <w:spacing w:after="0" w:line="240" w:lineRule="auto"/>
+            </w:pPr>
             <w:r>
+              <w:rPr>
+                <w:rFonts w:ascii="Times New Roman" w:hAnsi="Times New Roman" w:eastAsia="Times New Roman"/>
+                <w:b/>
+                <w:color w:val="181A1F"/>
+                <w:sz w:val="28"/>
+              </w:rPr>
               <w:t>Б</w:t>
             </w:r>
           </w:p>
@@ -702,7 +1188,16 @@
             <w:tcW w:type="dxa" w:w="2051"/>
           </w:tcPr>
           <w:p>
+            <w:pPr>
+              <w:spacing w:after="0" w:line="240" w:lineRule="auto"/>
+            </w:pPr>
             <w:r>
+              <w:rPr>
+                <w:rFonts w:ascii="Times New Roman" w:hAnsi="Times New Roman" w:eastAsia="Times New Roman"/>
+                <w:b/>
+                <w:color w:val="181A1F"/>
+                <w:sz w:val="28"/>
+              </w:rPr>
               <w:t>В</w:t>
             </w:r>
           </w:p>
@@ -712,7 +1207,16 @@
             <w:tcW w:type="dxa" w:w="2051"/>
           </w:tcPr>
           <w:p>
+            <w:pPr>
+              <w:spacing w:after="0" w:line="240" w:lineRule="auto"/>
+            </w:pPr>
             <w:r>
+              <w:rPr>
+                <w:rFonts w:ascii="Times New Roman" w:hAnsi="Times New Roman" w:eastAsia="Times New Roman"/>
+                <w:b/>
+                <w:color w:val="181A1F"/>
+                <w:sz w:val="28"/>
+              </w:rPr>
               <w:t>Г</w:t>
             </w:r>
           </w:p>
@@ -722,7 +1226,16 @@
             <w:tcW w:type="dxa" w:w="2051"/>
           </w:tcPr>
           <w:p>
+            <w:pPr>
+              <w:spacing w:after="0" w:line="240" w:lineRule="auto"/>
+            </w:pPr>
             <w:r>
+              <w:rPr>
+                <w:rFonts w:ascii="Times New Roman" w:hAnsi="Times New Roman" w:eastAsia="Times New Roman"/>
+                <w:b/>
+                <w:color w:val="181A1F"/>
+                <w:sz w:val="28"/>
+              </w:rPr>
               <w:t>Д</w:t>
             </w:r>
           </w:p>
@@ -734,7 +1247,16 @@
             <w:tcW w:type="dxa" w:w="2051"/>
           </w:tcPr>
           <w:p>
-            <w:r/>
+            <w:pPr>
+              <w:spacing w:after="0" w:line="240" w:lineRule="auto"/>
+            </w:pPr>
+            <w:r>
+              <w:rPr>
+                <w:rFonts w:ascii="Times New Roman" w:hAnsi="Times New Roman" w:eastAsia="Times New Roman"/>
+                <w:color w:val="181A1F"/>
+                <w:sz w:val="28"/>
+              </w:rPr>
+            </w:r>
           </w:p>
         </w:tc>
         <w:tc>
@@ -742,7 +1264,16 @@
             <w:tcW w:type="dxa" w:w="2051"/>
           </w:tcPr>
           <w:p>
-            <w:r/>
+            <w:pPr>
+              <w:spacing w:after="0" w:line="240" w:lineRule="auto"/>
+            </w:pPr>
+            <w:r>
+              <w:rPr>
+                <w:rFonts w:ascii="Times New Roman" w:hAnsi="Times New Roman" w:eastAsia="Times New Roman"/>
+                <w:color w:val="181A1F"/>
+                <w:sz w:val="28"/>
+              </w:rPr>
+            </w:r>
           </w:p>
         </w:tc>
         <w:tc>
@@ -750,7 +1281,16 @@
             <w:tcW w:type="dxa" w:w="2051"/>
           </w:tcPr>
           <w:p>
-            <w:r/>
+            <w:pPr>
+              <w:spacing w:after="0" w:line="240" w:lineRule="auto"/>
+            </w:pPr>
+            <w:r>
+              <w:rPr>
+                <w:rFonts w:ascii="Times New Roman" w:hAnsi="Times New Roman" w:eastAsia="Times New Roman"/>
+                <w:color w:val="181A1F"/>
+                <w:sz w:val="28"/>
+              </w:rPr>
+            </w:r>
           </w:p>
         </w:tc>
         <w:tc>
@@ -758,7 +1298,16 @@
             <w:tcW w:type="dxa" w:w="2051"/>
           </w:tcPr>
           <w:p>
-            <w:r/>
+            <w:pPr>
+              <w:spacing w:after="0" w:line="240" w:lineRule="auto"/>
+            </w:pPr>
+            <w:r>
+              <w:rPr>
+                <w:rFonts w:ascii="Times New Roman" w:hAnsi="Times New Roman" w:eastAsia="Times New Roman"/>
+                <w:color w:val="181A1F"/>
+                <w:sz w:val="28"/>
+              </w:rPr>
+            </w:r>
           </w:p>
         </w:tc>
         <w:tc>
@@ -766,30 +1315,48 @@
             <w:tcW w:type="dxa" w:w="2051"/>
           </w:tcPr>
           <w:p>
-            <w:r/>
+            <w:pPr>
+              <w:spacing w:after="0" w:line="240" w:lineRule="auto"/>
+            </w:pPr>
+            <w:r>
+              <w:rPr>
+                <w:rFonts w:ascii="Times New Roman" w:hAnsi="Times New Roman" w:eastAsia="Times New Roman"/>
+                <w:color w:val="181A1F"/>
+                <w:sz w:val="28"/>
+              </w:rPr>
+            </w:r>
           </w:p>
         </w:tc>
       </w:tr>
     </w:tbl>
     <w:p>
-      <w:r>
-        <w:t>Ответ: ______________________________</w:t>
-      </w:r>
-    </w:p>
-    <w:p>
+      <w:pPr>
+        <w:keepNext/>
+        <w:widowControl/>
+        <w:spacing w:line="240" w:lineRule="auto" w:after="0" w:before="120"/>
+      </w:pPr>
       <w:r>
         <w:rPr>
+          <w:rFonts w:ascii="Times New Roman" w:hAnsi="Times New Roman" w:eastAsia="Times New Roman"/>
           <w:b/>
-          <w:sz w:val="24"/>
+          <w:color w:val="181A1F"/>
+          <w:sz w:val="28"/>
         </w:rPr>
         <w:t>6.</w:t>
       </w:r>
     </w:p>
     <w:p>
+      <w:pPr>
+        <w:widowControl/>
+        <w:spacing w:line="240" w:lineRule="auto" w:after="0"/>
+      </w:pPr>
       <w:r>
         <w:rPr>
+          <w:rFonts w:ascii="Times New Roman" w:hAnsi="Times New Roman" w:eastAsia="Times New Roman"/>
           <w:b w:val="0"/>
           <w:i w:val="0"/>
+          <w:color w:val="181A1F"/>
+          <w:sz w:val="28"/>
         </w:rPr>
         <w:t>Установите соответствие между функциями и субъектами государственной власти Российской Федерации, которые их исполняют: к каждой позиции, данной в первом столбце, подберите соответствующую позицию из второго столбца</w:t>
       </w:r>
@@ -798,6 +1365,7 @@
       <w:tblPr>
         <w:tblStyle w:val="TableGrid"/>
         <w:tblW w:type="auto" w:w="0"/>
+        <w:tblLayout w:type="autofit"/>
         <w:tblLook w:firstColumn="1" w:firstRow="1" w:lastColumn="0" w:lastRow="0" w:noHBand="0" w:noVBand="1" w:val="04A0"/>
       </w:tblPr>
       <w:tblGrid>
@@ -810,7 +1378,16 @@
             <w:tcW w:type="dxa" w:w="5128"/>
           </w:tcPr>
           <w:p>
+            <w:pPr>
+              <w:spacing w:after="0" w:line="240" w:lineRule="auto"/>
+            </w:pPr>
             <w:r>
+              <w:rPr>
+                <w:rFonts w:ascii="Times New Roman" w:hAnsi="Times New Roman" w:eastAsia="Times New Roman"/>
+                <w:b/>
+                <w:color w:val="181A1F"/>
+                <w:sz w:val="28"/>
+              </w:rPr>
               <w:t>ФУНКЦИИ</w:t>
             </w:r>
           </w:p>
@@ -820,7 +1397,16 @@
             <w:tcW w:type="dxa" w:w="5128"/>
           </w:tcPr>
           <w:p>
+            <w:pPr>
+              <w:spacing w:after="0" w:line="240" w:lineRule="auto"/>
+            </w:pPr>
             <w:r>
+              <w:rPr>
+                <w:rFonts w:ascii="Times New Roman" w:hAnsi="Times New Roman" w:eastAsia="Times New Roman"/>
+                <w:b/>
+                <w:color w:val="181A1F"/>
+                <w:sz w:val="28"/>
+              </w:rPr>
               <w:t>СУБЪЕКТЫ ГОСУДАРСТВЕННОЙ ВЛАСТИ РФ</w:t>
             </w:r>
           </w:p>
@@ -832,8 +1418,24 @@
             <w:tcW w:type="dxa" w:w="5128"/>
           </w:tcPr>
           <w:p>
+            <w:pPr>
+              <w:spacing w:after="0" w:line="240" w:lineRule="auto"/>
+            </w:pPr>
             <w:r>
-              <w:t>А) назначение на должность Председателя Центрального банка РФБ) содействие развитию предпринимательства и частной инициативы В) объявление амнистииГ) решение вопросов предоставления политического убежищаД) обеспечение исполнения федерального бюджета</w:t>
+              <w:rPr>
+                <w:rFonts w:ascii="Times New Roman" w:hAnsi="Times New Roman" w:eastAsia="Times New Roman"/>
+                <w:color w:val="181A1F"/>
+                <w:sz w:val="28"/>
+              </w:rPr>
+              <w:t>А) назначение на должность Председателя Центрального банка РФ</w:t>
+              <w:br/>
+              <w:t xml:space="preserve">Б) содействие развитию предпринимательства и частной инициативы </w:t>
+              <w:br/>
+              <w:t>В) объявление амнистии</w:t>
+              <w:br/>
+              <w:t>Г) решение вопросов предоставления политического убежища</w:t>
+              <w:br/>
+              <w:t>Д) обеспечение исполнения федерального бюджета</w:t>
             </w:r>
           </w:p>
         </w:tc>
@@ -842,18 +1444,37 @@
             <w:tcW w:type="dxa" w:w="5128"/>
           </w:tcPr>
           <w:p>
+            <w:pPr>
+              <w:spacing w:after="0" w:line="240" w:lineRule="auto"/>
+            </w:pPr>
             <w:r>
-              <w:t>1) Президент РФ2) Государственная Дума3) Правительство РФ</w:t>
+              <w:rPr>
+                <w:rFonts w:ascii="Times New Roman" w:hAnsi="Times New Roman" w:eastAsia="Times New Roman"/>
+                <w:color w:val="181A1F"/>
+                <w:sz w:val="28"/>
+              </w:rPr>
+              <w:t>1) Президент РФ</w:t>
+              <w:br/>
+              <w:t>2) Государственная Дума</w:t>
+              <w:br/>
+              <w:t>3) Правительство РФ</w:t>
             </w:r>
           </w:p>
         </w:tc>
       </w:tr>
     </w:tbl>
     <w:p>
+      <w:pPr>
+        <w:widowControl/>
+        <w:spacing w:line="240" w:lineRule="auto" w:after="0"/>
+      </w:pPr>
       <w:r>
         <w:rPr>
+          <w:rFonts w:ascii="Times New Roman" w:hAnsi="Times New Roman" w:eastAsia="Times New Roman"/>
           <w:b w:val="0"/>
           <w:i w:val="0"/>
+          <w:color w:val="181A1F"/>
+          <w:sz w:val="28"/>
         </w:rPr>
         <w:t>Запишите в ответ цифры, расположив их в порядке, соответствующем буквам:</w:t>
       </w:r>
@@ -862,6 +1483,7 @@
       <w:tblPr>
         <w:tblStyle w:val="TableGrid"/>
         <w:tblW w:type="auto" w:w="0"/>
+        <w:tblLayout w:type="autofit"/>
         <w:tblLook w:firstColumn="1" w:firstRow="1" w:lastColumn="0" w:lastRow="0" w:noHBand="0" w:noVBand="1" w:val="04A0"/>
       </w:tblPr>
       <w:tblGrid>
@@ -877,7 +1499,16 @@
             <w:tcW w:type="dxa" w:w="2051"/>
           </w:tcPr>
           <w:p>
+            <w:pPr>
+              <w:spacing w:after="0" w:line="240" w:lineRule="auto"/>
+            </w:pPr>
             <w:r>
+              <w:rPr>
+                <w:rFonts w:ascii="Times New Roman" w:hAnsi="Times New Roman" w:eastAsia="Times New Roman"/>
+                <w:b/>
+                <w:color w:val="181A1F"/>
+                <w:sz w:val="28"/>
+              </w:rPr>
               <w:t>A</w:t>
             </w:r>
           </w:p>
@@ -887,7 +1518,16 @@
             <w:tcW w:type="dxa" w:w="2051"/>
           </w:tcPr>
           <w:p>
+            <w:pPr>
+              <w:spacing w:after="0" w:line="240" w:lineRule="auto"/>
+            </w:pPr>
             <w:r>
+              <w:rPr>
+                <w:rFonts w:ascii="Times New Roman" w:hAnsi="Times New Roman" w:eastAsia="Times New Roman"/>
+                <w:b/>
+                <w:color w:val="181A1F"/>
+                <w:sz w:val="28"/>
+              </w:rPr>
               <w:t>Б</w:t>
             </w:r>
           </w:p>
@@ -897,7 +1537,16 @@
             <w:tcW w:type="dxa" w:w="2051"/>
           </w:tcPr>
           <w:p>
+            <w:pPr>
+              <w:spacing w:after="0" w:line="240" w:lineRule="auto"/>
+            </w:pPr>
             <w:r>
+              <w:rPr>
+                <w:rFonts w:ascii="Times New Roman" w:hAnsi="Times New Roman" w:eastAsia="Times New Roman"/>
+                <w:b/>
+                <w:color w:val="181A1F"/>
+                <w:sz w:val="28"/>
+              </w:rPr>
               <w:t>В</w:t>
             </w:r>
           </w:p>
@@ -907,7 +1556,16 @@
             <w:tcW w:type="dxa" w:w="2051"/>
           </w:tcPr>
           <w:p>
+            <w:pPr>
+              <w:spacing w:after="0" w:line="240" w:lineRule="auto"/>
+            </w:pPr>
             <w:r>
+              <w:rPr>
+                <w:rFonts w:ascii="Times New Roman" w:hAnsi="Times New Roman" w:eastAsia="Times New Roman"/>
+                <w:b/>
+                <w:color w:val="181A1F"/>
+                <w:sz w:val="28"/>
+              </w:rPr>
               <w:t>Г</w:t>
             </w:r>
           </w:p>
@@ -917,7 +1575,16 @@
             <w:tcW w:type="dxa" w:w="2051"/>
           </w:tcPr>
           <w:p>
+            <w:pPr>
+              <w:spacing w:after="0" w:line="240" w:lineRule="auto"/>
+            </w:pPr>
             <w:r>
+              <w:rPr>
+                <w:rFonts w:ascii="Times New Roman" w:hAnsi="Times New Roman" w:eastAsia="Times New Roman"/>
+                <w:b/>
+                <w:color w:val="181A1F"/>
+                <w:sz w:val="28"/>
+              </w:rPr>
               <w:t>Д</w:t>
             </w:r>
           </w:p>
@@ -929,7 +1596,16 @@
             <w:tcW w:type="dxa" w:w="2051"/>
           </w:tcPr>
           <w:p>
-            <w:r/>
+            <w:pPr>
+              <w:spacing w:after="0" w:line="240" w:lineRule="auto"/>
+            </w:pPr>
+            <w:r>
+              <w:rPr>
+                <w:rFonts w:ascii="Times New Roman" w:hAnsi="Times New Roman" w:eastAsia="Times New Roman"/>
+                <w:color w:val="181A1F"/>
+                <w:sz w:val="28"/>
+              </w:rPr>
+            </w:r>
           </w:p>
         </w:tc>
         <w:tc>
@@ -937,7 +1613,16 @@
             <w:tcW w:type="dxa" w:w="2051"/>
           </w:tcPr>
           <w:p>
-            <w:r/>
+            <w:pPr>
+              <w:spacing w:after="0" w:line="240" w:lineRule="auto"/>
+            </w:pPr>
+            <w:r>
+              <w:rPr>
+                <w:rFonts w:ascii="Times New Roman" w:hAnsi="Times New Roman" w:eastAsia="Times New Roman"/>
+                <w:color w:val="181A1F"/>
+                <w:sz w:val="28"/>
+              </w:rPr>
+            </w:r>
           </w:p>
         </w:tc>
         <w:tc>
@@ -945,7 +1630,16 @@
             <w:tcW w:type="dxa" w:w="2051"/>
           </w:tcPr>
           <w:p>
-            <w:r/>
+            <w:pPr>
+              <w:spacing w:after="0" w:line="240" w:lineRule="auto"/>
+            </w:pPr>
+            <w:r>
+              <w:rPr>
+                <w:rFonts w:ascii="Times New Roman" w:hAnsi="Times New Roman" w:eastAsia="Times New Roman"/>
+                <w:color w:val="181A1F"/>
+                <w:sz w:val="28"/>
+              </w:rPr>
+            </w:r>
           </w:p>
         </w:tc>
         <w:tc>
@@ -953,7 +1647,16 @@
             <w:tcW w:type="dxa" w:w="2051"/>
           </w:tcPr>
           <w:p>
-            <w:r/>
+            <w:pPr>
+              <w:spacing w:after="0" w:line="240" w:lineRule="auto"/>
+            </w:pPr>
+            <w:r>
+              <w:rPr>
+                <w:rFonts w:ascii="Times New Roman" w:hAnsi="Times New Roman" w:eastAsia="Times New Roman"/>
+                <w:color w:val="181A1F"/>
+                <w:sz w:val="28"/>
+              </w:rPr>
+            </w:r>
           </w:p>
         </w:tc>
         <w:tc>
@@ -961,30 +1664,48 @@
             <w:tcW w:type="dxa" w:w="2051"/>
           </w:tcPr>
           <w:p>
-            <w:r/>
+            <w:pPr>
+              <w:spacing w:after="0" w:line="240" w:lineRule="auto"/>
+            </w:pPr>
+            <w:r>
+              <w:rPr>
+                <w:rFonts w:ascii="Times New Roman" w:hAnsi="Times New Roman" w:eastAsia="Times New Roman"/>
+                <w:color w:val="181A1F"/>
+                <w:sz w:val="28"/>
+              </w:rPr>
+            </w:r>
           </w:p>
         </w:tc>
       </w:tr>
     </w:tbl>
     <w:p>
-      <w:r>
-        <w:t>Ответ: ______________________________</w:t>
-      </w:r>
-    </w:p>
-    <w:p>
+      <w:pPr>
+        <w:keepNext/>
+        <w:widowControl/>
+        <w:spacing w:line="240" w:lineRule="auto" w:after="0" w:before="120"/>
+      </w:pPr>
       <w:r>
         <w:rPr>
+          <w:rFonts w:ascii="Times New Roman" w:hAnsi="Times New Roman" w:eastAsia="Times New Roman"/>
           <w:b/>
-          <w:sz w:val="24"/>
+          <w:color w:val="181A1F"/>
+          <w:sz w:val="28"/>
         </w:rPr>
         <w:t>7.</w:t>
       </w:r>
     </w:p>
     <w:p>
+      <w:pPr>
+        <w:widowControl/>
+        <w:spacing w:line="240" w:lineRule="auto" w:after="0"/>
+      </w:pPr>
       <w:r>
         <w:rPr>
+          <w:rFonts w:ascii="Times New Roman" w:hAnsi="Times New Roman" w:eastAsia="Times New Roman"/>
           <w:b w:val="0"/>
           <w:i w:val="0"/>
+          <w:color w:val="181A1F"/>
+          <w:sz w:val="28"/>
         </w:rPr>
         <w:t>Установите соответствие между функциями и субъектами государственной власти Российской Федерации, которые их исполняют: к каждой позиции, данной в первом столбце, подберите соответствующую позицию из второго столбца.</w:t>
       </w:r>
@@ -993,6 +1714,7 @@
       <w:tblPr>
         <w:tblStyle w:val="TableGrid"/>
         <w:tblW w:type="auto" w:w="0"/>
+        <w:tblLayout w:type="autofit"/>
         <w:tblLook w:firstColumn="1" w:firstRow="1" w:lastColumn="0" w:lastRow="0" w:noHBand="0" w:noVBand="1" w:val="04A0"/>
       </w:tblPr>
       <w:tblGrid>
@@ -1005,7 +1727,16 @@
             <w:tcW w:type="dxa" w:w="5128"/>
           </w:tcPr>
           <w:p>
+            <w:pPr>
+              <w:spacing w:after="0" w:line="240" w:lineRule="auto"/>
+            </w:pPr>
             <w:r>
+              <w:rPr>
+                <w:rFonts w:ascii="Times New Roman" w:hAnsi="Times New Roman" w:eastAsia="Times New Roman"/>
+                <w:b/>
+                <w:color w:val="181A1F"/>
+                <w:sz w:val="28"/>
+              </w:rPr>
               <w:t>ФУНКЦИИ</w:t>
             </w:r>
           </w:p>
@@ -1015,7 +1746,16 @@
             <w:tcW w:type="dxa" w:w="5128"/>
           </w:tcPr>
           <w:p>
+            <w:pPr>
+              <w:spacing w:after="0" w:line="240" w:lineRule="auto"/>
+            </w:pPr>
             <w:r>
+              <w:rPr>
+                <w:rFonts w:ascii="Times New Roman" w:hAnsi="Times New Roman" w:eastAsia="Times New Roman"/>
+                <w:b/>
+                <w:color w:val="181A1F"/>
+                <w:sz w:val="28"/>
+              </w:rPr>
               <w:t>СУБЪЕКТЫ ГОСУДАРСТВЕННОЙ ВЛАСТИ РФ</w:t>
             </w:r>
           </w:p>
@@ -1027,8 +1767,24 @@
             <w:tcW w:type="dxa" w:w="5128"/>
           </w:tcPr>
           <w:p>
+            <w:pPr>
+              <w:spacing w:after="0" w:line="240" w:lineRule="auto"/>
+            </w:pPr>
             <w:r>
-              <w:t>А) решение вопросов предоставления политического убежищаБ) осуществление помилованияВ) рассмотрение дел о соответствии нормативных актов закону, имеющему высшую юридическую силу Г) разрешение споров о компетенции между федеральными органами государственной властиД) утверждение изменения границ между субъектами РФ</w:t>
+              <w:rPr>
+                <w:rFonts w:ascii="Times New Roman" w:hAnsi="Times New Roman" w:eastAsia="Times New Roman"/>
+                <w:color w:val="181A1F"/>
+                <w:sz w:val="28"/>
+              </w:rPr>
+              <w:t>А) решение вопросов предоставления политического убежища</w:t>
+              <w:br/>
+              <w:t>Б) осуществление помилования</w:t>
+              <w:br/>
+              <w:t xml:space="preserve">В) рассмотрение дел о соответствии нормативных актов закону, имеющему высшую юридическую силу </w:t>
+              <w:br/>
+              <w:t>Г) разрешение споров о компетенции между федеральными органами государственной власти</w:t>
+              <w:br/>
+              <w:t>Д) утверждение изменения границ между субъектами РФ</w:t>
             </w:r>
           </w:p>
         </w:tc>
@@ -1037,18 +1793,37 @@
             <w:tcW w:type="dxa" w:w="5128"/>
           </w:tcPr>
           <w:p>
+            <w:pPr>
+              <w:spacing w:after="0" w:line="240" w:lineRule="auto"/>
+            </w:pPr>
             <w:r>
-              <w:t>1) Президент РФ2) Конституционный Суд РФ3) Совет Федерации</w:t>
+              <w:rPr>
+                <w:rFonts w:ascii="Times New Roman" w:hAnsi="Times New Roman" w:eastAsia="Times New Roman"/>
+                <w:color w:val="181A1F"/>
+                <w:sz w:val="28"/>
+              </w:rPr>
+              <w:t>1) Президент РФ</w:t>
+              <w:br/>
+              <w:t>2) Конституционный Суд РФ</w:t>
+              <w:br/>
+              <w:t>3) Совет Федерации</w:t>
             </w:r>
           </w:p>
         </w:tc>
       </w:tr>
     </w:tbl>
     <w:p>
+      <w:pPr>
+        <w:widowControl/>
+        <w:spacing w:line="240" w:lineRule="auto" w:after="0"/>
+      </w:pPr>
       <w:r>
         <w:rPr>
+          <w:rFonts w:ascii="Times New Roman" w:hAnsi="Times New Roman" w:eastAsia="Times New Roman"/>
           <w:b w:val="0"/>
           <w:i w:val="0"/>
+          <w:color w:val="181A1F"/>
+          <w:sz w:val="28"/>
         </w:rPr>
         <w:t>Запишите в таблицу выбранные цифры под соответствующими буквами:</w:t>
       </w:r>
@@ -1057,6 +1832,7 @@
       <w:tblPr>
         <w:tblStyle w:val="TableGrid"/>
         <w:tblW w:type="auto" w:w="0"/>
+        <w:tblLayout w:type="autofit"/>
         <w:tblLook w:firstColumn="1" w:firstRow="1" w:lastColumn="0" w:lastRow="0" w:noHBand="0" w:noVBand="1" w:val="04A0"/>
       </w:tblPr>
       <w:tblGrid>
@@ -1072,7 +1848,16 @@
             <w:tcW w:type="dxa" w:w="2051"/>
           </w:tcPr>
           <w:p>
+            <w:pPr>
+              <w:spacing w:after="0" w:line="240" w:lineRule="auto"/>
+            </w:pPr>
             <w:r>
+              <w:rPr>
+                <w:rFonts w:ascii="Times New Roman" w:hAnsi="Times New Roman" w:eastAsia="Times New Roman"/>
+                <w:b/>
+                <w:color w:val="181A1F"/>
+                <w:sz w:val="28"/>
+              </w:rPr>
               <w:t>A</w:t>
             </w:r>
           </w:p>
@@ -1082,7 +1867,16 @@
             <w:tcW w:type="dxa" w:w="2051"/>
           </w:tcPr>
           <w:p>
+            <w:pPr>
+              <w:spacing w:after="0" w:line="240" w:lineRule="auto"/>
+            </w:pPr>
             <w:r>
+              <w:rPr>
+                <w:rFonts w:ascii="Times New Roman" w:hAnsi="Times New Roman" w:eastAsia="Times New Roman"/>
+                <w:b/>
+                <w:color w:val="181A1F"/>
+                <w:sz w:val="28"/>
+              </w:rPr>
               <w:t>Б</w:t>
             </w:r>
           </w:p>
@@ -1092,7 +1886,16 @@
             <w:tcW w:type="dxa" w:w="2051"/>
           </w:tcPr>
           <w:p>
+            <w:pPr>
+              <w:spacing w:after="0" w:line="240" w:lineRule="auto"/>
+            </w:pPr>
             <w:r>
+              <w:rPr>
+                <w:rFonts w:ascii="Times New Roman" w:hAnsi="Times New Roman" w:eastAsia="Times New Roman"/>
+                <w:b/>
+                <w:color w:val="181A1F"/>
+                <w:sz w:val="28"/>
+              </w:rPr>
               <w:t>В</w:t>
             </w:r>
           </w:p>
@@ -1102,7 +1905,16 @@
             <w:tcW w:type="dxa" w:w="2051"/>
           </w:tcPr>
           <w:p>
+            <w:pPr>
+              <w:spacing w:after="0" w:line="240" w:lineRule="auto"/>
+            </w:pPr>
             <w:r>
+              <w:rPr>
+                <w:rFonts w:ascii="Times New Roman" w:hAnsi="Times New Roman" w:eastAsia="Times New Roman"/>
+                <w:b/>
+                <w:color w:val="181A1F"/>
+                <w:sz w:val="28"/>
+              </w:rPr>
               <w:t>Г</w:t>
             </w:r>
           </w:p>
@@ -1112,7 +1924,16 @@
             <w:tcW w:type="dxa" w:w="2051"/>
           </w:tcPr>
           <w:p>
+            <w:pPr>
+              <w:spacing w:after="0" w:line="240" w:lineRule="auto"/>
+            </w:pPr>
             <w:r>
+              <w:rPr>
+                <w:rFonts w:ascii="Times New Roman" w:hAnsi="Times New Roman" w:eastAsia="Times New Roman"/>
+                <w:b/>
+                <w:color w:val="181A1F"/>
+                <w:sz w:val="28"/>
+              </w:rPr>
               <w:t>Д</w:t>
             </w:r>
           </w:p>
@@ -1124,7 +1945,16 @@
             <w:tcW w:type="dxa" w:w="2051"/>
           </w:tcPr>
           <w:p>
-            <w:r/>
+            <w:pPr>
+              <w:spacing w:after="0" w:line="240" w:lineRule="auto"/>
+            </w:pPr>
+            <w:r>
+              <w:rPr>
+                <w:rFonts w:ascii="Times New Roman" w:hAnsi="Times New Roman" w:eastAsia="Times New Roman"/>
+                <w:color w:val="181A1F"/>
+                <w:sz w:val="28"/>
+              </w:rPr>
+            </w:r>
           </w:p>
         </w:tc>
         <w:tc>
@@ -1132,7 +1962,16 @@
             <w:tcW w:type="dxa" w:w="2051"/>
           </w:tcPr>
           <w:p>
-            <w:r/>
+            <w:pPr>
+              <w:spacing w:after="0" w:line="240" w:lineRule="auto"/>
+            </w:pPr>
+            <w:r>
+              <w:rPr>
+                <w:rFonts w:ascii="Times New Roman" w:hAnsi="Times New Roman" w:eastAsia="Times New Roman"/>
+                <w:color w:val="181A1F"/>
+                <w:sz w:val="28"/>
+              </w:rPr>
+            </w:r>
           </w:p>
         </w:tc>
         <w:tc>
@@ -1140,7 +1979,16 @@
             <w:tcW w:type="dxa" w:w="2051"/>
           </w:tcPr>
           <w:p>
-            <w:r/>
+            <w:pPr>
+              <w:spacing w:after="0" w:line="240" w:lineRule="auto"/>
+            </w:pPr>
+            <w:r>
+              <w:rPr>
+                <w:rFonts w:ascii="Times New Roman" w:hAnsi="Times New Roman" w:eastAsia="Times New Roman"/>
+                <w:color w:val="181A1F"/>
+                <w:sz w:val="28"/>
+              </w:rPr>
+            </w:r>
           </w:p>
         </w:tc>
         <w:tc>
@@ -1148,7 +1996,16 @@
             <w:tcW w:type="dxa" w:w="2051"/>
           </w:tcPr>
           <w:p>
-            <w:r/>
+            <w:pPr>
+              <w:spacing w:after="0" w:line="240" w:lineRule="auto"/>
+            </w:pPr>
+            <w:r>
+              <w:rPr>
+                <w:rFonts w:ascii="Times New Roman" w:hAnsi="Times New Roman" w:eastAsia="Times New Roman"/>
+                <w:color w:val="181A1F"/>
+                <w:sz w:val="28"/>
+              </w:rPr>
+            </w:r>
           </w:p>
         </w:tc>
         <w:tc>
@@ -1156,30 +2013,48 @@
             <w:tcW w:type="dxa" w:w="2051"/>
           </w:tcPr>
           <w:p>
-            <w:r/>
+            <w:pPr>
+              <w:spacing w:after="0" w:line="240" w:lineRule="auto"/>
+            </w:pPr>
+            <w:r>
+              <w:rPr>
+                <w:rFonts w:ascii="Times New Roman" w:hAnsi="Times New Roman" w:eastAsia="Times New Roman"/>
+                <w:color w:val="181A1F"/>
+                <w:sz w:val="28"/>
+              </w:rPr>
+            </w:r>
           </w:p>
         </w:tc>
       </w:tr>
     </w:tbl>
     <w:p>
-      <w:r>
-        <w:t>Ответ: ______________________________</w:t>
-      </w:r>
-    </w:p>
-    <w:p>
+      <w:pPr>
+        <w:keepNext/>
+        <w:widowControl/>
+        <w:spacing w:line="240" w:lineRule="auto" w:after="0" w:before="120"/>
+      </w:pPr>
       <w:r>
         <w:rPr>
+          <w:rFonts w:ascii="Times New Roman" w:hAnsi="Times New Roman" w:eastAsia="Times New Roman"/>
           <w:b/>
-          <w:sz w:val="24"/>
+          <w:color w:val="181A1F"/>
+          <w:sz w:val="28"/>
         </w:rPr>
         <w:t>8.</w:t>
       </w:r>
     </w:p>
     <w:p>
+      <w:pPr>
+        <w:widowControl/>
+        <w:spacing w:line="240" w:lineRule="auto" w:after="0"/>
+      </w:pPr>
       <w:r>
         <w:rPr>
+          <w:rFonts w:ascii="Times New Roman" w:hAnsi="Times New Roman" w:eastAsia="Times New Roman"/>
           <w:b w:val="0"/>
           <w:i w:val="0"/>
+          <w:color w:val="181A1F"/>
+          <w:sz w:val="28"/>
         </w:rPr>
         <w:t>Установите соответствие между вопросами и субъектами власти Российской Федерации, к ведению которых они относятся: к каждой позиции, данной в первом столбце, подберите соответствующую позицию из второго столбца.</w:t>
       </w:r>
@@ -1188,6 +2063,7 @@
       <w:tblPr>
         <w:tblStyle w:val="TableGrid"/>
         <w:tblW w:type="auto" w:w="0"/>
+        <w:tblLayout w:type="autofit"/>
         <w:tblLook w:firstColumn="1" w:firstRow="1" w:lastColumn="0" w:lastRow="0" w:noHBand="0" w:noVBand="1" w:val="04A0"/>
       </w:tblPr>
       <w:tblGrid>
@@ -1200,7 +2076,16 @@
             <w:tcW w:type="dxa" w:w="5128"/>
           </w:tcPr>
           <w:p>
+            <w:pPr>
+              <w:spacing w:after="0" w:line="240" w:lineRule="auto"/>
+            </w:pPr>
             <w:r>
+              <w:rPr>
+                <w:rFonts w:ascii="Times New Roman" w:hAnsi="Times New Roman" w:eastAsia="Times New Roman"/>
+                <w:b/>
+                <w:color w:val="181A1F"/>
+                <w:sz w:val="28"/>
+              </w:rPr>
               <w:t>ВОПРОСЫ</w:t>
             </w:r>
           </w:p>
@@ -1210,7 +2095,16 @@
             <w:tcW w:type="dxa" w:w="5128"/>
           </w:tcPr>
           <w:p>
+            <w:pPr>
+              <w:spacing w:after="0" w:line="240" w:lineRule="auto"/>
+            </w:pPr>
             <w:r>
+              <w:rPr>
+                <w:rFonts w:ascii="Times New Roman" w:hAnsi="Times New Roman" w:eastAsia="Times New Roman"/>
+                <w:b/>
+                <w:color w:val="181A1F"/>
+                <w:sz w:val="28"/>
+              </w:rPr>
               <w:t>СУБЪЕКТЫ ВЛАСТИ РФ</w:t>
             </w:r>
           </w:p>
@@ -1222,8 +2116,22 @@
             <w:tcW w:type="dxa" w:w="5128"/>
           </w:tcPr>
           <w:p>
+            <w:pPr>
+              <w:spacing w:after="0" w:line="240" w:lineRule="auto"/>
+            </w:pPr>
             <w:r>
-              <w:t>A) судоустройство, прокуратураБ) установление общих принципов налогообложения и сборов в Российской ФедерацииB) адвокатура, нотариатГ) государственные награды и почётные звания Российской ФедерацииД) защита семьи, материнства, отцовства и детства</w:t>
+              <w:rPr>
+                <w:rFonts w:ascii="Times New Roman" w:hAnsi="Times New Roman" w:eastAsia="Times New Roman"/>
+                <w:color w:val="181A1F"/>
+                <w:sz w:val="28"/>
+              </w:rPr>
+              <w:t>A) судоустройство, прокуратура</w:t>
+              <w:br/>
+              <w:t>Б) установление общих принципов налогообложения и сборов в Российской ФедерацииB) адвокатура, нотариат</w:t>
+              <w:br/>
+              <w:t>Г) государственные награды и почётные звания Российской Федерации</w:t>
+              <w:br/>
+              <w:t>Д) защита семьи, материнства, отцовства и детства</w:t>
             </w:r>
           </w:p>
         </w:tc>
@@ -1232,18 +2140,35 @@
             <w:tcW w:type="dxa" w:w="5128"/>
           </w:tcPr>
           <w:p>
+            <w:pPr>
+              <w:spacing w:after="0" w:line="240" w:lineRule="auto"/>
+            </w:pPr>
             <w:r>
-              <w:t>1) только федеральный центр2) федеральный центр и субъекты Российской Федерации</w:t>
+              <w:rPr>
+                <w:rFonts w:ascii="Times New Roman" w:hAnsi="Times New Roman" w:eastAsia="Times New Roman"/>
+                <w:color w:val="181A1F"/>
+                <w:sz w:val="28"/>
+              </w:rPr>
+              <w:t>1) только федеральный центр</w:t>
+              <w:br/>
+              <w:t>2) федеральный центр и субъекты Российской Федерации</w:t>
             </w:r>
           </w:p>
         </w:tc>
       </w:tr>
     </w:tbl>
     <w:p>
+      <w:pPr>
+        <w:widowControl/>
+        <w:spacing w:line="240" w:lineRule="auto" w:after="0"/>
+      </w:pPr>
       <w:r>
         <w:rPr>
+          <w:rFonts w:ascii="Times New Roman" w:hAnsi="Times New Roman" w:eastAsia="Times New Roman"/>
           <w:b w:val="0"/>
           <w:i w:val="0"/>
+          <w:color w:val="181A1F"/>
+          <w:sz w:val="28"/>
         </w:rPr>
         <w:t>Запишите в строку выбранные цифры под соответствующими буквами:</w:t>
       </w:r>
@@ -1252,6 +2177,7 @@
       <w:tblPr>
         <w:tblStyle w:val="TableGrid"/>
         <w:tblW w:type="auto" w:w="0"/>
+        <w:tblLayout w:type="autofit"/>
         <w:tblLook w:firstColumn="1" w:firstRow="1" w:lastColumn="0" w:lastRow="0" w:noHBand="0" w:noVBand="1" w:val="04A0"/>
       </w:tblPr>
       <w:tblGrid>
@@ -1267,7 +2193,16 @@
             <w:tcW w:type="dxa" w:w="2051"/>
           </w:tcPr>
           <w:p>
+            <w:pPr>
+              <w:spacing w:after="0" w:line="240" w:lineRule="auto"/>
+            </w:pPr>
             <w:r>
+              <w:rPr>
+                <w:rFonts w:ascii="Times New Roman" w:hAnsi="Times New Roman" w:eastAsia="Times New Roman"/>
+                <w:b/>
+                <w:color w:val="181A1F"/>
+                <w:sz w:val="28"/>
+              </w:rPr>
               <w:t>A</w:t>
             </w:r>
           </w:p>
@@ -1277,7 +2212,16 @@
             <w:tcW w:type="dxa" w:w="2051"/>
           </w:tcPr>
           <w:p>
+            <w:pPr>
+              <w:spacing w:after="0" w:line="240" w:lineRule="auto"/>
+            </w:pPr>
             <w:r>
+              <w:rPr>
+                <w:rFonts w:ascii="Times New Roman" w:hAnsi="Times New Roman" w:eastAsia="Times New Roman"/>
+                <w:b/>
+                <w:color w:val="181A1F"/>
+                <w:sz w:val="28"/>
+              </w:rPr>
               <w:t>Б</w:t>
             </w:r>
           </w:p>
@@ -1287,7 +2231,16 @@
             <w:tcW w:type="dxa" w:w="2051"/>
           </w:tcPr>
           <w:p>
+            <w:pPr>
+              <w:spacing w:after="0" w:line="240" w:lineRule="auto"/>
+            </w:pPr>
             <w:r>
+              <w:rPr>
+                <w:rFonts w:ascii="Times New Roman" w:hAnsi="Times New Roman" w:eastAsia="Times New Roman"/>
+                <w:b/>
+                <w:color w:val="181A1F"/>
+                <w:sz w:val="28"/>
+              </w:rPr>
               <w:t>В</w:t>
             </w:r>
           </w:p>
@@ -1297,7 +2250,16 @@
             <w:tcW w:type="dxa" w:w="2051"/>
           </w:tcPr>
           <w:p>
+            <w:pPr>
+              <w:spacing w:after="0" w:line="240" w:lineRule="auto"/>
+            </w:pPr>
             <w:r>
+              <w:rPr>
+                <w:rFonts w:ascii="Times New Roman" w:hAnsi="Times New Roman" w:eastAsia="Times New Roman"/>
+                <w:b/>
+                <w:color w:val="181A1F"/>
+                <w:sz w:val="28"/>
+              </w:rPr>
               <w:t>Г</w:t>
             </w:r>
           </w:p>
@@ -1307,7 +2269,16 @@
             <w:tcW w:type="dxa" w:w="2051"/>
           </w:tcPr>
           <w:p>
+            <w:pPr>
+              <w:spacing w:after="0" w:line="240" w:lineRule="auto"/>
+            </w:pPr>
             <w:r>
+              <w:rPr>
+                <w:rFonts w:ascii="Times New Roman" w:hAnsi="Times New Roman" w:eastAsia="Times New Roman"/>
+                <w:b/>
+                <w:color w:val="181A1F"/>
+                <w:sz w:val="28"/>
+              </w:rPr>
               <w:t>Д</w:t>
             </w:r>
           </w:p>
@@ -1319,7 +2290,16 @@
             <w:tcW w:type="dxa" w:w="2051"/>
           </w:tcPr>
           <w:p>
-            <w:r/>
+            <w:pPr>
+              <w:spacing w:after="0" w:line="240" w:lineRule="auto"/>
+            </w:pPr>
+            <w:r>
+              <w:rPr>
+                <w:rFonts w:ascii="Times New Roman" w:hAnsi="Times New Roman" w:eastAsia="Times New Roman"/>
+                <w:color w:val="181A1F"/>
+                <w:sz w:val="28"/>
+              </w:rPr>
+            </w:r>
           </w:p>
         </w:tc>
         <w:tc>
@@ -1327,7 +2307,16 @@
             <w:tcW w:type="dxa" w:w="2051"/>
           </w:tcPr>
           <w:p>
-            <w:r/>
+            <w:pPr>
+              <w:spacing w:after="0" w:line="240" w:lineRule="auto"/>
+            </w:pPr>
+            <w:r>
+              <w:rPr>
+                <w:rFonts w:ascii="Times New Roman" w:hAnsi="Times New Roman" w:eastAsia="Times New Roman"/>
+                <w:color w:val="181A1F"/>
+                <w:sz w:val="28"/>
+              </w:rPr>
+            </w:r>
           </w:p>
         </w:tc>
         <w:tc>
@@ -1335,7 +2324,16 @@
             <w:tcW w:type="dxa" w:w="2051"/>
           </w:tcPr>
           <w:p>
-            <w:r/>
+            <w:pPr>
+              <w:spacing w:after="0" w:line="240" w:lineRule="auto"/>
+            </w:pPr>
+            <w:r>
+              <w:rPr>
+                <w:rFonts w:ascii="Times New Roman" w:hAnsi="Times New Roman" w:eastAsia="Times New Roman"/>
+                <w:color w:val="181A1F"/>
+                <w:sz w:val="28"/>
+              </w:rPr>
+            </w:r>
           </w:p>
         </w:tc>
         <w:tc>
@@ -1343,7 +2341,16 @@
             <w:tcW w:type="dxa" w:w="2051"/>
           </w:tcPr>
           <w:p>
-            <w:r/>
+            <w:pPr>
+              <w:spacing w:after="0" w:line="240" w:lineRule="auto"/>
+            </w:pPr>
+            <w:r>
+              <w:rPr>
+                <w:rFonts w:ascii="Times New Roman" w:hAnsi="Times New Roman" w:eastAsia="Times New Roman"/>
+                <w:color w:val="181A1F"/>
+                <w:sz w:val="28"/>
+              </w:rPr>
+            </w:r>
           </w:p>
         </w:tc>
         <w:tc>
@@ -1351,98 +2358,160 @@
             <w:tcW w:type="dxa" w:w="2051"/>
           </w:tcPr>
           <w:p>
-            <w:r/>
+            <w:pPr>
+              <w:spacing w:after="0" w:line="240" w:lineRule="auto"/>
+            </w:pPr>
+            <w:r>
+              <w:rPr>
+                <w:rFonts w:ascii="Times New Roman" w:hAnsi="Times New Roman" w:eastAsia="Times New Roman"/>
+                <w:color w:val="181A1F"/>
+                <w:sz w:val="28"/>
+              </w:rPr>
+            </w:r>
           </w:p>
         </w:tc>
       </w:tr>
     </w:tbl>
     <w:p>
-      <w:r>
-        <w:t>Ответ: ______________________________</w:t>
-      </w:r>
-    </w:p>
-    <w:p>
+      <w:pPr>
+        <w:keepNext/>
+        <w:widowControl/>
+        <w:spacing w:line="240" w:lineRule="auto" w:after="0" w:before="120"/>
+      </w:pPr>
       <w:r>
         <w:rPr>
+          <w:rFonts w:ascii="Times New Roman" w:hAnsi="Times New Roman" w:eastAsia="Times New Roman"/>
           <w:b/>
-          <w:sz w:val="24"/>
+          <w:color w:val="181A1F"/>
+          <w:sz w:val="28"/>
         </w:rPr>
         <w:t>9.</w:t>
       </w:r>
     </w:p>
     <w:p>
+      <w:pPr>
+        <w:widowControl/>
+        <w:spacing w:line="240" w:lineRule="auto" w:after="0"/>
+      </w:pPr>
       <w:r>
         <w:rPr>
+          <w:rFonts w:ascii="Times New Roman" w:hAnsi="Times New Roman" w:eastAsia="Times New Roman"/>
           <w:b w:val="0"/>
           <w:i w:val="0"/>
+          <w:color w:val="181A1F"/>
+          <w:sz w:val="28"/>
         </w:rPr>
         <w:t xml:space="preserve">Выберите в приведённом списке положения, характеризующие основы конституционного строя Российской Федерации. Запишите цифры, под которыми они указаны. </w:t>
       </w:r>
     </w:p>
     <w:p>
+      <w:pPr>
+        <w:widowControl/>
+        <w:spacing w:line="240" w:lineRule="auto" w:after="0"/>
+      </w:pPr>
       <w:r>
         <w:rPr>
+          <w:rFonts w:ascii="Times New Roman" w:hAnsi="Times New Roman" w:eastAsia="Times New Roman"/>
           <w:b w:val="0"/>
           <w:i w:val="0"/>
+          <w:color w:val="181A1F"/>
+          <w:sz w:val="28"/>
         </w:rPr>
         <w:t xml:space="preserve">1) Земля и другие природные ресурсы используются и охраняются в Российской Федерации как основа жизни и деятельности народов, проживающих на соответствующей территории. </w:t>
       </w:r>
     </w:p>
     <w:p>
+      <w:pPr>
+        <w:widowControl/>
+        <w:spacing w:line="240" w:lineRule="auto" w:after="0"/>
+      </w:pPr>
       <w:r>
         <w:rPr>
+          <w:rFonts w:ascii="Times New Roman" w:hAnsi="Times New Roman" w:eastAsia="Times New Roman"/>
           <w:b w:val="0"/>
           <w:i w:val="0"/>
+          <w:color w:val="181A1F"/>
+          <w:sz w:val="28"/>
         </w:rPr>
         <w:t xml:space="preserve">2) Человек, его права и свободы являются высшей ценностью. </w:t>
       </w:r>
     </w:p>
     <w:p>
+      <w:pPr>
+        <w:widowControl/>
+        <w:spacing w:line="240" w:lineRule="auto" w:after="0"/>
+      </w:pPr>
       <w:r>
         <w:rPr>
+          <w:rFonts w:ascii="Times New Roman" w:hAnsi="Times New Roman" w:eastAsia="Times New Roman"/>
           <w:b w:val="0"/>
           <w:i w:val="0"/>
+          <w:color w:val="181A1F"/>
+          <w:sz w:val="28"/>
         </w:rPr>
         <w:t xml:space="preserve">3) Если лицо, нарушившее право, получило вследствие этого доходы, лицо, право которого нарушено, вправе требовать возмещения наряду с другими убытками также упущенной выгоды в размере не меньшем, чем такие доходы. </w:t>
       </w:r>
     </w:p>
     <w:p>
+      <w:pPr>
+        <w:widowControl/>
+        <w:spacing w:line="240" w:lineRule="auto" w:after="0"/>
+      </w:pPr>
       <w:r>
         <w:rPr>
+          <w:rFonts w:ascii="Times New Roman" w:hAnsi="Times New Roman" w:eastAsia="Times New Roman"/>
           <w:b w:val="0"/>
           <w:i w:val="0"/>
+          <w:color w:val="181A1F"/>
+          <w:sz w:val="28"/>
         </w:rPr>
         <w:t xml:space="preserve">4) При совершении лицом двух и более административных правонарушений административное наказание назначается за каждое совершённое административное правонарушение. </w:t>
       </w:r>
     </w:p>
     <w:p>
+      <w:pPr>
+        <w:widowControl/>
+        <w:spacing w:line="240" w:lineRule="auto" w:after="0"/>
+      </w:pPr>
       <w:r>
         <w:rPr>
+          <w:rFonts w:ascii="Times New Roman" w:hAnsi="Times New Roman" w:eastAsia="Times New Roman"/>
           <w:b w:val="0"/>
           <w:i w:val="0"/>
+          <w:color w:val="181A1F"/>
+          <w:sz w:val="28"/>
         </w:rPr>
         <w:t xml:space="preserve">5) Нормальная продолжительность рабочего времени не может превышать 40 часов в неделю. </w:t>
       </w:r>
     </w:p>
     <w:p>
-      <w:r>
-        <w:t>Ответ: ______________________________</w:t>
-      </w:r>
-    </w:p>
-    <w:p>
+      <w:pPr>
+        <w:keepNext/>
+        <w:widowControl/>
+        <w:spacing w:line="240" w:lineRule="auto" w:after="0" w:before="120"/>
+      </w:pPr>
       <w:r>
         <w:rPr>
+          <w:rFonts w:ascii="Times New Roman" w:hAnsi="Times New Roman" w:eastAsia="Times New Roman"/>
           <w:b/>
-          <w:sz w:val="24"/>
+          <w:color w:val="181A1F"/>
+          <w:sz w:val="28"/>
         </w:rPr>
         <w:t>10.</w:t>
       </w:r>
     </w:p>
     <w:p>
+      <w:pPr>
+        <w:widowControl/>
+        <w:spacing w:line="240" w:lineRule="auto" w:after="0"/>
+      </w:pPr>
       <w:r>
         <w:rPr>
+          <w:rFonts w:ascii="Times New Roman" w:hAnsi="Times New Roman" w:eastAsia="Times New Roman"/>
           <w:b w:val="0"/>
           <w:i w:val="0"/>
+          <w:color w:val="181A1F"/>
+          <w:sz w:val="28"/>
         </w:rPr>
         <w:t>Установите соответствие между полномочиями и субъектами государственной власти Российской Федерации, которые их исполняют: к каждой позиции, данной в первом столбце, подберите соответствующую позицию из второго столбца.</w:t>
       </w:r>
@@ -1451,6 +2520,7 @@
       <w:tblPr>
         <w:tblStyle w:val="TableGrid"/>
         <w:tblW w:type="auto" w:w="0"/>
+        <w:tblLayout w:type="autofit"/>
         <w:tblLook w:firstColumn="1" w:firstRow="1" w:lastColumn="0" w:lastRow="0" w:noHBand="0" w:noVBand="1" w:val="04A0"/>
       </w:tblPr>
       <w:tblGrid>
@@ -1463,7 +2533,16 @@
             <w:tcW w:type="dxa" w:w="5128"/>
           </w:tcPr>
           <w:p>
+            <w:pPr>
+              <w:spacing w:after="0" w:line="240" w:lineRule="auto"/>
+            </w:pPr>
             <w:r>
+              <w:rPr>
+                <w:rFonts w:ascii="Times New Roman" w:hAnsi="Times New Roman" w:eastAsia="Times New Roman"/>
+                <w:b/>
+                <w:color w:val="181A1F"/>
+                <w:sz w:val="28"/>
+              </w:rPr>
               <w:t>ПОЛНОМОЧИЯ</w:t>
             </w:r>
           </w:p>
@@ -1473,7 +2552,16 @@
             <w:tcW w:type="dxa" w:w="5128"/>
           </w:tcPr>
           <w:p>
+            <w:pPr>
+              <w:spacing w:after="0" w:line="240" w:lineRule="auto"/>
+            </w:pPr>
             <w:r>
+              <w:rPr>
+                <w:rFonts w:ascii="Times New Roman" w:hAnsi="Times New Roman" w:eastAsia="Times New Roman"/>
+                <w:b/>
+                <w:color w:val="181A1F"/>
+                <w:sz w:val="28"/>
+              </w:rPr>
               <w:t>СУБЪЕКТЫ ГОСУДАРСТВЕННОЙ ВЛАСТИ</w:t>
             </w:r>
           </w:p>
@@ -1485,8 +2573,24 @@
             <w:tcW w:type="dxa" w:w="5128"/>
           </w:tcPr>
           <w:p>
+            <w:pPr>
+              <w:spacing w:after="0" w:line="240" w:lineRule="auto"/>
+            </w:pPr>
             <w:r>
-              <w:t>А) утверждение изменения границ между субъектами РФБ) управление федеральной собственностью В) назначение на должность Председателя Центрального банка РФГ) разработка федерального бюджета Д) осуществление помилования</w:t>
+              <w:rPr>
+                <w:rFonts w:ascii="Times New Roman" w:hAnsi="Times New Roman" w:eastAsia="Times New Roman"/>
+                <w:color w:val="181A1F"/>
+                <w:sz w:val="28"/>
+              </w:rPr>
+              <w:t>А) утверждение изменения границ между субъектами РФ</w:t>
+              <w:br/>
+              <w:t xml:space="preserve">Б) управление федеральной собственностью </w:t>
+              <w:br/>
+              <w:t>В) назначение на должность Председателя Центрального банка РФ</w:t>
+              <w:br/>
+              <w:t xml:space="preserve">Г) разработка федерального бюджета </w:t>
+              <w:br/>
+              <w:t>Д) осуществление помилования</w:t>
             </w:r>
           </w:p>
         </w:tc>
@@ -1495,18 +2599,39 @@
             <w:tcW w:type="dxa" w:w="5128"/>
           </w:tcPr>
           <w:p>
+            <w:pPr>
+              <w:spacing w:after="0" w:line="240" w:lineRule="auto"/>
+            </w:pPr>
             <w:r>
-              <w:t>1) Президент РФ2) Совет Федерации3) Государственная Дума 4) Правительство РФ</w:t>
+              <w:rPr>
+                <w:rFonts w:ascii="Times New Roman" w:hAnsi="Times New Roman" w:eastAsia="Times New Roman"/>
+                <w:color w:val="181A1F"/>
+                <w:sz w:val="28"/>
+              </w:rPr>
+              <w:t>1) Президент РФ</w:t>
+              <w:br/>
+              <w:t>2) Совет Федерации</w:t>
+              <w:br/>
+              <w:t xml:space="preserve">3) Государственная Дума </w:t>
+              <w:br/>
+              <w:t>4) Правительство РФ</w:t>
             </w:r>
           </w:p>
         </w:tc>
       </w:tr>
     </w:tbl>
     <w:p>
+      <w:pPr>
+        <w:widowControl/>
+        <w:spacing w:line="240" w:lineRule="auto" w:after="0"/>
+      </w:pPr>
       <w:r>
         <w:rPr>
+          <w:rFonts w:ascii="Times New Roman" w:hAnsi="Times New Roman" w:eastAsia="Times New Roman"/>
           <w:b w:val="0"/>
           <w:i w:val="0"/>
+          <w:color w:val="181A1F"/>
+          <w:sz w:val="28"/>
         </w:rPr>
         <w:t>Запишите в таблицу выбранные цифры под соответствующими буквами:</w:t>
       </w:r>
@@ -1515,6 +2640,7 @@
       <w:tblPr>
         <w:tblStyle w:val="TableGrid"/>
         <w:tblW w:type="auto" w:w="0"/>
+        <w:tblLayout w:type="autofit"/>
         <w:tblLook w:firstColumn="1" w:firstRow="1" w:lastColumn="0" w:lastRow="0" w:noHBand="0" w:noVBand="1" w:val="04A0"/>
       </w:tblPr>
       <w:tblGrid>
@@ -1530,7 +2656,16 @@
             <w:tcW w:type="dxa" w:w="2051"/>
           </w:tcPr>
           <w:p>
+            <w:pPr>
+              <w:spacing w:after="0" w:line="240" w:lineRule="auto"/>
+            </w:pPr>
             <w:r>
+              <w:rPr>
+                <w:rFonts w:ascii="Times New Roman" w:hAnsi="Times New Roman" w:eastAsia="Times New Roman"/>
+                <w:b/>
+                <w:color w:val="181A1F"/>
+                <w:sz w:val="28"/>
+              </w:rPr>
               <w:t>A</w:t>
             </w:r>
           </w:p>
@@ -1540,7 +2675,16 @@
             <w:tcW w:type="dxa" w:w="2051"/>
           </w:tcPr>
           <w:p>
+            <w:pPr>
+              <w:spacing w:after="0" w:line="240" w:lineRule="auto"/>
+            </w:pPr>
             <w:r>
+              <w:rPr>
+                <w:rFonts w:ascii="Times New Roman" w:hAnsi="Times New Roman" w:eastAsia="Times New Roman"/>
+                <w:b/>
+                <w:color w:val="181A1F"/>
+                <w:sz w:val="28"/>
+              </w:rPr>
               <w:t>Б</w:t>
             </w:r>
           </w:p>
@@ -1550,7 +2694,16 @@
             <w:tcW w:type="dxa" w:w="2051"/>
           </w:tcPr>
           <w:p>
+            <w:pPr>
+              <w:spacing w:after="0" w:line="240" w:lineRule="auto"/>
+            </w:pPr>
             <w:r>
+              <w:rPr>
+                <w:rFonts w:ascii="Times New Roman" w:hAnsi="Times New Roman" w:eastAsia="Times New Roman"/>
+                <w:b/>
+                <w:color w:val="181A1F"/>
+                <w:sz w:val="28"/>
+              </w:rPr>
               <w:t>В</w:t>
             </w:r>
           </w:p>
@@ -1560,7 +2713,16 @@
             <w:tcW w:type="dxa" w:w="2051"/>
           </w:tcPr>
           <w:p>
+            <w:pPr>
+              <w:spacing w:after="0" w:line="240" w:lineRule="auto"/>
+            </w:pPr>
             <w:r>
+              <w:rPr>
+                <w:rFonts w:ascii="Times New Roman" w:hAnsi="Times New Roman" w:eastAsia="Times New Roman"/>
+                <w:b/>
+                <w:color w:val="181A1F"/>
+                <w:sz w:val="28"/>
+              </w:rPr>
               <w:t>Г</w:t>
             </w:r>
           </w:p>
@@ -1570,7 +2732,16 @@
             <w:tcW w:type="dxa" w:w="2051"/>
           </w:tcPr>
           <w:p>
+            <w:pPr>
+              <w:spacing w:after="0" w:line="240" w:lineRule="auto"/>
+            </w:pPr>
             <w:r>
+              <w:rPr>
+                <w:rFonts w:ascii="Times New Roman" w:hAnsi="Times New Roman" w:eastAsia="Times New Roman"/>
+                <w:b/>
+                <w:color w:val="181A1F"/>
+                <w:sz w:val="28"/>
+              </w:rPr>
               <w:t>Д</w:t>
             </w:r>
           </w:p>
@@ -1582,7 +2753,16 @@
             <w:tcW w:type="dxa" w:w="2051"/>
           </w:tcPr>
           <w:p>
-            <w:r/>
+            <w:pPr>
+              <w:spacing w:after="0" w:line="240" w:lineRule="auto"/>
+            </w:pPr>
+            <w:r>
+              <w:rPr>
+                <w:rFonts w:ascii="Times New Roman" w:hAnsi="Times New Roman" w:eastAsia="Times New Roman"/>
+                <w:color w:val="181A1F"/>
+                <w:sz w:val="28"/>
+              </w:rPr>
+            </w:r>
           </w:p>
         </w:tc>
         <w:tc>
@@ -1590,7 +2770,16 @@
             <w:tcW w:type="dxa" w:w="2051"/>
           </w:tcPr>
           <w:p>
-            <w:r/>
+            <w:pPr>
+              <w:spacing w:after="0" w:line="240" w:lineRule="auto"/>
+            </w:pPr>
+            <w:r>
+              <w:rPr>
+                <w:rFonts w:ascii="Times New Roman" w:hAnsi="Times New Roman" w:eastAsia="Times New Roman"/>
+                <w:color w:val="181A1F"/>
+                <w:sz w:val="28"/>
+              </w:rPr>
+            </w:r>
           </w:p>
         </w:tc>
         <w:tc>
@@ -1598,7 +2787,16 @@
             <w:tcW w:type="dxa" w:w="2051"/>
           </w:tcPr>
           <w:p>
-            <w:r/>
+            <w:pPr>
+              <w:spacing w:after="0" w:line="240" w:lineRule="auto"/>
+            </w:pPr>
+            <w:r>
+              <w:rPr>
+                <w:rFonts w:ascii="Times New Roman" w:hAnsi="Times New Roman" w:eastAsia="Times New Roman"/>
+                <w:color w:val="181A1F"/>
+                <w:sz w:val="28"/>
+              </w:rPr>
+            </w:r>
           </w:p>
         </w:tc>
         <w:tc>
@@ -1606,7 +2804,16 @@
             <w:tcW w:type="dxa" w:w="2051"/>
           </w:tcPr>
           <w:p>
-            <w:r/>
+            <w:pPr>
+              <w:spacing w:after="0" w:line="240" w:lineRule="auto"/>
+            </w:pPr>
+            <w:r>
+              <w:rPr>
+                <w:rFonts w:ascii="Times New Roman" w:hAnsi="Times New Roman" w:eastAsia="Times New Roman"/>
+                <w:color w:val="181A1F"/>
+                <w:sz w:val="28"/>
+              </w:rPr>
+            </w:r>
           </w:p>
         </w:tc>
         <w:tc>
@@ -1614,320 +2821,528 @@
             <w:tcW w:type="dxa" w:w="2051"/>
           </w:tcPr>
           <w:p>
-            <w:r/>
+            <w:pPr>
+              <w:spacing w:after="0" w:line="240" w:lineRule="auto"/>
+            </w:pPr>
+            <w:r>
+              <w:rPr>
+                <w:rFonts w:ascii="Times New Roman" w:hAnsi="Times New Roman" w:eastAsia="Times New Roman"/>
+                <w:color w:val="181A1F"/>
+                <w:sz w:val="28"/>
+              </w:rPr>
+            </w:r>
           </w:p>
         </w:tc>
       </w:tr>
     </w:tbl>
     <w:p>
-      <w:r>
-        <w:t>Ответ: ______________________________</w:t>
-      </w:r>
-    </w:p>
-    <w:p>
+      <w:pPr>
+        <w:keepNext/>
+        <w:widowControl/>
+        <w:spacing w:line="240" w:lineRule="auto" w:after="0" w:before="120"/>
+      </w:pPr>
       <w:r>
         <w:rPr>
+          <w:rFonts w:ascii="Times New Roman" w:hAnsi="Times New Roman" w:eastAsia="Times New Roman"/>
           <w:b/>
-          <w:sz w:val="24"/>
+          <w:color w:val="181A1F"/>
+          <w:sz w:val="28"/>
         </w:rPr>
         <w:t>11.</w:t>
       </w:r>
     </w:p>
     <w:p>
+      <w:pPr>
+        <w:widowControl/>
+        <w:spacing w:line="240" w:lineRule="auto" w:after="0"/>
+      </w:pPr>
       <w:r>
         <w:rPr>
+          <w:rFonts w:ascii="Times New Roman" w:hAnsi="Times New Roman" w:eastAsia="Times New Roman"/>
           <w:b w:val="0"/>
           <w:i w:val="0"/>
+          <w:color w:val="181A1F"/>
+          <w:sz w:val="28"/>
         </w:rPr>
         <w:t>Джон, совершеннолетний дееспособный гражданин государства Z, обратился в полномочный орган государства Z с заявлением об отказе от гражданства, так как решил вступить в российское гражданство. При каких условиях Джон может вступить в гражданство РФ в общем порядке? Запишите цифры, под которыми указаны эти условия.</w:t>
       </w:r>
     </w:p>
     <w:p>
+      <w:pPr>
+        <w:widowControl/>
+        <w:spacing w:line="240" w:lineRule="auto" w:after="0"/>
+      </w:pPr>
       <w:r>
         <w:rPr>
+          <w:rFonts w:ascii="Times New Roman" w:hAnsi="Times New Roman" w:eastAsia="Times New Roman"/>
           <w:b w:val="0"/>
           <w:i w:val="0"/>
+          <w:color w:val="181A1F"/>
+          <w:sz w:val="28"/>
         </w:rPr>
         <w:t>1) наличие среднего общего образования</w:t>
       </w:r>
     </w:p>
     <w:p>
+      <w:pPr>
+        <w:widowControl/>
+        <w:spacing w:line="240" w:lineRule="auto" w:after="0"/>
+      </w:pPr>
       <w:r>
         <w:rPr>
+          <w:rFonts w:ascii="Times New Roman" w:hAnsi="Times New Roman" w:eastAsia="Times New Roman"/>
           <w:b w:val="0"/>
           <w:i w:val="0"/>
+          <w:color w:val="181A1F"/>
+          <w:sz w:val="28"/>
         </w:rPr>
         <w:t>2) владение русским языком</w:t>
       </w:r>
     </w:p>
     <w:p>
+      <w:pPr>
+        <w:widowControl/>
+        <w:spacing w:line="240" w:lineRule="auto" w:after="0"/>
+      </w:pPr>
       <w:r>
         <w:rPr>
+          <w:rFonts w:ascii="Times New Roman" w:hAnsi="Times New Roman" w:eastAsia="Times New Roman"/>
           <w:b w:val="0"/>
           <w:i w:val="0"/>
+          <w:color w:val="181A1F"/>
+          <w:sz w:val="28"/>
         </w:rPr>
         <w:t>3) наличие родственников в РФ</w:t>
       </w:r>
     </w:p>
     <w:p>
+      <w:pPr>
+        <w:widowControl/>
+        <w:spacing w:line="240" w:lineRule="auto" w:after="0"/>
+      </w:pPr>
       <w:r>
         <w:rPr>
+          <w:rFonts w:ascii="Times New Roman" w:hAnsi="Times New Roman" w:eastAsia="Times New Roman"/>
           <w:b w:val="0"/>
           <w:i w:val="0"/>
+          <w:color w:val="181A1F"/>
+          <w:sz w:val="28"/>
         </w:rPr>
         <w:t>4) наличие собственности в РФ</w:t>
       </w:r>
     </w:p>
     <w:p>
+      <w:pPr>
+        <w:widowControl/>
+        <w:spacing w:line="240" w:lineRule="auto" w:after="0"/>
+      </w:pPr>
       <w:r>
         <w:rPr>
+          <w:rFonts w:ascii="Times New Roman" w:hAnsi="Times New Roman" w:eastAsia="Times New Roman"/>
           <w:b w:val="0"/>
           <w:i w:val="0"/>
+          <w:color w:val="181A1F"/>
+          <w:sz w:val="28"/>
         </w:rPr>
         <w:t>5) наличие законного источника средств к существованию</w:t>
       </w:r>
     </w:p>
     <w:p>
+      <w:pPr>
+        <w:widowControl/>
+        <w:spacing w:line="240" w:lineRule="auto" w:after="0"/>
+      </w:pPr>
       <w:r>
         <w:rPr>
+          <w:rFonts w:ascii="Times New Roman" w:hAnsi="Times New Roman" w:eastAsia="Times New Roman"/>
           <w:b w:val="0"/>
           <w:i w:val="0"/>
+          <w:color w:val="181A1F"/>
+          <w:sz w:val="28"/>
         </w:rPr>
         <w:t>6) обязательство соблюдать Конституцию РФ и законы РФ</w:t>
       </w:r>
     </w:p>
     <w:p>
-      <w:r>
-        <w:t>Ответ: ______________________________</w:t>
-      </w:r>
-    </w:p>
-    <w:p>
+      <w:pPr>
+        <w:keepNext/>
+        <w:widowControl/>
+        <w:spacing w:line="240" w:lineRule="auto" w:after="0" w:before="120"/>
+      </w:pPr>
       <w:r>
         <w:rPr>
+          <w:rFonts w:ascii="Times New Roman" w:hAnsi="Times New Roman" w:eastAsia="Times New Roman"/>
           <w:b/>
-          <w:sz w:val="24"/>
+          <w:color w:val="181A1F"/>
+          <w:sz w:val="28"/>
         </w:rPr>
         <w:t>12.</w:t>
       </w:r>
     </w:p>
     <w:p>
+      <w:pPr>
+        <w:widowControl/>
+        <w:spacing w:line="240" w:lineRule="auto" w:after="0"/>
+      </w:pPr>
       <w:r>
         <w:rPr>
+          <w:rFonts w:ascii="Times New Roman" w:hAnsi="Times New Roman" w:eastAsia="Times New Roman"/>
           <w:b w:val="0"/>
           <w:i w:val="0"/>
+          <w:color w:val="181A1F"/>
+          <w:sz w:val="28"/>
         </w:rPr>
         <w:t>Что из перечисленного относится к конституционным обязанностям гражданина Российской Федерации? Запишите цифры, под которыми они указаны.</w:t>
       </w:r>
     </w:p>
     <w:p>
+      <w:pPr>
+        <w:widowControl/>
+        <w:spacing w:line="240" w:lineRule="auto" w:after="0"/>
+      </w:pPr>
       <w:r>
         <w:rPr>
+          <w:rFonts w:ascii="Times New Roman" w:hAnsi="Times New Roman" w:eastAsia="Times New Roman"/>
           <w:b w:val="0"/>
           <w:i w:val="0"/>
+          <w:color w:val="181A1F"/>
+          <w:sz w:val="28"/>
         </w:rPr>
         <w:t xml:space="preserve">1) обеспечение родителями получения детьми основного общего образования  </w:t>
       </w:r>
     </w:p>
     <w:p>
+      <w:pPr>
+        <w:widowControl/>
+        <w:spacing w:line="240" w:lineRule="auto" w:after="0"/>
+      </w:pPr>
       <w:r>
         <w:rPr>
+          <w:rFonts w:ascii="Times New Roman" w:hAnsi="Times New Roman" w:eastAsia="Times New Roman"/>
           <w:b w:val="0"/>
           <w:i w:val="0"/>
+          <w:color w:val="181A1F"/>
+          <w:sz w:val="28"/>
         </w:rPr>
         <w:t xml:space="preserve">2) участие в культурной жизни  </w:t>
       </w:r>
     </w:p>
     <w:p>
+      <w:pPr>
+        <w:widowControl/>
+        <w:spacing w:line="240" w:lineRule="auto" w:after="0"/>
+      </w:pPr>
       <w:r>
         <w:rPr>
+          <w:rFonts w:ascii="Times New Roman" w:hAnsi="Times New Roman" w:eastAsia="Times New Roman"/>
           <w:b w:val="0"/>
           <w:i w:val="0"/>
+          <w:color w:val="181A1F"/>
+          <w:sz w:val="28"/>
         </w:rPr>
         <w:t xml:space="preserve">3) защита Отечества  </w:t>
       </w:r>
     </w:p>
     <w:p>
+      <w:pPr>
+        <w:widowControl/>
+        <w:spacing w:line="240" w:lineRule="auto" w:after="0"/>
+      </w:pPr>
       <w:r>
         <w:rPr>
+          <w:rFonts w:ascii="Times New Roman" w:hAnsi="Times New Roman" w:eastAsia="Times New Roman"/>
           <w:b w:val="0"/>
           <w:i w:val="0"/>
+          <w:color w:val="181A1F"/>
+          <w:sz w:val="28"/>
         </w:rPr>
         <w:t xml:space="preserve">4) забота о сохранении исторического и культурного наследия  </w:t>
       </w:r>
     </w:p>
     <w:p>
+      <w:pPr>
+        <w:widowControl/>
+        <w:spacing w:line="240" w:lineRule="auto" w:after="0"/>
+      </w:pPr>
       <w:r>
         <w:rPr>
+          <w:rFonts w:ascii="Times New Roman" w:hAnsi="Times New Roman" w:eastAsia="Times New Roman"/>
           <w:b w:val="0"/>
           <w:i w:val="0"/>
+          <w:color w:val="181A1F"/>
+          <w:sz w:val="28"/>
         </w:rPr>
         <w:t xml:space="preserve">5) бесплатное получение на конкурсной основе высшего образования в государственном образовательном учреждении  </w:t>
       </w:r>
     </w:p>
     <w:p>
-      <w:r>
-        <w:t>Ответ: ______________________________</w:t>
-      </w:r>
-    </w:p>
-    <w:p>
+      <w:pPr>
+        <w:keepNext/>
+        <w:widowControl/>
+        <w:spacing w:line="240" w:lineRule="auto" w:after="0" w:before="120"/>
+      </w:pPr>
       <w:r>
         <w:rPr>
+          <w:rFonts w:ascii="Times New Roman" w:hAnsi="Times New Roman" w:eastAsia="Times New Roman"/>
           <w:b/>
-          <w:sz w:val="24"/>
+          <w:color w:val="181A1F"/>
+          <w:sz w:val="28"/>
         </w:rPr>
         <w:t>13.</w:t>
       </w:r>
     </w:p>
     <w:p>
+      <w:pPr>
+        <w:widowControl/>
+        <w:spacing w:line="240" w:lineRule="auto" w:after="0"/>
+      </w:pPr>
       <w:r>
         <w:rPr>
+          <w:rFonts w:ascii="Times New Roman" w:hAnsi="Times New Roman" w:eastAsia="Times New Roman"/>
           <w:b w:val="0"/>
           <w:i w:val="0"/>
+          <w:color w:val="181A1F"/>
+          <w:sz w:val="28"/>
         </w:rPr>
         <w:t>Выберите верные суждения о законотворческом процессе в РФ и запишите цифры, под которыми они указаны.</w:t>
       </w:r>
     </w:p>
     <w:p>
+      <w:pPr>
+        <w:widowControl/>
+        <w:spacing w:line="240" w:lineRule="auto" w:after="0"/>
+      </w:pPr>
       <w:r>
         <w:rPr>
+          <w:rFonts w:ascii="Times New Roman" w:hAnsi="Times New Roman" w:eastAsia="Times New Roman"/>
           <w:b w:val="0"/>
           <w:i w:val="0"/>
+          <w:color w:val="181A1F"/>
+          <w:sz w:val="28"/>
         </w:rPr>
         <w:t>1) Законотворчество — это вид государственной деятельности, посредством которого воля государства выражается в конкретном законе.</w:t>
       </w:r>
     </w:p>
     <w:p>
+      <w:pPr>
+        <w:widowControl/>
+        <w:spacing w:line="240" w:lineRule="auto" w:after="0"/>
+      </w:pPr>
       <w:r>
         <w:rPr>
+          <w:rFonts w:ascii="Times New Roman" w:hAnsi="Times New Roman" w:eastAsia="Times New Roman"/>
           <w:b w:val="0"/>
           <w:i w:val="0"/>
+          <w:color w:val="181A1F"/>
+          <w:sz w:val="28"/>
         </w:rPr>
         <w:t>2) Процедура принятия законов обычно фиксируется в конституции государства.</w:t>
       </w:r>
     </w:p>
     <w:p>
+      <w:pPr>
+        <w:widowControl/>
+        <w:spacing w:line="240" w:lineRule="auto" w:after="0"/>
+      </w:pPr>
       <w:r>
         <w:rPr>
+          <w:rFonts w:ascii="Times New Roman" w:hAnsi="Times New Roman" w:eastAsia="Times New Roman"/>
           <w:b w:val="0"/>
           <w:i w:val="0"/>
+          <w:color w:val="181A1F"/>
+          <w:sz w:val="28"/>
         </w:rPr>
         <w:t>3) В РФ Президент обладает правом законодательной инициативы.</w:t>
       </w:r>
     </w:p>
     <w:p>
+      <w:pPr>
+        <w:widowControl/>
+        <w:spacing w:line="240" w:lineRule="auto" w:after="0"/>
+      </w:pPr>
       <w:r>
         <w:rPr>
+          <w:rFonts w:ascii="Times New Roman" w:hAnsi="Times New Roman" w:eastAsia="Times New Roman"/>
           <w:b w:val="0"/>
           <w:i w:val="0"/>
+          <w:color w:val="181A1F"/>
+          <w:sz w:val="28"/>
         </w:rPr>
         <w:t>4) Законопроекты, как правило, вносятся в Совет Федерации Федерального Собрания РФ.</w:t>
       </w:r>
     </w:p>
     <w:p>
+      <w:pPr>
+        <w:widowControl/>
+        <w:spacing w:line="240" w:lineRule="auto" w:after="0"/>
+      </w:pPr>
       <w:r>
         <w:rPr>
+          <w:rFonts w:ascii="Times New Roman" w:hAnsi="Times New Roman" w:eastAsia="Times New Roman"/>
           <w:b w:val="0"/>
           <w:i w:val="0"/>
+          <w:color w:val="181A1F"/>
+          <w:sz w:val="28"/>
         </w:rPr>
         <w:t>5) Обсуждение любого законопроекта происходит на заседаниях Правительства РФ.</w:t>
       </w:r>
     </w:p>
     <w:p>
-      <w:r>
-        <w:t>Ответ: ______________________________</w:t>
-      </w:r>
-    </w:p>
-    <w:p>
+      <w:pPr>
+        <w:keepNext/>
+        <w:widowControl/>
+        <w:spacing w:line="240" w:lineRule="auto" w:after="0" w:before="120"/>
+      </w:pPr>
       <w:r>
         <w:rPr>
+          <w:rFonts w:ascii="Times New Roman" w:hAnsi="Times New Roman" w:eastAsia="Times New Roman"/>
           <w:b/>
-          <w:sz w:val="24"/>
+          <w:color w:val="181A1F"/>
+          <w:sz w:val="28"/>
         </w:rPr>
         <w:t>14.</w:t>
       </w:r>
     </w:p>
     <w:p>
+      <w:pPr>
+        <w:widowControl/>
+        <w:spacing w:line="240" w:lineRule="auto" w:after="0"/>
+      </w:pPr>
       <w:r>
         <w:rPr>
+          <w:rFonts w:ascii="Times New Roman" w:hAnsi="Times New Roman" w:eastAsia="Times New Roman"/>
           <w:b w:val="0"/>
           <w:i w:val="0"/>
+          <w:color w:val="181A1F"/>
+          <w:sz w:val="28"/>
         </w:rPr>
         <w:t>Совершеннолетний гражданин иностранного государства, работающий в РФ, решил получить гражданство РФ. Найдите в приведённом списке требования, которым гражданин должен соответствовать для того, чтобы обратиться с заявлением о приёме в гражданство РФ по общему правилу, и запишите цифры, под которыми они указаны.</w:t>
       </w:r>
     </w:p>
     <w:p>
+      <w:pPr>
+        <w:widowControl/>
+        <w:spacing w:line="240" w:lineRule="auto" w:after="0"/>
+      </w:pPr>
       <w:r>
         <w:rPr>
+          <w:rFonts w:ascii="Times New Roman" w:hAnsi="Times New Roman" w:eastAsia="Times New Roman"/>
           <w:b w:val="0"/>
           <w:i w:val="0"/>
+          <w:color w:val="181A1F"/>
+          <w:sz w:val="28"/>
         </w:rPr>
         <w:t>1) наличие образования, соответствующего уровню среднего общего образования в РФ</w:t>
       </w:r>
     </w:p>
     <w:p>
+      <w:pPr>
+        <w:widowControl/>
+        <w:spacing w:line="240" w:lineRule="auto" w:after="0"/>
+      </w:pPr>
       <w:r>
         <w:rPr>
+          <w:rFonts w:ascii="Times New Roman" w:hAnsi="Times New Roman" w:eastAsia="Times New Roman"/>
           <w:b w:val="0"/>
           <w:i w:val="0"/>
+          <w:color w:val="181A1F"/>
+          <w:sz w:val="28"/>
         </w:rPr>
         <w:t>2) приобретение собственности на территории РФ</w:t>
       </w:r>
     </w:p>
     <w:p>
+      <w:pPr>
+        <w:widowControl/>
+        <w:spacing w:line="240" w:lineRule="auto" w:after="0"/>
+      </w:pPr>
       <w:r>
         <w:rPr>
+          <w:rFonts w:ascii="Times New Roman" w:hAnsi="Times New Roman" w:eastAsia="Times New Roman"/>
           <w:b w:val="0"/>
           <w:i w:val="0"/>
+          <w:color w:val="181A1F"/>
+          <w:sz w:val="28"/>
         </w:rPr>
         <w:t>3) обязательство соблюдать Конституцию РФ и законодательство</w:t>
       </w:r>
     </w:p>
     <w:p>
+      <w:pPr>
+        <w:widowControl/>
+        <w:spacing w:line="240" w:lineRule="auto" w:after="0"/>
+      </w:pPr>
       <w:r>
         <w:rPr>
+          <w:rFonts w:ascii="Times New Roman" w:hAnsi="Times New Roman" w:eastAsia="Times New Roman"/>
           <w:b w:val="0"/>
           <w:i w:val="0"/>
+          <w:color w:val="181A1F"/>
+          <w:sz w:val="28"/>
         </w:rPr>
         <w:t>4) наличие законного источника средств к существованию</w:t>
       </w:r>
     </w:p>
     <w:p>
+      <w:pPr>
+        <w:widowControl/>
+        <w:spacing w:line="240" w:lineRule="auto" w:after="0"/>
+      </w:pPr>
       <w:r>
         <w:rPr>
+          <w:rFonts w:ascii="Times New Roman" w:hAnsi="Times New Roman" w:eastAsia="Times New Roman"/>
           <w:b w:val="0"/>
           <w:i w:val="0"/>
+          <w:color w:val="181A1F"/>
+          <w:sz w:val="28"/>
         </w:rPr>
         <w:t>5) владение русским языком</w:t>
       </w:r>
     </w:p>
     <w:p>
+      <w:pPr>
+        <w:widowControl/>
+        <w:spacing w:line="240" w:lineRule="auto" w:after="0"/>
+      </w:pPr>
       <w:r>
         <w:rPr>
+          <w:rFonts w:ascii="Times New Roman" w:hAnsi="Times New Roman" w:eastAsia="Times New Roman"/>
           <w:b w:val="0"/>
           <w:i w:val="0"/>
+          <w:color w:val="181A1F"/>
+          <w:sz w:val="28"/>
         </w:rPr>
         <w:t>6) регистрация брака с гражданкой РФ</w:t>
       </w:r>
     </w:p>
     <w:p>
-      <w:r>
-        <w:t>Ответ: ______________________________</w:t>
-      </w:r>
-    </w:p>
-    <w:p>
+      <w:pPr>
+        <w:keepNext/>
+        <w:widowControl/>
+        <w:spacing w:line="240" w:lineRule="auto" w:after="0" w:before="120"/>
+      </w:pPr>
       <w:r>
         <w:rPr>
+          <w:rFonts w:ascii="Times New Roman" w:hAnsi="Times New Roman" w:eastAsia="Times New Roman"/>
           <w:b/>
-          <w:sz w:val="24"/>
+          <w:color w:val="181A1F"/>
+          <w:sz w:val="28"/>
         </w:rPr>
         <w:t>15.</w:t>
       </w:r>
     </w:p>
     <w:p>
+      <w:pPr>
+        <w:widowControl/>
+        <w:spacing w:line="240" w:lineRule="auto" w:after="0"/>
+      </w:pPr>
       <w:r>
         <w:rPr>
+          <w:rFonts w:ascii="Times New Roman" w:hAnsi="Times New Roman" w:eastAsia="Times New Roman"/>
           <w:b w:val="0"/>
           <w:i w:val="0"/>
+          <w:color w:val="181A1F"/>
+          <w:sz w:val="28"/>
         </w:rPr>
         <w:t>Установите соответствие между полномочиями и субъектами государственной власти Российской Федерации, реализующими эти полномочия: к каждой позиции, данной в первом столбце, подберите соответствующую позицию из второго столбца.</w:t>
       </w:r>
@@ -1936,6 +3351,7 @@
       <w:tblPr>
         <w:tblStyle w:val="TableGrid"/>
         <w:tblW w:type="auto" w:w="0"/>
+        <w:tblLayout w:type="autofit"/>
         <w:tblLook w:firstColumn="1" w:firstRow="1" w:lastColumn="0" w:lastRow="0" w:noHBand="0" w:noVBand="1" w:val="04A0"/>
       </w:tblPr>
       <w:tblGrid>
@@ -1948,7 +3364,16 @@
             <w:tcW w:type="dxa" w:w="5128"/>
           </w:tcPr>
           <w:p>
+            <w:pPr>
+              <w:spacing w:after="0" w:line="240" w:lineRule="auto"/>
+            </w:pPr>
             <w:r>
+              <w:rPr>
+                <w:rFonts w:ascii="Times New Roman" w:hAnsi="Times New Roman" w:eastAsia="Times New Roman"/>
+                <w:b/>
+                <w:color w:val="181A1F"/>
+                <w:sz w:val="28"/>
+              </w:rPr>
               <w:t>ПОЛНОМОЧИЯ</w:t>
             </w:r>
           </w:p>
@@ -1958,7 +3383,16 @@
             <w:tcW w:type="dxa" w:w="5128"/>
           </w:tcPr>
           <w:p>
+            <w:pPr>
+              <w:spacing w:after="0" w:line="240" w:lineRule="auto"/>
+            </w:pPr>
             <w:r>
+              <w:rPr>
+                <w:rFonts w:ascii="Times New Roman" w:hAnsi="Times New Roman" w:eastAsia="Times New Roman"/>
+                <w:b/>
+                <w:color w:val="181A1F"/>
+                <w:sz w:val="28"/>
+              </w:rPr>
               <w:t>СУБЪЕКТЫ ГОСУДАРСТВЕННОЙ ВЛАСТИ РОССИЙСКОЙ ФЕДЕРАЦИИ</w:t>
             </w:r>
           </w:p>
@@ -1970,8 +3404,24 @@
             <w:tcW w:type="dxa" w:w="5128"/>
           </w:tcPr>
           <w:p>
+            <w:pPr>
+              <w:spacing w:after="0" w:line="240" w:lineRule="auto"/>
+            </w:pPr>
             <w:r>
-              <w:t>А) утверждение изменения границ между субъектами РФБ) решение вопроса о возможности использования Вооруженных Сил РФ за пределами территории РФ В) объявление амнистииГ) освобождение от должности Уполномоченного по правам человека Д) назначение выборов Президента РФ</w:t>
+              <w:rPr>
+                <w:rFonts w:ascii="Times New Roman" w:hAnsi="Times New Roman" w:eastAsia="Times New Roman"/>
+                <w:color w:val="181A1F"/>
+                <w:sz w:val="28"/>
+              </w:rPr>
+              <w:t>А) утверждение изменения границ между субъектами РФ</w:t>
+              <w:br/>
+              <w:t xml:space="preserve">Б) решение вопроса о возможности использования Вооруженных Сил РФ за пределами территории РФ </w:t>
+              <w:br/>
+              <w:t>В) объявление амнистии</w:t>
+              <w:br/>
+              <w:t xml:space="preserve">Г) освобождение от должности Уполномоченного по правам человека </w:t>
+              <w:br/>
+              <w:t>Д) назначение выборов Президента РФ</w:t>
             </w:r>
           </w:p>
         </w:tc>
@@ -1980,18 +3430,35 @@
             <w:tcW w:type="dxa" w:w="5128"/>
           </w:tcPr>
           <w:p>
+            <w:pPr>
+              <w:spacing w:after="0" w:line="240" w:lineRule="auto"/>
+            </w:pPr>
             <w:r>
-              <w:t>1) Государственная Дума2) Совет Федерации</w:t>
+              <w:rPr>
+                <w:rFonts w:ascii="Times New Roman" w:hAnsi="Times New Roman" w:eastAsia="Times New Roman"/>
+                <w:color w:val="181A1F"/>
+                <w:sz w:val="28"/>
+              </w:rPr>
+              <w:t>1) Государственная Дума</w:t>
+              <w:br/>
+              <w:t>2) Совет Федерации</w:t>
             </w:r>
           </w:p>
         </w:tc>
       </w:tr>
     </w:tbl>
     <w:p>
+      <w:pPr>
+        <w:widowControl/>
+        <w:spacing w:line="240" w:lineRule="auto" w:after="0"/>
+      </w:pPr>
       <w:r>
         <w:rPr>
+          <w:rFonts w:ascii="Times New Roman" w:hAnsi="Times New Roman" w:eastAsia="Times New Roman"/>
           <w:b w:val="0"/>
           <w:i w:val="0"/>
+          <w:color w:val="181A1F"/>
+          <w:sz w:val="28"/>
         </w:rPr>
         <w:t>Запишите в таблицу выбранные цифры под соответствующими буквами:</w:t>
       </w:r>
@@ -2000,6 +3467,7 @@
       <w:tblPr>
         <w:tblStyle w:val="TableGrid"/>
         <w:tblW w:type="auto" w:w="0"/>
+        <w:tblLayout w:type="autofit"/>
         <w:tblLook w:firstColumn="1" w:firstRow="1" w:lastColumn="0" w:lastRow="0" w:noHBand="0" w:noVBand="1" w:val="04A0"/>
       </w:tblPr>
       <w:tblGrid>
@@ -2015,7 +3483,16 @@
             <w:tcW w:type="dxa" w:w="2051"/>
           </w:tcPr>
           <w:p>
+            <w:pPr>
+              <w:spacing w:after="0" w:line="240" w:lineRule="auto"/>
+            </w:pPr>
             <w:r>
+              <w:rPr>
+                <w:rFonts w:ascii="Times New Roman" w:hAnsi="Times New Roman" w:eastAsia="Times New Roman"/>
+                <w:b/>
+                <w:color w:val="181A1F"/>
+                <w:sz w:val="28"/>
+              </w:rPr>
               <w:t>A</w:t>
             </w:r>
           </w:p>
@@ -2025,7 +3502,16 @@
             <w:tcW w:type="dxa" w:w="2051"/>
           </w:tcPr>
           <w:p>
+            <w:pPr>
+              <w:spacing w:after="0" w:line="240" w:lineRule="auto"/>
+            </w:pPr>
             <w:r>
+              <w:rPr>
+                <w:rFonts w:ascii="Times New Roman" w:hAnsi="Times New Roman" w:eastAsia="Times New Roman"/>
+                <w:b/>
+                <w:color w:val="181A1F"/>
+                <w:sz w:val="28"/>
+              </w:rPr>
               <w:t>Б</w:t>
             </w:r>
           </w:p>
@@ -2035,7 +3521,16 @@
             <w:tcW w:type="dxa" w:w="2051"/>
           </w:tcPr>
           <w:p>
+            <w:pPr>
+              <w:spacing w:after="0" w:line="240" w:lineRule="auto"/>
+            </w:pPr>
             <w:r>
+              <w:rPr>
+                <w:rFonts w:ascii="Times New Roman" w:hAnsi="Times New Roman" w:eastAsia="Times New Roman"/>
+                <w:b/>
+                <w:color w:val="181A1F"/>
+                <w:sz w:val="28"/>
+              </w:rPr>
               <w:t>В</w:t>
             </w:r>
           </w:p>
@@ -2045,7 +3540,16 @@
             <w:tcW w:type="dxa" w:w="2051"/>
           </w:tcPr>
           <w:p>
+            <w:pPr>
+              <w:spacing w:after="0" w:line="240" w:lineRule="auto"/>
+            </w:pPr>
             <w:r>
+              <w:rPr>
+                <w:rFonts w:ascii="Times New Roman" w:hAnsi="Times New Roman" w:eastAsia="Times New Roman"/>
+                <w:b/>
+                <w:color w:val="181A1F"/>
+                <w:sz w:val="28"/>
+              </w:rPr>
               <w:t>Г</w:t>
             </w:r>
           </w:p>
@@ -2055,7 +3559,16 @@
             <w:tcW w:type="dxa" w:w="2051"/>
           </w:tcPr>
           <w:p>
+            <w:pPr>
+              <w:spacing w:after="0" w:line="240" w:lineRule="auto"/>
+            </w:pPr>
             <w:r>
+              <w:rPr>
+                <w:rFonts w:ascii="Times New Roman" w:hAnsi="Times New Roman" w:eastAsia="Times New Roman"/>
+                <w:b/>
+                <w:color w:val="181A1F"/>
+                <w:sz w:val="28"/>
+              </w:rPr>
               <w:t>Д</w:t>
             </w:r>
           </w:p>
@@ -2067,7 +3580,16 @@
             <w:tcW w:type="dxa" w:w="2051"/>
           </w:tcPr>
           <w:p>
-            <w:r/>
+            <w:pPr>
+              <w:spacing w:after="0" w:line="240" w:lineRule="auto"/>
+            </w:pPr>
+            <w:r>
+              <w:rPr>
+                <w:rFonts w:ascii="Times New Roman" w:hAnsi="Times New Roman" w:eastAsia="Times New Roman"/>
+                <w:color w:val="181A1F"/>
+                <w:sz w:val="28"/>
+              </w:rPr>
+            </w:r>
           </w:p>
         </w:tc>
         <w:tc>
@@ -2075,7 +3597,16 @@
             <w:tcW w:type="dxa" w:w="2051"/>
           </w:tcPr>
           <w:p>
-            <w:r/>
+            <w:pPr>
+              <w:spacing w:after="0" w:line="240" w:lineRule="auto"/>
+            </w:pPr>
+            <w:r>
+              <w:rPr>
+                <w:rFonts w:ascii="Times New Roman" w:hAnsi="Times New Roman" w:eastAsia="Times New Roman"/>
+                <w:color w:val="181A1F"/>
+                <w:sz w:val="28"/>
+              </w:rPr>
+            </w:r>
           </w:p>
         </w:tc>
         <w:tc>
@@ -2083,7 +3614,16 @@
             <w:tcW w:type="dxa" w:w="2051"/>
           </w:tcPr>
           <w:p>
-            <w:r/>
+            <w:pPr>
+              <w:spacing w:after="0" w:line="240" w:lineRule="auto"/>
+            </w:pPr>
+            <w:r>
+              <w:rPr>
+                <w:rFonts w:ascii="Times New Roman" w:hAnsi="Times New Roman" w:eastAsia="Times New Roman"/>
+                <w:color w:val="181A1F"/>
+                <w:sz w:val="28"/>
+              </w:rPr>
+            </w:r>
           </w:p>
         </w:tc>
         <w:tc>
@@ -2091,7 +3631,16 @@
             <w:tcW w:type="dxa" w:w="2051"/>
           </w:tcPr>
           <w:p>
-            <w:r/>
+            <w:pPr>
+              <w:spacing w:after="0" w:line="240" w:lineRule="auto"/>
+            </w:pPr>
+            <w:r>
+              <w:rPr>
+                <w:rFonts w:ascii="Times New Roman" w:hAnsi="Times New Roman" w:eastAsia="Times New Roman"/>
+                <w:color w:val="181A1F"/>
+                <w:sz w:val="28"/>
+              </w:rPr>
+            </w:r>
           </w:p>
         </w:tc>
         <w:tc>
@@ -2099,30 +3648,48 @@
             <w:tcW w:type="dxa" w:w="2051"/>
           </w:tcPr>
           <w:p>
-            <w:r/>
+            <w:pPr>
+              <w:spacing w:after="0" w:line="240" w:lineRule="auto"/>
+            </w:pPr>
+            <w:r>
+              <w:rPr>
+                <w:rFonts w:ascii="Times New Roman" w:hAnsi="Times New Roman" w:eastAsia="Times New Roman"/>
+                <w:color w:val="181A1F"/>
+                <w:sz w:val="28"/>
+              </w:rPr>
+            </w:r>
           </w:p>
         </w:tc>
       </w:tr>
     </w:tbl>
     <w:p>
-      <w:r>
-        <w:t>Ответ: ______________________________</w:t>
-      </w:r>
-    </w:p>
-    <w:p>
+      <w:pPr>
+        <w:keepNext/>
+        <w:widowControl/>
+        <w:spacing w:line="240" w:lineRule="auto" w:after="0" w:before="120"/>
+      </w:pPr>
       <w:r>
         <w:rPr>
+          <w:rFonts w:ascii="Times New Roman" w:hAnsi="Times New Roman" w:eastAsia="Times New Roman"/>
           <w:b/>
-          <w:sz w:val="24"/>
+          <w:color w:val="181A1F"/>
+          <w:sz w:val="28"/>
         </w:rPr>
         <w:t>16.</w:t>
       </w:r>
     </w:p>
     <w:p>
+      <w:pPr>
+        <w:widowControl/>
+        <w:spacing w:line="240" w:lineRule="auto" w:after="0"/>
+      </w:pPr>
       <w:r>
         <w:rPr>
+          <w:rFonts w:ascii="Times New Roman" w:hAnsi="Times New Roman" w:eastAsia="Times New Roman"/>
           <w:b w:val="0"/>
           <w:i w:val="0"/>
+          <w:color w:val="181A1F"/>
+          <w:sz w:val="28"/>
         </w:rPr>
         <w:t>Установите соответствие между полномочиями и субъектами государственной власти Российской Федерации, реализующими эти полномочия: к каждой позиции, данной в первом столбце, подберите соответствующую позицию из второго столбца.</w:t>
       </w:r>
@@ -2131,6 +3698,7 @@
       <w:tblPr>
         <w:tblStyle w:val="TableGrid"/>
         <w:tblW w:type="auto" w:w="0"/>
+        <w:tblLayout w:type="autofit"/>
         <w:tblLook w:firstColumn="1" w:firstRow="1" w:lastColumn="0" w:lastRow="0" w:noHBand="0" w:noVBand="1" w:val="04A0"/>
       </w:tblPr>
       <w:tblGrid>
@@ -2143,7 +3711,16 @@
             <w:tcW w:type="dxa" w:w="5128"/>
           </w:tcPr>
           <w:p>
+            <w:pPr>
+              <w:spacing w:after="0" w:line="240" w:lineRule="auto"/>
+            </w:pPr>
             <w:r>
+              <w:rPr>
+                <w:rFonts w:ascii="Times New Roman" w:hAnsi="Times New Roman" w:eastAsia="Times New Roman"/>
+                <w:b/>
+                <w:color w:val="181A1F"/>
+                <w:sz w:val="28"/>
+              </w:rPr>
               <w:t>ПОЛНОМОЧИЯ</w:t>
             </w:r>
           </w:p>
@@ -2153,7 +3730,16 @@
             <w:tcW w:type="dxa" w:w="5128"/>
           </w:tcPr>
           <w:p>
+            <w:pPr>
+              <w:spacing w:after="0" w:line="240" w:lineRule="auto"/>
+            </w:pPr>
             <w:r>
+              <w:rPr>
+                <w:rFonts w:ascii="Times New Roman" w:hAnsi="Times New Roman" w:eastAsia="Times New Roman"/>
+                <w:b/>
+                <w:color w:val="181A1F"/>
+                <w:sz w:val="28"/>
+              </w:rPr>
               <w:t>СУБЪЕКТЫ ГОСУДАРСТВЕННОЙ ВЛАСТИ РОССИЙСКОЙ ФЕДЕРАЦИИ</w:t>
             </w:r>
           </w:p>
@@ -2165,8 +3751,24 @@
             <w:tcW w:type="dxa" w:w="5128"/>
           </w:tcPr>
           <w:p>
+            <w:pPr>
+              <w:spacing w:after="0" w:line="240" w:lineRule="auto"/>
+            </w:pPr>
             <w:r>
-              <w:t>А) заслушивание ежегодных докладов Генерального прокурора Российской Федерации о состоянии законности и правопорядка в Российской Федерации Б) утверждение изменения границ между субъектами Российской ФедерацииВ) объявление амнистииГ) разрешение споров о компетенции между федеральными органами государственной властиД) назначение выборов Президента Российской Федерации</w:t>
+              <w:rPr>
+                <w:rFonts w:ascii="Times New Roman" w:hAnsi="Times New Roman" w:eastAsia="Times New Roman"/>
+                <w:color w:val="181A1F"/>
+                <w:sz w:val="28"/>
+              </w:rPr>
+              <w:t xml:space="preserve">А) заслушивание ежегодных докладов Генерального прокурора Российской Федерации о состоянии законности и правопорядка в Российской Федерации </w:t>
+              <w:br/>
+              <w:t>Б) утверждение изменения границ между субъектами Российской Федерации</w:t>
+              <w:br/>
+              <w:t>В) объявление амнистии</w:t>
+              <w:br/>
+              <w:t>Г) разрешение споров о компетенции между федеральными органами государственной власти</w:t>
+              <w:br/>
+              <w:t>Д) назначение выборов Президента Российской Федерации</w:t>
             </w:r>
           </w:p>
         </w:tc>
@@ -2175,18 +3777,37 @@
             <w:tcW w:type="dxa" w:w="5128"/>
           </w:tcPr>
           <w:p>
+            <w:pPr>
+              <w:spacing w:after="0" w:line="240" w:lineRule="auto"/>
+            </w:pPr>
             <w:r>
-              <w:t>1) Совет Федерации2) Государственная Дума3) Конституционный Суд Российской Федерации</w:t>
+              <w:rPr>
+                <w:rFonts w:ascii="Times New Roman" w:hAnsi="Times New Roman" w:eastAsia="Times New Roman"/>
+                <w:color w:val="181A1F"/>
+                <w:sz w:val="28"/>
+              </w:rPr>
+              <w:t>1) Совет Федерации</w:t>
+              <w:br/>
+              <w:t>2) Государственная Дума</w:t>
+              <w:br/>
+              <w:t>3) Конституционный Суд Российской Федерации</w:t>
             </w:r>
           </w:p>
         </w:tc>
       </w:tr>
     </w:tbl>
     <w:p>
+      <w:pPr>
+        <w:widowControl/>
+        <w:spacing w:line="240" w:lineRule="auto" w:after="0"/>
+      </w:pPr>
       <w:r>
         <w:rPr>
+          <w:rFonts w:ascii="Times New Roman" w:hAnsi="Times New Roman" w:eastAsia="Times New Roman"/>
           <w:b w:val="0"/>
           <w:i w:val="0"/>
+          <w:color w:val="181A1F"/>
+          <w:sz w:val="28"/>
         </w:rPr>
         <w:t>Запишите в таблицу выбранные цифры под соответствующими буквами:</w:t>
       </w:r>
@@ -2195,6 +3816,7 @@
       <w:tblPr>
         <w:tblStyle w:val="TableGrid"/>
         <w:tblW w:type="auto" w:w="0"/>
+        <w:tblLayout w:type="autofit"/>
         <w:tblLook w:firstColumn="1" w:firstRow="1" w:lastColumn="0" w:lastRow="0" w:noHBand="0" w:noVBand="1" w:val="04A0"/>
       </w:tblPr>
       <w:tblGrid>
@@ -2210,7 +3832,16 @@
             <w:tcW w:type="dxa" w:w="2051"/>
           </w:tcPr>
           <w:p>
+            <w:pPr>
+              <w:spacing w:after="0" w:line="240" w:lineRule="auto"/>
+            </w:pPr>
             <w:r>
+              <w:rPr>
+                <w:rFonts w:ascii="Times New Roman" w:hAnsi="Times New Roman" w:eastAsia="Times New Roman"/>
+                <w:b/>
+                <w:color w:val="181A1F"/>
+                <w:sz w:val="28"/>
+              </w:rPr>
               <w:t>A</w:t>
             </w:r>
           </w:p>
@@ -2220,7 +3851,16 @@
             <w:tcW w:type="dxa" w:w="2051"/>
           </w:tcPr>
           <w:p>
+            <w:pPr>
+              <w:spacing w:after="0" w:line="240" w:lineRule="auto"/>
+            </w:pPr>
             <w:r>
+              <w:rPr>
+                <w:rFonts w:ascii="Times New Roman" w:hAnsi="Times New Roman" w:eastAsia="Times New Roman"/>
+                <w:b/>
+                <w:color w:val="181A1F"/>
+                <w:sz w:val="28"/>
+              </w:rPr>
               <w:t>Б</w:t>
             </w:r>
           </w:p>
@@ -2230,7 +3870,16 @@
             <w:tcW w:type="dxa" w:w="2051"/>
           </w:tcPr>
           <w:p>
+            <w:pPr>
+              <w:spacing w:after="0" w:line="240" w:lineRule="auto"/>
+            </w:pPr>
             <w:r>
+              <w:rPr>
+                <w:rFonts w:ascii="Times New Roman" w:hAnsi="Times New Roman" w:eastAsia="Times New Roman"/>
+                <w:b/>
+                <w:color w:val="181A1F"/>
+                <w:sz w:val="28"/>
+              </w:rPr>
               <w:t>В</w:t>
             </w:r>
           </w:p>
@@ -2240,7 +3889,16 @@
             <w:tcW w:type="dxa" w:w="2051"/>
           </w:tcPr>
           <w:p>
+            <w:pPr>
+              <w:spacing w:after="0" w:line="240" w:lineRule="auto"/>
+            </w:pPr>
             <w:r>
+              <w:rPr>
+                <w:rFonts w:ascii="Times New Roman" w:hAnsi="Times New Roman" w:eastAsia="Times New Roman"/>
+                <w:b/>
+                <w:color w:val="181A1F"/>
+                <w:sz w:val="28"/>
+              </w:rPr>
               <w:t>Г</w:t>
             </w:r>
           </w:p>
@@ -2250,7 +3908,16 @@
             <w:tcW w:type="dxa" w:w="2051"/>
           </w:tcPr>
           <w:p>
+            <w:pPr>
+              <w:spacing w:after="0" w:line="240" w:lineRule="auto"/>
+            </w:pPr>
             <w:r>
+              <w:rPr>
+                <w:rFonts w:ascii="Times New Roman" w:hAnsi="Times New Roman" w:eastAsia="Times New Roman"/>
+                <w:b/>
+                <w:color w:val="181A1F"/>
+                <w:sz w:val="28"/>
+              </w:rPr>
               <w:t>Д</w:t>
             </w:r>
           </w:p>
@@ -2262,7 +3929,16 @@
             <w:tcW w:type="dxa" w:w="2051"/>
           </w:tcPr>
           <w:p>
-            <w:r/>
+            <w:pPr>
+              <w:spacing w:after="0" w:line="240" w:lineRule="auto"/>
+            </w:pPr>
+            <w:r>
+              <w:rPr>
+                <w:rFonts w:ascii="Times New Roman" w:hAnsi="Times New Roman" w:eastAsia="Times New Roman"/>
+                <w:color w:val="181A1F"/>
+                <w:sz w:val="28"/>
+              </w:rPr>
+            </w:r>
           </w:p>
         </w:tc>
         <w:tc>
@@ -2270,7 +3946,16 @@
             <w:tcW w:type="dxa" w:w="2051"/>
           </w:tcPr>
           <w:p>
-            <w:r/>
+            <w:pPr>
+              <w:spacing w:after="0" w:line="240" w:lineRule="auto"/>
+            </w:pPr>
+            <w:r>
+              <w:rPr>
+                <w:rFonts w:ascii="Times New Roman" w:hAnsi="Times New Roman" w:eastAsia="Times New Roman"/>
+                <w:color w:val="181A1F"/>
+                <w:sz w:val="28"/>
+              </w:rPr>
+            </w:r>
           </w:p>
         </w:tc>
         <w:tc>
@@ -2278,7 +3963,16 @@
             <w:tcW w:type="dxa" w:w="2051"/>
           </w:tcPr>
           <w:p>
-            <w:r/>
+            <w:pPr>
+              <w:spacing w:after="0" w:line="240" w:lineRule="auto"/>
+            </w:pPr>
+            <w:r>
+              <w:rPr>
+                <w:rFonts w:ascii="Times New Roman" w:hAnsi="Times New Roman" w:eastAsia="Times New Roman"/>
+                <w:color w:val="181A1F"/>
+                <w:sz w:val="28"/>
+              </w:rPr>
+            </w:r>
           </w:p>
         </w:tc>
         <w:tc>
@@ -2286,7 +3980,16 @@
             <w:tcW w:type="dxa" w:w="2051"/>
           </w:tcPr>
           <w:p>
-            <w:r/>
+            <w:pPr>
+              <w:spacing w:after="0" w:line="240" w:lineRule="auto"/>
+            </w:pPr>
+            <w:r>
+              <w:rPr>
+                <w:rFonts w:ascii="Times New Roman" w:hAnsi="Times New Roman" w:eastAsia="Times New Roman"/>
+                <w:color w:val="181A1F"/>
+                <w:sz w:val="28"/>
+              </w:rPr>
+            </w:r>
           </w:p>
         </w:tc>
         <w:tc>
@@ -2294,1906 +3997,912 @@
             <w:tcW w:type="dxa" w:w="2051"/>
           </w:tcPr>
           <w:p>
-            <w:r/>
+            <w:pPr>
+              <w:spacing w:after="0" w:line="240" w:lineRule="auto"/>
+            </w:pPr>
+            <w:r>
+              <w:rPr>
+                <w:rFonts w:ascii="Times New Roman" w:hAnsi="Times New Roman" w:eastAsia="Times New Roman"/>
+                <w:color w:val="181A1F"/>
+                <w:sz w:val="28"/>
+              </w:rPr>
+            </w:r>
           </w:p>
         </w:tc>
       </w:tr>
     </w:tbl>
     <w:p>
+      <w:pPr>
+        <w:widowControl/>
+        <w:spacing w:line="240" w:lineRule="auto" w:after="0"/>
+      </w:pPr>
       <w:r>
-        <w:t>Ответ: ______________________________</w:t>
-      </w:r>
-    </w:p>
-    <w:p>
-      <w:r>
+        <w:rPr>
+          <w:rFonts w:ascii="Times New Roman" w:hAnsi="Times New Roman" w:eastAsia="Times New Roman"/>
+          <w:color w:val="181A1F"/>
+          <w:sz w:val="28"/>
+        </w:rPr>
         <w:br w:type="page"/>
       </w:r>
     </w:p>
     <w:p>
       <w:pPr>
         <w:pStyle w:val="Heading1"/>
+        <w:keepNext/>
+        <w:widowControl/>
+        <w:spacing w:line="240" w:lineRule="auto" w:after="60" w:before="160"/>
       </w:pPr>
       <w:r>
+        <w:rPr>
+          <w:rFonts w:ascii="Times New Roman" w:hAnsi="Times New Roman" w:eastAsia="Times New Roman"/>
+          <w:b/>
+          <w:color w:val="181A1F"/>
+          <w:sz w:val="28"/>
+        </w:rPr>
         <w:t>Часть 2</w:t>
       </w:r>
     </w:p>
     <w:p>
+      <w:pPr>
+        <w:widowControl/>
+        <w:spacing w:line="240" w:lineRule="auto" w:after="0"/>
+      </w:pPr>
       <w:r>
+        <w:rPr>
+          <w:rFonts w:ascii="Times New Roman" w:hAnsi="Times New Roman" w:eastAsia="Times New Roman"/>
+          <w:color w:val="181A1F"/>
+          <w:sz w:val="28"/>
+        </w:rPr>
         <w:t>Для заданий 17–25 запишите полный развёрнутый ответ. Каждый вопрос самодостаточен и тематически соответствует варианту.</w:t>
       </w:r>
     </w:p>
     <w:p>
+      <w:pPr>
+        <w:keepNext/>
+        <w:widowControl/>
+        <w:spacing w:line="240" w:lineRule="auto" w:after="0" w:before="120"/>
+      </w:pPr>
       <w:r>
         <w:rPr>
+          <w:rFonts w:ascii="Times New Roman" w:hAnsi="Times New Roman" w:eastAsia="Times New Roman"/>
           <w:b/>
-          <w:sz w:val="24"/>
+          <w:color w:val="181A1F"/>
+          <w:sz w:val="28"/>
         </w:rPr>
         <w:t>17.</w:t>
       </w:r>
     </w:p>
     <w:p>
+      <w:pPr>
+        <w:widowControl/>
+        <w:spacing w:line="240" w:lineRule="auto" w:after="0"/>
+      </w:pPr>
       <w:r>
         <w:rPr>
+          <w:rFonts w:ascii="Times New Roman" w:hAnsi="Times New Roman" w:eastAsia="Times New Roman"/>
           <w:b w:val="0"/>
           <w:i w:val="0"/>
+          <w:color w:val="181A1F"/>
+          <w:sz w:val="28"/>
         </w:rPr>
         <w:t xml:space="preserve">Экономические права обеспечивают человеку свободное распоряжение факторами производственной (хозяйственной) деятельности, составляющей основу существования и развития общества. Они призваны дать возможность индивидам свободно искать и находить источники дохода и поддержки собственной жизнедеятельности и жизнедеятельности своих близких. Выделяются следующие особенности экономических нрав: распространение на определённую, социально-экономическую область жизни человека; допустимость рекомендательных нестрогих формулировок; зависимость реализации от состояния экономики и ресурсов. Детализация социально-экономических прав происходит в текущем законодательстве (трудовом, семейном, гражданском и т.д.). В отличие от политических прав, экономические права и свободы имеют не государственное, а естественное, социальное происхождение, так как люди объективно вынуждены вступать между собой в отношения по поводу создания, перемещения, обмена и потребления материальных благ. С возникновением государства эти отношения лишь приобретают юридический характер, но не меняют своей естественно-правовой природы. Это подтверждает и Конституция Российской Федерации, которая закрепляет право частной собственности и право свободного использования своих способностей и имущества для предпринимательской и иной не запрещённой законом экономической деятельности в качестве прав, принадлежащих каждому лицу (статьи 34. 35). </w:t>
       </w:r>
     </w:p>
     <w:p>
+      <w:pPr>
+        <w:widowControl/>
+        <w:spacing w:line="240" w:lineRule="auto" w:after="0"/>
+      </w:pPr>
       <w:r>
         <w:rPr>
+          <w:rFonts w:ascii="Times New Roman" w:hAnsi="Times New Roman" w:eastAsia="Times New Roman"/>
           <w:b w:val="0"/>
           <w:i w:val="0"/>
+          <w:color w:val="181A1F"/>
+          <w:sz w:val="28"/>
         </w:rPr>
         <w:t xml:space="preserve">(По А.С. Сахаровой) </w:t>
       </w:r>
     </w:p>
     <w:p>
+      <w:pPr>
+        <w:widowControl/>
+        <w:spacing w:line="240" w:lineRule="auto" w:after="0"/>
+      </w:pPr>
       <w:r>
         <w:rPr>
+          <w:rFonts w:ascii="Times New Roman" w:hAnsi="Times New Roman" w:eastAsia="Times New Roman"/>
           <w:b w:val="0"/>
           <w:i w:val="0"/>
+          <w:color w:val="181A1F"/>
+          <w:sz w:val="28"/>
         </w:rPr>
         <w:t>Как автор характеризует роль экономических прав в жизни человека? Какие три особенности экономических прав выделены в тексте? Какое отличие экономических прав и свобод от политических прав указано в тексте?</w:t>
       </w:r>
     </w:p>
     <w:p>
+      <w:pPr>
+        <w:widowControl/>
+        <w:spacing w:line="240" w:lineRule="auto" w:after="0"/>
+      </w:pPr>
       <w:r>
+        <w:rPr>
+          <w:rFonts w:ascii="Times New Roman" w:hAnsi="Times New Roman" w:eastAsia="Times New Roman"/>
+          <w:color w:val="181A1F"/>
+          <w:sz w:val="28"/>
+        </w:rPr>
         <w:t>Ответ:</w:t>
       </w:r>
     </w:p>
     <w:p>
-      <w:r>
-        <w:t>__________________________________________________________________________________________</w:t>
-      </w:r>
-    </w:p>
-    <w:p>
-      <w:r>
-        <w:t>__________________________________________________________________________________________</w:t>
-      </w:r>
-    </w:p>
-    <w:p>
-      <w:r>
-        <w:t>__________________________________________________________________________________________</w:t>
-      </w:r>
-    </w:p>
-    <w:p>
+      <w:pPr>
+        <w:keepNext/>
+        <w:widowControl/>
+        <w:spacing w:line="240" w:lineRule="auto" w:after="0" w:before="120"/>
+      </w:pPr>
       <w:r>
         <w:rPr>
+          <w:rFonts w:ascii="Times New Roman" w:hAnsi="Times New Roman" w:eastAsia="Times New Roman"/>
           <w:b/>
-          <w:sz w:val="24"/>
+          <w:color w:val="181A1F"/>
+          <w:sz w:val="28"/>
         </w:rPr>
         <w:t>18.</w:t>
       </w:r>
     </w:p>
     <w:p>
+      <w:pPr>
+        <w:widowControl/>
+        <w:spacing w:line="240" w:lineRule="auto" w:after="0"/>
+      </w:pPr>
       <w:r>
         <w:rPr>
+          <w:rFonts w:ascii="Times New Roman" w:hAnsi="Times New Roman" w:eastAsia="Times New Roman"/>
           <w:b w:val="0"/>
           <w:i w:val="0"/>
+          <w:color w:val="181A1F"/>
+          <w:sz w:val="28"/>
         </w:rPr>
         <w:t xml:space="preserve">Права человека есть система, упорядоченная своим структурным строением, первичными элементами которой являются отдельные права. </w:t>
       </w:r>
     </w:p>
     <w:p>
+      <w:pPr>
+        <w:widowControl/>
+        <w:spacing w:line="240" w:lineRule="auto" w:after="0"/>
+      </w:pPr>
       <w:r>
         <w:rPr>
+          <w:rFonts w:ascii="Times New Roman" w:hAnsi="Times New Roman" w:eastAsia="Times New Roman"/>
           <w:b w:val="0"/>
           <w:i w:val="0"/>
+          <w:color w:val="181A1F"/>
+          <w:sz w:val="28"/>
         </w:rPr>
         <w:t xml:space="preserve">В науке конституционного права наиболее распространенным критерием классификации прав и свобод является реальное содержание прав и свобод человека и гражданина. Все основные права и свободы образуют определенную систему в соответствии со сферами деятельности (гражданские, политические, экономические, социальные и культурные). </w:t>
       </w:r>
     </w:p>
     <w:p>
+      <w:pPr>
+        <w:widowControl/>
+        <w:spacing w:line="240" w:lineRule="auto" w:after="0"/>
+      </w:pPr>
       <w:r>
         <w:rPr>
+          <w:rFonts w:ascii="Times New Roman" w:hAnsi="Times New Roman" w:eastAsia="Times New Roman"/>
           <w:b w:val="0"/>
           <w:i w:val="0"/>
+          <w:color w:val="181A1F"/>
+          <w:sz w:val="28"/>
         </w:rPr>
         <w:t>Представляется, что политические права являются инструментом борьбы за все иные права и свободы человека и гражданина. Они являются необходимым условием для реализации любых прав. Так, например, безработный или бездомный, для которого политические права отходят на второй план, никогда не сможет воспользоваться правом на труд или правом на жилище, если не будет располагать для этого необходимыми политическими правами.</w:t>
       </w:r>
     </w:p>
     <w:p>
+      <w:pPr>
+        <w:widowControl/>
+        <w:spacing w:line="240" w:lineRule="auto" w:after="0"/>
+      </w:pPr>
       <w:r>
         <w:rPr>
+          <w:rFonts w:ascii="Times New Roman" w:hAnsi="Times New Roman" w:eastAsia="Times New Roman"/>
           <w:b w:val="0"/>
           <w:i w:val="0"/>
+          <w:color w:val="181A1F"/>
+          <w:sz w:val="28"/>
         </w:rPr>
         <w:t>Безусловно, политические права и свободы обладают свойствами, присущими всем правам человека, являются лишь составляющей единицей общей системы прав и свобод российских граждан: они защищают основные, базовые ценности и интересы личности; они являются субъективными правами; являются естественными, неотъемлемыми правами; гарантированы государством, закреплены в правовых нормах и защищаются согласно общепринятым принципам международного права; политические права являются всеобщими, так как возможность их осуществления должна быть у каждого человека без исключения, независимо от пола, расы, национальности и т.п.</w:t>
       </w:r>
     </w:p>
     <w:p>
+      <w:pPr>
+        <w:widowControl/>
+        <w:spacing w:line="240" w:lineRule="auto" w:after="0"/>
+      </w:pPr>
       <w:r>
         <w:rPr>
+          <w:rFonts w:ascii="Times New Roman" w:hAnsi="Times New Roman" w:eastAsia="Times New Roman"/>
           <w:b w:val="0"/>
           <w:i w:val="0"/>
+          <w:color w:val="181A1F"/>
+          <w:sz w:val="28"/>
         </w:rPr>
         <w:t xml:space="preserve">Одним из отличительных признаков для политических прав является возможность участия в общественно-политической сфере государства. Сущность политических прав и свобод во многом зависит от специфики взаимоотношений между человеком и государством. Политические права и свободы включают следующие связи между государством и его гражданами: во-первых, право участвовать в управлении государством, во-вторых, право воздействовать на политические отношения. </w:t>
       </w:r>
     </w:p>
     <w:p>
+      <w:pPr>
+        <w:widowControl/>
+        <w:spacing w:line="240" w:lineRule="auto" w:after="0"/>
+      </w:pPr>
       <w:r>
         <w:rPr>
+          <w:rFonts w:ascii="Times New Roman" w:hAnsi="Times New Roman" w:eastAsia="Times New Roman"/>
           <w:b w:val="0"/>
           <w:i w:val="0"/>
+          <w:color w:val="181A1F"/>
+          <w:sz w:val="28"/>
         </w:rPr>
         <w:t>Политические права придают народу реальную значимость как первичного источника власти, составляют органическую основу демократии и выступают как ценности, которыми власть должна ограничивать себя и на которые должна ориентироваться. Именно с помощью политических прав гражданин становится участником политического процесса, получает возможность оказывать влияние на политическую жизнь общества, участвовать в формировании и осуществлении государственной власти. Политические права обеспечивают активную самореализацию человека в обществе. Они оказывают непосредственное влияние на прочность устоев конституционного строя, реальность его демократизма и уровень политической культуры населения.</w:t>
       </w:r>
     </w:p>
     <w:p>
+      <w:pPr>
+        <w:widowControl/>
+        <w:spacing w:line="240" w:lineRule="auto" w:after="0"/>
+      </w:pPr>
       <w:r>
         <w:rPr>
+          <w:rFonts w:ascii="Times New Roman" w:hAnsi="Times New Roman" w:eastAsia="Times New Roman"/>
           <w:b w:val="0"/>
           <w:i w:val="0"/>
+          <w:color w:val="181A1F"/>
+          <w:sz w:val="28"/>
         </w:rPr>
         <w:t>В отличие от других прав человека, где личность выступает в качестве индивидуальности, обладающей неповторимыми и своеобразными особенностями (гражданские права), труженика и собственника (экономические права), участника социальной и культурной жизни (социальные и культурные права), в политических правах воплощаются интересы человека как политического деятеля, участника политических процессов, протекающих в обществе.</w:t>
       </w:r>
     </w:p>
     <w:p>
+      <w:pPr>
+        <w:widowControl/>
+        <w:spacing w:line="240" w:lineRule="auto" w:after="0"/>
+      </w:pPr>
       <w:r>
         <w:rPr>
+          <w:rFonts w:ascii="Times New Roman" w:hAnsi="Times New Roman" w:eastAsia="Times New Roman"/>
           <w:b w:val="0"/>
           <w:i w:val="0"/>
+          <w:color w:val="181A1F"/>
+          <w:sz w:val="28"/>
         </w:rPr>
         <w:t>Важным отличием политических прав является их тесная связь с обладанием гражданством государства. Большинство политических прав и свобод, согласно Конституции  Российской Федерации, признаются за гражданами. Однако, например, право на объединение, свобода мысли и слова гарантируются каждому человеку…</w:t>
       </w:r>
     </w:p>
     <w:p>
+      <w:pPr>
+        <w:widowControl/>
+        <w:spacing w:line="240" w:lineRule="auto" w:after="0"/>
+      </w:pPr>
       <w:r>
         <w:rPr>
+          <w:rFonts w:ascii="Times New Roman" w:hAnsi="Times New Roman" w:eastAsia="Times New Roman"/>
           <w:b w:val="0"/>
           <w:i w:val="0"/>
+          <w:color w:val="181A1F"/>
+          <w:sz w:val="28"/>
         </w:rPr>
         <w:t>(С.А.Афанасьева)</w:t>
       </w:r>
     </w:p>
     <w:p>
+      <w:pPr>
+        <w:widowControl/>
+        <w:spacing w:line="240" w:lineRule="auto" w:after="0"/>
+      </w:pPr>
       <w:r>
         <w:rPr>
+          <w:rFonts w:ascii="Times New Roman" w:hAnsi="Times New Roman" w:eastAsia="Times New Roman"/>
           <w:b w:val="0"/>
           <w:i w:val="0"/>
+          <w:color w:val="181A1F"/>
+          <w:sz w:val="28"/>
         </w:rPr>
         <w:t>Что автор называет в качестве основного критерия классификации прав и свобод? Какие политические права, по его мнению,  принадлежат каждому человеку независимо от наличия гражданства? Какой пример влияния политических прав на реализацию других прав и свобод человека он приводит?</w:t>
       </w:r>
     </w:p>
     <w:p>
+      <w:pPr>
+        <w:widowControl/>
+        <w:spacing w:line="240" w:lineRule="auto" w:after="0"/>
+      </w:pPr>
       <w:r>
+        <w:rPr>
+          <w:rFonts w:ascii="Times New Roman" w:hAnsi="Times New Roman" w:eastAsia="Times New Roman"/>
+          <w:color w:val="181A1F"/>
+          <w:sz w:val="28"/>
+        </w:rPr>
         <w:t>Ответ:</w:t>
       </w:r>
     </w:p>
     <w:p>
-      <w:r>
-        <w:t>__________________________________________________________________________________________</w:t>
-      </w:r>
-    </w:p>
-    <w:p>
-      <w:r>
-        <w:t>__________________________________________________________________________________________</w:t>
-      </w:r>
-    </w:p>
-    <w:p>
-      <w:r>
-        <w:t>__________________________________________________________________________________________</w:t>
-      </w:r>
-    </w:p>
-    <w:p>
+      <w:pPr>
+        <w:keepNext/>
+        <w:widowControl/>
+        <w:spacing w:line="240" w:lineRule="auto" w:after="0" w:before="120"/>
+      </w:pPr>
       <w:r>
         <w:rPr>
+          <w:rFonts w:ascii="Times New Roman" w:hAnsi="Times New Roman" w:eastAsia="Times New Roman"/>
           <w:b/>
-          <w:sz w:val="24"/>
+          <w:color w:val="181A1F"/>
+          <w:sz w:val="28"/>
         </w:rPr>
         <w:t>19.</w:t>
       </w:r>
     </w:p>
     <w:p>
+      <w:pPr>
+        <w:widowControl/>
+        <w:spacing w:line="240" w:lineRule="auto" w:after="0"/>
+      </w:pPr>
       <w:r>
         <w:rPr>
+          <w:rFonts w:ascii="Times New Roman" w:hAnsi="Times New Roman" w:eastAsia="Times New Roman"/>
           <w:b w:val="0"/>
           <w:i w:val="0"/>
+          <w:color w:val="181A1F"/>
+          <w:sz w:val="28"/>
         </w:rPr>
         <w:t xml:space="preserve">Конституцию Российской Федерации называют социально-ценностной конституцией. </w:t>
       </w:r>
     </w:p>
     <w:p>
+      <w:pPr>
+        <w:widowControl/>
+        <w:spacing w:line="240" w:lineRule="auto" w:after="0"/>
+      </w:pPr>
       <w:r>
         <w:rPr>
+          <w:rFonts w:ascii="Times New Roman" w:hAnsi="Times New Roman" w:eastAsia="Times New Roman"/>
           <w:b w:val="0"/>
           <w:i w:val="0"/>
+          <w:color w:val="181A1F"/>
+          <w:sz w:val="28"/>
         </w:rPr>
         <w:t xml:space="preserve">На основе положений Конституции Российской Федерации приведите три подтверждения этой характеристики. </w:t>
       </w:r>
     </w:p>
     <w:p>
+      <w:pPr>
+        <w:widowControl/>
+        <w:spacing w:line="240" w:lineRule="auto" w:after="0"/>
+      </w:pPr>
       <w:r>
         <w:rPr>
+          <w:rFonts w:ascii="Times New Roman" w:hAnsi="Times New Roman" w:eastAsia="Times New Roman"/>
           <w:b w:val="0"/>
           <w:i w:val="0"/>
+          <w:color w:val="181A1F"/>
+          <w:sz w:val="28"/>
         </w:rPr>
         <w:t xml:space="preserve">(Каждое подтверждение должно быть сформулировано как распространённое предложение с опорой на конкретное положение Конституции Российской Федерации. </w:t>
       </w:r>
     </w:p>
     <w:p>
+      <w:pPr>
+        <w:widowControl/>
+        <w:spacing w:line="240" w:lineRule="auto" w:after="0"/>
+      </w:pPr>
       <w:r>
         <w:rPr>
+          <w:rFonts w:ascii="Times New Roman" w:hAnsi="Times New Roman" w:eastAsia="Times New Roman"/>
           <w:b w:val="0"/>
           <w:i w:val="0"/>
+          <w:color w:val="181A1F"/>
+          <w:sz w:val="28"/>
         </w:rPr>
         <w:t>Обратите внимание на то, что правильное выполнение задания не требует указания в ответе номеров соответствующих статей Конституции и дословного воспроизведения их содержания).</w:t>
       </w:r>
     </w:p>
     <w:p>
+      <w:pPr>
+        <w:widowControl/>
+        <w:spacing w:line="240" w:lineRule="auto" w:after="0"/>
+      </w:pPr>
       <w:r>
+        <w:rPr>
+          <w:rFonts w:ascii="Times New Roman" w:hAnsi="Times New Roman" w:eastAsia="Times New Roman"/>
+          <w:color w:val="181A1F"/>
+          <w:sz w:val="28"/>
+        </w:rPr>
         <w:t>Ответ:</w:t>
       </w:r>
     </w:p>
     <w:p>
-      <w:r>
-        <w:t>__________________________________________________________________________________________</w:t>
-      </w:r>
-    </w:p>
-    <w:p>
-      <w:r>
-        <w:t>__________________________________________________________________________________________</w:t>
-      </w:r>
-    </w:p>
-    <w:p>
-      <w:r>
-        <w:t>__________________________________________________________________________________________</w:t>
-      </w:r>
-    </w:p>
-    <w:p>
+      <w:pPr>
+        <w:keepNext/>
+        <w:widowControl/>
+        <w:spacing w:line="240" w:lineRule="auto" w:after="0" w:before="120"/>
+      </w:pPr>
       <w:r>
         <w:rPr>
+          <w:rFonts w:ascii="Times New Roman" w:hAnsi="Times New Roman" w:eastAsia="Times New Roman"/>
           <w:b/>
-          <w:sz w:val="24"/>
+          <w:color w:val="181A1F"/>
+          <w:sz w:val="28"/>
         </w:rPr>
         <w:t>20.</w:t>
       </w:r>
     </w:p>
     <w:p>
+      <w:pPr>
+        <w:widowControl/>
+        <w:spacing w:line="240" w:lineRule="auto" w:after="0"/>
+      </w:pPr>
       <w:r>
         <w:rPr>
+          <w:rFonts w:ascii="Times New Roman" w:hAnsi="Times New Roman" w:eastAsia="Times New Roman"/>
           <w:b w:val="0"/>
           <w:i w:val="0"/>
+          <w:color w:val="181A1F"/>
+          <w:sz w:val="28"/>
         </w:rPr>
         <w:t xml:space="preserve">Конституция Российской Федерации закрепляет основы конституционного строя нашего государства, права и свободы человека и гражданина. </w:t>
       </w:r>
     </w:p>
     <w:p>
+      <w:pPr>
+        <w:widowControl/>
+        <w:spacing w:line="240" w:lineRule="auto" w:after="0"/>
+      </w:pPr>
       <w:r>
         <w:rPr>
+          <w:rFonts w:ascii="Times New Roman" w:hAnsi="Times New Roman" w:eastAsia="Times New Roman"/>
           <w:b w:val="0"/>
           <w:i w:val="0"/>
+          <w:color w:val="181A1F"/>
+          <w:sz w:val="28"/>
         </w:rPr>
         <w:t>На основе положений Конституции Российской Федерации объясните смысл следующих характеристик российского государства: 1) федеративное государство; 2) государство, в котором гарантируется презумпция невиновности; 3) государство, в котором гарантирована неприкосновенность жилища.</w:t>
       </w:r>
     </w:p>
     <w:p>
+      <w:pPr>
+        <w:widowControl/>
+        <w:spacing w:line="240" w:lineRule="auto" w:after="0"/>
+      </w:pPr>
       <w:r>
         <w:rPr>
+          <w:rFonts w:ascii="Times New Roman" w:hAnsi="Times New Roman" w:eastAsia="Times New Roman"/>
           <w:b w:val="0"/>
           <w:i w:val="0"/>
+          <w:color w:val="181A1F"/>
+          <w:sz w:val="28"/>
         </w:rPr>
         <w:t xml:space="preserve">(Каждое объяснение должно быть сформулировано как распространенное предложение с опорой на конкретное положение Конституции Российской Федерации. </w:t>
       </w:r>
     </w:p>
     <w:p>
+      <w:pPr>
+        <w:widowControl/>
+        <w:spacing w:line="240" w:lineRule="auto" w:after="0"/>
+      </w:pPr>
       <w:r>
         <w:rPr>
+          <w:rFonts w:ascii="Times New Roman" w:hAnsi="Times New Roman" w:eastAsia="Times New Roman"/>
           <w:b w:val="0"/>
           <w:i w:val="0"/>
+          <w:color w:val="181A1F"/>
+          <w:sz w:val="28"/>
         </w:rPr>
         <w:t>Обратите внимание на то, что правильное выполнение задания не требует указания в ответе номеров соответствующих статей и дословного воспроизведения их содержания.)</w:t>
       </w:r>
     </w:p>
     <w:p>
+      <w:pPr>
+        <w:widowControl/>
+        <w:spacing w:line="240" w:lineRule="auto" w:after="0"/>
+      </w:pPr>
       <w:r>
+        <w:rPr>
+          <w:rFonts w:ascii="Times New Roman" w:hAnsi="Times New Roman" w:eastAsia="Times New Roman"/>
+          <w:color w:val="181A1F"/>
+          <w:sz w:val="28"/>
+        </w:rPr>
         <w:t>Ответ:</w:t>
       </w:r>
     </w:p>
     <w:p>
-      <w:r>
-        <w:t>__________________________________________________________________________________________</w:t>
-      </w:r>
-    </w:p>
-    <w:p>
-      <w:r>
-        <w:t>__________________________________________________________________________________________</w:t>
-      </w:r>
-    </w:p>
-    <w:p>
-      <w:r>
-        <w:t>__________________________________________________________________________________________</w:t>
-      </w:r>
-    </w:p>
-    <w:p>
+      <w:pPr>
+        <w:keepNext/>
+        <w:widowControl/>
+        <w:spacing w:line="240" w:lineRule="auto" w:after="0" w:before="120"/>
+      </w:pPr>
       <w:r>
         <w:rPr>
+          <w:rFonts w:ascii="Times New Roman" w:hAnsi="Times New Roman" w:eastAsia="Times New Roman"/>
           <w:b/>
-          <w:sz w:val="24"/>
+          <w:color w:val="181A1F"/>
+          <w:sz w:val="28"/>
         </w:rPr>
         <w:t>21.</w:t>
       </w:r>
     </w:p>
     <w:p>
+      <w:pPr>
+        <w:widowControl/>
+        <w:spacing w:line="240" w:lineRule="auto" w:after="0"/>
+      </w:pPr>
       <w:r>
         <w:rPr>
+          <w:rFonts w:ascii="Times New Roman" w:hAnsi="Times New Roman" w:eastAsia="Times New Roman"/>
           <w:b w:val="0"/>
           <w:i w:val="0"/>
+          <w:color w:val="181A1F"/>
+          <w:sz w:val="28"/>
         </w:rPr>
         <w:t xml:space="preserve">Конституция Российской Федерации определяет условия для свободного формирования мировоззрения человека. </w:t>
       </w:r>
     </w:p>
     <w:p>
+      <w:pPr>
+        <w:widowControl/>
+        <w:spacing w:line="240" w:lineRule="auto" w:after="0"/>
+      </w:pPr>
       <w:r>
         <w:rPr>
+          <w:rFonts w:ascii="Times New Roman" w:hAnsi="Times New Roman" w:eastAsia="Times New Roman"/>
           <w:b w:val="0"/>
           <w:i w:val="0"/>
+          <w:color w:val="181A1F"/>
+          <w:sz w:val="28"/>
         </w:rPr>
         <w:t xml:space="preserve">На основе положений Конституции Российской Федерации сформулируйте три подтверждения этой характеристики. </w:t>
       </w:r>
     </w:p>
     <w:p>
+      <w:pPr>
+        <w:widowControl/>
+        <w:spacing w:line="240" w:lineRule="auto" w:after="0"/>
+      </w:pPr>
       <w:r>
         <w:rPr>
+          <w:rFonts w:ascii="Times New Roman" w:hAnsi="Times New Roman" w:eastAsia="Times New Roman"/>
           <w:b w:val="0"/>
           <w:i w:val="0"/>
+          <w:color w:val="181A1F"/>
+          <w:sz w:val="28"/>
         </w:rPr>
         <w:t xml:space="preserve">(Каждое подтверждение должно быть сформулировано как распространённое предложение с опорой на конкретное положение Конституции Российской Федерации. </w:t>
       </w:r>
     </w:p>
     <w:p>
+      <w:pPr>
+        <w:widowControl/>
+        <w:spacing w:line="240" w:lineRule="auto" w:after="0"/>
+      </w:pPr>
       <w:r>
         <w:rPr>
+          <w:rFonts w:ascii="Times New Roman" w:hAnsi="Times New Roman" w:eastAsia="Times New Roman"/>
           <w:b w:val="0"/>
           <w:i w:val="0"/>
+          <w:color w:val="181A1F"/>
+          <w:sz w:val="28"/>
         </w:rPr>
         <w:t>Обращаем внимание, что правильное выполнение задания не требует указания в ответе номеров соответствующих статей Конституции и дословного воспроизведения их содержания.)</w:t>
       </w:r>
     </w:p>
     <w:p>
+      <w:pPr>
+        <w:widowControl/>
+        <w:spacing w:line="240" w:lineRule="auto" w:after="0"/>
+      </w:pPr>
       <w:r>
+        <w:rPr>
+          <w:rFonts w:ascii="Times New Roman" w:hAnsi="Times New Roman" w:eastAsia="Times New Roman"/>
+          <w:color w:val="181A1F"/>
+          <w:sz w:val="28"/>
+        </w:rPr>
         <w:t>Ответ:</w:t>
       </w:r>
     </w:p>
     <w:p>
-      <w:r>
-        <w:t>__________________________________________________________________________________________</w:t>
-      </w:r>
-    </w:p>
-    <w:p>
-      <w:r>
-        <w:t>__________________________________________________________________________________________</w:t>
-      </w:r>
-    </w:p>
-    <w:p>
-      <w:r>
-        <w:t>__________________________________________________________________________________________</w:t>
-      </w:r>
-    </w:p>
-    <w:p>
+      <w:pPr>
+        <w:keepNext/>
+        <w:widowControl/>
+        <w:spacing w:line="240" w:lineRule="auto" w:after="0" w:before="120"/>
+      </w:pPr>
       <w:r>
         <w:rPr>
+          <w:rFonts w:ascii="Times New Roman" w:hAnsi="Times New Roman" w:eastAsia="Times New Roman"/>
           <w:b/>
-          <w:sz w:val="24"/>
+          <w:color w:val="181A1F"/>
+          <w:sz w:val="28"/>
         </w:rPr>
         <w:t>22.</w:t>
       </w:r>
     </w:p>
     <w:p>
+      <w:pPr>
+        <w:widowControl/>
+        <w:spacing w:line="240" w:lineRule="auto" w:after="0"/>
+      </w:pPr>
       <w:r>
         <w:rPr>
+          <w:rFonts w:ascii="Times New Roman" w:hAnsi="Times New Roman" w:eastAsia="Times New Roman"/>
           <w:b w:val="0"/>
           <w:i w:val="0"/>
+          <w:color w:val="181A1F"/>
+          <w:sz w:val="28"/>
         </w:rPr>
         <w:t>Используя обществоведческие знания, составьте сложный план, позволяющий раскрыть по существу тему «Институт президентства в РФ». Сложный план должен содержать не менее трёх непосредственно раскрывающих тему по существу пунктов, детализированных в подпунктах. (Количество подпунктов каждого детализированного пункта должно быть не менее трёх, за исключением случаев, когда с точки зрения общественных наук возможны только два подпункта.)</w:t>
       </w:r>
     </w:p>
     <w:p>
+      <w:pPr>
+        <w:widowControl/>
+        <w:spacing w:line="240" w:lineRule="auto" w:after="0"/>
+      </w:pPr>
       <w:r>
+        <w:rPr>
+          <w:rFonts w:ascii="Times New Roman" w:hAnsi="Times New Roman" w:eastAsia="Times New Roman"/>
+          <w:color w:val="181A1F"/>
+          <w:sz w:val="28"/>
+        </w:rPr>
         <w:t>Ответ:</w:t>
       </w:r>
     </w:p>
     <w:p>
-      <w:r>
-        <w:t>__________________________________________________________________________________________</w:t>
-      </w:r>
-    </w:p>
-    <w:p>
-      <w:r>
-        <w:t>__________________________________________________________________________________________</w:t>
-      </w:r>
-    </w:p>
-    <w:p>
-      <w:r>
-        <w:t>__________________________________________________________________________________________</w:t>
-      </w:r>
-    </w:p>
-    <w:p>
+      <w:pPr>
+        <w:keepNext/>
+        <w:widowControl/>
+        <w:spacing w:line="240" w:lineRule="auto" w:after="0" w:before="120"/>
+      </w:pPr>
       <w:r>
         <w:rPr>
+          <w:rFonts w:ascii="Times New Roman" w:hAnsi="Times New Roman" w:eastAsia="Times New Roman"/>
           <w:b/>
-          <w:sz w:val="24"/>
+          <w:color w:val="181A1F"/>
+          <w:sz w:val="28"/>
         </w:rPr>
         <w:t>23.</w:t>
       </w:r>
     </w:p>
     <w:p>
+      <w:pPr>
+        <w:widowControl/>
+        <w:spacing w:line="240" w:lineRule="auto" w:after="0"/>
+      </w:pPr>
       <w:r>
         <w:rPr>
+          <w:rFonts w:ascii="Times New Roman" w:hAnsi="Times New Roman" w:eastAsia="Times New Roman"/>
           <w:b w:val="0"/>
           <w:i w:val="0"/>
+          <w:color w:val="181A1F"/>
+          <w:sz w:val="28"/>
         </w:rPr>
         <w:t xml:space="preserve">Конституция Российской Федерации закрепляет основы конституционного строя нашего государства, права и свободы человека и гражданина. </w:t>
       </w:r>
     </w:p>
     <w:p>
+      <w:pPr>
+        <w:widowControl/>
+        <w:spacing w:line="240" w:lineRule="auto" w:after="0"/>
+      </w:pPr>
       <w:r>
         <w:rPr>
+          <w:rFonts w:ascii="Times New Roman" w:hAnsi="Times New Roman" w:eastAsia="Times New Roman"/>
           <w:b w:val="0"/>
           <w:i w:val="0"/>
+          <w:color w:val="181A1F"/>
+          <w:sz w:val="28"/>
         </w:rPr>
         <w:t>На основе Конституции Российской Федерации объясните смысл следующих характеристик нашего государства: 1) светское государство; 2) гарантия идеологического многообразия; 3) реализация принципа разделения государственной власти.</w:t>
       </w:r>
     </w:p>
     <w:p>
+      <w:pPr>
+        <w:widowControl/>
+        <w:spacing w:line="240" w:lineRule="auto" w:after="0"/>
+      </w:pPr>
       <w:r>
         <w:rPr>
+          <w:rFonts w:ascii="Times New Roman" w:hAnsi="Times New Roman" w:eastAsia="Times New Roman"/>
           <w:b w:val="0"/>
           <w:i w:val="0"/>
+          <w:color w:val="181A1F"/>
+          <w:sz w:val="28"/>
         </w:rPr>
         <w:t>(Каждое объяснение должно быть сформулировано как распространённое предложение с опорой на конкретное положение Конституции Российской Федерации.</w:t>
       </w:r>
     </w:p>
     <w:p>
+      <w:pPr>
+        <w:widowControl/>
+        <w:spacing w:line="240" w:lineRule="auto" w:after="0"/>
+      </w:pPr>
       <w:r>
         <w:rPr>
+          <w:rFonts w:ascii="Times New Roman" w:hAnsi="Times New Roman" w:eastAsia="Times New Roman"/>
           <w:b w:val="0"/>
           <w:i w:val="0"/>
+          <w:color w:val="181A1F"/>
+          <w:sz w:val="28"/>
         </w:rPr>
         <w:t>Обратите внимание на то, что правильное выполнение задания не требует указания в ответе номеров соответствующих статей Конституции и дословного воспроизведения их содержания.)</w:t>
       </w:r>
     </w:p>
     <w:p>
+      <w:pPr>
+        <w:widowControl/>
+        <w:spacing w:line="240" w:lineRule="auto" w:after="0"/>
+      </w:pPr>
       <w:r>
+        <w:rPr>
+          <w:rFonts w:ascii="Times New Roman" w:hAnsi="Times New Roman" w:eastAsia="Times New Roman"/>
+          <w:color w:val="181A1F"/>
+          <w:sz w:val="28"/>
+        </w:rPr>
         <w:t>Ответ:</w:t>
       </w:r>
     </w:p>
     <w:p>
-      <w:r>
-        <w:t>__________________________________________________________________________________________</w:t>
-      </w:r>
-    </w:p>
-    <w:p>
-      <w:r>
-        <w:t>__________________________________________________________________________________________</w:t>
-      </w:r>
-    </w:p>
-    <w:p>
-      <w:r>
-        <w:t>__________________________________________________________________________________________</w:t>
-      </w:r>
-    </w:p>
-    <w:p>
+      <w:pPr>
+        <w:keepNext/>
+        <w:widowControl/>
+        <w:spacing w:line="240" w:lineRule="auto" w:after="0" w:before="120"/>
+      </w:pPr>
       <w:r>
         <w:rPr>
+          <w:rFonts w:ascii="Times New Roman" w:hAnsi="Times New Roman" w:eastAsia="Times New Roman"/>
           <w:b/>
-          <w:sz w:val="24"/>
+          <w:color w:val="181A1F"/>
+          <w:sz w:val="28"/>
         </w:rPr>
         <w:t>24.</w:t>
       </w:r>
     </w:p>
     <w:p>
+      <w:pPr>
+        <w:widowControl/>
+        <w:spacing w:line="240" w:lineRule="auto" w:after="0"/>
+      </w:pPr>
       <w:r>
         <w:rPr>
+          <w:rFonts w:ascii="Times New Roman" w:hAnsi="Times New Roman" w:eastAsia="Times New Roman"/>
           <w:b w:val="0"/>
           <w:i w:val="0"/>
+          <w:color w:val="181A1F"/>
+          <w:sz w:val="28"/>
         </w:rPr>
         <w:t>Используя обществоведческие знания, составьте сложный план, позволяющий раскрыть по существу тему «Законотворческий процесс». Сложный план должен содержать не менее трёх пунктов, непосредственно раскрывающих тему по существу, из которых два или более детализированы в подпунктах. (Количество подпунктов каждого детализированного пункта должно быть не менее трёх, за исключением случаев, когда с точки зрения общественных наук возможно только два подпункта.)</w:t>
       </w:r>
     </w:p>
     <w:p>
+      <w:pPr>
+        <w:widowControl/>
+        <w:spacing w:line="240" w:lineRule="auto" w:after="0"/>
+      </w:pPr>
       <w:r>
+        <w:rPr>
+          <w:rFonts w:ascii="Times New Roman" w:hAnsi="Times New Roman" w:eastAsia="Times New Roman"/>
+          <w:color w:val="181A1F"/>
+          <w:sz w:val="28"/>
+        </w:rPr>
         <w:t>Ответ:</w:t>
       </w:r>
     </w:p>
     <w:p>
-      <w:r>
-        <w:t>__________________________________________________________________________________________</w:t>
-      </w:r>
-    </w:p>
-    <w:p>
-      <w:r>
-        <w:t>__________________________________________________________________________________________</w:t>
-      </w:r>
-    </w:p>
-    <w:p>
-      <w:r>
-        <w:t>__________________________________________________________________________________________</w:t>
-      </w:r>
-    </w:p>
-    <w:p>
-      <w:r>
-        <w:t>__________________________________________________________________________________________</w:t>
-      </w:r>
-    </w:p>
-    <w:p>
-      <w:r>
-        <w:t>__________________________________________________________________________________________</w:t>
-      </w:r>
-    </w:p>
-    <w:p>
+      <w:pPr>
+        <w:keepNext/>
+        <w:widowControl/>
+        <w:spacing w:line="240" w:lineRule="auto" w:after="0" w:before="120"/>
+      </w:pPr>
       <w:r>
         <w:rPr>
+          <w:rFonts w:ascii="Times New Roman" w:hAnsi="Times New Roman" w:eastAsia="Times New Roman"/>
           <w:b/>
-          <w:sz w:val="24"/>
+          <w:color w:val="181A1F"/>
+          <w:sz w:val="28"/>
         </w:rPr>
         <w:t>25.</w:t>
       </w:r>
     </w:p>
     <w:p>
+      <w:pPr>
+        <w:widowControl/>
+        <w:spacing w:line="240" w:lineRule="auto" w:after="0"/>
+      </w:pPr>
       <w:r>
         <w:rPr>
+          <w:rFonts w:ascii="Times New Roman" w:hAnsi="Times New Roman" w:eastAsia="Times New Roman"/>
           <w:b w:val="0"/>
           <w:i w:val="0"/>
+          <w:color w:val="181A1F"/>
+          <w:sz w:val="28"/>
         </w:rPr>
         <w:t>Обоснуйте необходимость разделения власти в демократическом государстве. (Обоснование должно быть дано с опорой на обществоведческие знания в нескольких связанных между собой распространённых предложениях, раскрывать причинно- следственные и (или) функциональные связи.)</w:t>
       </w:r>
     </w:p>
     <w:p>
+      <w:pPr>
+        <w:widowControl/>
+        <w:spacing w:line="240" w:lineRule="auto" w:after="0"/>
+      </w:pPr>
       <w:r>
         <w:rPr>
+          <w:rFonts w:ascii="Times New Roman" w:hAnsi="Times New Roman" w:eastAsia="Times New Roman"/>
           <w:b w:val="0"/>
           <w:i w:val="0"/>
+          <w:color w:val="181A1F"/>
+          <w:sz w:val="28"/>
         </w:rPr>
         <w:t>Что относится к полномочиям Правительства Российской Федерации в социальной сфере? (Назовите любые три таких полномочия.)</w:t>
       </w:r>
     </w:p>
     <w:p>
+      <w:pPr>
+        <w:widowControl/>
+        <w:spacing w:line="240" w:lineRule="auto" w:after="0"/>
+      </w:pPr>
       <w:r>
         <w:rPr>
+          <w:rFonts w:ascii="Times New Roman" w:hAnsi="Times New Roman" w:eastAsia="Times New Roman"/>
           <w:b w:val="0"/>
           <w:i w:val="0"/>
+          <w:color w:val="181A1F"/>
+          <w:sz w:val="28"/>
         </w:rPr>
         <w:t>Приведите три примера, иллюстрирующих реализацию каждого из них на практике. (Каждый пример должен быть сформулирован развёрнуто.)</w:t>
       </w:r>
     </w:p>
     <w:p>
+      <w:pPr>
+        <w:widowControl/>
+        <w:spacing w:line="240" w:lineRule="auto" w:after="0"/>
+      </w:pPr>
       <w:r>
+        <w:rPr>
+          <w:rFonts w:ascii="Times New Roman" w:hAnsi="Times New Roman" w:eastAsia="Times New Roman"/>
+          <w:color w:val="181A1F"/>
+          <w:sz w:val="28"/>
+        </w:rPr>
         <w:t>Ответ:</w:t>
       </w:r>
     </w:p>
     <w:p>
+      <w:pPr>
+        <w:widowControl/>
+        <w:spacing w:line="240" w:lineRule="auto" w:after="0"/>
+      </w:pPr>
       <w:r>
-        <w:t>__________________________________________________________________________________________</w:t>
-      </w:r>
-    </w:p>
-    <w:p>
-      <w:r>
-        <w:t>__________________________________________________________________________________________</w:t>
-      </w:r>
-    </w:p>
-    <w:p>
-      <w:r>
-        <w:t>__________________________________________________________________________________________</w:t>
-      </w:r>
-    </w:p>
-    <w:p>
-      <w:r>
-        <w:t>__________________________________________________________________________________________</w:t>
-      </w:r>
-    </w:p>
-    <w:p>
-      <w:r>
-        <w:t>__________________________________________________________________________________________</w:t>
-      </w:r>
-    </w:p>
-    <w:p>
-      <w:r>
+        <w:rPr>
+          <w:rFonts w:ascii="Times New Roman" w:hAnsi="Times New Roman" w:eastAsia="Times New Roman"/>
+          <w:color w:val="181A1F"/>
+          <w:sz w:val="28"/>
+        </w:rPr>
         <w:br w:type="page"/>
       </w:r>
     </w:p>
-    <w:p>
-      <w:pPr>
-        <w:pStyle w:val="Heading1"/>
-      </w:pPr>
-      <w:r>
-        <w:t>Ответы и критерии</w:t>
-      </w:r>
-    </w:p>
-    <w:tbl>
-      <w:tblPr>
-        <w:tblStyle w:val="TableGrid"/>
-        <w:tblW w:type="auto" w:w="0"/>
-        <w:tblLook w:firstColumn="1" w:firstRow="1" w:lastColumn="0" w:lastRow="0" w:noHBand="0" w:noVBand="1" w:val="04A0"/>
-      </w:tblPr>
-      <w:tblGrid>
-        <w:gridCol w:w="3419"/>
-        <w:gridCol w:w="3419"/>
-        <w:gridCol w:w="3419"/>
-      </w:tblGrid>
-      <w:tr>
-        <w:tc>
-          <w:tcPr>
-            <w:tcW w:type="dxa" w:w="3419"/>
-            <w:shd w:fill="DCE9FA"/>
-          </w:tcPr>
-          <w:p>
-            <w:r>
-              <w:t>№</w:t>
-            </w:r>
-          </w:p>
-        </w:tc>
-        <w:tc>
-          <w:tcPr>
-            <w:tcW w:type="dxa" w:w="3419"/>
-            <w:shd w:fill="DCE9FA"/>
-          </w:tcPr>
-          <w:p>
-            <w:r>
-              <w:t>Ответ</w:t>
-            </w:r>
-          </w:p>
-        </w:tc>
-        <w:tc>
-          <w:tcPr>
-            <w:tcW w:type="dxa" w:w="3419"/>
-            <w:shd w:fill="DCE9FA"/>
-          </w:tcPr>
-          <w:p>
-            <w:r>
-              <w:t>Макс. балл</w:t>
-            </w:r>
-          </w:p>
-        </w:tc>
-      </w:tr>
-      <w:tr>
-        <w:tc>
-          <w:tcPr>
-            <w:tcW w:type="dxa" w:w="3419"/>
-          </w:tcPr>
-          <w:p>
-            <w:r>
-              <w:t>1</w:t>
-            </w:r>
-          </w:p>
-        </w:tc>
-        <w:tc>
-          <w:tcPr>
-            <w:tcW w:type="dxa" w:w="3419"/>
-          </w:tcPr>
-          <w:p>
-            <w:r>
-              <w:t>134</w:t>
-            </w:r>
-          </w:p>
-        </w:tc>
-        <w:tc>
-          <w:tcPr>
-            <w:tcW w:type="dxa" w:w="3419"/>
-          </w:tcPr>
-          <w:p>
-            <w:r>
-              <w:t>1</w:t>
-            </w:r>
-          </w:p>
-        </w:tc>
-      </w:tr>
-      <w:tr>
-        <w:tc>
-          <w:tcPr>
-            <w:tcW w:type="dxa" w:w="3419"/>
-          </w:tcPr>
-          <w:p>
-            <w:r>
-              <w:t>2</w:t>
-            </w:r>
-          </w:p>
-        </w:tc>
-        <w:tc>
-          <w:tcPr>
-            <w:tcW w:type="dxa" w:w="3419"/>
-          </w:tcPr>
-          <w:p>
-            <w:r>
-              <w:t>23321</w:t>
-            </w:r>
-          </w:p>
-        </w:tc>
-        <w:tc>
-          <w:tcPr>
-            <w:tcW w:type="dxa" w:w="3419"/>
-          </w:tcPr>
-          <w:p>
-            <w:r>
-              <w:t>2</w:t>
-            </w:r>
-          </w:p>
-        </w:tc>
-      </w:tr>
-      <w:tr>
-        <w:tc>
-          <w:tcPr>
-            <w:tcW w:type="dxa" w:w="3419"/>
-          </w:tcPr>
-          <w:p>
-            <w:r>
-              <w:t>3</w:t>
-            </w:r>
-          </w:p>
-        </w:tc>
-        <w:tc>
-          <w:tcPr>
-            <w:tcW w:type="dxa" w:w="3419"/>
-          </w:tcPr>
-          <w:p>
-            <w:r>
-              <w:t>235</w:t>
-            </w:r>
-          </w:p>
-        </w:tc>
-        <w:tc>
-          <w:tcPr>
-            <w:tcW w:type="dxa" w:w="3419"/>
-          </w:tcPr>
-          <w:p>
-            <w:r>
-              <w:t>1</w:t>
-            </w:r>
-          </w:p>
-        </w:tc>
-      </w:tr>
-      <w:tr>
-        <w:tc>
-          <w:tcPr>
-            <w:tcW w:type="dxa" w:w="3419"/>
-          </w:tcPr>
-          <w:p>
-            <w:r>
-              <w:t>4</w:t>
-            </w:r>
-          </w:p>
-        </w:tc>
-        <w:tc>
-          <w:tcPr>
-            <w:tcW w:type="dxa" w:w="3419"/>
-          </w:tcPr>
-          <w:p>
-            <w:r>
-              <w:t>12122</w:t>
-            </w:r>
-          </w:p>
-        </w:tc>
-        <w:tc>
-          <w:tcPr>
-            <w:tcW w:type="dxa" w:w="3419"/>
-          </w:tcPr>
-          <w:p>
-            <w:r>
-              <w:t>2</w:t>
-            </w:r>
-          </w:p>
-        </w:tc>
-      </w:tr>
-      <w:tr>
-        <w:tc>
-          <w:tcPr>
-            <w:tcW w:type="dxa" w:w="3419"/>
-          </w:tcPr>
-          <w:p>
-            <w:r>
-              <w:t>5</w:t>
-            </w:r>
-          </w:p>
-        </w:tc>
-        <w:tc>
-          <w:tcPr>
-            <w:tcW w:type="dxa" w:w="3419"/>
-          </w:tcPr>
-          <w:p>
-            <w:r>
-              <w:t>21122</w:t>
-            </w:r>
-          </w:p>
-        </w:tc>
-        <w:tc>
-          <w:tcPr>
-            <w:tcW w:type="dxa" w:w="3419"/>
-          </w:tcPr>
-          <w:p>
-            <w:r>
-              <w:t>2</w:t>
-            </w:r>
-          </w:p>
-        </w:tc>
-      </w:tr>
-      <w:tr>
-        <w:tc>
-          <w:tcPr>
-            <w:tcW w:type="dxa" w:w="3419"/>
-          </w:tcPr>
-          <w:p>
-            <w:r>
-              <w:t>6</w:t>
-            </w:r>
-          </w:p>
-        </w:tc>
-        <w:tc>
-          <w:tcPr>
-            <w:tcW w:type="dxa" w:w="3419"/>
-          </w:tcPr>
-          <w:p>
-            <w:r>
-              <w:t>23213</w:t>
-            </w:r>
-          </w:p>
-        </w:tc>
-        <w:tc>
-          <w:tcPr>
-            <w:tcW w:type="dxa" w:w="3419"/>
-          </w:tcPr>
-          <w:p>
-            <w:r>
-              <w:t>2</w:t>
-            </w:r>
-          </w:p>
-        </w:tc>
-      </w:tr>
-      <w:tr>
-        <w:tc>
-          <w:tcPr>
-            <w:tcW w:type="dxa" w:w="3419"/>
-          </w:tcPr>
-          <w:p>
-            <w:r>
-              <w:t>7</w:t>
-            </w:r>
-          </w:p>
-        </w:tc>
-        <w:tc>
-          <w:tcPr>
-            <w:tcW w:type="dxa" w:w="3419"/>
-          </w:tcPr>
-          <w:p>
-            <w:r>
-              <w:t>11223</w:t>
-            </w:r>
-          </w:p>
-        </w:tc>
-        <w:tc>
-          <w:tcPr>
-            <w:tcW w:type="dxa" w:w="3419"/>
-          </w:tcPr>
-          <w:p>
-            <w:r>
-              <w:t>2</w:t>
-            </w:r>
-          </w:p>
-        </w:tc>
-      </w:tr>
-      <w:tr>
-        <w:tc>
-          <w:tcPr>
-            <w:tcW w:type="dxa" w:w="3419"/>
-          </w:tcPr>
-          <w:p>
-            <w:r>
-              <w:t>8</w:t>
-            </w:r>
-          </w:p>
-        </w:tc>
-        <w:tc>
-          <w:tcPr>
-            <w:tcW w:type="dxa" w:w="3419"/>
-          </w:tcPr>
-          <w:p>
-            <w:r>
-              <w:t>12212</w:t>
-            </w:r>
-          </w:p>
-        </w:tc>
-        <w:tc>
-          <w:tcPr>
-            <w:tcW w:type="dxa" w:w="3419"/>
-          </w:tcPr>
-          <w:p>
-            <w:r>
-              <w:t>2</w:t>
-            </w:r>
-          </w:p>
-        </w:tc>
-      </w:tr>
-      <w:tr>
-        <w:tc>
-          <w:tcPr>
-            <w:tcW w:type="dxa" w:w="3419"/>
-          </w:tcPr>
-          <w:p>
-            <w:r>
-              <w:t>9</w:t>
-            </w:r>
-          </w:p>
-        </w:tc>
-        <w:tc>
-          <w:tcPr>
-            <w:tcW w:type="dxa" w:w="3419"/>
-          </w:tcPr>
-          <w:p>
-            <w:r>
-              <w:t>12</w:t>
-            </w:r>
-          </w:p>
-        </w:tc>
-        <w:tc>
-          <w:tcPr>
-            <w:tcW w:type="dxa" w:w="3419"/>
-          </w:tcPr>
-          <w:p>
-            <w:r>
-              <w:t>1</w:t>
-            </w:r>
-          </w:p>
-        </w:tc>
-      </w:tr>
-      <w:tr>
-        <w:tc>
-          <w:tcPr>
-            <w:tcW w:type="dxa" w:w="3419"/>
-          </w:tcPr>
-          <w:p>
-            <w:r>
-              <w:t>10</w:t>
-            </w:r>
-          </w:p>
-        </w:tc>
-        <w:tc>
-          <w:tcPr>
-            <w:tcW w:type="dxa" w:w="3419"/>
-          </w:tcPr>
-          <w:p>
-            <w:r>
-              <w:t>24341</w:t>
-            </w:r>
-          </w:p>
-        </w:tc>
-        <w:tc>
-          <w:tcPr>
-            <w:tcW w:type="dxa" w:w="3419"/>
-          </w:tcPr>
-          <w:p>
-            <w:r>
-              <w:t>2</w:t>
-            </w:r>
-          </w:p>
-        </w:tc>
-      </w:tr>
-      <w:tr>
-        <w:tc>
-          <w:tcPr>
-            <w:tcW w:type="dxa" w:w="3419"/>
-          </w:tcPr>
-          <w:p>
-            <w:r>
-              <w:t>11</w:t>
-            </w:r>
-          </w:p>
-        </w:tc>
-        <w:tc>
-          <w:tcPr>
-            <w:tcW w:type="dxa" w:w="3419"/>
-          </w:tcPr>
-          <w:p>
-            <w:r>
-              <w:t>26</w:t>
-            </w:r>
-          </w:p>
-        </w:tc>
-        <w:tc>
-          <w:tcPr>
-            <w:tcW w:type="dxa" w:w="3419"/>
-          </w:tcPr>
-          <w:p>
-            <w:r>
-              <w:t>2</w:t>
-            </w:r>
-          </w:p>
-        </w:tc>
-      </w:tr>
-      <w:tr>
-        <w:tc>
-          <w:tcPr>
-            <w:tcW w:type="dxa" w:w="3419"/>
-          </w:tcPr>
-          <w:p>
-            <w:r>
-              <w:t>12</w:t>
-            </w:r>
-          </w:p>
-        </w:tc>
-        <w:tc>
-          <w:tcPr>
-            <w:tcW w:type="dxa" w:w="3419"/>
-          </w:tcPr>
-          <w:p>
-            <w:r>
-              <w:t>134</w:t>
-            </w:r>
-          </w:p>
-        </w:tc>
-        <w:tc>
-          <w:tcPr>
-            <w:tcW w:type="dxa" w:w="3419"/>
-          </w:tcPr>
-          <w:p>
-            <w:r>
-              <w:t>1</w:t>
-            </w:r>
-          </w:p>
-        </w:tc>
-      </w:tr>
-      <w:tr>
-        <w:tc>
-          <w:tcPr>
-            <w:tcW w:type="dxa" w:w="3419"/>
-          </w:tcPr>
-          <w:p>
-            <w:r>
-              <w:t>13</w:t>
-            </w:r>
-          </w:p>
-        </w:tc>
-        <w:tc>
-          <w:tcPr>
-            <w:tcW w:type="dxa" w:w="3419"/>
-          </w:tcPr>
-          <w:p>
-            <w:r>
-              <w:t>123</w:t>
-            </w:r>
-          </w:p>
-        </w:tc>
-        <w:tc>
-          <w:tcPr>
-            <w:tcW w:type="dxa" w:w="3419"/>
-          </w:tcPr>
-          <w:p>
-            <w:r>
-              <w:t>2</w:t>
-            </w:r>
-          </w:p>
-        </w:tc>
-      </w:tr>
-      <w:tr>
-        <w:tc>
-          <w:tcPr>
-            <w:tcW w:type="dxa" w:w="3419"/>
-          </w:tcPr>
-          <w:p>
-            <w:r>
-              <w:t>14</w:t>
-            </w:r>
-          </w:p>
-        </w:tc>
-        <w:tc>
-          <w:tcPr>
-            <w:tcW w:type="dxa" w:w="3419"/>
-          </w:tcPr>
-          <w:p>
-            <w:r>
-              <w:t>35</w:t>
-            </w:r>
-          </w:p>
-        </w:tc>
-        <w:tc>
-          <w:tcPr>
-            <w:tcW w:type="dxa" w:w="3419"/>
-          </w:tcPr>
-          <w:p>
-            <w:r>
-              <w:t>2</w:t>
-            </w:r>
-          </w:p>
-        </w:tc>
-      </w:tr>
-      <w:tr>
-        <w:tc>
-          <w:tcPr>
-            <w:tcW w:type="dxa" w:w="3419"/>
-          </w:tcPr>
-          <w:p>
-            <w:r>
-              <w:t>15</w:t>
-            </w:r>
-          </w:p>
-        </w:tc>
-        <w:tc>
-          <w:tcPr>
-            <w:tcW w:type="dxa" w:w="3419"/>
-          </w:tcPr>
-          <w:p>
-            <w:r>
-              <w:t>22112</w:t>
-            </w:r>
-          </w:p>
-        </w:tc>
-        <w:tc>
-          <w:tcPr>
-            <w:tcW w:type="dxa" w:w="3419"/>
-          </w:tcPr>
-          <w:p>
-            <w:r>
-              <w:t>2</w:t>
-            </w:r>
-          </w:p>
-        </w:tc>
-      </w:tr>
-      <w:tr>
-        <w:tc>
-          <w:tcPr>
-            <w:tcW w:type="dxa" w:w="3419"/>
-          </w:tcPr>
-          <w:p>
-            <w:r>
-              <w:t>16</w:t>
-            </w:r>
-          </w:p>
-        </w:tc>
-        <w:tc>
-          <w:tcPr>
-            <w:tcW w:type="dxa" w:w="3419"/>
-          </w:tcPr>
-          <w:p>
-            <w:r>
-              <w:t>11231</w:t>
-            </w:r>
-          </w:p>
-        </w:tc>
-        <w:tc>
-          <w:tcPr>
-            <w:tcW w:type="dxa" w:w="3419"/>
-          </w:tcPr>
-          <w:p>
-            <w:r>
-              <w:t>2</w:t>
-            </w:r>
-          </w:p>
-        </w:tc>
-      </w:tr>
-    </w:tbl>
-    <w:p>
-      <w:r>
-        <w:rPr>
-          <w:b/>
-        </w:rPr>
-        <w:t>Задание 17 — до 2 баллов</w:t>
-      </w:r>
-    </w:p>
-    <w:p>
-      <w:r>
-        <w:rPr>
-          <w:b w:val="0"/>
-          <w:i w:val="0"/>
-        </w:rPr>
-        <w:t>1.  они призваны дать возможность индивидам свободно искать и находить источники дохода и поддержки собственной жизнедеятельности и жизнедеятельности своих близких;</w:t>
-      </w:r>
-    </w:p>
-    <w:p>
-      <w:r>
-        <w:rPr>
-          <w:b w:val="0"/>
-          <w:i w:val="0"/>
-        </w:rPr>
-        <w:t>2. распространение на определённую, социально-экономическую область жизни человека; допустимость рекомендательных нестрогих формулировок; зависимость реализации от состояния экономики и ресурсов;</w:t>
-      </w:r>
-    </w:p>
-    <w:p>
-      <w:r>
-        <w:rPr>
-          <w:b w:val="0"/>
-          <w:i w:val="0"/>
-        </w:rPr>
-        <w:t>3. экономические права и свободы имеют не государственное, а естественное, социальное происхождение.</w:t>
-      </w:r>
-    </w:p>
-    <w:p>
-      <w:r>
-        <w:rPr>
-          <w:b/>
-        </w:rPr>
-        <w:t>Задание 18 — до 2 баллов</w:t>
-      </w:r>
-    </w:p>
-    <w:p>
-      <w:r>
-        <w:rPr>
-          <w:b w:val="0"/>
-          <w:i w:val="0"/>
-        </w:rPr>
-        <w:t>Ответ на первый вопрос: реальное содержание прав и свобод человека и гражданина</w:t>
-      </w:r>
-    </w:p>
-    <w:p>
-      <w:r>
-        <w:rPr>
-          <w:b w:val="0"/>
-          <w:i w:val="0"/>
-        </w:rPr>
-        <w:t>Ответ на второй вопрос: право на объединение, свобода мысли и слова</w:t>
-      </w:r>
-    </w:p>
-    <w:p>
-      <w:r>
-        <w:rPr>
-          <w:b w:val="0"/>
-          <w:i w:val="0"/>
-        </w:rPr>
-        <w:t>Ответ на третий вопрос: безработный или бездомный, для которого политические права отходят на второй план, никогда  не сможет воспользоваться правом на труд или правом на жилище, если не будет располагать для этого необходимыми политическими правами.</w:t>
-      </w:r>
-    </w:p>
-    <w:p>
-      <w:r>
-        <w:rPr>
-          <w:b/>
-        </w:rPr>
-        <w:t>Задание 19 — до 3 баллов</w:t>
-      </w:r>
-    </w:p>
-    <w:p>
-      <w:r>
-        <w:rPr>
-          <w:b w:val="0"/>
-          <w:i w:val="0"/>
-        </w:rPr>
-        <w:t>1) В Конституции Российской Федерации утверждается ценность прав и свобод человека, гражданского мира и согласия;</w:t>
-      </w:r>
-    </w:p>
-    <w:p>
-      <w:r>
-        <w:rPr>
-          <w:b w:val="0"/>
-          <w:i w:val="0"/>
-        </w:rPr>
-        <w:t>2) В Конституции закреплены социальные ценности исторической памяти, патриотизма, детства и семьи;</w:t>
-      </w:r>
-    </w:p>
-    <w:p>
-      <w:r>
-        <w:rPr>
-          <w:b w:val="0"/>
-          <w:i w:val="0"/>
-        </w:rPr>
-        <w:t>3) В Конституции закреплена ценность российской культуры, разнообразия культур народов России.</w:t>
-      </w:r>
-    </w:p>
-    <w:p>
-      <w:r>
-        <w:rPr>
-          <w:b/>
-        </w:rPr>
-        <w:t>Задание 20 — до 3 баллов</w:t>
-      </w:r>
-    </w:p>
-    <w:p>
-      <w:r>
-        <w:rPr>
-          <w:b w:val="0"/>
-          <w:i w:val="0"/>
-        </w:rPr>
-        <w:t>1) Федеративное государство: во взаимоотношениях с федеральными органами государственной власти все субъекты РФ между собой равноправны.</w:t>
-      </w:r>
-    </w:p>
-    <w:p>
-      <w:r>
-        <w:rPr>
-          <w:b w:val="0"/>
-          <w:i w:val="0"/>
-        </w:rPr>
-        <w:t>2) Презумпция невиновности: каждый обвиняемые в совершении преступления считается невиновным, пока его виновность не будет доказана в предусмотренном федеральным законом порядке и установлена вступившим в законную силу приговором суда.</w:t>
-      </w:r>
-    </w:p>
-    <w:p>
-      <w:r>
-        <w:rPr>
-          <w:b w:val="0"/>
-          <w:i w:val="0"/>
-        </w:rPr>
-        <w:t xml:space="preserve">3) Государство, в котором гарантируется неприкосновенность жилища: жилище неприкосновенно; никто не вправе проникать в жилище против воли проживающих в нём лиц иначе как в случаях, установленных федеральным законом, или на основании судебного решения. </w:t>
-      </w:r>
-    </w:p>
-    <w:p>
-      <w:r>
-        <w:rPr>
-          <w:b/>
-        </w:rPr>
-        <w:t>Задание 21 — до 3 баллов</w:t>
-      </w:r>
-    </w:p>
-    <w:p>
-      <w:r>
-        <w:rPr>
-          <w:b w:val="0"/>
-          <w:i w:val="0"/>
-        </w:rPr>
-        <w:t>1) Согласно Конституции Российской Федерации, никакая идеология не может устанавливаться в качестве государственной или обязательной;</w:t>
-      </w:r>
-    </w:p>
-    <w:p>
-      <w:r>
-        <w:rPr>
-          <w:b w:val="0"/>
-          <w:i w:val="0"/>
-        </w:rPr>
-        <w:t>2) Согласно Конституции Российской Федерации, никто не может быть принуждён к выражению своих мнений и убеждений или отказу от них;</w:t>
-      </w:r>
-    </w:p>
-    <w:p>
-      <w:r>
-        <w:rPr>
-          <w:b w:val="0"/>
-          <w:i w:val="0"/>
-        </w:rPr>
-        <w:t>3) Согласно Конституции Российской Федерации, каждому гарантируется свобода совести, свобода вероисповедания, включая право исповедовать индивидуально или совместно с другими любую религию или не исповедовать никакой, свободно выбирать, иметь и распространять религиозные и иные убеждения и действовать в соответствии с ними.</w:t>
-      </w:r>
-    </w:p>
-    <w:p>
-      <w:r>
-        <w:rPr>
-          <w:b/>
-        </w:rPr>
-        <w:t>Задание 22 — до 4 баллов</w:t>
-      </w:r>
-    </w:p>
-    <w:p>
-      <w:r>
-        <w:rPr>
-          <w:b w:val="0"/>
-          <w:i w:val="0"/>
-        </w:rPr>
-        <w:t>1) Правовой статус Президента РФ:</w:t>
-      </w:r>
-    </w:p>
-    <w:p>
-      <w:r>
-        <w:rPr>
-          <w:b w:val="0"/>
-          <w:i w:val="0"/>
-        </w:rPr>
-        <w:t>а) является главой государства;</w:t>
-      </w:r>
-    </w:p>
-    <w:p>
-      <w:r>
-        <w:rPr>
-          <w:b w:val="0"/>
-          <w:i w:val="0"/>
-        </w:rPr>
-        <w:t>б) является гарантом Конституции РФ;</w:t>
-      </w:r>
-    </w:p>
-    <w:p>
-      <w:r>
-        <w:rPr>
-          <w:b w:val="0"/>
-          <w:i w:val="0"/>
-        </w:rPr>
-        <w:t>в) является Верховным Главнокомандующим Вооруженными Силами Российской Федерации.</w:t>
-      </w:r>
-    </w:p>
-    <w:p>
-      <w:r>
-        <w:rPr>
-          <w:b w:val="0"/>
-          <w:i w:val="0"/>
-        </w:rPr>
-        <w:t>2) Требования к кандидату в Президенты РФ:</w:t>
-      </w:r>
-    </w:p>
-    <w:p>
-      <w:r>
-        <w:rPr>
-          <w:b w:val="0"/>
-          <w:i w:val="0"/>
-        </w:rPr>
-        <w:t>а) российское гражданство;</w:t>
-      </w:r>
-    </w:p>
-    <w:p>
-      <w:r>
-        <w:rPr>
-          <w:b w:val="0"/>
-          <w:i w:val="0"/>
-        </w:rPr>
-        <w:t>б) не моложе 35 лет;</w:t>
-      </w:r>
-    </w:p>
-    <w:p>
-      <w:r>
-        <w:rPr>
-          <w:b w:val="0"/>
-          <w:i w:val="0"/>
-        </w:rPr>
-        <w:t>в) постоянно проживание в России не менее 25 лет.</w:t>
-      </w:r>
-    </w:p>
-    <w:p>
-      <w:r>
-        <w:rPr>
-          <w:b w:val="0"/>
-          <w:i w:val="0"/>
-        </w:rPr>
-        <w:t>3) Выборы Президента РФ:</w:t>
-      </w:r>
-    </w:p>
-    <w:p>
-      <w:r>
-        <w:rPr>
-          <w:b w:val="0"/>
-          <w:i w:val="0"/>
-        </w:rPr>
-        <w:t>а) назначаются Советом Федерации РФ;</w:t>
-      </w:r>
-    </w:p>
-    <w:p>
-      <w:r>
-        <w:rPr>
-          <w:b w:val="0"/>
-          <w:i w:val="0"/>
-        </w:rPr>
-        <w:t>б) проводятся по единому федеральному избирательному округу;</w:t>
-      </w:r>
-    </w:p>
-    <w:p>
-      <w:r>
-        <w:rPr>
-          <w:b w:val="0"/>
-          <w:i w:val="0"/>
-        </w:rPr>
-        <w:t>в)проводятся на основе всеобщего равного и прямого избирательного права при тайном голосовании.</w:t>
-      </w:r>
-    </w:p>
-    <w:p>
-      <w:r>
-        <w:rPr>
-          <w:b w:val="0"/>
-          <w:i w:val="0"/>
-        </w:rPr>
-        <w:t>4) Полномочия Президента РФ:</w:t>
-      </w:r>
-    </w:p>
-    <w:p>
-      <w:r>
-        <w:rPr>
-          <w:b w:val="0"/>
-          <w:i w:val="0"/>
-        </w:rPr>
-        <w:t>а) осуществление общего руководства Правительством РФ;</w:t>
-      </w:r>
-    </w:p>
-    <w:p>
-      <w:r>
-        <w:rPr>
-          <w:b w:val="0"/>
-          <w:i w:val="0"/>
-        </w:rPr>
-        <w:t>б) утверждает военную доктрину РФ;</w:t>
-      </w:r>
-    </w:p>
-    <w:p>
-      <w:r>
-        <w:rPr>
-          <w:b w:val="0"/>
-          <w:i w:val="0"/>
-        </w:rPr>
-        <w:t>в) осуществляет помилование.</w:t>
-      </w:r>
-    </w:p>
-    <w:p>
-      <w:r>
-        <w:rPr>
-          <w:b w:val="0"/>
-          <w:i w:val="0"/>
-        </w:rPr>
-        <w:t>5) Случаи прекращения полномочий Президента РФ:</w:t>
-      </w:r>
-    </w:p>
-    <w:p>
-      <w:r>
-        <w:rPr>
-          <w:b w:val="0"/>
-          <w:i w:val="0"/>
-        </w:rPr>
-        <w:t>а) истечение срока пребывания в должности;</w:t>
-      </w:r>
-    </w:p>
-    <w:p>
-      <w:r>
-        <w:rPr>
-          <w:b w:val="0"/>
-          <w:i w:val="0"/>
-        </w:rPr>
-        <w:t>б) по состоянию здоровья;</w:t>
-      </w:r>
-    </w:p>
-    <w:p>
-      <w:r>
-        <w:rPr>
-          <w:b w:val="0"/>
-          <w:i w:val="0"/>
-        </w:rPr>
-        <w:t>в) отрешение от должности.</w:t>
-      </w:r>
-    </w:p>
-    <w:p>
-      <w:r>
-        <w:rPr>
-          <w:b w:val="0"/>
-          <w:i w:val="0"/>
-        </w:rPr>
-        <w:t>6) Правовые акты, издаваемые Президентом РФ:</w:t>
-      </w:r>
-    </w:p>
-    <w:p>
-      <w:r>
-        <w:rPr>
-          <w:b w:val="0"/>
-          <w:i w:val="0"/>
-        </w:rPr>
-        <w:t>а) указы;</w:t>
-      </w:r>
-    </w:p>
-    <w:p>
-      <w:r>
-        <w:rPr>
-          <w:b w:val="0"/>
-          <w:i w:val="0"/>
-        </w:rPr>
-        <w:t>б) распоряжения.</w:t>
-      </w:r>
-    </w:p>
-    <w:p>
-      <w:r>
-        <w:rPr>
-          <w:b w:val="0"/>
-          <w:i w:val="0"/>
-        </w:rPr>
-        <w:t>Обязательные: 1-5</w:t>
-      </w:r>
-    </w:p>
-    <w:p>
-      <w:r>
-        <w:rPr>
-          <w:b/>
-        </w:rPr>
-        <w:t>Задание 23 — до 3 баллов</w:t>
-      </w:r>
-    </w:p>
-    <w:p>
-      <w:r>
-        <w:rPr>
-          <w:b w:val="0"/>
-          <w:i w:val="0"/>
-        </w:rPr>
-        <w:t>1) Светское государство: в РФ никакая религия не может устанавливаться в качестве государственной или обязательной / религиозные объединения отделены от государства и равны перед законом/ каждому гарантируется свобода совести и вероисповедания;</w:t>
-      </w:r>
-    </w:p>
-    <w:p>
-      <w:r>
-        <w:rPr>
-          <w:b w:val="0"/>
-          <w:i w:val="0"/>
-        </w:rPr>
-        <w:t>2) Гарантия идеологического многообразия: в РФ никакая идеология не может устанавливаться в качестве государственной или обязательной / признаются политическое многообразие, многопартийность / общественные объединения равны перед законом;</w:t>
-      </w:r>
-    </w:p>
-    <w:p>
-      <w:r>
-        <w:rPr>
-          <w:b w:val="0"/>
-          <w:i w:val="0"/>
-        </w:rPr>
-        <w:t>3) Реализация принципа разделения государственной власти, например: государственная власть в РФ осуществляется на основе разделения на законодательную, исполнительную и судебную; органы законодательной, исполнительной и судебной власти самостоятельны государственную власть в РФ осуществляют Президент Российской Федерации, Федеральное Собрание (законодательная власть), Правительство РФ (исполнительная власть) и суды РФ (судебная власть).</w:t>
-      </w:r>
-    </w:p>
-    <w:p>
-      <w:r>
-        <w:rPr>
-          <w:b/>
-        </w:rPr>
-        <w:t>Задание 24 — до 4 баллов</w:t>
-      </w:r>
-    </w:p>
-    <w:p>
-      <w:r>
-        <w:rPr>
-          <w:b w:val="0"/>
-          <w:i w:val="0"/>
-        </w:rPr>
-        <w:t>1) Виды нормативно-правовых актов:</w:t>
-      </w:r>
-      <w:r>
-        <w:br/>
-      </w:r>
-      <w:r>
-        <w:rPr>
-          <w:b w:val="0"/>
-          <w:i w:val="0"/>
-        </w:rPr>
-        <w:t>а) законы;</w:t>
-      </w:r>
-      <w:r>
-        <w:br/>
-      </w:r>
-      <w:r>
-        <w:rPr>
-          <w:b w:val="0"/>
-          <w:i w:val="0"/>
-        </w:rPr>
-        <w:t>б) подзаконные акты</w:t>
-      </w:r>
-      <w:r>
-        <w:br/>
-      </w:r>
-      <w:r>
-        <w:br/>
-      </w:r>
-      <w:r>
-        <w:rPr>
-          <w:b w:val="0"/>
-          <w:i w:val="0"/>
-        </w:rPr>
-        <w:t>2) Этапы законотворческого процесса:</w:t>
-      </w:r>
-      <w:r>
-        <w:br/>
-      </w:r>
-      <w:r>
-        <w:rPr>
-          <w:b w:val="0"/>
-          <w:i w:val="0"/>
-        </w:rPr>
-        <w:t>а) законотворческая инициатива;</w:t>
-      </w:r>
-      <w:r>
-        <w:br/>
-      </w:r>
-      <w:r>
-        <w:rPr>
-          <w:b w:val="0"/>
-          <w:i w:val="0"/>
-        </w:rPr>
-        <w:t>б) рассмотрение законопроекта;</w:t>
-      </w:r>
-      <w:r>
-        <w:br/>
-      </w:r>
-      <w:r>
-        <w:rPr>
-          <w:b w:val="0"/>
-          <w:i w:val="0"/>
-        </w:rPr>
-        <w:t>в) промульгация.</w:t>
-      </w:r>
-      <w:r>
-        <w:br/>
-      </w:r>
-      <w:r>
-        <w:br/>
-      </w:r>
-      <w:r>
-        <w:rPr>
-          <w:b w:val="0"/>
-          <w:i w:val="0"/>
-        </w:rPr>
-        <w:t>3) Принципы законотворческого процесса:</w:t>
-      </w:r>
-      <w:r>
-        <w:br/>
-      </w:r>
-      <w:r>
-        <w:rPr>
-          <w:b w:val="0"/>
-          <w:i w:val="0"/>
-        </w:rPr>
-        <w:t>а) представительность;</w:t>
-      </w:r>
-      <w:r>
-        <w:br/>
-      </w:r>
-      <w:r>
-        <w:rPr>
-          <w:b w:val="0"/>
-          <w:i w:val="0"/>
-        </w:rPr>
-        <w:t>б) демократизм;</w:t>
-      </w:r>
-      <w:r>
-        <w:br/>
-      </w:r>
-      <w:r>
-        <w:rPr>
-          <w:b w:val="0"/>
-          <w:i w:val="0"/>
-        </w:rPr>
-        <w:t>в) открытость.</w:t>
-      </w:r>
-      <w:r>
-        <w:br/>
-      </w:r>
-      <w:r>
-        <w:br/>
-      </w:r>
-      <w:r>
-        <w:rPr>
-          <w:b w:val="0"/>
-          <w:i w:val="0"/>
-        </w:rPr>
-        <w:t>4) Субъекты законодательной инициативы:</w:t>
-      </w:r>
-      <w:r>
-        <w:br/>
-      </w:r>
-      <w:r>
-        <w:rPr>
-          <w:b w:val="0"/>
-          <w:i w:val="0"/>
-        </w:rPr>
-        <w:t>а) Президент РФ;</w:t>
-      </w:r>
-      <w:r>
-        <w:br/>
-      </w:r>
-      <w:r>
-        <w:rPr>
-          <w:b w:val="0"/>
-          <w:i w:val="0"/>
-        </w:rPr>
-        <w:t>б) Правительство РФ;</w:t>
-      </w:r>
-      <w:r>
-        <w:br/>
-      </w:r>
-      <w:r>
-        <w:rPr>
-          <w:b w:val="0"/>
-          <w:i w:val="0"/>
-        </w:rPr>
-        <w:t>в) сенаторы РФ.</w:t>
-      </w:r>
-      <w:r>
-        <w:br/>
-      </w:r>
-      <w:r>
-        <w:br/>
-      </w:r>
-      <w:r>
-        <w:rPr>
-          <w:b w:val="0"/>
-          <w:i w:val="0"/>
-        </w:rPr>
-        <w:t>5) Система законов в РФ:</w:t>
-      </w:r>
-      <w:r>
-        <w:br/>
-      </w:r>
-      <w:r>
-        <w:rPr>
-          <w:b w:val="0"/>
-          <w:i w:val="0"/>
-        </w:rPr>
-        <w:t>а) Конституция РФ;</w:t>
-      </w:r>
-      <w:r>
-        <w:br/>
-      </w:r>
-      <w:r>
-        <w:rPr>
-          <w:b w:val="0"/>
-          <w:i w:val="0"/>
-        </w:rPr>
-        <w:t>б) Федеральные конституционные законы;</w:t>
-      </w:r>
-      <w:r>
-        <w:br/>
-      </w:r>
-      <w:r>
-        <w:rPr>
-          <w:b w:val="0"/>
-          <w:i w:val="0"/>
-        </w:rPr>
-        <w:t>в) Федеральные законы.</w:t>
-      </w:r>
-    </w:p>
-    <w:p>
-      <w:r>
-        <w:rPr>
-          <w:b/>
-        </w:rPr>
-        <w:t>Задание 25 — до 6 баллов</w:t>
-      </w:r>
-    </w:p>
-    <w:p>
-      <w:r>
-        <w:rPr>
-          <w:b w:val="0"/>
-          <w:i w:val="0"/>
-        </w:rPr>
-        <w:t>1) Принцип разделения властей предполагает, что власть разделяется на три ветви власти: законодательную, исполнительную и судебную. Необходимость его реализации в демократическом государстве заключается в том, что он обеспечивает внутренний контроль между ветвями государственной власти и/или ее уровнями путем создания системы сдержек и противовесов, благодаря которой нейтрализуется возможность злоупотребления властными полномочиями отдельными органами государственной власти, ограничивается возможность узурпации власти и обеспечивается возможность защиты прав и свобод граждан от произвола государства. Тем самым этот контроль создает условия для формирования и развития демократии в государстве</w:t>
-      </w:r>
-    </w:p>
-    <w:p>
-      <w:r>
-        <w:rPr>
-          <w:b w:val="0"/>
-          <w:i w:val="0"/>
-        </w:rPr>
-        <w:t>2) Полномочия Правительства РФ в социальной сфере: обеспечивает проведение единой государственной социальной политики; принимает решения об индексации пенсий, обеспечивает создание условий для достойного воспитания детей в семье</w:t>
-      </w:r>
-    </w:p>
-    <w:p>
-      <w:r>
-        <w:rPr>
-          <w:b w:val="0"/>
-          <w:i w:val="0"/>
-        </w:rPr>
-        <w:t>3) Примеры реализации:</w:t>
-      </w:r>
-    </w:p>
-    <w:p>
-      <w:r>
-        <w:rPr>
-          <w:b w:val="0"/>
-          <w:i w:val="0"/>
-        </w:rPr>
-        <w:t>а) обеспечивает проведение единой государственной социальной политики (В 2014 году Правительство РФ утвердило Госпрограмму "Социальная поддержка граждан", направленную на сохранение здоровья населения и создание условий для самореализации, что демонстрирует реализацию полномочия по проведению единой социальной политики)</w:t>
-      </w:r>
-    </w:p>
-    <w:p>
-      <w:r>
-        <w:rPr>
-          <w:b w:val="0"/>
-          <w:i w:val="0"/>
-        </w:rPr>
-        <w:t>б) принимает решения об индексации социальных пособий и иных социальных выплат (Постановлением от 30 января 2023 года Правительство установило коэффициент индексации 1,119 для социальных выплат с 1 февраля 2023 года, увеличив размер детских пособий и материнского капитала, защищая доходы уязвимых категорий граждан)</w:t>
-      </w:r>
-    </w:p>
-    <w:p>
-      <w:r>
-        <w:rPr>
-          <w:b w:val="0"/>
-          <w:i w:val="0"/>
-        </w:rPr>
-        <w:t>в) обеспечивает создание условий для достойного воспитания детей в семье (Правительство РФ выделило 1,4 млрд рублей на ежемесячные выплаты семьям с третьим и последующими детьми (до 3 лет), что создаёт условия для достойного воспитания детей и улучшает уровень жизни семей)</w:t>
-      </w:r>
-    </w:p>
     <w:sectPr>
-      <w:pgSz w:w="12240" w:h="15840"/>
-      <w:pgMar w:top="964" w:right="850" w:bottom="964" w:left="1134" w:header="720" w:footer="720" w:gutter="0"/>
+      <w:footerReference w:type="default" r:id="rId9"/>
+      <w:pgSz w:w="11906" w:h="16838"/>
+      <w:pgMar w:top="935" w:right="879" w:bottom="879" w:left="992" w:header="397" w:footer="397" w:gutter="0"/>
       <w:cols w:space="720"/>
       <w:docGrid w:linePitch="360"/>
     </w:sectPr>
   </w:body>
 </w:document>
+</file>
+
+<file path=word/footer1.xml><?xml version="1.0" encoding="utf-8"?>
+<w:ftr xmlns:m="http://schemas.openxmlformats.org/officeDocument/2006/math" xmlns:mc="http://schemas.openxmlformats.org/markup-compatibility/2006" xmlns:mo="http://schemas.microsoft.com/office/mac/office/2008/main" xmlns:mv="urn:schemas-microsoft-com:mac:vml" xmlns:o="urn:schemas-microsoft-com:office:office" xmlns:r="http://schemas.openxmlformats.org/officeDocument/2006/relationships" xmlns:v="urn:schemas-microsoft-com:vml" xmlns:w10="urn:schemas-microsoft-com:office:word" xmlns:w14="http://schemas.microsoft.com/office/word/2010/wordml" xmlns:w="http://schemas.openxmlformats.org/wordprocessingml/2006/main" xmlns:wne="http://schemas.microsoft.com/office/word/2006/wordml" xmlns:wp14="http://schemas.microsoft.com/office/word/2010/wordprocessingDrawing" xmlns:wp="http://schemas.openxmlformats.org/drawingml/2006/wordprocessingDrawing" xmlns:wpc="http://schemas.microsoft.com/office/word/2010/wordprocessingCanvas" xmlns:wpg="http://schemas.microsoft.com/office/word/2010/wordprocessingGroup" xmlns:wpi="http://schemas.microsoft.com/office/word/2010/wordprocessingInk" xmlns:wps="http://schemas.microsoft.com/office/word/2010/wordprocessingShape" mc:Ignorable="w14 wp14">
+  <w:p>
+    <w:pPr>
+      <w:pStyle w:val="Footer"/>
+    </w:pPr>
+  </w:p>
+</w:ftr>
 </file>
 
 <file path=word/numbering.xml><?xml version="1.0" encoding="utf-8"?>
@@ -4560,11 +5269,12 @@
     <w:qFormat/>
     <w:rsid w:val="00FC693F"/>
     <w:pPr>
-      <w:spacing w:after="100"/>
+      <w:spacing w:after="0" w:line="240" w:lineRule="auto"/>
     </w:pPr>
     <w:rPr>
-      <w:rFonts w:ascii="Arial" w:hAnsi="Arial"/>
-      <w:sz w:val="22"/>
+      <w:rFonts w:ascii="Times New Roman" w:hAnsi="Times New Roman"/>
+      <w:color w:val="181A1F"/>
+      <w:sz w:val="28"/>
     </w:rPr>
   </w:style>
   <w:style w:type="paragraph" w:styleId="Header">
@@ -4626,10 +5336,10 @@
       <w:outlineLvl w:val="0"/>
     </w:pPr>
     <w:rPr>
-      <w:rFonts w:asciiTheme="majorHAnsi" w:eastAsiaTheme="majorEastAsia" w:hAnsiTheme="majorHAnsi" w:cstheme="majorBidi" w:ascii="Arial" w:hAnsi="Arial"/>
+      <w:rFonts w:asciiTheme="majorHAnsi" w:eastAsiaTheme="majorEastAsia" w:hAnsiTheme="majorHAnsi" w:cstheme="majorBidi" w:ascii="Times New Roman" w:hAnsi="Times New Roman"/>
       <w:b/>
       <w:bCs/>
-      <w:color w:val="365F91" w:themeColor="accent1" w:themeShade="BF"/>
+      <w:color w:val="181A1F"/>
       <w:sz w:val="28"/>
       <w:szCs w:val="28"/>
     </w:rPr>

--- a/доп материалы/пробные варианты/konstitutsiya_variant_2.docx
+++ b/доп материалы/пробные варианты/konstitutsiya_variant_2.docx
@@ -4,205 +4,2327 @@
   <w:body>
     <w:p>
       <w:pPr>
-        <w:widowControl/>
-        <w:spacing w:line="240" w:lineRule="auto" w:after="120"/>
-        <w:jc w:val="left"/>
+        <w:keepNext/>
+        <w:spacing w:after="60" w:line="240" w:lineRule="auto"/>
+        <w:jc w:val="center"/>
       </w:pPr>
       <w:r>
         <w:rPr>
           <w:rFonts w:ascii="Times New Roman" w:hAnsi="Times New Roman" w:eastAsia="Times New Roman"/>
           <w:b/>
-          <w:color w:val="181A1F"/>
+          <w:i w:val="0"/>
           <w:sz w:val="28"/>
         </w:rPr>
-        <w:t>Тематический пробный вариант № 2. Конституция</w:t>
+        <w:t>Пробный ЕГЭ по обществознанию</w:t>
       </w:r>
     </w:p>
     <w:p>
       <w:pPr>
-        <w:widowControl/>
-        <w:spacing w:line="240" w:lineRule="auto" w:after="140"/>
-        <w:jc w:val="left"/>
-      </w:pPr>
-      <w:r>
-        <w:rPr>
-          <w:rFonts w:ascii="Times New Roman" w:hAnsi="Times New Roman" w:eastAsia="Times New Roman"/>
-          <w:color w:val="181A1F"/>
-          <w:sz w:val="28"/>
-        </w:rPr>
-        <w:t>25 заданий • максимальный первичный балл — 58 • рекомендуемое время — 3 часа 30 минут</w:t>
-      </w:r>
-    </w:p>
-    <w:p>
-      <w:pPr>
-        <w:pStyle w:val="Heading1"/>
-        <w:keepNext/>
-        <w:widowControl/>
-        <w:spacing w:line="240" w:lineRule="auto" w:after="60" w:before="160"/>
-      </w:pPr>
-      <w:r>
-        <w:rPr>
-          <w:rFonts w:ascii="Times New Roman" w:hAnsi="Times New Roman" w:eastAsia="Times New Roman"/>
-          <w:b/>
-          <w:color w:val="181A1F"/>
-          <w:sz w:val="28"/>
-        </w:rPr>
-        <w:t>Часть 1</w:t>
-      </w:r>
-    </w:p>
-    <w:p>
-      <w:pPr>
-        <w:widowControl/>
-        <w:spacing w:line="240" w:lineRule="auto" w:after="0"/>
-      </w:pPr>
-      <w:r>
-        <w:rPr>
-          <w:rFonts w:ascii="Times New Roman" w:hAnsi="Times New Roman" w:eastAsia="Times New Roman"/>
-          <w:color w:val="181A1F"/>
-          <w:sz w:val="28"/>
-        </w:rPr>
-        <w:t>Ответами к заданиям 1–16 являются последовательности цифр. Запишите ответ без пробелов и дополнительных символов.</w:t>
-      </w:r>
-    </w:p>
-    <w:p>
-      <w:pPr>
-        <w:keepNext/>
-        <w:widowControl/>
-        <w:spacing w:line="240" w:lineRule="auto" w:after="0" w:before="120"/>
-      </w:pPr>
-      <w:r>
-        <w:rPr>
-          <w:rFonts w:ascii="Times New Roman" w:hAnsi="Times New Roman" w:eastAsia="Times New Roman"/>
-          <w:b/>
-          <w:color w:val="181A1F"/>
-          <w:sz w:val="28"/>
-        </w:rPr>
-        <w:t>1.</w:t>
-      </w:r>
-    </w:p>
-    <w:p>
-      <w:pPr>
-        <w:widowControl/>
-        <w:spacing w:line="240" w:lineRule="auto" w:after="0"/>
+        <w:keepNext w:val="0"/>
+        <w:spacing w:after="60" w:line="240" w:lineRule="auto"/>
+        <w:jc w:val="center"/>
       </w:pPr>
       <w:r>
         <w:rPr>
           <w:rFonts w:ascii="Times New Roman" w:hAnsi="Times New Roman" w:eastAsia="Times New Roman"/>
           <w:b w:val="0"/>
           <w:i w:val="0"/>
-          <w:color w:val="181A1F"/>
           <w:sz w:val="28"/>
         </w:rPr>
-        <w:t>Найдите в приведенном списке политические права (свободы) гражданина РФ. Запишите цифры, под которыми они указаны.</w:t>
+        <w:t>Конституция. Вариант № 2</w:t>
       </w:r>
     </w:p>
     <w:p>
       <w:pPr>
-        <w:widowControl/>
-        <w:spacing w:line="240" w:lineRule="auto" w:after="0"/>
-      </w:pPr>
+        <w:keepNext/>
+        <w:spacing w:after="60" w:line="240" w:lineRule="auto"/>
+        <w:jc w:val="both"/>
+      </w:pPr>
+      <w:r>
+        <w:rPr>
+          <w:rFonts w:ascii="Times New Roman" w:hAnsi="Times New Roman" w:eastAsia="Times New Roman"/>
+          <w:b/>
+          <w:i w:val="0"/>
+          <w:sz w:val="28"/>
+        </w:rPr>
+        <w:t>Первая часть</w:t>
+      </w:r>
+    </w:p>
+    <w:p>
+      <w:pPr>
+        <w:keepNext w:val="0"/>
+        <w:spacing w:after="60" w:line="240" w:lineRule="auto"/>
+        <w:jc w:val="both"/>
+      </w:pPr>
+      <w:r>
+        <w:rPr>
+          <w:rFonts w:ascii="Times New Roman" w:hAnsi="Times New Roman" w:eastAsia="Times New Roman"/>
+          <w:b/>
+          <w:sz w:val="28"/>
+        </w:rPr>
+        <w:t xml:space="preserve">№1 </w:t>
+      </w:r>
       <w:r>
         <w:rPr>
           <w:rFonts w:ascii="Times New Roman" w:hAnsi="Times New Roman" w:eastAsia="Times New Roman"/>
           <w:b w:val="0"/>
           <w:i w:val="0"/>
-          <w:color w:val="181A1F"/>
           <w:sz w:val="28"/>
         </w:rPr>
-        <w:t>1) участие в управлении делами государства</w:t>
+        <w:t>В РФ полномочия федерального центра и субъектов РФ разграничены. Ниже приведён перечень вопросов. Все они, за исключением двух, относятся к вопросам, находящимся в исключительном ведении федерального центра.</w:t>
       </w:r>
     </w:p>
     <w:p>
       <w:pPr>
-        <w:widowControl/>
-        <w:spacing w:line="240" w:lineRule="auto" w:after="0"/>
+        <w:keepNext w:val="0"/>
+        <w:spacing w:after="60" w:line="240" w:lineRule="auto"/>
+        <w:jc w:val="both"/>
       </w:pPr>
       <w:r>
         <w:rPr>
           <w:rFonts w:ascii="Times New Roman" w:hAnsi="Times New Roman" w:eastAsia="Times New Roman"/>
           <w:b w:val="0"/>
           <w:i w:val="0"/>
-          <w:color w:val="181A1F"/>
           <w:sz w:val="28"/>
         </w:rPr>
-        <w:t>2) получение квалифицированной юридической помощи</w:t>
+        <w:t xml:space="preserve">1) гражданство РФ; </w:t>
       </w:r>
     </w:p>
     <w:p>
       <w:pPr>
-        <w:widowControl/>
-        <w:spacing w:line="240" w:lineRule="auto" w:after="0"/>
+        <w:keepNext w:val="0"/>
+        <w:spacing w:after="60" w:line="240" w:lineRule="auto"/>
+        <w:jc w:val="both"/>
       </w:pPr>
       <w:r>
         <w:rPr>
           <w:rFonts w:ascii="Times New Roman" w:hAnsi="Times New Roman" w:eastAsia="Times New Roman"/>
           <w:b w:val="0"/>
           <w:i w:val="0"/>
-          <w:color w:val="181A1F"/>
           <w:sz w:val="28"/>
         </w:rPr>
-        <w:t>3) проведение собраний, митингов и демонстраций, шествий и пикетирований</w:t>
+        <w:t xml:space="preserve">2) оборона и безопасность; </w:t>
       </w:r>
     </w:p>
     <w:p>
       <w:pPr>
-        <w:widowControl/>
-        <w:spacing w:line="240" w:lineRule="auto" w:after="0"/>
+        <w:keepNext w:val="0"/>
+        <w:spacing w:after="60" w:line="240" w:lineRule="auto"/>
+        <w:jc w:val="both"/>
       </w:pPr>
       <w:r>
         <w:rPr>
           <w:rFonts w:ascii="Times New Roman" w:hAnsi="Times New Roman" w:eastAsia="Times New Roman"/>
           <w:b w:val="0"/>
           <w:i w:val="0"/>
-          <w:color w:val="181A1F"/>
           <w:sz w:val="28"/>
         </w:rPr>
-        <w:t>4) обращение в органы государственной власти</w:t>
+        <w:t xml:space="preserve">3) судоустройство и прокуратура; </w:t>
       </w:r>
     </w:p>
     <w:p>
       <w:pPr>
-        <w:widowControl/>
-        <w:spacing w:line="240" w:lineRule="auto" w:after="0"/>
+        <w:keepNext w:val="0"/>
+        <w:spacing w:after="60" w:line="240" w:lineRule="auto"/>
+        <w:jc w:val="both"/>
       </w:pPr>
       <w:r>
         <w:rPr>
           <w:rFonts w:ascii="Times New Roman" w:hAnsi="Times New Roman" w:eastAsia="Times New Roman"/>
           <w:b w:val="0"/>
           <w:i w:val="0"/>
-          <w:color w:val="181A1F"/>
           <w:sz w:val="28"/>
         </w:rPr>
-        <w:t>5) сохранение природы и окружающей среды</w:t>
+        <w:t xml:space="preserve">4) природопользование; </w:t>
       </w:r>
     </w:p>
     <w:p>
       <w:pPr>
-        <w:keepNext/>
-        <w:widowControl/>
-        <w:spacing w:line="240" w:lineRule="auto" w:after="0" w:before="120"/>
-      </w:pPr>
-      <w:r>
-        <w:rPr>
-          <w:rFonts w:ascii="Times New Roman" w:hAnsi="Times New Roman" w:eastAsia="Times New Roman"/>
-          <w:b/>
-          <w:color w:val="181A1F"/>
-          <w:sz w:val="28"/>
-        </w:rPr>
-        <w:t>2.</w:t>
-      </w:r>
-    </w:p>
-    <w:p>
-      <w:pPr>
-        <w:widowControl/>
-        <w:spacing w:line="240" w:lineRule="auto" w:after="0"/>
+        <w:keepNext w:val="0"/>
+        <w:spacing w:after="60" w:line="240" w:lineRule="auto"/>
+        <w:jc w:val="both"/>
       </w:pPr>
       <w:r>
         <w:rPr>
           <w:rFonts w:ascii="Times New Roman" w:hAnsi="Times New Roman" w:eastAsia="Times New Roman"/>
           <w:b w:val="0"/>
           <w:i w:val="0"/>
-          <w:color w:val="181A1F"/>
+          <w:sz w:val="28"/>
+        </w:rPr>
+        <w:t xml:space="preserve">5) защита исконной среды обитания и традиционного образа жизни малочисленных этнических общностей; </w:t>
+      </w:r>
+    </w:p>
+    <w:p>
+      <w:pPr>
+        <w:keepNext w:val="0"/>
+        <w:spacing w:after="60" w:line="240" w:lineRule="auto"/>
+        <w:jc w:val="both"/>
+      </w:pPr>
+      <w:r>
+        <w:rPr>
+          <w:rFonts w:ascii="Times New Roman" w:hAnsi="Times New Roman" w:eastAsia="Times New Roman"/>
+          <w:b w:val="0"/>
+          <w:i w:val="0"/>
+          <w:sz w:val="28"/>
+        </w:rPr>
+        <w:t>6) государственные награды и почётные звания РФ.</w:t>
+      </w:r>
+    </w:p>
+    <w:p>
+      <w:pPr>
+        <w:keepNext w:val="0"/>
+        <w:spacing w:after="60" w:line="240" w:lineRule="auto"/>
+        <w:jc w:val="both"/>
+      </w:pPr>
+      <w:r>
+        <w:rPr>
+          <w:rFonts w:ascii="Times New Roman" w:hAnsi="Times New Roman" w:eastAsia="Times New Roman"/>
+          <w:b w:val="0"/>
+          <w:i w:val="0"/>
+          <w:sz w:val="28"/>
+        </w:rPr>
+        <w:t>Найдите два вопроса, «выпадающих» из общего ряда, и запишите в таблицу цифры, под которыми они указаны.</w:t>
+      </w:r>
+    </w:p>
+    <w:p>
+      <w:pPr>
+        <w:keepNext w:val="0"/>
+        <w:spacing w:after="60" w:line="240" w:lineRule="auto"/>
+        <w:jc w:val="both"/>
+      </w:pPr>
+      <w:r>
+        <w:rPr>
+          <w:rFonts w:ascii="Times New Roman" w:hAnsi="Times New Roman" w:eastAsia="Times New Roman"/>
+          <w:b w:val="0"/>
+          <w:i w:val="0"/>
+          <w:sz w:val="28"/>
+        </w:rPr>
+        <w:t>Ответ:</w:t>
+      </w:r>
+    </w:p>
+    <w:p>
+      <w:pPr>
+        <w:keepNext w:val="0"/>
+        <w:spacing w:after="60" w:line="240" w:lineRule="auto"/>
+        <w:jc w:val="both"/>
+      </w:pPr>
+      <w:r>
+        <w:rPr>
+          <w:rFonts w:ascii="Times New Roman" w:hAnsi="Times New Roman" w:eastAsia="Times New Roman"/>
+          <w:b/>
+          <w:sz w:val="28"/>
+        </w:rPr>
+        <w:t xml:space="preserve">№2 </w:t>
+      </w:r>
+      <w:r>
+        <w:rPr>
+          <w:rFonts w:ascii="Times New Roman" w:hAnsi="Times New Roman" w:eastAsia="Times New Roman"/>
+          <w:b w:val="0"/>
+          <w:i w:val="0"/>
+          <w:sz w:val="28"/>
+        </w:rPr>
+        <w:t>Выберите верные суждения о человеке и запишите цифры, под которыми они указаны.</w:t>
+      </w:r>
+    </w:p>
+    <w:p>
+      <w:pPr>
+        <w:keepNext w:val="0"/>
+        <w:spacing w:after="60" w:line="240" w:lineRule="auto"/>
+        <w:jc w:val="both"/>
+      </w:pPr>
+      <w:r>
+        <w:rPr>
+          <w:rFonts w:ascii="Times New Roman" w:hAnsi="Times New Roman" w:eastAsia="Times New Roman"/>
+          <w:b w:val="0"/>
+          <w:i w:val="0"/>
+          <w:sz w:val="28"/>
+        </w:rPr>
+        <w:t>1) Личность человека формируется в процессе социализации.</w:t>
+      </w:r>
+    </w:p>
+    <w:p>
+      <w:pPr>
+        <w:keepNext w:val="0"/>
+        <w:spacing w:after="60" w:line="240" w:lineRule="auto"/>
+        <w:jc w:val="both"/>
+      </w:pPr>
+      <w:r>
+        <w:rPr>
+          <w:rFonts w:ascii="Times New Roman" w:hAnsi="Times New Roman" w:eastAsia="Times New Roman"/>
+          <w:b w:val="0"/>
+          <w:i w:val="0"/>
+          <w:sz w:val="28"/>
+        </w:rPr>
+        <w:t>2) Сознательное участие человека в общественной жизни характеризует его как личность.</w:t>
+      </w:r>
+    </w:p>
+    <w:p>
+      <w:pPr>
+        <w:keepNext w:val="0"/>
+        <w:spacing w:after="60" w:line="240" w:lineRule="auto"/>
+        <w:jc w:val="both"/>
+      </w:pPr>
+      <w:r>
+        <w:rPr>
+          <w:rFonts w:ascii="Times New Roman" w:hAnsi="Times New Roman" w:eastAsia="Times New Roman"/>
+          <w:b w:val="0"/>
+          <w:i w:val="0"/>
+          <w:sz w:val="28"/>
+        </w:rPr>
+        <w:t>3) На формирование личности влияют только семья и ближайшее окружение человека.</w:t>
+      </w:r>
+    </w:p>
+    <w:p>
+      <w:pPr>
+        <w:keepNext w:val="0"/>
+        <w:spacing w:after="60" w:line="240" w:lineRule="auto"/>
+        <w:jc w:val="both"/>
+      </w:pPr>
+      <w:r>
+        <w:rPr>
+          <w:rFonts w:ascii="Times New Roman" w:hAnsi="Times New Roman" w:eastAsia="Times New Roman"/>
+          <w:b w:val="0"/>
+          <w:i w:val="0"/>
+          <w:sz w:val="28"/>
+        </w:rPr>
+        <w:t>4) Понятие «индивид» используется для обозначения единичного представителя человеческого рода.</w:t>
+      </w:r>
+    </w:p>
+    <w:p>
+      <w:pPr>
+        <w:keepNext w:val="0"/>
+        <w:spacing w:after="60" w:line="240" w:lineRule="auto"/>
+        <w:jc w:val="both"/>
+      </w:pPr>
+      <w:r>
+        <w:rPr>
+          <w:rFonts w:ascii="Times New Roman" w:hAnsi="Times New Roman" w:eastAsia="Times New Roman"/>
+          <w:b w:val="0"/>
+          <w:i w:val="0"/>
+          <w:sz w:val="28"/>
+        </w:rPr>
+        <w:t>5) Все черты характера человека имеют биологическую природу.</w:t>
+      </w:r>
+    </w:p>
+    <w:p>
+      <w:pPr>
+        <w:keepNext w:val="0"/>
+        <w:spacing w:after="60" w:line="240" w:lineRule="auto"/>
+        <w:jc w:val="both"/>
+      </w:pPr>
+      <w:r>
+        <w:rPr>
+          <w:rFonts w:ascii="Times New Roman" w:hAnsi="Times New Roman" w:eastAsia="Times New Roman"/>
+          <w:b w:val="0"/>
+          <w:i w:val="0"/>
+          <w:sz w:val="28"/>
+        </w:rPr>
+        <w:t>Ответ:</w:t>
+      </w:r>
+    </w:p>
+    <w:p>
+      <w:pPr>
+        <w:keepNext w:val="0"/>
+        <w:spacing w:after="60" w:line="240" w:lineRule="auto"/>
+        <w:jc w:val="both"/>
+      </w:pPr>
+      <w:r>
+        <w:rPr>
+          <w:rFonts w:ascii="Times New Roman" w:hAnsi="Times New Roman" w:eastAsia="Times New Roman"/>
+          <w:b/>
+          <w:sz w:val="28"/>
+        </w:rPr>
+        <w:t xml:space="preserve">№3 </w:t>
+      </w:r>
+      <w:r>
+        <w:rPr>
+          <w:rFonts w:ascii="Times New Roman" w:hAnsi="Times New Roman" w:eastAsia="Times New Roman"/>
+          <w:b w:val="0"/>
+          <w:i w:val="0"/>
+          <w:sz w:val="28"/>
+        </w:rPr>
+        <w:t>Установите соответствие между отличительными признаками и типами обществ: к каждой позиции, данной в первом столбце, подберите соответствующую позицию из второго столбца.</w:t>
+      </w:r>
+    </w:p>
+    <w:tbl>
+      <w:tblPr>
+        <w:tblStyle w:val="TableGrid"/>
+        <w:tblW w:type="auto" w:w="0"/>
+        <w:tblLayout w:type="autofit"/>
+        <w:tblLook w:firstColumn="1" w:firstRow="1" w:lastColumn="0" w:lastRow="0" w:noHBand="0" w:noVBand="1" w:val="04A0"/>
+      </w:tblPr>
+      <w:tblGrid>
+        <w:gridCol w:w="5128"/>
+        <w:gridCol w:w="5128"/>
+      </w:tblGrid>
+      <w:tr>
+        <w:tc>
+          <w:tcPr>
+            <w:tcW w:type="dxa" w:w="5128"/>
+            <w:vAlign w:val="center"/>
+            <w:tcMar>
+              <w:top w:w="80" w:type="dxa"/>
+              <w:start w:w="100" w:type="dxa"/>
+              <w:bottom w:w="80" w:type="dxa"/>
+              <w:end w:w="100" w:type="dxa"/>
+            </w:tcMar>
+          </w:tcPr>
+          <w:p>
+            <w:pPr>
+              <w:keepNext w:val="0"/>
+              <w:spacing w:after="0" w:line="240" w:lineRule="auto"/>
+              <w:jc w:val="left"/>
+            </w:pPr>
+            <w:r>
+              <w:rPr>
+                <w:rFonts w:ascii="Times New Roman" w:hAnsi="Times New Roman" w:eastAsia="Times New Roman"/>
+                <w:sz w:val="28"/>
+              </w:rPr>
+              <w:t>ОТЛИЧИТЕЛЬНЫЕ ПРИЗНАКИ</w:t>
+            </w:r>
+          </w:p>
+        </w:tc>
+        <w:tc>
+          <w:tcPr>
+            <w:tcW w:type="dxa" w:w="5128"/>
+            <w:vAlign w:val="center"/>
+            <w:tcMar>
+              <w:top w:w="80" w:type="dxa"/>
+              <w:start w:w="100" w:type="dxa"/>
+              <w:bottom w:w="80" w:type="dxa"/>
+              <w:end w:w="100" w:type="dxa"/>
+            </w:tcMar>
+          </w:tcPr>
+          <w:p>
+            <w:pPr>
+              <w:keepNext w:val="0"/>
+              <w:spacing w:after="0" w:line="240" w:lineRule="auto"/>
+              <w:jc w:val="left"/>
+            </w:pPr>
+            <w:r>
+              <w:rPr>
+                <w:rFonts w:ascii="Times New Roman" w:hAnsi="Times New Roman" w:eastAsia="Times New Roman"/>
+                <w:sz w:val="28"/>
+              </w:rPr>
+              <w:t>ТИПЫ ОБЩЕСТВ</w:t>
+            </w:r>
+          </w:p>
+        </w:tc>
+      </w:tr>
+      <w:tr>
+        <w:tc>
+          <w:tcPr>
+            <w:tcW w:type="dxa" w:w="5128"/>
+            <w:vAlign w:val="center"/>
+            <w:tcMar>
+              <w:top w:w="80" w:type="dxa"/>
+              <w:start w:w="100" w:type="dxa"/>
+              <w:bottom w:w="80" w:type="dxa"/>
+              <w:end w:w="100" w:type="dxa"/>
+            </w:tcMar>
+          </w:tcPr>
+          <w:p>
+            <w:pPr>
+              <w:keepNext w:val="0"/>
+              <w:spacing w:after="0" w:line="240" w:lineRule="auto"/>
+              <w:jc w:val="left"/>
+            </w:pPr>
+            <w:r>
+              <w:rPr>
+                <w:rFonts w:ascii="Times New Roman" w:hAnsi="Times New Roman" w:eastAsia="Times New Roman"/>
+                <w:sz w:val="28"/>
+              </w:rPr>
+              <w:t>А) основополагающая роль религииБ) сословная структура обществаВ) серийное производство товаров массового потребленияГ) выдвижение на первый план сферы услугД) ведущая роль информации в жизни общества</w:t>
+            </w:r>
+          </w:p>
+        </w:tc>
+        <w:tc>
+          <w:tcPr>
+            <w:tcW w:type="dxa" w:w="5128"/>
+            <w:vAlign w:val="center"/>
+            <w:tcMar>
+              <w:top w:w="80" w:type="dxa"/>
+              <w:start w:w="100" w:type="dxa"/>
+              <w:bottom w:w="80" w:type="dxa"/>
+              <w:end w:w="100" w:type="dxa"/>
+            </w:tcMar>
+          </w:tcPr>
+          <w:p>
+            <w:pPr>
+              <w:keepNext w:val="0"/>
+              <w:spacing w:after="0" w:line="240" w:lineRule="auto"/>
+              <w:jc w:val="left"/>
+            </w:pPr>
+            <w:r>
+              <w:rPr>
+                <w:rFonts w:ascii="Times New Roman" w:hAnsi="Times New Roman" w:eastAsia="Times New Roman"/>
+                <w:sz w:val="28"/>
+              </w:rPr>
+              <w:t>1) аграрное2) индустриальное3) постиндустриальное</w:t>
+            </w:r>
+          </w:p>
+        </w:tc>
+      </w:tr>
+    </w:tbl>
+    <w:p/>
+    <w:p>
+      <w:pPr>
+        <w:keepNext w:val="0"/>
+        <w:spacing w:after="60" w:line="240" w:lineRule="auto"/>
+        <w:jc w:val="both"/>
+      </w:pPr>
+      <w:r>
+        <w:rPr>
+          <w:rFonts w:ascii="Times New Roman" w:hAnsi="Times New Roman" w:eastAsia="Times New Roman"/>
+          <w:b w:val="0"/>
+          <w:i w:val="0"/>
+          <w:sz w:val="28"/>
+        </w:rPr>
+        <w:t>Запишите в ответ цифры, расположив их в порядке, соответствующем буквам:</w:t>
+      </w:r>
+    </w:p>
+    <w:tbl>
+      <w:tblPr>
+        <w:tblStyle w:val="TableGrid"/>
+        <w:tblW w:type="auto" w:w="0"/>
+        <w:tblLayout w:type="autofit"/>
+        <w:tblLook w:firstColumn="1" w:firstRow="1" w:lastColumn="0" w:lastRow="0" w:noHBand="0" w:noVBand="1" w:val="04A0"/>
+      </w:tblPr>
+      <w:tblGrid>
+        <w:gridCol w:w="2051"/>
+        <w:gridCol w:w="2051"/>
+        <w:gridCol w:w="2051"/>
+        <w:gridCol w:w="2051"/>
+        <w:gridCol w:w="2051"/>
+      </w:tblGrid>
+      <w:tr>
+        <w:tc>
+          <w:tcPr>
+            <w:tcW w:type="dxa" w:w="2051"/>
+            <w:vAlign w:val="center"/>
+            <w:tcMar>
+              <w:top w:w="80" w:type="dxa"/>
+              <w:start w:w="100" w:type="dxa"/>
+              <w:bottom w:w="80" w:type="dxa"/>
+              <w:end w:w="100" w:type="dxa"/>
+            </w:tcMar>
+          </w:tcPr>
+          <w:p>
+            <w:pPr>
+              <w:keepNext w:val="0"/>
+              <w:spacing w:after="0" w:line="240" w:lineRule="auto"/>
+              <w:jc w:val="left"/>
+            </w:pPr>
+            <w:r>
+              <w:rPr>
+                <w:rFonts w:ascii="Times New Roman" w:hAnsi="Times New Roman" w:eastAsia="Times New Roman"/>
+                <w:sz w:val="28"/>
+              </w:rPr>
+              <w:t>A</w:t>
+            </w:r>
+          </w:p>
+        </w:tc>
+        <w:tc>
+          <w:tcPr>
+            <w:tcW w:type="dxa" w:w="2051"/>
+            <w:vAlign w:val="center"/>
+            <w:tcMar>
+              <w:top w:w="80" w:type="dxa"/>
+              <w:start w:w="100" w:type="dxa"/>
+              <w:bottom w:w="80" w:type="dxa"/>
+              <w:end w:w="100" w:type="dxa"/>
+            </w:tcMar>
+          </w:tcPr>
+          <w:p>
+            <w:pPr>
+              <w:keepNext w:val="0"/>
+              <w:spacing w:after="0" w:line="240" w:lineRule="auto"/>
+              <w:jc w:val="left"/>
+            </w:pPr>
+            <w:r>
+              <w:rPr>
+                <w:rFonts w:ascii="Times New Roman" w:hAnsi="Times New Roman" w:eastAsia="Times New Roman"/>
+                <w:sz w:val="28"/>
+              </w:rPr>
+              <w:t>Б</w:t>
+            </w:r>
+          </w:p>
+        </w:tc>
+        <w:tc>
+          <w:tcPr>
+            <w:tcW w:type="dxa" w:w="2051"/>
+            <w:vAlign w:val="center"/>
+            <w:tcMar>
+              <w:top w:w="80" w:type="dxa"/>
+              <w:start w:w="100" w:type="dxa"/>
+              <w:bottom w:w="80" w:type="dxa"/>
+              <w:end w:w="100" w:type="dxa"/>
+            </w:tcMar>
+          </w:tcPr>
+          <w:p>
+            <w:pPr>
+              <w:keepNext w:val="0"/>
+              <w:spacing w:after="0" w:line="240" w:lineRule="auto"/>
+              <w:jc w:val="left"/>
+            </w:pPr>
+            <w:r>
+              <w:rPr>
+                <w:rFonts w:ascii="Times New Roman" w:hAnsi="Times New Roman" w:eastAsia="Times New Roman"/>
+                <w:sz w:val="28"/>
+              </w:rPr>
+              <w:t>В</w:t>
+            </w:r>
+          </w:p>
+        </w:tc>
+        <w:tc>
+          <w:tcPr>
+            <w:tcW w:type="dxa" w:w="2051"/>
+            <w:vAlign w:val="center"/>
+            <w:tcMar>
+              <w:top w:w="80" w:type="dxa"/>
+              <w:start w:w="100" w:type="dxa"/>
+              <w:bottom w:w="80" w:type="dxa"/>
+              <w:end w:w="100" w:type="dxa"/>
+            </w:tcMar>
+          </w:tcPr>
+          <w:p>
+            <w:pPr>
+              <w:keepNext w:val="0"/>
+              <w:spacing w:after="0" w:line="240" w:lineRule="auto"/>
+              <w:jc w:val="left"/>
+            </w:pPr>
+            <w:r>
+              <w:rPr>
+                <w:rFonts w:ascii="Times New Roman" w:hAnsi="Times New Roman" w:eastAsia="Times New Roman"/>
+                <w:sz w:val="28"/>
+              </w:rPr>
+              <w:t>Г</w:t>
+            </w:r>
+          </w:p>
+        </w:tc>
+        <w:tc>
+          <w:tcPr>
+            <w:tcW w:type="dxa" w:w="2051"/>
+            <w:vAlign w:val="center"/>
+            <w:tcMar>
+              <w:top w:w="80" w:type="dxa"/>
+              <w:start w:w="100" w:type="dxa"/>
+              <w:bottom w:w="80" w:type="dxa"/>
+              <w:end w:w="100" w:type="dxa"/>
+            </w:tcMar>
+          </w:tcPr>
+          <w:p>
+            <w:pPr>
+              <w:keepNext w:val="0"/>
+              <w:spacing w:after="0" w:line="240" w:lineRule="auto"/>
+              <w:jc w:val="left"/>
+            </w:pPr>
+            <w:r>
+              <w:rPr>
+                <w:rFonts w:ascii="Times New Roman" w:hAnsi="Times New Roman" w:eastAsia="Times New Roman"/>
+                <w:sz w:val="28"/>
+              </w:rPr>
+              <w:t>Д</w:t>
+            </w:r>
+          </w:p>
+        </w:tc>
+      </w:tr>
+      <w:tr>
+        <w:tc>
+          <w:tcPr>
+            <w:tcW w:type="dxa" w:w="2051"/>
+            <w:vAlign w:val="center"/>
+            <w:tcMar>
+              <w:top w:w="80" w:type="dxa"/>
+              <w:start w:w="100" w:type="dxa"/>
+              <w:bottom w:w="80" w:type="dxa"/>
+              <w:end w:w="100" w:type="dxa"/>
+            </w:tcMar>
+          </w:tcPr>
+          <w:p>
+            <w:pPr>
+              <w:keepNext w:val="0"/>
+              <w:spacing w:after="0" w:line="240" w:lineRule="auto"/>
+              <w:jc w:val="left"/>
+            </w:pPr>
+            <w:r>
+              <w:rPr>
+                <w:rFonts w:ascii="Times New Roman" w:hAnsi="Times New Roman" w:eastAsia="Times New Roman"/>
+                <w:sz w:val="28"/>
+              </w:rPr>
+            </w:r>
+          </w:p>
+        </w:tc>
+        <w:tc>
+          <w:tcPr>
+            <w:tcW w:type="dxa" w:w="2051"/>
+            <w:vAlign w:val="center"/>
+            <w:tcMar>
+              <w:top w:w="80" w:type="dxa"/>
+              <w:start w:w="100" w:type="dxa"/>
+              <w:bottom w:w="80" w:type="dxa"/>
+              <w:end w:w="100" w:type="dxa"/>
+            </w:tcMar>
+          </w:tcPr>
+          <w:p>
+            <w:pPr>
+              <w:keepNext w:val="0"/>
+              <w:spacing w:after="0" w:line="240" w:lineRule="auto"/>
+              <w:jc w:val="left"/>
+            </w:pPr>
+            <w:r>
+              <w:rPr>
+                <w:rFonts w:ascii="Times New Roman" w:hAnsi="Times New Roman" w:eastAsia="Times New Roman"/>
+                <w:sz w:val="28"/>
+              </w:rPr>
+            </w:r>
+          </w:p>
+        </w:tc>
+        <w:tc>
+          <w:tcPr>
+            <w:tcW w:type="dxa" w:w="2051"/>
+            <w:vAlign w:val="center"/>
+            <w:tcMar>
+              <w:top w:w="80" w:type="dxa"/>
+              <w:start w:w="100" w:type="dxa"/>
+              <w:bottom w:w="80" w:type="dxa"/>
+              <w:end w:w="100" w:type="dxa"/>
+            </w:tcMar>
+          </w:tcPr>
+          <w:p>
+            <w:pPr>
+              <w:keepNext w:val="0"/>
+              <w:spacing w:after="0" w:line="240" w:lineRule="auto"/>
+              <w:jc w:val="left"/>
+            </w:pPr>
+            <w:r>
+              <w:rPr>
+                <w:rFonts w:ascii="Times New Roman" w:hAnsi="Times New Roman" w:eastAsia="Times New Roman"/>
+                <w:sz w:val="28"/>
+              </w:rPr>
+            </w:r>
+          </w:p>
+        </w:tc>
+        <w:tc>
+          <w:tcPr>
+            <w:tcW w:type="dxa" w:w="2051"/>
+            <w:vAlign w:val="center"/>
+            <w:tcMar>
+              <w:top w:w="80" w:type="dxa"/>
+              <w:start w:w="100" w:type="dxa"/>
+              <w:bottom w:w="80" w:type="dxa"/>
+              <w:end w:w="100" w:type="dxa"/>
+            </w:tcMar>
+          </w:tcPr>
+          <w:p>
+            <w:pPr>
+              <w:keepNext w:val="0"/>
+              <w:spacing w:after="0" w:line="240" w:lineRule="auto"/>
+              <w:jc w:val="left"/>
+            </w:pPr>
+            <w:r>
+              <w:rPr>
+                <w:rFonts w:ascii="Times New Roman" w:hAnsi="Times New Roman" w:eastAsia="Times New Roman"/>
+                <w:sz w:val="28"/>
+              </w:rPr>
+            </w:r>
+          </w:p>
+        </w:tc>
+        <w:tc>
+          <w:tcPr>
+            <w:tcW w:type="dxa" w:w="2051"/>
+            <w:vAlign w:val="center"/>
+            <w:tcMar>
+              <w:top w:w="80" w:type="dxa"/>
+              <w:start w:w="100" w:type="dxa"/>
+              <w:bottom w:w="80" w:type="dxa"/>
+              <w:end w:w="100" w:type="dxa"/>
+            </w:tcMar>
+          </w:tcPr>
+          <w:p>
+            <w:pPr>
+              <w:keepNext w:val="0"/>
+              <w:spacing w:after="0" w:line="240" w:lineRule="auto"/>
+              <w:jc w:val="left"/>
+            </w:pPr>
+            <w:r>
+              <w:rPr>
+                <w:rFonts w:ascii="Times New Roman" w:hAnsi="Times New Roman" w:eastAsia="Times New Roman"/>
+                <w:sz w:val="28"/>
+              </w:rPr>
+            </w:r>
+          </w:p>
+        </w:tc>
+      </w:tr>
+    </w:tbl>
+    <w:p/>
+    <w:p>
+      <w:pPr>
+        <w:keepNext w:val="0"/>
+        <w:spacing w:after="60" w:line="240" w:lineRule="auto"/>
+        <w:jc w:val="both"/>
+      </w:pPr>
+      <w:r>
+        <w:rPr>
+          <w:rFonts w:ascii="Times New Roman" w:hAnsi="Times New Roman" w:eastAsia="Times New Roman"/>
+          <w:b w:val="0"/>
+          <w:i w:val="0"/>
+          <w:sz w:val="28"/>
+        </w:rPr>
+        <w:t>Ответ:</w:t>
+      </w:r>
+    </w:p>
+    <w:p>
+      <w:pPr>
+        <w:keepNext w:val="0"/>
+        <w:spacing w:after="60" w:line="240" w:lineRule="auto"/>
+        <w:jc w:val="both"/>
+      </w:pPr>
+      <w:r>
+        <w:rPr>
+          <w:rFonts w:ascii="Times New Roman" w:hAnsi="Times New Roman" w:eastAsia="Times New Roman"/>
+          <w:b/>
+          <w:sz w:val="28"/>
+        </w:rPr>
+        <w:t xml:space="preserve">№4 </w:t>
+      </w:r>
+      <w:r>
+        <w:rPr>
+          <w:rFonts w:ascii="Times New Roman" w:hAnsi="Times New Roman" w:eastAsia="Times New Roman"/>
+          <w:b w:val="0"/>
+          <w:i w:val="0"/>
+          <w:sz w:val="28"/>
+        </w:rPr>
+        <w:t>Представьте, что Вы помогаете учителю оформить презентацию к уроку обществознания по теме «Познание». Один из слайдов называется «Особенности социального познания». Что из перечисленного Вы включили бы в этот слайд? Запишите цифры, под которыми указаны эти признаки.</w:t>
+      </w:r>
+    </w:p>
+    <w:p>
+      <w:pPr>
+        <w:keepNext w:val="0"/>
+        <w:spacing w:after="60" w:line="240" w:lineRule="auto"/>
+        <w:jc w:val="both"/>
+      </w:pPr>
+      <w:r>
+        <w:rPr>
+          <w:rFonts w:ascii="Times New Roman" w:hAnsi="Times New Roman" w:eastAsia="Times New Roman"/>
+          <w:b w:val="0"/>
+          <w:i w:val="0"/>
+          <w:sz w:val="28"/>
+        </w:rPr>
+        <w:t xml:space="preserve">1) Результат познания — знания. </w:t>
+      </w:r>
+    </w:p>
+    <w:p>
+      <w:pPr>
+        <w:keepNext w:val="0"/>
+        <w:spacing w:after="60" w:line="240" w:lineRule="auto"/>
+        <w:jc w:val="both"/>
+      </w:pPr>
+      <w:r>
+        <w:rPr>
+          <w:rFonts w:ascii="Times New Roman" w:hAnsi="Times New Roman" w:eastAsia="Times New Roman"/>
+          <w:b w:val="0"/>
+          <w:i w:val="0"/>
+          <w:sz w:val="28"/>
+        </w:rPr>
+        <w:t xml:space="preserve">2) Источником знаний о мире, его красках и звуках, величинах и расстояниях, вкусах и запахах, являются органы чувств. </w:t>
+      </w:r>
+    </w:p>
+    <w:p>
+      <w:pPr>
+        <w:keepNext w:val="0"/>
+        <w:spacing w:after="60" w:line="240" w:lineRule="auto"/>
+        <w:jc w:val="both"/>
+      </w:pPr>
+      <w:r>
+        <w:rPr>
+          <w:rFonts w:ascii="Times New Roman" w:hAnsi="Times New Roman" w:eastAsia="Times New Roman"/>
+          <w:b w:val="0"/>
+          <w:i w:val="0"/>
+          <w:sz w:val="28"/>
+        </w:rPr>
+        <w:t xml:space="preserve">3) Субъект и объект познания совпадают. </w:t>
+      </w:r>
+    </w:p>
+    <w:p>
+      <w:pPr>
+        <w:keepNext w:val="0"/>
+        <w:spacing w:after="60" w:line="240" w:lineRule="auto"/>
+        <w:jc w:val="both"/>
+      </w:pPr>
+      <w:r>
+        <w:rPr>
+          <w:rFonts w:ascii="Times New Roman" w:hAnsi="Times New Roman" w:eastAsia="Times New Roman"/>
+          <w:b w:val="0"/>
+          <w:i w:val="0"/>
+          <w:sz w:val="28"/>
+        </w:rPr>
+        <w:t xml:space="preserve">4) Получаемое знание всегда связано с интересами людей, групп, организаций. </w:t>
+      </w:r>
+    </w:p>
+    <w:p>
+      <w:pPr>
+        <w:keepNext w:val="0"/>
+        <w:spacing w:after="60" w:line="240" w:lineRule="auto"/>
+        <w:jc w:val="both"/>
+      </w:pPr>
+      <w:r>
+        <w:rPr>
+          <w:rFonts w:ascii="Times New Roman" w:hAnsi="Times New Roman" w:eastAsia="Times New Roman"/>
+          <w:b w:val="0"/>
+          <w:i w:val="0"/>
+          <w:sz w:val="28"/>
+        </w:rPr>
+        <w:t xml:space="preserve">5) Объект познания имеет сложную структуру и находится в постоянном развитии, что затрудняет процесс познания и делает весьма относительными результаты познания. </w:t>
+      </w:r>
+    </w:p>
+    <w:p>
+      <w:pPr>
+        <w:keepNext w:val="0"/>
+        <w:spacing w:after="60" w:line="240" w:lineRule="auto"/>
+        <w:jc w:val="both"/>
+      </w:pPr>
+      <w:r>
+        <w:rPr>
+          <w:rFonts w:ascii="Times New Roman" w:hAnsi="Times New Roman" w:eastAsia="Times New Roman"/>
+          <w:b w:val="0"/>
+          <w:i w:val="0"/>
+          <w:sz w:val="28"/>
+        </w:rPr>
+        <w:t>6) Возможности научного эксперимента крайне ограничены.</w:t>
+      </w:r>
+    </w:p>
+    <w:p>
+      <w:pPr>
+        <w:keepNext w:val="0"/>
+        <w:spacing w:after="60" w:line="240" w:lineRule="auto"/>
+        <w:jc w:val="both"/>
+      </w:pPr>
+      <w:r>
+        <w:rPr>
+          <w:rFonts w:ascii="Times New Roman" w:hAnsi="Times New Roman" w:eastAsia="Times New Roman"/>
+          <w:b w:val="0"/>
+          <w:i w:val="0"/>
+          <w:sz w:val="28"/>
+        </w:rPr>
+        <w:t>Ответ:</w:t>
+      </w:r>
+    </w:p>
+    <w:p>
+      <w:pPr>
+        <w:keepNext w:val="0"/>
+        <w:spacing w:after="60" w:line="240" w:lineRule="auto"/>
+        <w:jc w:val="both"/>
+      </w:pPr>
+      <w:r>
+        <w:rPr>
+          <w:rFonts w:ascii="Times New Roman" w:hAnsi="Times New Roman" w:eastAsia="Times New Roman"/>
+          <w:b/>
+          <w:sz w:val="28"/>
+        </w:rPr>
+        <w:t xml:space="preserve">№5 </w:t>
+      </w:r>
+      <w:r>
+        <w:rPr>
+          <w:rFonts w:ascii="Times New Roman" w:hAnsi="Times New Roman" w:eastAsia="Times New Roman"/>
+          <w:b w:val="0"/>
+          <w:i w:val="0"/>
+          <w:sz w:val="28"/>
+        </w:rPr>
+        <w:t>Выберите верные суждения о государственном бюджете и запишите цифры, под которыми они указаны.</w:t>
+      </w:r>
+    </w:p>
+    <w:p>
+      <w:pPr>
+        <w:keepNext w:val="0"/>
+        <w:spacing w:after="60" w:line="240" w:lineRule="auto"/>
+        <w:jc w:val="both"/>
+      </w:pPr>
+      <w:r>
+        <w:rPr>
+          <w:rFonts w:ascii="Times New Roman" w:hAnsi="Times New Roman" w:eastAsia="Times New Roman"/>
+          <w:b w:val="0"/>
+          <w:i w:val="0"/>
+          <w:sz w:val="28"/>
+        </w:rPr>
+        <w:t>1) Профицит бюджета представляет собой ситуацию, когда доходы государства превышают его планируемые расходы.</w:t>
+      </w:r>
+    </w:p>
+    <w:p>
+      <w:pPr>
+        <w:keepNext w:val="0"/>
+        <w:spacing w:after="60" w:line="240" w:lineRule="auto"/>
+        <w:jc w:val="both"/>
+      </w:pPr>
+      <w:r>
+        <w:rPr>
+          <w:rFonts w:ascii="Times New Roman" w:hAnsi="Times New Roman" w:eastAsia="Times New Roman"/>
+          <w:b w:val="0"/>
+          <w:i w:val="0"/>
+          <w:sz w:val="28"/>
+        </w:rPr>
+        <w:t>2) Государственный бюджет — это смета доходов и расходов государства на определённый период времени.</w:t>
+      </w:r>
+    </w:p>
+    <w:p>
+      <w:pPr>
+        <w:keepNext w:val="0"/>
+        <w:spacing w:after="60" w:line="240" w:lineRule="auto"/>
+        <w:jc w:val="both"/>
+      </w:pPr>
+      <w:r>
+        <w:rPr>
+          <w:rFonts w:ascii="Times New Roman" w:hAnsi="Times New Roman" w:eastAsia="Times New Roman"/>
+          <w:b w:val="0"/>
+          <w:i w:val="0"/>
+          <w:sz w:val="28"/>
+        </w:rPr>
+        <w:t>3) Государственный бюджет составляется с указанием источников поступления государственных доходов и направлений, каналов расходования денег.</w:t>
+      </w:r>
+    </w:p>
+    <w:p>
+      <w:pPr>
+        <w:keepNext w:val="0"/>
+        <w:spacing w:after="60" w:line="240" w:lineRule="auto"/>
+        <w:jc w:val="both"/>
+      </w:pPr>
+      <w:r>
+        <w:rPr>
+          <w:rFonts w:ascii="Times New Roman" w:hAnsi="Times New Roman" w:eastAsia="Times New Roman"/>
+          <w:b w:val="0"/>
+          <w:i w:val="0"/>
+          <w:sz w:val="28"/>
+        </w:rPr>
+        <w:t>4) Государственный бюджет в РФ разрабатывается и принимается Президентом РФ.</w:t>
+      </w:r>
+    </w:p>
+    <w:p>
+      <w:pPr>
+        <w:keepNext w:val="0"/>
+        <w:spacing w:after="60" w:line="240" w:lineRule="auto"/>
+        <w:jc w:val="both"/>
+      </w:pPr>
+      <w:r>
+        <w:rPr>
+          <w:rFonts w:ascii="Times New Roman" w:hAnsi="Times New Roman" w:eastAsia="Times New Roman"/>
+          <w:b w:val="0"/>
+          <w:i w:val="0"/>
+          <w:sz w:val="28"/>
+        </w:rPr>
+        <w:t>5) Предоставление дотаций предприятиям — одна из статей доходов государственного бюджета.</w:t>
+      </w:r>
+    </w:p>
+    <w:p>
+      <w:pPr>
+        <w:keepNext w:val="0"/>
+        <w:spacing w:after="60" w:line="240" w:lineRule="auto"/>
+        <w:jc w:val="both"/>
+      </w:pPr>
+      <w:r>
+        <w:rPr>
+          <w:rFonts w:ascii="Times New Roman" w:hAnsi="Times New Roman" w:eastAsia="Times New Roman"/>
+          <w:b w:val="0"/>
+          <w:i w:val="0"/>
+          <w:sz w:val="28"/>
+        </w:rPr>
+        <w:t>Ответ:</w:t>
+      </w:r>
+    </w:p>
+    <w:p>
+      <w:pPr>
+        <w:keepNext w:val="0"/>
+        <w:spacing w:after="60" w:line="240" w:lineRule="auto"/>
+        <w:jc w:val="both"/>
+      </w:pPr>
+      <w:r>
+        <w:rPr>
+          <w:rFonts w:ascii="Times New Roman" w:hAnsi="Times New Roman" w:eastAsia="Times New Roman"/>
+          <w:b/>
+          <w:sz w:val="28"/>
+        </w:rPr>
+        <w:t xml:space="preserve">№6 </w:t>
+      </w:r>
+      <w:r>
+        <w:rPr>
+          <w:rFonts w:ascii="Times New Roman" w:hAnsi="Times New Roman" w:eastAsia="Times New Roman"/>
+          <w:b w:val="0"/>
+          <w:i w:val="0"/>
+          <w:sz w:val="28"/>
+        </w:rPr>
+        <w:t>Установите соответствие между примерами и видами конкуренции (конкурентных рынков): к каждой позиции, данной в первом столбце, подберите соответствующую позицию из второго столбца.</w:t>
+      </w:r>
+    </w:p>
+    <w:tbl>
+      <w:tblPr>
+        <w:tblStyle w:val="TableGrid"/>
+        <w:tblW w:type="auto" w:w="0"/>
+        <w:tblLayout w:type="autofit"/>
+        <w:tblLook w:firstColumn="1" w:firstRow="1" w:lastColumn="0" w:lastRow="0" w:noHBand="0" w:noVBand="1" w:val="04A0"/>
+      </w:tblPr>
+      <w:tblGrid>
+        <w:gridCol w:w="5128"/>
+        <w:gridCol w:w="5128"/>
+      </w:tblGrid>
+      <w:tr>
+        <w:tc>
+          <w:tcPr>
+            <w:tcW w:type="dxa" w:w="5128"/>
+            <w:vAlign w:val="center"/>
+            <w:tcMar>
+              <w:top w:w="80" w:type="dxa"/>
+              <w:start w:w="100" w:type="dxa"/>
+              <w:bottom w:w="80" w:type="dxa"/>
+              <w:end w:w="100" w:type="dxa"/>
+            </w:tcMar>
+          </w:tcPr>
+          <w:p>
+            <w:pPr>
+              <w:keepNext w:val="0"/>
+              <w:spacing w:after="0" w:line="240" w:lineRule="auto"/>
+              <w:jc w:val="left"/>
+            </w:pPr>
+            <w:r>
+              <w:rPr>
+                <w:rFonts w:ascii="Times New Roman" w:hAnsi="Times New Roman" w:eastAsia="Times New Roman"/>
+                <w:sz w:val="28"/>
+              </w:rPr>
+              <w:t>ПРИМЕРЫ</w:t>
+            </w:r>
+          </w:p>
+        </w:tc>
+        <w:tc>
+          <w:tcPr>
+            <w:tcW w:type="dxa" w:w="5128"/>
+            <w:vAlign w:val="center"/>
+            <w:tcMar>
+              <w:top w:w="80" w:type="dxa"/>
+              <w:start w:w="100" w:type="dxa"/>
+              <w:bottom w:w="80" w:type="dxa"/>
+              <w:end w:w="100" w:type="dxa"/>
+            </w:tcMar>
+          </w:tcPr>
+          <w:p>
+            <w:pPr>
+              <w:keepNext w:val="0"/>
+              <w:spacing w:after="0" w:line="240" w:lineRule="auto"/>
+              <w:jc w:val="left"/>
+            </w:pPr>
+            <w:r>
+              <w:rPr>
+                <w:rFonts w:ascii="Times New Roman" w:hAnsi="Times New Roman" w:eastAsia="Times New Roman"/>
+                <w:sz w:val="28"/>
+              </w:rPr>
+              <w:t>ВИДЫ КОНКУРЕНЦИИ (КОНКУРЕНТНЫХ РЫНКОВ)</w:t>
+            </w:r>
+          </w:p>
+        </w:tc>
+      </w:tr>
+      <w:tr>
+        <w:tc>
+          <w:tcPr>
+            <w:tcW w:type="dxa" w:w="5128"/>
+            <w:vAlign w:val="center"/>
+            <w:tcMar>
+              <w:top w:w="80" w:type="dxa"/>
+              <w:start w:w="100" w:type="dxa"/>
+              <w:bottom w:w="80" w:type="dxa"/>
+              <w:end w:w="100" w:type="dxa"/>
+            </w:tcMar>
+          </w:tcPr>
+          <w:p>
+            <w:pPr>
+              <w:keepNext w:val="0"/>
+              <w:spacing w:after="0" w:line="240" w:lineRule="auto"/>
+              <w:jc w:val="left"/>
+            </w:pPr>
+            <w:r>
+              <w:rPr>
+                <w:rFonts w:ascii="Times New Roman" w:hAnsi="Times New Roman" w:eastAsia="Times New Roman"/>
+                <w:sz w:val="28"/>
+              </w:rPr>
+              <w:t>A) в регионе Z рынок услуг мобильной связи поделён тремя крупными компаниями. Б) в стране Z железнодорожными перевозками занимается только одна компания. B) государство является единственным производителем военной техники Г) в городе Z на рынке детских товаров действуют как крупные, так и малые фирмы. Д) в регионе Z на рынке медицинских услуг можно встретить и широко известные клиники, и совсем небольшие частные медицинские учреждения с разной стоимостью услуг.</w:t>
+            </w:r>
+          </w:p>
+        </w:tc>
+        <w:tc>
+          <w:tcPr>
+            <w:tcW w:type="dxa" w:w="5128"/>
+            <w:vAlign w:val="center"/>
+            <w:tcMar>
+              <w:top w:w="80" w:type="dxa"/>
+              <w:start w:w="100" w:type="dxa"/>
+              <w:bottom w:w="80" w:type="dxa"/>
+              <w:end w:w="100" w:type="dxa"/>
+            </w:tcMar>
+          </w:tcPr>
+          <w:p>
+            <w:pPr>
+              <w:keepNext w:val="0"/>
+              <w:spacing w:after="0" w:line="240" w:lineRule="auto"/>
+              <w:jc w:val="left"/>
+            </w:pPr>
+            <w:r>
+              <w:rPr>
+                <w:rFonts w:ascii="Times New Roman" w:hAnsi="Times New Roman" w:eastAsia="Times New Roman"/>
+                <w:sz w:val="28"/>
+              </w:rPr>
+              <w:t>1) монополистическая конкуренция 2) олигополия 3) монополия</w:t>
+            </w:r>
+          </w:p>
+        </w:tc>
+      </w:tr>
+    </w:tbl>
+    <w:p/>
+    <w:p>
+      <w:pPr>
+        <w:keepNext w:val="0"/>
+        <w:spacing w:after="60" w:line="240" w:lineRule="auto"/>
+        <w:jc w:val="both"/>
+      </w:pPr>
+      <w:r>
+        <w:rPr>
+          <w:rFonts w:ascii="Times New Roman" w:hAnsi="Times New Roman" w:eastAsia="Times New Roman"/>
+          <w:b w:val="0"/>
+          <w:i w:val="0"/>
+          <w:sz w:val="28"/>
+        </w:rPr>
+        <w:t>Запишите в ответ цифры, расположив их в порядке, соответствующем буквам:</w:t>
+      </w:r>
+    </w:p>
+    <w:tbl>
+      <w:tblPr>
+        <w:tblStyle w:val="TableGrid"/>
+        <w:tblW w:type="auto" w:w="0"/>
+        <w:tblLayout w:type="autofit"/>
+        <w:tblLook w:firstColumn="1" w:firstRow="1" w:lastColumn="0" w:lastRow="0" w:noHBand="0" w:noVBand="1" w:val="04A0"/>
+      </w:tblPr>
+      <w:tblGrid>
+        <w:gridCol w:w="2051"/>
+        <w:gridCol w:w="2051"/>
+        <w:gridCol w:w="2051"/>
+        <w:gridCol w:w="2051"/>
+        <w:gridCol w:w="2051"/>
+      </w:tblGrid>
+      <w:tr>
+        <w:tc>
+          <w:tcPr>
+            <w:tcW w:type="dxa" w:w="2051"/>
+            <w:vAlign w:val="center"/>
+            <w:tcMar>
+              <w:top w:w="80" w:type="dxa"/>
+              <w:start w:w="100" w:type="dxa"/>
+              <w:bottom w:w="80" w:type="dxa"/>
+              <w:end w:w="100" w:type="dxa"/>
+            </w:tcMar>
+          </w:tcPr>
+          <w:p>
+            <w:pPr>
+              <w:keepNext w:val="0"/>
+              <w:spacing w:after="0" w:line="240" w:lineRule="auto"/>
+              <w:jc w:val="left"/>
+            </w:pPr>
+            <w:r>
+              <w:rPr>
+                <w:rFonts w:ascii="Times New Roman" w:hAnsi="Times New Roman" w:eastAsia="Times New Roman"/>
+                <w:sz w:val="28"/>
+              </w:rPr>
+              <w:t>A</w:t>
+            </w:r>
+          </w:p>
+        </w:tc>
+        <w:tc>
+          <w:tcPr>
+            <w:tcW w:type="dxa" w:w="2051"/>
+            <w:vAlign w:val="center"/>
+            <w:tcMar>
+              <w:top w:w="80" w:type="dxa"/>
+              <w:start w:w="100" w:type="dxa"/>
+              <w:bottom w:w="80" w:type="dxa"/>
+              <w:end w:w="100" w:type="dxa"/>
+            </w:tcMar>
+          </w:tcPr>
+          <w:p>
+            <w:pPr>
+              <w:keepNext w:val="0"/>
+              <w:spacing w:after="0" w:line="240" w:lineRule="auto"/>
+              <w:jc w:val="left"/>
+            </w:pPr>
+            <w:r>
+              <w:rPr>
+                <w:rFonts w:ascii="Times New Roman" w:hAnsi="Times New Roman" w:eastAsia="Times New Roman"/>
+                <w:sz w:val="28"/>
+              </w:rPr>
+              <w:t>Б</w:t>
+            </w:r>
+          </w:p>
+        </w:tc>
+        <w:tc>
+          <w:tcPr>
+            <w:tcW w:type="dxa" w:w="2051"/>
+            <w:vAlign w:val="center"/>
+            <w:tcMar>
+              <w:top w:w="80" w:type="dxa"/>
+              <w:start w:w="100" w:type="dxa"/>
+              <w:bottom w:w="80" w:type="dxa"/>
+              <w:end w:w="100" w:type="dxa"/>
+            </w:tcMar>
+          </w:tcPr>
+          <w:p>
+            <w:pPr>
+              <w:keepNext w:val="0"/>
+              <w:spacing w:after="0" w:line="240" w:lineRule="auto"/>
+              <w:jc w:val="left"/>
+            </w:pPr>
+            <w:r>
+              <w:rPr>
+                <w:rFonts w:ascii="Times New Roman" w:hAnsi="Times New Roman" w:eastAsia="Times New Roman"/>
+                <w:sz w:val="28"/>
+              </w:rPr>
+              <w:t>В</w:t>
+            </w:r>
+          </w:p>
+        </w:tc>
+        <w:tc>
+          <w:tcPr>
+            <w:tcW w:type="dxa" w:w="2051"/>
+            <w:vAlign w:val="center"/>
+            <w:tcMar>
+              <w:top w:w="80" w:type="dxa"/>
+              <w:start w:w="100" w:type="dxa"/>
+              <w:bottom w:w="80" w:type="dxa"/>
+              <w:end w:w="100" w:type="dxa"/>
+            </w:tcMar>
+          </w:tcPr>
+          <w:p>
+            <w:pPr>
+              <w:keepNext w:val="0"/>
+              <w:spacing w:after="0" w:line="240" w:lineRule="auto"/>
+              <w:jc w:val="left"/>
+            </w:pPr>
+            <w:r>
+              <w:rPr>
+                <w:rFonts w:ascii="Times New Roman" w:hAnsi="Times New Roman" w:eastAsia="Times New Roman"/>
+                <w:sz w:val="28"/>
+              </w:rPr>
+              <w:t>Г</w:t>
+            </w:r>
+          </w:p>
+        </w:tc>
+        <w:tc>
+          <w:tcPr>
+            <w:tcW w:type="dxa" w:w="2051"/>
+            <w:vAlign w:val="center"/>
+            <w:tcMar>
+              <w:top w:w="80" w:type="dxa"/>
+              <w:start w:w="100" w:type="dxa"/>
+              <w:bottom w:w="80" w:type="dxa"/>
+              <w:end w:w="100" w:type="dxa"/>
+            </w:tcMar>
+          </w:tcPr>
+          <w:p>
+            <w:pPr>
+              <w:keepNext w:val="0"/>
+              <w:spacing w:after="0" w:line="240" w:lineRule="auto"/>
+              <w:jc w:val="left"/>
+            </w:pPr>
+            <w:r>
+              <w:rPr>
+                <w:rFonts w:ascii="Times New Roman" w:hAnsi="Times New Roman" w:eastAsia="Times New Roman"/>
+                <w:sz w:val="28"/>
+              </w:rPr>
+              <w:t>Д</w:t>
+            </w:r>
+          </w:p>
+        </w:tc>
+      </w:tr>
+      <w:tr>
+        <w:tc>
+          <w:tcPr>
+            <w:tcW w:type="dxa" w:w="2051"/>
+            <w:vAlign w:val="center"/>
+            <w:tcMar>
+              <w:top w:w="80" w:type="dxa"/>
+              <w:start w:w="100" w:type="dxa"/>
+              <w:bottom w:w="80" w:type="dxa"/>
+              <w:end w:w="100" w:type="dxa"/>
+            </w:tcMar>
+          </w:tcPr>
+          <w:p>
+            <w:pPr>
+              <w:keepNext w:val="0"/>
+              <w:spacing w:after="0" w:line="240" w:lineRule="auto"/>
+              <w:jc w:val="left"/>
+            </w:pPr>
+            <w:r>
+              <w:rPr>
+                <w:rFonts w:ascii="Times New Roman" w:hAnsi="Times New Roman" w:eastAsia="Times New Roman"/>
+                <w:sz w:val="28"/>
+              </w:rPr>
+            </w:r>
+          </w:p>
+        </w:tc>
+        <w:tc>
+          <w:tcPr>
+            <w:tcW w:type="dxa" w:w="2051"/>
+            <w:vAlign w:val="center"/>
+            <w:tcMar>
+              <w:top w:w="80" w:type="dxa"/>
+              <w:start w:w="100" w:type="dxa"/>
+              <w:bottom w:w="80" w:type="dxa"/>
+              <w:end w:w="100" w:type="dxa"/>
+            </w:tcMar>
+          </w:tcPr>
+          <w:p>
+            <w:pPr>
+              <w:keepNext w:val="0"/>
+              <w:spacing w:after="0" w:line="240" w:lineRule="auto"/>
+              <w:jc w:val="left"/>
+            </w:pPr>
+            <w:r>
+              <w:rPr>
+                <w:rFonts w:ascii="Times New Roman" w:hAnsi="Times New Roman" w:eastAsia="Times New Roman"/>
+                <w:sz w:val="28"/>
+              </w:rPr>
+            </w:r>
+          </w:p>
+        </w:tc>
+        <w:tc>
+          <w:tcPr>
+            <w:tcW w:type="dxa" w:w="2051"/>
+            <w:vAlign w:val="center"/>
+            <w:tcMar>
+              <w:top w:w="80" w:type="dxa"/>
+              <w:start w:w="100" w:type="dxa"/>
+              <w:bottom w:w="80" w:type="dxa"/>
+              <w:end w:w="100" w:type="dxa"/>
+            </w:tcMar>
+          </w:tcPr>
+          <w:p>
+            <w:pPr>
+              <w:keepNext w:val="0"/>
+              <w:spacing w:after="0" w:line="240" w:lineRule="auto"/>
+              <w:jc w:val="left"/>
+            </w:pPr>
+            <w:r>
+              <w:rPr>
+                <w:rFonts w:ascii="Times New Roman" w:hAnsi="Times New Roman" w:eastAsia="Times New Roman"/>
+                <w:sz w:val="28"/>
+              </w:rPr>
+            </w:r>
+          </w:p>
+        </w:tc>
+        <w:tc>
+          <w:tcPr>
+            <w:tcW w:type="dxa" w:w="2051"/>
+            <w:vAlign w:val="center"/>
+            <w:tcMar>
+              <w:top w:w="80" w:type="dxa"/>
+              <w:start w:w="100" w:type="dxa"/>
+              <w:bottom w:w="80" w:type="dxa"/>
+              <w:end w:w="100" w:type="dxa"/>
+            </w:tcMar>
+          </w:tcPr>
+          <w:p>
+            <w:pPr>
+              <w:keepNext w:val="0"/>
+              <w:spacing w:after="0" w:line="240" w:lineRule="auto"/>
+              <w:jc w:val="left"/>
+            </w:pPr>
+            <w:r>
+              <w:rPr>
+                <w:rFonts w:ascii="Times New Roman" w:hAnsi="Times New Roman" w:eastAsia="Times New Roman"/>
+                <w:sz w:val="28"/>
+              </w:rPr>
+            </w:r>
+          </w:p>
+        </w:tc>
+        <w:tc>
+          <w:tcPr>
+            <w:tcW w:type="dxa" w:w="2051"/>
+            <w:vAlign w:val="center"/>
+            <w:tcMar>
+              <w:top w:w="80" w:type="dxa"/>
+              <w:start w:w="100" w:type="dxa"/>
+              <w:bottom w:w="80" w:type="dxa"/>
+              <w:end w:w="100" w:type="dxa"/>
+            </w:tcMar>
+          </w:tcPr>
+          <w:p>
+            <w:pPr>
+              <w:keepNext w:val="0"/>
+              <w:spacing w:after="0" w:line="240" w:lineRule="auto"/>
+              <w:jc w:val="left"/>
+            </w:pPr>
+            <w:r>
+              <w:rPr>
+                <w:rFonts w:ascii="Times New Roman" w:hAnsi="Times New Roman" w:eastAsia="Times New Roman"/>
+                <w:sz w:val="28"/>
+              </w:rPr>
+            </w:r>
+          </w:p>
+        </w:tc>
+      </w:tr>
+    </w:tbl>
+    <w:p/>
+    <w:p>
+      <w:pPr>
+        <w:keepNext w:val="0"/>
+        <w:spacing w:after="60" w:line="240" w:lineRule="auto"/>
+        <w:jc w:val="both"/>
+      </w:pPr>
+      <w:r>
+        <w:rPr>
+          <w:rFonts w:ascii="Times New Roman" w:hAnsi="Times New Roman" w:eastAsia="Times New Roman"/>
+          <w:b w:val="0"/>
+          <w:i w:val="0"/>
+          <w:sz w:val="28"/>
+        </w:rPr>
+        <w:t>Ответ:</w:t>
+      </w:r>
+    </w:p>
+    <w:p>
+      <w:pPr>
+        <w:keepNext w:val="0"/>
+        <w:spacing w:after="60" w:line="240" w:lineRule="auto"/>
+        <w:jc w:val="both"/>
+      </w:pPr>
+      <w:r>
+        <w:rPr>
+          <w:rFonts w:ascii="Times New Roman" w:hAnsi="Times New Roman" w:eastAsia="Times New Roman"/>
+          <w:b/>
+          <w:sz w:val="28"/>
+        </w:rPr>
+        <w:t xml:space="preserve">№7 </w:t>
+      </w:r>
+      <w:r>
+        <w:rPr>
+          <w:rFonts w:ascii="Times New Roman" w:hAnsi="Times New Roman" w:eastAsia="Times New Roman"/>
+          <w:b w:val="0"/>
+          <w:i w:val="0"/>
+          <w:sz w:val="28"/>
+        </w:rPr>
+        <w:t>В стране Z сократились потребление и экспорт угля, большинство шахт закрылось, десятки тысяч шахтёров потеряли работу. Выберите из приведённого ниже списка характеристики возникшей безработицы и запишите цифры, под которыми они указаны.</w:t>
+      </w:r>
+    </w:p>
+    <w:p>
+      <w:pPr>
+        <w:keepNext w:val="0"/>
+        <w:spacing w:after="60" w:line="240" w:lineRule="auto"/>
+        <w:jc w:val="both"/>
+      </w:pPr>
+      <w:r>
+        <w:rPr>
+          <w:rFonts w:ascii="Times New Roman" w:hAnsi="Times New Roman" w:eastAsia="Times New Roman"/>
+          <w:b w:val="0"/>
+          <w:i w:val="0"/>
+          <w:sz w:val="28"/>
+        </w:rPr>
+        <w:t>1) скрытая безработица</w:t>
+      </w:r>
+    </w:p>
+    <w:p>
+      <w:pPr>
+        <w:keepNext w:val="0"/>
+        <w:spacing w:after="60" w:line="240" w:lineRule="auto"/>
+        <w:jc w:val="both"/>
+      </w:pPr>
+      <w:r>
+        <w:rPr>
+          <w:rFonts w:ascii="Times New Roman" w:hAnsi="Times New Roman" w:eastAsia="Times New Roman"/>
+          <w:b w:val="0"/>
+          <w:i w:val="0"/>
+          <w:sz w:val="28"/>
+        </w:rPr>
+        <w:t>2) фрикционная безработица</w:t>
+      </w:r>
+    </w:p>
+    <w:p>
+      <w:pPr>
+        <w:keepNext w:val="0"/>
+        <w:spacing w:after="60" w:line="240" w:lineRule="auto"/>
+        <w:jc w:val="both"/>
+      </w:pPr>
+      <w:r>
+        <w:rPr>
+          <w:rFonts w:ascii="Times New Roman" w:hAnsi="Times New Roman" w:eastAsia="Times New Roman"/>
+          <w:b w:val="0"/>
+          <w:i w:val="0"/>
+          <w:sz w:val="28"/>
+        </w:rPr>
+        <w:t>3) сезонная безработица</w:t>
+      </w:r>
+    </w:p>
+    <w:p>
+      <w:pPr>
+        <w:keepNext w:val="0"/>
+        <w:spacing w:after="60" w:line="240" w:lineRule="auto"/>
+        <w:jc w:val="both"/>
+      </w:pPr>
+      <w:r>
+        <w:rPr>
+          <w:rFonts w:ascii="Times New Roman" w:hAnsi="Times New Roman" w:eastAsia="Times New Roman"/>
+          <w:b w:val="0"/>
+          <w:i w:val="0"/>
+          <w:sz w:val="28"/>
+        </w:rPr>
+        <w:t>4) добровольная безработица</w:t>
+      </w:r>
+    </w:p>
+    <w:p>
+      <w:pPr>
+        <w:keepNext w:val="0"/>
+        <w:spacing w:after="60" w:line="240" w:lineRule="auto"/>
+        <w:jc w:val="both"/>
+      </w:pPr>
+      <w:r>
+        <w:rPr>
+          <w:rFonts w:ascii="Times New Roman" w:hAnsi="Times New Roman" w:eastAsia="Times New Roman"/>
+          <w:b w:val="0"/>
+          <w:i w:val="0"/>
+          <w:sz w:val="28"/>
+        </w:rPr>
+        <w:t>5) структурная безработица</w:t>
+      </w:r>
+    </w:p>
+    <w:p>
+      <w:pPr>
+        <w:keepNext w:val="0"/>
+        <w:spacing w:after="60" w:line="240" w:lineRule="auto"/>
+        <w:jc w:val="both"/>
+      </w:pPr>
+      <w:r>
+        <w:rPr>
+          <w:rFonts w:ascii="Times New Roman" w:hAnsi="Times New Roman" w:eastAsia="Times New Roman"/>
+          <w:b w:val="0"/>
+          <w:i w:val="0"/>
+          <w:sz w:val="28"/>
+        </w:rPr>
+        <w:t>6) массовая безработица</w:t>
+      </w:r>
+    </w:p>
+    <w:p>
+      <w:pPr>
+        <w:keepNext w:val="0"/>
+        <w:spacing w:after="60" w:line="240" w:lineRule="auto"/>
+        <w:jc w:val="both"/>
+      </w:pPr>
+      <w:r>
+        <w:rPr>
+          <w:rFonts w:ascii="Times New Roman" w:hAnsi="Times New Roman" w:eastAsia="Times New Roman"/>
+          <w:b w:val="0"/>
+          <w:i w:val="0"/>
+          <w:sz w:val="28"/>
+        </w:rPr>
+        <w:t>Ответ:</w:t>
+      </w:r>
+    </w:p>
+    <w:p>
+      <w:pPr>
+        <w:keepNext w:val="0"/>
+        <w:spacing w:after="60" w:line="240" w:lineRule="auto"/>
+        <w:jc w:val="both"/>
+      </w:pPr>
+      <w:r>
+        <w:rPr>
+          <w:rFonts w:ascii="Times New Roman" w:hAnsi="Times New Roman" w:eastAsia="Times New Roman"/>
+          <w:b/>
+          <w:sz w:val="28"/>
+        </w:rPr>
+        <w:t xml:space="preserve">№8 </w:t>
+      </w:r>
+      <w:r>
+        <w:rPr>
+          <w:rFonts w:ascii="Times New Roman" w:hAnsi="Times New Roman" w:eastAsia="Times New Roman"/>
+          <w:b w:val="0"/>
+          <w:i w:val="0"/>
+          <w:sz w:val="28"/>
+        </w:rPr>
+        <w:t>Выберите верные суждения об отклоняющемся поведении и запишите цифры, под которыми они указаны.</w:t>
+      </w:r>
+    </w:p>
+    <w:p>
+      <w:pPr>
+        <w:keepNext w:val="0"/>
+        <w:spacing w:after="60" w:line="240" w:lineRule="auto"/>
+        <w:jc w:val="both"/>
+      </w:pPr>
+      <w:r>
+        <w:rPr>
+          <w:rFonts w:ascii="Times New Roman" w:hAnsi="Times New Roman" w:eastAsia="Times New Roman"/>
+          <w:b w:val="0"/>
+          <w:i w:val="0"/>
+          <w:sz w:val="28"/>
+        </w:rPr>
+        <w:t>1) Отклоняющееся поведение может вызывать только неодобрение общества.</w:t>
+      </w:r>
+    </w:p>
+    <w:p>
+      <w:pPr>
+        <w:keepNext w:val="0"/>
+        <w:spacing w:after="60" w:line="240" w:lineRule="auto"/>
+        <w:jc w:val="both"/>
+      </w:pPr>
+      <w:r>
+        <w:rPr>
+          <w:rFonts w:ascii="Times New Roman" w:hAnsi="Times New Roman" w:eastAsia="Times New Roman"/>
+          <w:b w:val="0"/>
+          <w:i w:val="0"/>
+          <w:sz w:val="28"/>
+        </w:rPr>
+        <w:t>2) Отклоняющееся поведение подразумевает отклонение от общепринятых норм.</w:t>
+      </w:r>
+    </w:p>
+    <w:p>
+      <w:pPr>
+        <w:keepNext w:val="0"/>
+        <w:spacing w:after="60" w:line="240" w:lineRule="auto"/>
+        <w:jc w:val="both"/>
+      </w:pPr>
+      <w:r>
+        <w:rPr>
+          <w:rFonts w:ascii="Times New Roman" w:hAnsi="Times New Roman" w:eastAsia="Times New Roman"/>
+          <w:b w:val="0"/>
+          <w:i w:val="0"/>
+          <w:sz w:val="28"/>
+        </w:rPr>
+        <w:t>3) Отклоняющееся поведение может быть проявлением недостатков социализации.</w:t>
+      </w:r>
+    </w:p>
+    <w:p>
+      <w:pPr>
+        <w:keepNext w:val="0"/>
+        <w:spacing w:after="60" w:line="240" w:lineRule="auto"/>
+        <w:jc w:val="both"/>
+      </w:pPr>
+      <w:r>
+        <w:rPr>
+          <w:rFonts w:ascii="Times New Roman" w:hAnsi="Times New Roman" w:eastAsia="Times New Roman"/>
+          <w:b w:val="0"/>
+          <w:i w:val="0"/>
+          <w:sz w:val="28"/>
+        </w:rPr>
+        <w:t>4) Отклоняющееся поведение может включать в себя только негативные проявления.</w:t>
+      </w:r>
+    </w:p>
+    <w:p>
+      <w:pPr>
+        <w:keepNext w:val="0"/>
+        <w:spacing w:after="60" w:line="240" w:lineRule="auto"/>
+        <w:jc w:val="both"/>
+      </w:pPr>
+      <w:r>
+        <w:rPr>
+          <w:rFonts w:ascii="Times New Roman" w:hAnsi="Times New Roman" w:eastAsia="Times New Roman"/>
+          <w:b w:val="0"/>
+          <w:i w:val="0"/>
+          <w:sz w:val="28"/>
+        </w:rPr>
+        <w:t>5) Отклоняющееся поведение может иметь как коллективный, так и индивидуальный характер.</w:t>
+      </w:r>
+    </w:p>
+    <w:p>
+      <w:pPr>
+        <w:keepNext w:val="0"/>
+        <w:spacing w:after="60" w:line="240" w:lineRule="auto"/>
+        <w:jc w:val="both"/>
+      </w:pPr>
+      <w:r>
+        <w:rPr>
+          <w:rFonts w:ascii="Times New Roman" w:hAnsi="Times New Roman" w:eastAsia="Times New Roman"/>
+          <w:b w:val="0"/>
+          <w:i w:val="0"/>
+          <w:sz w:val="28"/>
+        </w:rPr>
+        <w:t>Ответ:</w:t>
+      </w:r>
+    </w:p>
+    <w:p>
+      <w:pPr>
+        <w:keepNext w:val="0"/>
+        <w:spacing w:after="60" w:line="240" w:lineRule="auto"/>
+        <w:jc w:val="both"/>
+      </w:pPr>
+      <w:r>
+        <w:rPr>
+          <w:rFonts w:ascii="Times New Roman" w:hAnsi="Times New Roman" w:eastAsia="Times New Roman"/>
+          <w:b/>
+          <w:sz w:val="28"/>
+        </w:rPr>
+        <w:t xml:space="preserve">№9 </w:t>
+      </w:r>
+      <w:r>
+        <w:rPr>
+          <w:rFonts w:ascii="Times New Roman" w:hAnsi="Times New Roman" w:eastAsia="Times New Roman"/>
+          <w:b w:val="0"/>
+          <w:i w:val="0"/>
+          <w:sz w:val="28"/>
+        </w:rPr>
+        <w:t>В ходе социологического опроса совершеннолетних юношей и девушек им задавали вопрос: «Почему Вы не хотите более активно участвовать в политике?» (можно было выбрать несколько ответов). Полученные результаты (в % от числа опрошенных) представлены в виде диаграммы.</w:t>
+      </w:r>
+    </w:p>
+    <w:p>
+      <w:pPr>
+        <w:spacing w:after="80"/>
+        <w:jc w:val="center"/>
+      </w:pPr>
+      <w:r>
+        <w:drawing>
+          <wp:inline xmlns:a="http://schemas.openxmlformats.org/drawingml/2006/main" xmlns:pic="http://schemas.openxmlformats.org/drawingml/2006/picture">
+            <wp:extent cx="3780000" cy="3780000"/>
+            <wp:docPr id="1" name="Picture 1"/>
+            <wp:cNvGraphicFramePr>
+              <a:graphicFrameLocks noChangeAspect="1"/>
+            </wp:cNvGraphicFramePr>
+            <a:graphic>
+              <a:graphicData uri="http://schemas.openxmlformats.org/drawingml/2006/picture">
+                <pic:pic>
+                  <pic:nvPicPr>
+                    <pic:cNvPr id="0" name="asset-0036.png"/>
+                    <pic:cNvPicPr/>
+                  </pic:nvPicPr>
+                  <pic:blipFill>
+                    <a:blip r:embed="rId9"/>
+                    <a:stretch>
+                      <a:fillRect/>
+                    </a:stretch>
+                  </pic:blipFill>
+                  <pic:spPr>
+                    <a:xfrm>
+                      <a:off x="0" y="0"/>
+                      <a:ext cx="3780000" cy="3780000"/>
+                    </a:xfrm>
+                    <a:prstGeom prst="rect"/>
+                  </pic:spPr>
+                </pic:pic>
+              </a:graphicData>
+            </a:graphic>
+          </wp:inline>
+        </w:drawing>
+      </w:r>
+    </w:p>
+    <w:p>
+      <w:pPr>
+        <w:keepNext w:val="0"/>
+        <w:spacing w:after="60" w:line="240" w:lineRule="auto"/>
+        <w:jc w:val="both"/>
+      </w:pPr>
+      <w:r>
+        <w:rPr>
+          <w:rFonts w:ascii="Times New Roman" w:hAnsi="Times New Roman" w:eastAsia="Times New Roman"/>
+          <w:b w:val="0"/>
+          <w:i w:val="0"/>
+          <w:sz w:val="28"/>
+        </w:rPr>
+        <w:t xml:space="preserve">Найдите в приведённом списке выводы, которые можно сделать на основе диаграммы, и запишите цифры, под которыми они указаны. </w:t>
+      </w:r>
+    </w:p>
+    <w:p>
+      <w:pPr>
+        <w:keepNext w:val="0"/>
+        <w:spacing w:after="60" w:line="240" w:lineRule="auto"/>
+        <w:jc w:val="both"/>
+      </w:pPr>
+      <w:r>
+        <w:rPr>
+          <w:rFonts w:ascii="Times New Roman" w:hAnsi="Times New Roman" w:eastAsia="Times New Roman"/>
+          <w:b w:val="0"/>
+          <w:i w:val="0"/>
+          <w:sz w:val="28"/>
+        </w:rPr>
+        <w:t xml:space="preserve">1) Доля тех, кто отметил, что ничего не понимает в политике, среди юношей больше, чем среди девушек. </w:t>
+      </w:r>
+    </w:p>
+    <w:p>
+      <w:pPr>
+        <w:keepNext w:val="0"/>
+        <w:spacing w:after="60" w:line="240" w:lineRule="auto"/>
+        <w:jc w:val="both"/>
+      </w:pPr>
+      <w:r>
+        <w:rPr>
+          <w:rFonts w:ascii="Times New Roman" w:hAnsi="Times New Roman" w:eastAsia="Times New Roman"/>
+          <w:b w:val="0"/>
+          <w:i w:val="0"/>
+          <w:sz w:val="28"/>
+        </w:rPr>
+        <w:t xml:space="preserve">2) Равные доли юношей отметили, что у них нет времени заниматься политикой и что всё равно ничего нельзя изменить. </w:t>
+      </w:r>
+    </w:p>
+    <w:p>
+      <w:pPr>
+        <w:keepNext w:val="0"/>
+        <w:spacing w:after="60" w:line="240" w:lineRule="auto"/>
+        <w:jc w:val="both"/>
+      </w:pPr>
+      <w:r>
+        <w:rPr>
+          <w:rFonts w:ascii="Times New Roman" w:hAnsi="Times New Roman" w:eastAsia="Times New Roman"/>
+          <w:b w:val="0"/>
+          <w:i w:val="0"/>
+          <w:sz w:val="28"/>
+        </w:rPr>
+        <w:t xml:space="preserve">3) Среди девушек мнение, что всё равно ничего нельзя изменить, менее популярно, чем мнение, что политика — «грязное дело». </w:t>
+      </w:r>
+    </w:p>
+    <w:p>
+      <w:pPr>
+        <w:keepNext w:val="0"/>
+        <w:spacing w:after="60" w:line="240" w:lineRule="auto"/>
+        <w:jc w:val="both"/>
+      </w:pPr>
+      <w:r>
+        <w:rPr>
+          <w:rFonts w:ascii="Times New Roman" w:hAnsi="Times New Roman" w:eastAsia="Times New Roman"/>
+          <w:b w:val="0"/>
+          <w:i w:val="0"/>
+          <w:sz w:val="28"/>
+        </w:rPr>
+        <w:t xml:space="preserve">4) Доля тех, кто считает, что политика не дело рядовых граждан, среди девушек больше, чем среди юношей. </w:t>
+      </w:r>
+    </w:p>
+    <w:p>
+      <w:pPr>
+        <w:keepNext w:val="0"/>
+        <w:spacing w:after="60" w:line="240" w:lineRule="auto"/>
+        <w:jc w:val="both"/>
+      </w:pPr>
+      <w:r>
+        <w:rPr>
+          <w:rFonts w:ascii="Times New Roman" w:hAnsi="Times New Roman" w:eastAsia="Times New Roman"/>
+          <w:b w:val="0"/>
+          <w:i w:val="0"/>
+          <w:sz w:val="28"/>
+        </w:rPr>
+        <w:t>5) Одинаковые доли опрошенных затруднились с ответом.</w:t>
+      </w:r>
+    </w:p>
+    <w:p>
+      <w:pPr>
+        <w:keepNext w:val="0"/>
+        <w:spacing w:after="60" w:line="240" w:lineRule="auto"/>
+        <w:jc w:val="both"/>
+      </w:pPr>
+      <w:r>
+        <w:rPr>
+          <w:rFonts w:ascii="Times New Roman" w:hAnsi="Times New Roman" w:eastAsia="Times New Roman"/>
+          <w:b w:val="0"/>
+          <w:i w:val="0"/>
+          <w:sz w:val="28"/>
+        </w:rPr>
+        <w:t>Ответ:</w:t>
+      </w:r>
+    </w:p>
+    <w:p>
+      <w:pPr>
+        <w:keepNext w:val="0"/>
+        <w:spacing w:after="60" w:line="240" w:lineRule="auto"/>
+        <w:jc w:val="both"/>
+      </w:pPr>
+      <w:r>
+        <w:rPr>
+          <w:rFonts w:ascii="Times New Roman" w:hAnsi="Times New Roman" w:eastAsia="Times New Roman"/>
+          <w:b/>
+          <w:sz w:val="28"/>
+        </w:rPr>
+        <w:t xml:space="preserve">№10 </w:t>
+      </w:r>
+      <w:r>
+        <w:rPr>
+          <w:rFonts w:ascii="Times New Roman" w:hAnsi="Times New Roman" w:eastAsia="Times New Roman"/>
+          <w:b w:val="0"/>
+          <w:i w:val="0"/>
+          <w:sz w:val="28"/>
+        </w:rPr>
+        <w:t>Выберите верные суждения о выборах Президента РФ. Запишите цифры, под которыми они указаны.</w:t>
+      </w:r>
+    </w:p>
+    <w:p>
+      <w:pPr>
+        <w:keepNext w:val="0"/>
+        <w:spacing w:after="60" w:line="240" w:lineRule="auto"/>
+        <w:jc w:val="both"/>
+      </w:pPr>
+      <w:r>
+        <w:rPr>
+          <w:rFonts w:ascii="Times New Roman" w:hAnsi="Times New Roman" w:eastAsia="Times New Roman"/>
+          <w:b w:val="0"/>
+          <w:i w:val="0"/>
+          <w:sz w:val="28"/>
+        </w:rPr>
+        <w:t>1) Президентом РФ может быть избран гражданин РФ не моложе 35 лет.</w:t>
+      </w:r>
+    </w:p>
+    <w:p>
+      <w:pPr>
+        <w:keepNext w:val="0"/>
+        <w:spacing w:after="60" w:line="240" w:lineRule="auto"/>
+        <w:jc w:val="both"/>
+      </w:pPr>
+      <w:r>
+        <w:rPr>
+          <w:rFonts w:ascii="Times New Roman" w:hAnsi="Times New Roman" w:eastAsia="Times New Roman"/>
+          <w:b w:val="0"/>
+          <w:i w:val="0"/>
+          <w:sz w:val="28"/>
+        </w:rPr>
+        <w:t xml:space="preserve">2) Выборы Президента РФ проводятся по единому федеральному избирательному округу, включающему в себя всю территорию РФ. </w:t>
+      </w:r>
+    </w:p>
+    <w:p>
+      <w:pPr>
+        <w:keepNext w:val="0"/>
+        <w:spacing w:after="60" w:line="240" w:lineRule="auto"/>
+        <w:jc w:val="both"/>
+      </w:pPr>
+      <w:r>
+        <w:rPr>
+          <w:rFonts w:ascii="Times New Roman" w:hAnsi="Times New Roman" w:eastAsia="Times New Roman"/>
+          <w:b w:val="0"/>
+          <w:i w:val="0"/>
+          <w:sz w:val="28"/>
+        </w:rPr>
+        <w:t xml:space="preserve">3) Президент РФ избирается сроком на пять лет. </w:t>
+      </w:r>
+    </w:p>
+    <w:p>
+      <w:pPr>
+        <w:keepNext w:val="0"/>
+        <w:spacing w:after="60" w:line="240" w:lineRule="auto"/>
+        <w:jc w:val="both"/>
+      </w:pPr>
+      <w:r>
+        <w:rPr>
+          <w:rFonts w:ascii="Times New Roman" w:hAnsi="Times New Roman" w:eastAsia="Times New Roman"/>
+          <w:b w:val="0"/>
+          <w:i w:val="0"/>
+          <w:sz w:val="28"/>
+        </w:rPr>
+        <w:t xml:space="preserve">4) В соответствии с Конституцией РФ выборы Президента РФ назначает Государственная Дума Федерального Собрания РФ. </w:t>
+      </w:r>
+    </w:p>
+    <w:p>
+      <w:pPr>
+        <w:keepNext w:val="0"/>
+        <w:spacing w:after="60" w:line="240" w:lineRule="auto"/>
+        <w:jc w:val="both"/>
+      </w:pPr>
+      <w:r>
+        <w:rPr>
+          <w:rFonts w:ascii="Times New Roman" w:hAnsi="Times New Roman" w:eastAsia="Times New Roman"/>
+          <w:b w:val="0"/>
+          <w:i w:val="0"/>
+          <w:sz w:val="28"/>
+        </w:rPr>
+        <w:t>5) Президент Российской Федерации избирается гражданами РФ на основе всеобщего равного и прямого избирательного права при тайном голосовании.</w:t>
+      </w:r>
+    </w:p>
+    <w:p>
+      <w:pPr>
+        <w:keepNext w:val="0"/>
+        <w:spacing w:after="60" w:line="240" w:lineRule="auto"/>
+        <w:jc w:val="both"/>
+      </w:pPr>
+      <w:r>
+        <w:rPr>
+          <w:rFonts w:ascii="Times New Roman" w:hAnsi="Times New Roman" w:eastAsia="Times New Roman"/>
+          <w:b w:val="0"/>
+          <w:i w:val="0"/>
+          <w:sz w:val="28"/>
+        </w:rPr>
+        <w:t>Ответ:</w:t>
+      </w:r>
+    </w:p>
+    <w:p>
+      <w:pPr>
+        <w:keepNext w:val="0"/>
+        <w:spacing w:after="60" w:line="240" w:lineRule="auto"/>
+        <w:jc w:val="both"/>
+      </w:pPr>
+      <w:r>
+        <w:rPr>
+          <w:rFonts w:ascii="Times New Roman" w:hAnsi="Times New Roman" w:eastAsia="Times New Roman"/>
+          <w:b/>
+          <w:sz w:val="28"/>
+        </w:rPr>
+        <w:t xml:space="preserve">№11 </w:t>
+      </w:r>
+      <w:r>
+        <w:rPr>
+          <w:rFonts w:ascii="Times New Roman" w:hAnsi="Times New Roman" w:eastAsia="Times New Roman"/>
+          <w:b w:val="0"/>
+          <w:i w:val="0"/>
+          <w:sz w:val="28"/>
+        </w:rPr>
+        <w:t>В государстве Z состоялись парламентские выборы. Какие из приведённых фактов свидетельствуют о том, что выборы проходили по пропорциональной системе? Запишите цифры, под которыми указаны эти факты.</w:t>
+      </w:r>
+    </w:p>
+    <w:p>
+      <w:pPr>
+        <w:keepNext w:val="0"/>
+        <w:spacing w:after="60" w:line="240" w:lineRule="auto"/>
+        <w:jc w:val="both"/>
+      </w:pPr>
+      <w:r>
+        <w:rPr>
+          <w:rFonts w:ascii="Times New Roman" w:hAnsi="Times New Roman" w:eastAsia="Times New Roman"/>
+          <w:b w:val="0"/>
+          <w:i w:val="0"/>
+          <w:sz w:val="28"/>
+        </w:rPr>
+        <w:t>1) В выборах принимали участие независимые беспартийные кандидаты.</w:t>
+      </w:r>
+    </w:p>
+    <w:p>
+      <w:pPr>
+        <w:keepNext w:val="0"/>
+        <w:spacing w:after="60" w:line="240" w:lineRule="auto"/>
+        <w:jc w:val="both"/>
+      </w:pPr>
+      <w:r>
+        <w:rPr>
+          <w:rFonts w:ascii="Times New Roman" w:hAnsi="Times New Roman" w:eastAsia="Times New Roman"/>
+          <w:b w:val="0"/>
+          <w:i w:val="0"/>
+          <w:sz w:val="28"/>
+        </w:rPr>
+        <w:t>2) Количество мест в парламенте, полученное партией, зависело от доли голосов избирателей.</w:t>
+      </w:r>
+    </w:p>
+    <w:p>
+      <w:pPr>
+        <w:keepNext w:val="0"/>
+        <w:spacing w:after="60" w:line="240" w:lineRule="auto"/>
+        <w:jc w:val="both"/>
+      </w:pPr>
+      <w:r>
+        <w:rPr>
+          <w:rFonts w:ascii="Times New Roman" w:hAnsi="Times New Roman" w:eastAsia="Times New Roman"/>
+          <w:b w:val="0"/>
+          <w:i w:val="0"/>
+          <w:sz w:val="28"/>
+        </w:rPr>
+        <w:t>3) Граждане голосовали прежде всего за программу партии, а не за конкретных людей.</w:t>
+      </w:r>
+    </w:p>
+    <w:p>
+      <w:pPr>
+        <w:keepNext w:val="0"/>
+        <w:spacing w:after="60" w:line="240" w:lineRule="auto"/>
+        <w:jc w:val="both"/>
+      </w:pPr>
+      <w:r>
+        <w:rPr>
+          <w:rFonts w:ascii="Times New Roman" w:hAnsi="Times New Roman" w:eastAsia="Times New Roman"/>
+          <w:b w:val="0"/>
+          <w:i w:val="0"/>
+          <w:sz w:val="28"/>
+        </w:rPr>
+        <w:t>4) Было предусмотрено голосование по одномандатным округам.</w:t>
+      </w:r>
+    </w:p>
+    <w:p>
+      <w:pPr>
+        <w:keepNext w:val="0"/>
+        <w:spacing w:after="60" w:line="240" w:lineRule="auto"/>
+        <w:jc w:val="both"/>
+      </w:pPr>
+      <w:r>
+        <w:rPr>
+          <w:rFonts w:ascii="Times New Roman" w:hAnsi="Times New Roman" w:eastAsia="Times New Roman"/>
+          <w:b w:val="0"/>
+          <w:i w:val="0"/>
+          <w:sz w:val="28"/>
+        </w:rPr>
+        <w:t>5) В парламент прошёл кандидат, получивший большинство голосов на</w:t>
+      </w:r>
+    </w:p>
+    <w:p>
+      <w:pPr>
+        <w:keepNext w:val="0"/>
+        <w:spacing w:after="60" w:line="240" w:lineRule="auto"/>
+        <w:jc w:val="both"/>
+      </w:pPr>
+      <w:r>
+        <w:rPr>
+          <w:rFonts w:ascii="Times New Roman" w:hAnsi="Times New Roman" w:eastAsia="Times New Roman"/>
+          <w:b w:val="0"/>
+          <w:i w:val="0"/>
+          <w:sz w:val="28"/>
+        </w:rPr>
+        <w:t>выборах.</w:t>
+      </w:r>
+    </w:p>
+    <w:p>
+      <w:pPr>
+        <w:keepNext w:val="0"/>
+        <w:spacing w:after="60" w:line="240" w:lineRule="auto"/>
+        <w:jc w:val="both"/>
+      </w:pPr>
+      <w:r>
+        <w:rPr>
+          <w:rFonts w:ascii="Times New Roman" w:hAnsi="Times New Roman" w:eastAsia="Times New Roman"/>
+          <w:b w:val="0"/>
+          <w:i w:val="0"/>
+          <w:sz w:val="28"/>
+        </w:rPr>
+        <w:t xml:space="preserve">6) Чтобы пройти в парламент, партии необходимо было преодолеть определённый избирательный барьер. </w:t>
+      </w:r>
+    </w:p>
+    <w:p>
+      <w:pPr>
+        <w:keepNext w:val="0"/>
+        <w:spacing w:after="60" w:line="240" w:lineRule="auto"/>
+        <w:jc w:val="both"/>
+      </w:pPr>
+      <w:r>
+        <w:rPr>
+          <w:rFonts w:ascii="Times New Roman" w:hAnsi="Times New Roman" w:eastAsia="Times New Roman"/>
+          <w:b w:val="0"/>
+          <w:i w:val="0"/>
+          <w:sz w:val="28"/>
+        </w:rPr>
+        <w:t>Ответ:</w:t>
+      </w:r>
+    </w:p>
+    <w:p>
+      <w:pPr>
+        <w:keepNext w:val="0"/>
+        <w:spacing w:after="60" w:line="240" w:lineRule="auto"/>
+        <w:jc w:val="both"/>
+      </w:pPr>
+      <w:r>
+        <w:rPr>
+          <w:rFonts w:ascii="Times New Roman" w:hAnsi="Times New Roman" w:eastAsia="Times New Roman"/>
+          <w:b/>
+          <w:sz w:val="28"/>
+        </w:rPr>
+        <w:t xml:space="preserve">№12 </w:t>
+      </w:r>
+      <w:r>
+        <w:rPr>
+          <w:rFonts w:ascii="Times New Roman" w:hAnsi="Times New Roman" w:eastAsia="Times New Roman"/>
+          <w:b w:val="0"/>
+          <w:i w:val="0"/>
+          <w:sz w:val="28"/>
+        </w:rPr>
+        <w:t xml:space="preserve">Выберите в приведённом списке положения, характеризующие политические права гражданина Российской Федерации. Запишите цифры, под которыми они указаны.  </w:t>
+      </w:r>
+    </w:p>
+    <w:p>
+      <w:pPr>
+        <w:keepNext w:val="0"/>
+        <w:spacing w:after="60" w:line="240" w:lineRule="auto"/>
+        <w:jc w:val="both"/>
+      </w:pPr>
+      <w:r>
+        <w:rPr>
+          <w:rFonts w:ascii="Times New Roman" w:hAnsi="Times New Roman" w:eastAsia="Times New Roman"/>
+          <w:b w:val="0"/>
+          <w:i w:val="0"/>
+          <w:sz w:val="28"/>
+        </w:rPr>
+        <w:t xml:space="preserve">1) Граждане Российской Федерации имеют равный доступ к государственной службе.  </w:t>
+      </w:r>
+    </w:p>
+    <w:p>
+      <w:pPr>
+        <w:keepNext w:val="0"/>
+        <w:spacing w:after="60" w:line="240" w:lineRule="auto"/>
+        <w:jc w:val="both"/>
+      </w:pPr>
+      <w:r>
+        <w:rPr>
+          <w:rFonts w:ascii="Times New Roman" w:hAnsi="Times New Roman" w:eastAsia="Times New Roman"/>
+          <w:b w:val="0"/>
+          <w:i w:val="0"/>
+          <w:sz w:val="28"/>
+        </w:rPr>
+        <w:t xml:space="preserve">2) Каждый вправе иметь имущество в собственности, владеть, пользоваться и распоряжаться им как единолично, так и совместно с другими лицами.  </w:t>
+      </w:r>
+    </w:p>
+    <w:p>
+      <w:pPr>
+        <w:keepNext w:val="0"/>
+        <w:spacing w:after="60" w:line="240" w:lineRule="auto"/>
+        <w:jc w:val="both"/>
+      </w:pPr>
+      <w:r>
+        <w:rPr>
+          <w:rFonts w:ascii="Times New Roman" w:hAnsi="Times New Roman" w:eastAsia="Times New Roman"/>
+          <w:b w:val="0"/>
+          <w:i w:val="0"/>
+          <w:sz w:val="28"/>
+        </w:rPr>
+        <w:t xml:space="preserve">3) Граждане Российской Федерации имеют право участвовать в управлении делами государства как непосредственно, так и через своих представителей.  </w:t>
+      </w:r>
+    </w:p>
+    <w:p>
+      <w:pPr>
+        <w:keepNext w:val="0"/>
+        <w:spacing w:after="60" w:line="240" w:lineRule="auto"/>
+        <w:jc w:val="both"/>
+      </w:pPr>
+      <w:r>
+        <w:rPr>
+          <w:rFonts w:ascii="Times New Roman" w:hAnsi="Times New Roman" w:eastAsia="Times New Roman"/>
+          <w:b w:val="0"/>
+          <w:i w:val="0"/>
+          <w:sz w:val="28"/>
+        </w:rPr>
+        <w:t xml:space="preserve">4) Граждане Российской Федерации имеют право избирать и быть избранными в органы государственной власти и органы местного самоуправления, а также участвовать в референдуме.  </w:t>
+      </w:r>
+    </w:p>
+    <w:p>
+      <w:pPr>
+        <w:keepNext w:val="0"/>
+        <w:spacing w:after="60" w:line="240" w:lineRule="auto"/>
+        <w:jc w:val="both"/>
+      </w:pPr>
+      <w:r>
+        <w:rPr>
+          <w:rFonts w:ascii="Times New Roman" w:hAnsi="Times New Roman" w:eastAsia="Times New Roman"/>
+          <w:b w:val="0"/>
+          <w:i w:val="0"/>
+          <w:sz w:val="28"/>
+        </w:rPr>
+        <w:t xml:space="preserve">5) Органы государственной власти и органы местного самоуправления поощряют жилищное строительство, создают условия для реализации права на жилище.  </w:t>
+      </w:r>
+    </w:p>
+    <w:p>
+      <w:pPr>
+        <w:keepNext w:val="0"/>
+        <w:spacing w:after="60" w:line="240" w:lineRule="auto"/>
+        <w:jc w:val="both"/>
+      </w:pPr>
+      <w:r>
+        <w:rPr>
+          <w:rFonts w:ascii="Times New Roman" w:hAnsi="Times New Roman" w:eastAsia="Times New Roman"/>
+          <w:b w:val="0"/>
+          <w:i w:val="0"/>
+          <w:sz w:val="28"/>
+        </w:rPr>
+        <w:t>Ответ:</w:t>
+      </w:r>
+    </w:p>
+    <w:p>
+      <w:pPr>
+        <w:keepNext w:val="0"/>
+        <w:spacing w:after="60" w:line="240" w:lineRule="auto"/>
+        <w:jc w:val="both"/>
+      </w:pPr>
+      <w:r>
+        <w:rPr>
+          <w:rFonts w:ascii="Times New Roman" w:hAnsi="Times New Roman" w:eastAsia="Times New Roman"/>
+          <w:b/>
+          <w:sz w:val="28"/>
+        </w:rPr>
+        <w:t xml:space="preserve">№13 </w:t>
+      </w:r>
+      <w:r>
+        <w:rPr>
+          <w:rFonts w:ascii="Times New Roman" w:hAnsi="Times New Roman" w:eastAsia="Times New Roman"/>
+          <w:b w:val="0"/>
+          <w:i w:val="0"/>
           <w:sz w:val="28"/>
         </w:rPr>
         <w:t>Установите соответствие между функциями и субъектами государственной власти Российской Федерации, которые их исполняют: к каждой позиции, данной в первом столбце, подберите соответствующую позицию из второго столбца.</w:t>
@@ -223,16 +2345,23 @@
         <w:tc>
           <w:tcPr>
             <w:tcW w:type="dxa" w:w="5128"/>
+            <w:vAlign w:val="center"/>
+            <w:tcMar>
+              <w:top w:w="80" w:type="dxa"/>
+              <w:start w:w="100" w:type="dxa"/>
+              <w:bottom w:w="80" w:type="dxa"/>
+              <w:end w:w="100" w:type="dxa"/>
+            </w:tcMar>
           </w:tcPr>
           <w:p>
             <w:pPr>
+              <w:keepNext w:val="0"/>
               <w:spacing w:after="0" w:line="240" w:lineRule="auto"/>
+              <w:jc w:val="left"/>
             </w:pPr>
             <w:r>
               <w:rPr>
                 <w:rFonts w:ascii="Times New Roman" w:hAnsi="Times New Roman" w:eastAsia="Times New Roman"/>
-                <w:b/>
-                <w:color w:val="181A1F"/>
                 <w:sz w:val="28"/>
               </w:rPr>
               <w:t>ФУНКЦИИ</w:t>
@@ -242,16 +2371,23 @@
         <w:tc>
           <w:tcPr>
             <w:tcW w:type="dxa" w:w="5128"/>
+            <w:vAlign w:val="center"/>
+            <w:tcMar>
+              <w:top w:w="80" w:type="dxa"/>
+              <w:start w:w="100" w:type="dxa"/>
+              <w:bottom w:w="80" w:type="dxa"/>
+              <w:end w:w="100" w:type="dxa"/>
+            </w:tcMar>
           </w:tcPr>
           <w:p>
             <w:pPr>
+              <w:keepNext w:val="0"/>
               <w:spacing w:after="0" w:line="240" w:lineRule="auto"/>
+              <w:jc w:val="left"/>
             </w:pPr>
             <w:r>
               <w:rPr>
                 <w:rFonts w:ascii="Times New Roman" w:hAnsi="Times New Roman" w:eastAsia="Times New Roman"/>
-                <w:b/>
-                <w:color w:val="181A1F"/>
                 <w:sz w:val="28"/>
               </w:rPr>
               <w:t>СУБЪЕКТЫ ГОСУДАРСТВЕННОЙ ВЛАСТИ РФ</w:t>
@@ -263,64 +2399,69 @@
         <w:tc>
           <w:tcPr>
             <w:tcW w:type="dxa" w:w="5128"/>
+            <w:vAlign w:val="center"/>
+            <w:tcMar>
+              <w:top w:w="80" w:type="dxa"/>
+              <w:start w:w="100" w:type="dxa"/>
+              <w:bottom w:w="80" w:type="dxa"/>
+              <w:end w:w="100" w:type="dxa"/>
+            </w:tcMar>
           </w:tcPr>
           <w:p>
             <w:pPr>
+              <w:keepNext w:val="0"/>
               <w:spacing w:after="0" w:line="240" w:lineRule="auto"/>
+              <w:jc w:val="left"/>
             </w:pPr>
             <w:r>
               <w:rPr>
                 <w:rFonts w:ascii="Times New Roman" w:hAnsi="Times New Roman" w:eastAsia="Times New Roman"/>
-                <w:color w:val="181A1F"/>
                 <w:sz w:val="28"/>
               </w:rPr>
-              <w:t>А) назначение на должность Председателя Центрального банка РФ</w:t>
-              <w:br/>
-              <w:t>Б) управление федеральной собственностью</w:t>
-              <w:br/>
-              <w:t>В) осуществление мер по поддержке добровольческой (волонтёрской) деятельности</w:t>
-              <w:br/>
-              <w:t>Г) объявление амнистии</w:t>
-              <w:br/>
-              <w:t>Д) разрешение споров о компетенции между высшими государственными органами субъектов Российской Федерации</w:t>
+              <w:t>A) объявление амнистииБ) осуществление помилованияB) обеспечение исполнения федерального бюджета Г) принятие федеральных законовД) осуществление управления федеральной собственностью</w:t>
             </w:r>
           </w:p>
         </w:tc>
         <w:tc>
           <w:tcPr>
             <w:tcW w:type="dxa" w:w="5128"/>
+            <w:vAlign w:val="center"/>
+            <w:tcMar>
+              <w:top w:w="80" w:type="dxa"/>
+              <w:start w:w="100" w:type="dxa"/>
+              <w:bottom w:w="80" w:type="dxa"/>
+              <w:end w:w="100" w:type="dxa"/>
+            </w:tcMar>
           </w:tcPr>
           <w:p>
             <w:pPr>
+              <w:keepNext w:val="0"/>
               <w:spacing w:after="0" w:line="240" w:lineRule="auto"/>
+              <w:jc w:val="left"/>
             </w:pPr>
             <w:r>
               <w:rPr>
                 <w:rFonts w:ascii="Times New Roman" w:hAnsi="Times New Roman" w:eastAsia="Times New Roman"/>
-                <w:color w:val="181A1F"/>
                 <w:sz w:val="28"/>
               </w:rPr>
-              <w:t>1) Конституционный суд РФ</w:t>
-              <w:br/>
-              <w:t>2) Государственная Дума</w:t>
-              <w:br/>
-              <w:t>3) Правительство РФ</w:t>
+              <w:t>1) Президент РФ2) Государственная Дума 3) Правительство РФ</w:t>
             </w:r>
           </w:p>
         </w:tc>
       </w:tr>
     </w:tbl>
+    <w:p/>
     <w:p>
       <w:pPr>
-        <w:widowControl/>
-        <w:spacing w:line="240" w:lineRule="auto" w:after="0"/>
+        <w:keepNext w:val="0"/>
+        <w:spacing w:after="60" w:line="240" w:lineRule="auto"/>
+        <w:jc w:val="both"/>
       </w:pPr>
       <w:r>
         <w:rPr>
           <w:rFonts w:ascii="Times New Roman" w:hAnsi="Times New Roman" w:eastAsia="Times New Roman"/>
           <w:b w:val="0"/>
           <w:i w:val="0"/>
-          <w:color w:val="181A1F"/>
           <w:sz w:val="28"/>
         </w:rPr>
         <w:t>Запишите в таблицу выбранные цифры под соответствующими буквами:</w:t>
@@ -344,16 +2485,23 @@
         <w:tc>
           <w:tcPr>
             <w:tcW w:type="dxa" w:w="2051"/>
+            <w:vAlign w:val="center"/>
+            <w:tcMar>
+              <w:top w:w="80" w:type="dxa"/>
+              <w:start w:w="100" w:type="dxa"/>
+              <w:bottom w:w="80" w:type="dxa"/>
+              <w:end w:w="100" w:type="dxa"/>
+            </w:tcMar>
           </w:tcPr>
           <w:p>
             <w:pPr>
+              <w:keepNext w:val="0"/>
               <w:spacing w:after="0" w:line="240" w:lineRule="auto"/>
+              <w:jc w:val="left"/>
             </w:pPr>
             <w:r>
               <w:rPr>
                 <w:rFonts w:ascii="Times New Roman" w:hAnsi="Times New Roman" w:eastAsia="Times New Roman"/>
-                <w:b/>
-                <w:color w:val="181A1F"/>
                 <w:sz w:val="28"/>
               </w:rPr>
               <w:t>A</w:t>
@@ -363,16 +2511,23 @@
         <w:tc>
           <w:tcPr>
             <w:tcW w:type="dxa" w:w="2051"/>
+            <w:vAlign w:val="center"/>
+            <w:tcMar>
+              <w:top w:w="80" w:type="dxa"/>
+              <w:start w:w="100" w:type="dxa"/>
+              <w:bottom w:w="80" w:type="dxa"/>
+              <w:end w:w="100" w:type="dxa"/>
+            </w:tcMar>
           </w:tcPr>
           <w:p>
             <w:pPr>
+              <w:keepNext w:val="0"/>
               <w:spacing w:after="0" w:line="240" w:lineRule="auto"/>
+              <w:jc w:val="left"/>
             </w:pPr>
             <w:r>
               <w:rPr>
                 <w:rFonts w:ascii="Times New Roman" w:hAnsi="Times New Roman" w:eastAsia="Times New Roman"/>
-                <w:b/>
-                <w:color w:val="181A1F"/>
                 <w:sz w:val="28"/>
               </w:rPr>
               <w:t>Б</w:t>
@@ -382,16 +2537,23 @@
         <w:tc>
           <w:tcPr>
             <w:tcW w:type="dxa" w:w="2051"/>
+            <w:vAlign w:val="center"/>
+            <w:tcMar>
+              <w:top w:w="80" w:type="dxa"/>
+              <w:start w:w="100" w:type="dxa"/>
+              <w:bottom w:w="80" w:type="dxa"/>
+              <w:end w:w="100" w:type="dxa"/>
+            </w:tcMar>
           </w:tcPr>
           <w:p>
             <w:pPr>
+              <w:keepNext w:val="0"/>
               <w:spacing w:after="0" w:line="240" w:lineRule="auto"/>
+              <w:jc w:val="left"/>
             </w:pPr>
             <w:r>
               <w:rPr>
                 <w:rFonts w:ascii="Times New Roman" w:hAnsi="Times New Roman" w:eastAsia="Times New Roman"/>
-                <w:b/>
-                <w:color w:val="181A1F"/>
                 <w:sz w:val="28"/>
               </w:rPr>
               <w:t>В</w:t>
@@ -401,16 +2563,23 @@
         <w:tc>
           <w:tcPr>
             <w:tcW w:type="dxa" w:w="2051"/>
+            <w:vAlign w:val="center"/>
+            <w:tcMar>
+              <w:top w:w="80" w:type="dxa"/>
+              <w:start w:w="100" w:type="dxa"/>
+              <w:bottom w:w="80" w:type="dxa"/>
+              <w:end w:w="100" w:type="dxa"/>
+            </w:tcMar>
           </w:tcPr>
           <w:p>
             <w:pPr>
+              <w:keepNext w:val="0"/>
               <w:spacing w:after="0" w:line="240" w:lineRule="auto"/>
+              <w:jc w:val="left"/>
             </w:pPr>
             <w:r>
               <w:rPr>
                 <w:rFonts w:ascii="Times New Roman" w:hAnsi="Times New Roman" w:eastAsia="Times New Roman"/>
-                <w:b/>
-                <w:color w:val="181A1F"/>
                 <w:sz w:val="28"/>
               </w:rPr>
               <w:t>Г</w:t>
@@ -420,16 +2589,23 @@
         <w:tc>
           <w:tcPr>
             <w:tcW w:type="dxa" w:w="2051"/>
+            <w:vAlign w:val="center"/>
+            <w:tcMar>
+              <w:top w:w="80" w:type="dxa"/>
+              <w:start w:w="100" w:type="dxa"/>
+              <w:bottom w:w="80" w:type="dxa"/>
+              <w:end w:w="100" w:type="dxa"/>
+            </w:tcMar>
           </w:tcPr>
           <w:p>
             <w:pPr>
+              <w:keepNext w:val="0"/>
               <w:spacing w:after="0" w:line="240" w:lineRule="auto"/>
+              <w:jc w:val="left"/>
             </w:pPr>
             <w:r>
               <w:rPr>
                 <w:rFonts w:ascii="Times New Roman" w:hAnsi="Times New Roman" w:eastAsia="Times New Roman"/>
-                <w:b/>
-                <w:color w:val="181A1F"/>
                 <w:sz w:val="28"/>
               </w:rPr>
               <w:t>Д</w:t>
@@ -441,15 +2617,23 @@
         <w:tc>
           <w:tcPr>
             <w:tcW w:type="dxa" w:w="2051"/>
+            <w:vAlign w:val="center"/>
+            <w:tcMar>
+              <w:top w:w="80" w:type="dxa"/>
+              <w:start w:w="100" w:type="dxa"/>
+              <w:bottom w:w="80" w:type="dxa"/>
+              <w:end w:w="100" w:type="dxa"/>
+            </w:tcMar>
           </w:tcPr>
           <w:p>
             <w:pPr>
+              <w:keepNext w:val="0"/>
               <w:spacing w:after="0" w:line="240" w:lineRule="auto"/>
+              <w:jc w:val="left"/>
             </w:pPr>
             <w:r>
               <w:rPr>
                 <w:rFonts w:ascii="Times New Roman" w:hAnsi="Times New Roman" w:eastAsia="Times New Roman"/>
-                <w:color w:val="181A1F"/>
                 <w:sz w:val="28"/>
               </w:rPr>
             </w:r>
@@ -458,15 +2642,23 @@
         <w:tc>
           <w:tcPr>
             <w:tcW w:type="dxa" w:w="2051"/>
+            <w:vAlign w:val="center"/>
+            <w:tcMar>
+              <w:top w:w="80" w:type="dxa"/>
+              <w:start w:w="100" w:type="dxa"/>
+              <w:bottom w:w="80" w:type="dxa"/>
+              <w:end w:w="100" w:type="dxa"/>
+            </w:tcMar>
           </w:tcPr>
           <w:p>
             <w:pPr>
+              <w:keepNext w:val="0"/>
               <w:spacing w:after="0" w:line="240" w:lineRule="auto"/>
+              <w:jc w:val="left"/>
             </w:pPr>
             <w:r>
               <w:rPr>
                 <w:rFonts w:ascii="Times New Roman" w:hAnsi="Times New Roman" w:eastAsia="Times New Roman"/>
-                <w:color w:val="181A1F"/>
                 <w:sz w:val="28"/>
               </w:rPr>
             </w:r>
@@ -475,15 +2667,23 @@
         <w:tc>
           <w:tcPr>
             <w:tcW w:type="dxa" w:w="2051"/>
+            <w:vAlign w:val="center"/>
+            <w:tcMar>
+              <w:top w:w="80" w:type="dxa"/>
+              <w:start w:w="100" w:type="dxa"/>
+              <w:bottom w:w="80" w:type="dxa"/>
+              <w:end w:w="100" w:type="dxa"/>
+            </w:tcMar>
           </w:tcPr>
           <w:p>
             <w:pPr>
+              <w:keepNext w:val="0"/>
               <w:spacing w:after="0" w:line="240" w:lineRule="auto"/>
+              <w:jc w:val="left"/>
             </w:pPr>
             <w:r>
               <w:rPr>
                 <w:rFonts w:ascii="Times New Roman" w:hAnsi="Times New Roman" w:eastAsia="Times New Roman"/>
-                <w:color w:val="181A1F"/>
                 <w:sz w:val="28"/>
               </w:rPr>
             </w:r>
@@ -492,15 +2692,23 @@
         <w:tc>
           <w:tcPr>
             <w:tcW w:type="dxa" w:w="2051"/>
+            <w:vAlign w:val="center"/>
+            <w:tcMar>
+              <w:top w:w="80" w:type="dxa"/>
+              <w:start w:w="100" w:type="dxa"/>
+              <w:bottom w:w="80" w:type="dxa"/>
+              <w:end w:w="100" w:type="dxa"/>
+            </w:tcMar>
           </w:tcPr>
           <w:p>
             <w:pPr>
+              <w:keepNext w:val="0"/>
               <w:spacing w:after="0" w:line="240" w:lineRule="auto"/>
+              <w:jc w:val="left"/>
             </w:pPr>
             <w:r>
               <w:rPr>
                 <w:rFonts w:ascii="Times New Roman" w:hAnsi="Times New Roman" w:eastAsia="Times New Roman"/>
-                <w:color w:val="181A1F"/>
                 <w:sz w:val="28"/>
               </w:rPr>
             </w:r>
@@ -509,15 +2717,23 @@
         <w:tc>
           <w:tcPr>
             <w:tcW w:type="dxa" w:w="2051"/>
+            <w:vAlign w:val="center"/>
+            <w:tcMar>
+              <w:top w:w="80" w:type="dxa"/>
+              <w:start w:w="100" w:type="dxa"/>
+              <w:bottom w:w="80" w:type="dxa"/>
+              <w:end w:w="100" w:type="dxa"/>
+            </w:tcMar>
           </w:tcPr>
           <w:p>
             <w:pPr>
+              <w:keepNext w:val="0"/>
               <w:spacing w:after="0" w:line="240" w:lineRule="auto"/>
+              <w:jc w:val="left"/>
             </w:pPr>
             <w:r>
               <w:rPr>
                 <w:rFonts w:ascii="Times New Roman" w:hAnsi="Times New Roman" w:eastAsia="Times New Roman"/>
-                <w:color w:val="181A1F"/>
                 <w:sz w:val="28"/>
               </w:rPr>
             </w:r>
@@ -525,148 +2741,165 @@
         </w:tc>
       </w:tr>
     </w:tbl>
+    <w:p/>
     <w:p>
       <w:pPr>
-        <w:keepNext/>
-        <w:widowControl/>
-        <w:spacing w:line="240" w:lineRule="auto" w:after="0" w:before="120"/>
-      </w:pPr>
-      <w:r>
-        <w:rPr>
-          <w:rFonts w:ascii="Times New Roman" w:hAnsi="Times New Roman" w:eastAsia="Times New Roman"/>
-          <w:b/>
-          <w:color w:val="181A1F"/>
-          <w:sz w:val="28"/>
-        </w:rPr>
-        <w:t>3.</w:t>
-      </w:r>
-    </w:p>
-    <w:p>
-      <w:pPr>
-        <w:widowControl/>
-        <w:spacing w:line="240" w:lineRule="auto" w:after="0"/>
+        <w:keepNext w:val="0"/>
+        <w:spacing w:after="60" w:line="240" w:lineRule="auto"/>
+        <w:jc w:val="both"/>
       </w:pPr>
       <w:r>
         <w:rPr>
           <w:rFonts w:ascii="Times New Roman" w:hAnsi="Times New Roman" w:eastAsia="Times New Roman"/>
           <w:b w:val="0"/>
           <w:i w:val="0"/>
-          <w:color w:val="181A1F"/>
           <w:sz w:val="28"/>
         </w:rPr>
-        <w:t>Выберите в приведённом списке положения, характеризующие социально-экономические права (свободы) гражданина Российской Федерации. Запишите цифры, под которыми они указаны.</w:t>
+        <w:t>Ответ:</w:t>
       </w:r>
     </w:p>
     <w:p>
       <w:pPr>
-        <w:widowControl/>
-        <w:spacing w:line="240" w:lineRule="auto" w:after="0"/>
-      </w:pPr>
+        <w:keepNext w:val="0"/>
+        <w:spacing w:after="60" w:line="240" w:lineRule="auto"/>
+        <w:jc w:val="both"/>
+      </w:pPr>
+      <w:r>
+        <w:rPr>
+          <w:rFonts w:ascii="Times New Roman" w:hAnsi="Times New Roman" w:eastAsia="Times New Roman"/>
+          <w:b/>
+          <w:sz w:val="28"/>
+        </w:rPr>
+        <w:t xml:space="preserve">№14 </w:t>
+      </w:r>
       <w:r>
         <w:rPr>
           <w:rFonts w:ascii="Times New Roman" w:hAnsi="Times New Roman" w:eastAsia="Times New Roman"/>
           <w:b w:val="0"/>
           <w:i w:val="0"/>
-          <w:color w:val="181A1F"/>
           <w:sz w:val="28"/>
         </w:rPr>
-        <w:t>1) Граждане Российской Федерации имеют равный доступ к государственной службе.</w:t>
+        <w:t>Выберите верные суждения о законотворческом процессе в РФ и запишите цифры, под которыми они указаны.</w:t>
       </w:r>
     </w:p>
     <w:p>
       <w:pPr>
-        <w:widowControl/>
-        <w:spacing w:line="240" w:lineRule="auto" w:after="0"/>
+        <w:keepNext w:val="0"/>
+        <w:spacing w:after="60" w:line="240" w:lineRule="auto"/>
+        <w:jc w:val="both"/>
       </w:pPr>
       <w:r>
         <w:rPr>
           <w:rFonts w:ascii="Times New Roman" w:hAnsi="Times New Roman" w:eastAsia="Times New Roman"/>
           <w:b w:val="0"/>
           <w:i w:val="0"/>
-          <w:color w:val="181A1F"/>
           <w:sz w:val="28"/>
         </w:rPr>
-        <w:t>2) Владение, пользование и распоряжение землёй и другими природными ресурсами осуществляется их собственниками свободно, если это не наносит ущерба окружающей среде и не нарушает прав и законных интересов иных лиц.</w:t>
+        <w:t>1) Законотворчество — это вид государственной деятельности, посредством которого воля государства выражается в конкретном законе.</w:t>
       </w:r>
     </w:p>
     <w:p>
       <w:pPr>
-        <w:widowControl/>
-        <w:spacing w:line="240" w:lineRule="auto" w:after="0"/>
+        <w:keepNext w:val="0"/>
+        <w:spacing w:after="60" w:line="240" w:lineRule="auto"/>
+        <w:jc w:val="both"/>
       </w:pPr>
       <w:r>
         <w:rPr>
           <w:rFonts w:ascii="Times New Roman" w:hAnsi="Times New Roman" w:eastAsia="Times New Roman"/>
           <w:b w:val="0"/>
           <w:i w:val="0"/>
-          <w:color w:val="181A1F"/>
           <w:sz w:val="28"/>
         </w:rPr>
-        <w:t>3) Каждый имеет право на отдых.</w:t>
+        <w:t>2) Процедура принятия законов обычно фиксируется в конституции государства.</w:t>
       </w:r>
     </w:p>
     <w:p>
       <w:pPr>
-        <w:widowControl/>
-        <w:spacing w:line="240" w:lineRule="auto" w:after="0"/>
+        <w:keepNext w:val="0"/>
+        <w:spacing w:after="60" w:line="240" w:lineRule="auto"/>
+        <w:jc w:val="both"/>
       </w:pPr>
       <w:r>
         <w:rPr>
           <w:rFonts w:ascii="Times New Roman" w:hAnsi="Times New Roman" w:eastAsia="Times New Roman"/>
           <w:b w:val="0"/>
           <w:i w:val="0"/>
-          <w:color w:val="181A1F"/>
           <w:sz w:val="28"/>
         </w:rPr>
-        <w:t>4) Каждый имеет право на тайну переписки, телефонных переговоров, почтовых, телеграфных и иных сообщений.</w:t>
+        <w:t>3) В РФ Президент обладает правом законодательной инициативы.</w:t>
       </w:r>
     </w:p>
     <w:p>
       <w:pPr>
-        <w:widowControl/>
-        <w:spacing w:line="240" w:lineRule="auto" w:after="0"/>
+        <w:keepNext w:val="0"/>
+        <w:spacing w:after="60" w:line="240" w:lineRule="auto"/>
+        <w:jc w:val="both"/>
       </w:pPr>
       <w:r>
         <w:rPr>
           <w:rFonts w:ascii="Times New Roman" w:hAnsi="Times New Roman" w:eastAsia="Times New Roman"/>
           <w:b w:val="0"/>
           <w:i w:val="0"/>
-          <w:color w:val="181A1F"/>
           <w:sz w:val="28"/>
         </w:rPr>
-        <w:t>5) Каждый имеет право на охрану здоровья и медицинскую помощь.</w:t>
+        <w:t>4) Законопроекты, как правило, вносятся в Совет Федерации Федерального Собрания РФ.</w:t>
       </w:r>
     </w:p>
     <w:p>
       <w:pPr>
-        <w:keepNext/>
-        <w:widowControl/>
-        <w:spacing w:line="240" w:lineRule="auto" w:after="0" w:before="120"/>
-      </w:pPr>
-      <w:r>
-        <w:rPr>
-          <w:rFonts w:ascii="Times New Roman" w:hAnsi="Times New Roman" w:eastAsia="Times New Roman"/>
-          <w:b/>
-          <w:color w:val="181A1F"/>
-          <w:sz w:val="28"/>
-        </w:rPr>
-        <w:t>4.</w:t>
-      </w:r>
-    </w:p>
-    <w:p>
-      <w:pPr>
-        <w:widowControl/>
-        <w:spacing w:line="240" w:lineRule="auto" w:after="0"/>
+        <w:keepNext w:val="0"/>
+        <w:spacing w:after="60" w:line="240" w:lineRule="auto"/>
+        <w:jc w:val="both"/>
       </w:pPr>
       <w:r>
         <w:rPr>
           <w:rFonts w:ascii="Times New Roman" w:hAnsi="Times New Roman" w:eastAsia="Times New Roman"/>
           <w:b w:val="0"/>
           <w:i w:val="0"/>
-          <w:color w:val="181A1F"/>
           <w:sz w:val="28"/>
         </w:rPr>
-        <w:t xml:space="preserve">Установите соответствие между вопросами и субъектами власти РФ, к ведению которых они относятся: к каждой позиции, данной в первом столбце, подберите соответствующую позицию из второго столбца. </w:t>
+        <w:t>5) Обсуждение любого законопроекта происходит на заседаниях Правительства РФ.</w:t>
+      </w:r>
+    </w:p>
+    <w:p>
+      <w:pPr>
+        <w:keepNext w:val="0"/>
+        <w:spacing w:after="60" w:line="240" w:lineRule="auto"/>
+        <w:jc w:val="both"/>
+      </w:pPr>
+      <w:r>
+        <w:rPr>
+          <w:rFonts w:ascii="Times New Roman" w:hAnsi="Times New Roman" w:eastAsia="Times New Roman"/>
+          <w:b w:val="0"/>
+          <w:i w:val="0"/>
+          <w:sz w:val="28"/>
+        </w:rPr>
+        <w:t>Ответ:</w:t>
+      </w:r>
+    </w:p>
+    <w:p>
+      <w:pPr>
+        <w:keepNext w:val="0"/>
+        <w:spacing w:after="60" w:line="240" w:lineRule="auto"/>
+        <w:jc w:val="both"/>
+      </w:pPr>
+      <w:r>
+        <w:rPr>
+          <w:rFonts w:ascii="Times New Roman" w:hAnsi="Times New Roman" w:eastAsia="Times New Roman"/>
+          <w:b/>
+          <w:sz w:val="28"/>
+        </w:rPr>
+        <w:t xml:space="preserve">№15 </w:t>
+      </w:r>
+      <w:r>
+        <w:rPr>
+          <w:rFonts w:ascii="Times New Roman" w:hAnsi="Times New Roman" w:eastAsia="Times New Roman"/>
+          <w:b w:val="0"/>
+          <w:i w:val="0"/>
+          <w:sz w:val="28"/>
+        </w:rPr>
+        <w:t>Установите соответствие между действиями по охране окружающей среды и элементами правового статуса гражданина РФ: к каждой позиции, данной в первом столбце, подберите соответствующую позицию из второго столбца.</w:t>
       </w:r>
     </w:p>
     <w:tbl>
@@ -684,38 +2917,52 @@
         <w:tc>
           <w:tcPr>
             <w:tcW w:type="dxa" w:w="5128"/>
+            <w:vAlign w:val="center"/>
+            <w:tcMar>
+              <w:top w:w="80" w:type="dxa"/>
+              <w:start w:w="100" w:type="dxa"/>
+              <w:bottom w:w="80" w:type="dxa"/>
+              <w:end w:w="100" w:type="dxa"/>
+            </w:tcMar>
           </w:tcPr>
           <w:p>
             <w:pPr>
+              <w:keepNext w:val="0"/>
               <w:spacing w:after="0" w:line="240" w:lineRule="auto"/>
+              <w:jc w:val="left"/>
             </w:pPr>
             <w:r>
               <w:rPr>
                 <w:rFonts w:ascii="Times New Roman" w:hAnsi="Times New Roman" w:eastAsia="Times New Roman"/>
-                <w:b/>
-                <w:color w:val="181A1F"/>
                 <w:sz w:val="28"/>
               </w:rPr>
-              <w:t>ВОПРОСЫ</w:t>
+              <w:t>ДЕЙСТВИЯ ПО ОХРАНЕ ОКРУЖАЮЩЕЙ СРЕДЫ</w:t>
             </w:r>
           </w:p>
         </w:tc>
         <w:tc>
           <w:tcPr>
             <w:tcW w:type="dxa" w:w="5128"/>
+            <w:vAlign w:val="center"/>
+            <w:tcMar>
+              <w:top w:w="80" w:type="dxa"/>
+              <w:start w:w="100" w:type="dxa"/>
+              <w:bottom w:w="80" w:type="dxa"/>
+              <w:end w:w="100" w:type="dxa"/>
+            </w:tcMar>
           </w:tcPr>
           <w:p>
             <w:pPr>
+              <w:keepNext w:val="0"/>
               <w:spacing w:after="0" w:line="240" w:lineRule="auto"/>
+              <w:jc w:val="left"/>
             </w:pPr>
             <w:r>
               <w:rPr>
                 <w:rFonts w:ascii="Times New Roman" w:hAnsi="Times New Roman" w:eastAsia="Times New Roman"/>
-                <w:b/>
-                <w:color w:val="181A1F"/>
                 <w:sz w:val="28"/>
               </w:rPr>
-              <w:t>СУБЪЕКТЫ ВЛАСТИ РФ</w:t>
+              <w:t>ЭЛЕМЕНТЫ ПРАВОВОГО СТАТУСА ГРАЖДАНИНА РФ</w:t>
             </w:r>
           </w:p>
         </w:tc>
@@ -724,756 +2971,69 @@
         <w:tc>
           <w:tcPr>
             <w:tcW w:type="dxa" w:w="5128"/>
+            <w:vAlign w:val="center"/>
+            <w:tcMar>
+              <w:top w:w="80" w:type="dxa"/>
+              <w:start w:w="100" w:type="dxa"/>
+              <w:bottom w:w="80" w:type="dxa"/>
+              <w:end w:w="100" w:type="dxa"/>
+            </w:tcMar>
           </w:tcPr>
           <w:p>
             <w:pPr>
+              <w:keepNext w:val="0"/>
               <w:spacing w:after="0" w:line="240" w:lineRule="auto"/>
+              <w:jc w:val="left"/>
             </w:pPr>
             <w:r>
               <w:rPr>
                 <w:rFonts w:ascii="Times New Roman" w:hAnsi="Times New Roman" w:eastAsia="Times New Roman"/>
-                <w:color w:val="181A1F"/>
                 <w:sz w:val="28"/>
               </w:rPr>
-              <w:t>A) федеральные налоги и сборы</w:t>
-              <w:br/>
-              <w:t>Б) осуществление мер по борьбе с катастрофами,B) федеральная государственная собственность и управление ею</w:t>
-              <w:br/>
-              <w:t>Г) общие вопросы воспитания, образования, науки, культуры, физической культуры и спорта</w:t>
-              <w:br/>
-              <w:t>Д) охрана окружающей среды и обеспечение экологической безопасности</w:t>
+              <w:t>А) сохранять природу и окружающую средуБ) создавать фонды, направленные на сохранение окружающей средыВ) предъявлять в суд иски о возмещении вреда окружающей средеГ) бережно относиться к природным богатствамД) принимать участие в референдумах по вопросам сохранения окружающей среды</w:t>
             </w:r>
           </w:p>
         </w:tc>
         <w:tc>
           <w:tcPr>
             <w:tcW w:type="dxa" w:w="5128"/>
+            <w:vAlign w:val="center"/>
+            <w:tcMar>
+              <w:top w:w="80" w:type="dxa"/>
+              <w:start w:w="100" w:type="dxa"/>
+              <w:bottom w:w="80" w:type="dxa"/>
+              <w:end w:w="100" w:type="dxa"/>
+            </w:tcMar>
           </w:tcPr>
           <w:p>
             <w:pPr>
+              <w:keepNext w:val="0"/>
               <w:spacing w:after="0" w:line="240" w:lineRule="auto"/>
+              <w:jc w:val="left"/>
             </w:pPr>
             <w:r>
               <w:rPr>
                 <w:rFonts w:ascii="Times New Roman" w:hAnsi="Times New Roman" w:eastAsia="Times New Roman"/>
-                <w:color w:val="181A1F"/>
                 <w:sz w:val="28"/>
               </w:rPr>
-              <w:t>1) только федеральный центр</w:t>
-              <w:br/>
-              <w:t>2) федеральный центр и субъекты РФ</w:t>
+              <w:t>1) права2) обязанности</w:t>
             </w:r>
           </w:p>
         </w:tc>
       </w:tr>
     </w:tbl>
+    <w:p/>
     <w:p>
       <w:pPr>
-        <w:widowControl/>
-        <w:spacing w:line="240" w:lineRule="auto" w:after="0"/>
+        <w:keepNext w:val="0"/>
+        <w:spacing w:after="60" w:line="240" w:lineRule="auto"/>
+        <w:jc w:val="both"/>
       </w:pPr>
       <w:r>
         <w:rPr>
           <w:rFonts w:ascii="Times New Roman" w:hAnsi="Times New Roman" w:eastAsia="Times New Roman"/>
           <w:b w:val="0"/>
           <w:i w:val="0"/>
-          <w:color w:val="181A1F"/>
-          <w:sz w:val="28"/>
-        </w:rPr>
-        <w:t>Запишите в таблицу выбранные цифры под соответствующими буквами:</w:t>
-      </w:r>
-    </w:p>
-    <w:tbl>
-      <w:tblPr>
-        <w:tblStyle w:val="TableGrid"/>
-        <w:tblW w:type="auto" w:w="0"/>
-        <w:tblLayout w:type="autofit"/>
-        <w:tblLook w:firstColumn="1" w:firstRow="1" w:lastColumn="0" w:lastRow="0" w:noHBand="0" w:noVBand="1" w:val="04A0"/>
-      </w:tblPr>
-      <w:tblGrid>
-        <w:gridCol w:w="2051"/>
-        <w:gridCol w:w="2051"/>
-        <w:gridCol w:w="2051"/>
-        <w:gridCol w:w="2051"/>
-        <w:gridCol w:w="2051"/>
-      </w:tblGrid>
-      <w:tr>
-        <w:tc>
-          <w:tcPr>
-            <w:tcW w:type="dxa" w:w="2051"/>
-          </w:tcPr>
-          <w:p>
-            <w:pPr>
-              <w:spacing w:after="0" w:line="240" w:lineRule="auto"/>
-            </w:pPr>
-            <w:r>
-              <w:rPr>
-                <w:rFonts w:ascii="Times New Roman" w:hAnsi="Times New Roman" w:eastAsia="Times New Roman"/>
-                <w:b/>
-                <w:color w:val="181A1F"/>
-                <w:sz w:val="28"/>
-              </w:rPr>
-              <w:t>А</w:t>
-            </w:r>
-          </w:p>
-        </w:tc>
-        <w:tc>
-          <w:tcPr>
-            <w:tcW w:type="dxa" w:w="2051"/>
-          </w:tcPr>
-          <w:p>
-            <w:pPr>
-              <w:spacing w:after="0" w:line="240" w:lineRule="auto"/>
-            </w:pPr>
-            <w:r>
-              <w:rPr>
-                <w:rFonts w:ascii="Times New Roman" w:hAnsi="Times New Roman" w:eastAsia="Times New Roman"/>
-                <w:b/>
-                <w:color w:val="181A1F"/>
-                <w:sz w:val="28"/>
-              </w:rPr>
-              <w:t>Б</w:t>
-            </w:r>
-          </w:p>
-        </w:tc>
-        <w:tc>
-          <w:tcPr>
-            <w:tcW w:type="dxa" w:w="2051"/>
-          </w:tcPr>
-          <w:p>
-            <w:pPr>
-              <w:spacing w:after="0" w:line="240" w:lineRule="auto"/>
-            </w:pPr>
-            <w:r>
-              <w:rPr>
-                <w:rFonts w:ascii="Times New Roman" w:hAnsi="Times New Roman" w:eastAsia="Times New Roman"/>
-                <w:b/>
-                <w:color w:val="181A1F"/>
-                <w:sz w:val="28"/>
-              </w:rPr>
-              <w:t>В</w:t>
-            </w:r>
-          </w:p>
-        </w:tc>
-        <w:tc>
-          <w:tcPr>
-            <w:tcW w:type="dxa" w:w="2051"/>
-          </w:tcPr>
-          <w:p>
-            <w:pPr>
-              <w:spacing w:after="0" w:line="240" w:lineRule="auto"/>
-            </w:pPr>
-            <w:r>
-              <w:rPr>
-                <w:rFonts w:ascii="Times New Roman" w:hAnsi="Times New Roman" w:eastAsia="Times New Roman"/>
-                <w:b/>
-                <w:color w:val="181A1F"/>
-                <w:sz w:val="28"/>
-              </w:rPr>
-              <w:t>Г</w:t>
-            </w:r>
-          </w:p>
-        </w:tc>
-        <w:tc>
-          <w:tcPr>
-            <w:tcW w:type="dxa" w:w="2051"/>
-          </w:tcPr>
-          <w:p>
-            <w:pPr>
-              <w:spacing w:after="0" w:line="240" w:lineRule="auto"/>
-            </w:pPr>
-            <w:r>
-              <w:rPr>
-                <w:rFonts w:ascii="Times New Roman" w:hAnsi="Times New Roman" w:eastAsia="Times New Roman"/>
-                <w:b/>
-                <w:color w:val="181A1F"/>
-                <w:sz w:val="28"/>
-              </w:rPr>
-              <w:t>Д</w:t>
-            </w:r>
-          </w:p>
-        </w:tc>
-      </w:tr>
-      <w:tr>
-        <w:tc>
-          <w:tcPr>
-            <w:tcW w:type="dxa" w:w="2051"/>
-          </w:tcPr>
-          <w:p>
-            <w:pPr>
-              <w:spacing w:after="0" w:line="240" w:lineRule="auto"/>
-            </w:pPr>
-            <w:r>
-              <w:rPr>
-                <w:rFonts w:ascii="Times New Roman" w:hAnsi="Times New Roman" w:eastAsia="Times New Roman"/>
-                <w:color w:val="181A1F"/>
-                <w:sz w:val="28"/>
-              </w:rPr>
-            </w:r>
-          </w:p>
-        </w:tc>
-        <w:tc>
-          <w:tcPr>
-            <w:tcW w:type="dxa" w:w="2051"/>
-          </w:tcPr>
-          <w:p>
-            <w:pPr>
-              <w:spacing w:after="0" w:line="240" w:lineRule="auto"/>
-            </w:pPr>
-            <w:r>
-              <w:rPr>
-                <w:rFonts w:ascii="Times New Roman" w:hAnsi="Times New Roman" w:eastAsia="Times New Roman"/>
-                <w:color w:val="181A1F"/>
-                <w:sz w:val="28"/>
-              </w:rPr>
-            </w:r>
-          </w:p>
-        </w:tc>
-        <w:tc>
-          <w:tcPr>
-            <w:tcW w:type="dxa" w:w="2051"/>
-          </w:tcPr>
-          <w:p>
-            <w:pPr>
-              <w:spacing w:after="0" w:line="240" w:lineRule="auto"/>
-            </w:pPr>
-            <w:r>
-              <w:rPr>
-                <w:rFonts w:ascii="Times New Roman" w:hAnsi="Times New Roman" w:eastAsia="Times New Roman"/>
-                <w:color w:val="181A1F"/>
-                <w:sz w:val="28"/>
-              </w:rPr>
-            </w:r>
-          </w:p>
-        </w:tc>
-        <w:tc>
-          <w:tcPr>
-            <w:tcW w:type="dxa" w:w="2051"/>
-          </w:tcPr>
-          <w:p>
-            <w:pPr>
-              <w:spacing w:after="0" w:line="240" w:lineRule="auto"/>
-            </w:pPr>
-            <w:r>
-              <w:rPr>
-                <w:rFonts w:ascii="Times New Roman" w:hAnsi="Times New Roman" w:eastAsia="Times New Roman"/>
-                <w:color w:val="181A1F"/>
-                <w:sz w:val="28"/>
-              </w:rPr>
-            </w:r>
-          </w:p>
-        </w:tc>
-        <w:tc>
-          <w:tcPr>
-            <w:tcW w:type="dxa" w:w="2051"/>
-          </w:tcPr>
-          <w:p>
-            <w:pPr>
-              <w:spacing w:after="0" w:line="240" w:lineRule="auto"/>
-            </w:pPr>
-            <w:r>
-              <w:rPr>
-                <w:rFonts w:ascii="Times New Roman" w:hAnsi="Times New Roman" w:eastAsia="Times New Roman"/>
-                <w:color w:val="181A1F"/>
-                <w:sz w:val="28"/>
-              </w:rPr>
-            </w:r>
-          </w:p>
-        </w:tc>
-      </w:tr>
-    </w:tbl>
-    <w:p>
-      <w:pPr>
-        <w:keepNext/>
-        <w:widowControl/>
-        <w:spacing w:line="240" w:lineRule="auto" w:after="0" w:before="120"/>
-      </w:pPr>
-      <w:r>
-        <w:rPr>
-          <w:rFonts w:ascii="Times New Roman" w:hAnsi="Times New Roman" w:eastAsia="Times New Roman"/>
-          <w:b/>
-          <w:color w:val="181A1F"/>
-          <w:sz w:val="28"/>
-        </w:rPr>
-        <w:t>5.</w:t>
-      </w:r>
-    </w:p>
-    <w:p>
-      <w:pPr>
-        <w:widowControl/>
-        <w:spacing w:line="240" w:lineRule="auto" w:after="0"/>
-      </w:pPr>
-      <w:r>
-        <w:rPr>
-          <w:rFonts w:ascii="Times New Roman" w:hAnsi="Times New Roman" w:eastAsia="Times New Roman"/>
-          <w:b w:val="0"/>
-          <w:i w:val="0"/>
-          <w:color w:val="181A1F"/>
-          <w:sz w:val="28"/>
-        </w:rPr>
-        <w:t>Установите соответствие между вопросами и субъектами государственной власти РФ, к ведению которых эти вопросы относятся: к каждой позиции, данной в первом столбце, подберите соответствующую позицию из второго столбца.</w:t>
-      </w:r>
-    </w:p>
-    <w:tbl>
-      <w:tblPr>
-        <w:tblStyle w:val="TableGrid"/>
-        <w:tblW w:type="auto" w:w="0"/>
-        <w:tblLayout w:type="autofit"/>
-        <w:tblLook w:firstColumn="1" w:firstRow="1" w:lastColumn="0" w:lastRow="0" w:noHBand="0" w:noVBand="1" w:val="04A0"/>
-      </w:tblPr>
-      <w:tblGrid>
-        <w:gridCol w:w="5128"/>
-        <w:gridCol w:w="5128"/>
-      </w:tblGrid>
-      <w:tr>
-        <w:tc>
-          <w:tcPr>
-            <w:tcW w:type="dxa" w:w="5128"/>
-          </w:tcPr>
-          <w:p>
-            <w:pPr>
-              <w:spacing w:after="0" w:line="240" w:lineRule="auto"/>
-            </w:pPr>
-            <w:r>
-              <w:rPr>
-                <w:rFonts w:ascii="Times New Roman" w:hAnsi="Times New Roman" w:eastAsia="Times New Roman"/>
-                <w:b/>
-                <w:color w:val="181A1F"/>
-                <w:sz w:val="28"/>
-              </w:rPr>
-              <w:t>ВОПРОСЫ</w:t>
-            </w:r>
-          </w:p>
-        </w:tc>
-        <w:tc>
-          <w:tcPr>
-            <w:tcW w:type="dxa" w:w="5128"/>
-          </w:tcPr>
-          <w:p>
-            <w:pPr>
-              <w:spacing w:after="0" w:line="240" w:lineRule="auto"/>
-            </w:pPr>
-            <w:r>
-              <w:rPr>
-                <w:rFonts w:ascii="Times New Roman" w:hAnsi="Times New Roman" w:eastAsia="Times New Roman"/>
-                <w:b/>
-                <w:color w:val="181A1F"/>
-                <w:sz w:val="28"/>
-              </w:rPr>
-              <w:t>СУБЪЕКТЫ ГОСУДАРСТВЕННОЙ ВЛАСТИ РФ</w:t>
-            </w:r>
-          </w:p>
-        </w:tc>
-      </w:tr>
-      <w:tr>
-        <w:tc>
-          <w:tcPr>
-            <w:tcW w:type="dxa" w:w="5128"/>
-          </w:tcPr>
-          <w:p>
-            <w:pPr>
-              <w:spacing w:after="0" w:line="240" w:lineRule="auto"/>
-            </w:pPr>
-            <w:r>
-              <w:rPr>
-                <w:rFonts w:ascii="Times New Roman" w:hAnsi="Times New Roman" w:eastAsia="Times New Roman"/>
-                <w:color w:val="181A1F"/>
-                <w:sz w:val="28"/>
-              </w:rPr>
-              <w:t>А) амнистия и помилование</w:t>
-              <w:br/>
-              <w:t>Б) общие вопросы воспитания, образования, науки, культуры</w:t>
-              <w:br/>
-              <w:t xml:space="preserve">В) защита исконной среды обитания и традиционного образа жизни малочисленных этнических общностей </w:t>
-              <w:br/>
-              <w:t>Г) судоустройство, прокуратура</w:t>
-              <w:br/>
-              <w:t>Д) федеральная государственная служба</w:t>
-            </w:r>
-          </w:p>
-        </w:tc>
-        <w:tc>
-          <w:tcPr>
-            <w:tcW w:type="dxa" w:w="5128"/>
-          </w:tcPr>
-          <w:p>
-            <w:pPr>
-              <w:spacing w:after="0" w:line="240" w:lineRule="auto"/>
-            </w:pPr>
-            <w:r>
-              <w:rPr>
-                <w:rFonts w:ascii="Times New Roman" w:hAnsi="Times New Roman" w:eastAsia="Times New Roman"/>
-                <w:color w:val="181A1F"/>
-                <w:sz w:val="28"/>
-              </w:rPr>
-              <w:t>1) совместно федеральный центр субъекты Российской Федерации</w:t>
-              <w:br/>
-              <w:t>2) только федеральный центр</w:t>
-            </w:r>
-          </w:p>
-        </w:tc>
-      </w:tr>
-    </w:tbl>
-    <w:p>
-      <w:pPr>
-        <w:widowControl/>
-        <w:spacing w:line="240" w:lineRule="auto" w:after="0"/>
-      </w:pPr>
-      <w:r>
-        <w:rPr>
-          <w:rFonts w:ascii="Times New Roman" w:hAnsi="Times New Roman" w:eastAsia="Times New Roman"/>
-          <w:b w:val="0"/>
-          <w:i w:val="0"/>
-          <w:color w:val="181A1F"/>
-          <w:sz w:val="28"/>
-        </w:rPr>
-        <w:t>Запишите в таблицу выбранные цифры под соответствующими буквами:</w:t>
-      </w:r>
-    </w:p>
-    <w:tbl>
-      <w:tblPr>
-        <w:tblStyle w:val="TableGrid"/>
-        <w:tblW w:type="auto" w:w="0"/>
-        <w:tblLayout w:type="autofit"/>
-        <w:tblLook w:firstColumn="1" w:firstRow="1" w:lastColumn="0" w:lastRow="0" w:noHBand="0" w:noVBand="1" w:val="04A0"/>
-      </w:tblPr>
-      <w:tblGrid>
-        <w:gridCol w:w="2051"/>
-        <w:gridCol w:w="2051"/>
-        <w:gridCol w:w="2051"/>
-        <w:gridCol w:w="2051"/>
-        <w:gridCol w:w="2051"/>
-      </w:tblGrid>
-      <w:tr>
-        <w:tc>
-          <w:tcPr>
-            <w:tcW w:type="dxa" w:w="2051"/>
-          </w:tcPr>
-          <w:p>
-            <w:pPr>
-              <w:spacing w:after="0" w:line="240" w:lineRule="auto"/>
-            </w:pPr>
-            <w:r>
-              <w:rPr>
-                <w:rFonts w:ascii="Times New Roman" w:hAnsi="Times New Roman" w:eastAsia="Times New Roman"/>
-                <w:b/>
-                <w:color w:val="181A1F"/>
-                <w:sz w:val="28"/>
-              </w:rPr>
-              <w:t>A</w:t>
-            </w:r>
-          </w:p>
-        </w:tc>
-        <w:tc>
-          <w:tcPr>
-            <w:tcW w:type="dxa" w:w="2051"/>
-          </w:tcPr>
-          <w:p>
-            <w:pPr>
-              <w:spacing w:after="0" w:line="240" w:lineRule="auto"/>
-            </w:pPr>
-            <w:r>
-              <w:rPr>
-                <w:rFonts w:ascii="Times New Roman" w:hAnsi="Times New Roman" w:eastAsia="Times New Roman"/>
-                <w:b/>
-                <w:color w:val="181A1F"/>
-                <w:sz w:val="28"/>
-              </w:rPr>
-              <w:t>Б</w:t>
-            </w:r>
-          </w:p>
-        </w:tc>
-        <w:tc>
-          <w:tcPr>
-            <w:tcW w:type="dxa" w:w="2051"/>
-          </w:tcPr>
-          <w:p>
-            <w:pPr>
-              <w:spacing w:after="0" w:line="240" w:lineRule="auto"/>
-            </w:pPr>
-            <w:r>
-              <w:rPr>
-                <w:rFonts w:ascii="Times New Roman" w:hAnsi="Times New Roman" w:eastAsia="Times New Roman"/>
-                <w:b/>
-                <w:color w:val="181A1F"/>
-                <w:sz w:val="28"/>
-              </w:rPr>
-              <w:t>В</w:t>
-            </w:r>
-          </w:p>
-        </w:tc>
-        <w:tc>
-          <w:tcPr>
-            <w:tcW w:type="dxa" w:w="2051"/>
-          </w:tcPr>
-          <w:p>
-            <w:pPr>
-              <w:spacing w:after="0" w:line="240" w:lineRule="auto"/>
-            </w:pPr>
-            <w:r>
-              <w:rPr>
-                <w:rFonts w:ascii="Times New Roman" w:hAnsi="Times New Roman" w:eastAsia="Times New Roman"/>
-                <w:b/>
-                <w:color w:val="181A1F"/>
-                <w:sz w:val="28"/>
-              </w:rPr>
-              <w:t>Г</w:t>
-            </w:r>
-          </w:p>
-        </w:tc>
-        <w:tc>
-          <w:tcPr>
-            <w:tcW w:type="dxa" w:w="2051"/>
-          </w:tcPr>
-          <w:p>
-            <w:pPr>
-              <w:spacing w:after="0" w:line="240" w:lineRule="auto"/>
-            </w:pPr>
-            <w:r>
-              <w:rPr>
-                <w:rFonts w:ascii="Times New Roman" w:hAnsi="Times New Roman" w:eastAsia="Times New Roman"/>
-                <w:b/>
-                <w:color w:val="181A1F"/>
-                <w:sz w:val="28"/>
-              </w:rPr>
-              <w:t>Д</w:t>
-            </w:r>
-          </w:p>
-        </w:tc>
-      </w:tr>
-      <w:tr>
-        <w:tc>
-          <w:tcPr>
-            <w:tcW w:type="dxa" w:w="2051"/>
-          </w:tcPr>
-          <w:p>
-            <w:pPr>
-              <w:spacing w:after="0" w:line="240" w:lineRule="auto"/>
-            </w:pPr>
-            <w:r>
-              <w:rPr>
-                <w:rFonts w:ascii="Times New Roman" w:hAnsi="Times New Roman" w:eastAsia="Times New Roman"/>
-                <w:color w:val="181A1F"/>
-                <w:sz w:val="28"/>
-              </w:rPr>
-            </w:r>
-          </w:p>
-        </w:tc>
-        <w:tc>
-          <w:tcPr>
-            <w:tcW w:type="dxa" w:w="2051"/>
-          </w:tcPr>
-          <w:p>
-            <w:pPr>
-              <w:spacing w:after="0" w:line="240" w:lineRule="auto"/>
-            </w:pPr>
-            <w:r>
-              <w:rPr>
-                <w:rFonts w:ascii="Times New Roman" w:hAnsi="Times New Roman" w:eastAsia="Times New Roman"/>
-                <w:color w:val="181A1F"/>
-                <w:sz w:val="28"/>
-              </w:rPr>
-            </w:r>
-          </w:p>
-        </w:tc>
-        <w:tc>
-          <w:tcPr>
-            <w:tcW w:type="dxa" w:w="2051"/>
-          </w:tcPr>
-          <w:p>
-            <w:pPr>
-              <w:spacing w:after="0" w:line="240" w:lineRule="auto"/>
-            </w:pPr>
-            <w:r>
-              <w:rPr>
-                <w:rFonts w:ascii="Times New Roman" w:hAnsi="Times New Roman" w:eastAsia="Times New Roman"/>
-                <w:color w:val="181A1F"/>
-                <w:sz w:val="28"/>
-              </w:rPr>
-            </w:r>
-          </w:p>
-        </w:tc>
-        <w:tc>
-          <w:tcPr>
-            <w:tcW w:type="dxa" w:w="2051"/>
-          </w:tcPr>
-          <w:p>
-            <w:pPr>
-              <w:spacing w:after="0" w:line="240" w:lineRule="auto"/>
-            </w:pPr>
-            <w:r>
-              <w:rPr>
-                <w:rFonts w:ascii="Times New Roman" w:hAnsi="Times New Roman" w:eastAsia="Times New Roman"/>
-                <w:color w:val="181A1F"/>
-                <w:sz w:val="28"/>
-              </w:rPr>
-            </w:r>
-          </w:p>
-        </w:tc>
-        <w:tc>
-          <w:tcPr>
-            <w:tcW w:type="dxa" w:w="2051"/>
-          </w:tcPr>
-          <w:p>
-            <w:pPr>
-              <w:spacing w:after="0" w:line="240" w:lineRule="auto"/>
-            </w:pPr>
-            <w:r>
-              <w:rPr>
-                <w:rFonts w:ascii="Times New Roman" w:hAnsi="Times New Roman" w:eastAsia="Times New Roman"/>
-                <w:color w:val="181A1F"/>
-                <w:sz w:val="28"/>
-              </w:rPr>
-            </w:r>
-          </w:p>
-        </w:tc>
-      </w:tr>
-    </w:tbl>
-    <w:p>
-      <w:pPr>
-        <w:keepNext/>
-        <w:widowControl/>
-        <w:spacing w:line="240" w:lineRule="auto" w:after="0" w:before="120"/>
-      </w:pPr>
-      <w:r>
-        <w:rPr>
-          <w:rFonts w:ascii="Times New Roman" w:hAnsi="Times New Roman" w:eastAsia="Times New Roman"/>
-          <w:b/>
-          <w:color w:val="181A1F"/>
-          <w:sz w:val="28"/>
-        </w:rPr>
-        <w:t>6.</w:t>
-      </w:r>
-    </w:p>
-    <w:p>
-      <w:pPr>
-        <w:widowControl/>
-        <w:spacing w:line="240" w:lineRule="auto" w:after="0"/>
-      </w:pPr>
-      <w:r>
-        <w:rPr>
-          <w:rFonts w:ascii="Times New Roman" w:hAnsi="Times New Roman" w:eastAsia="Times New Roman"/>
-          <w:b w:val="0"/>
-          <w:i w:val="0"/>
-          <w:color w:val="181A1F"/>
-          <w:sz w:val="28"/>
-        </w:rPr>
-        <w:t>Установите соответствие между функциями и субъектами государственной власти Российской Федерации, которые их исполняют: к каждой позиции, данной в первом столбце, подберите соответствующую позицию из второго столбца</w:t>
-      </w:r>
-    </w:p>
-    <w:tbl>
-      <w:tblPr>
-        <w:tblStyle w:val="TableGrid"/>
-        <w:tblW w:type="auto" w:w="0"/>
-        <w:tblLayout w:type="autofit"/>
-        <w:tblLook w:firstColumn="1" w:firstRow="1" w:lastColumn="0" w:lastRow="0" w:noHBand="0" w:noVBand="1" w:val="04A0"/>
-      </w:tblPr>
-      <w:tblGrid>
-        <w:gridCol w:w="5128"/>
-        <w:gridCol w:w="5128"/>
-      </w:tblGrid>
-      <w:tr>
-        <w:tc>
-          <w:tcPr>
-            <w:tcW w:type="dxa" w:w="5128"/>
-          </w:tcPr>
-          <w:p>
-            <w:pPr>
-              <w:spacing w:after="0" w:line="240" w:lineRule="auto"/>
-            </w:pPr>
-            <w:r>
-              <w:rPr>
-                <w:rFonts w:ascii="Times New Roman" w:hAnsi="Times New Roman" w:eastAsia="Times New Roman"/>
-                <w:b/>
-                <w:color w:val="181A1F"/>
-                <w:sz w:val="28"/>
-              </w:rPr>
-              <w:t>ФУНКЦИИ</w:t>
-            </w:r>
-          </w:p>
-        </w:tc>
-        <w:tc>
-          <w:tcPr>
-            <w:tcW w:type="dxa" w:w="5128"/>
-          </w:tcPr>
-          <w:p>
-            <w:pPr>
-              <w:spacing w:after="0" w:line="240" w:lineRule="auto"/>
-            </w:pPr>
-            <w:r>
-              <w:rPr>
-                <w:rFonts w:ascii="Times New Roman" w:hAnsi="Times New Roman" w:eastAsia="Times New Roman"/>
-                <w:b/>
-                <w:color w:val="181A1F"/>
-                <w:sz w:val="28"/>
-              </w:rPr>
-              <w:t>СУБЪЕКТЫ ГОСУДАРСТВЕННОЙ ВЛАСТИ РФ</w:t>
-            </w:r>
-          </w:p>
-        </w:tc>
-      </w:tr>
-      <w:tr>
-        <w:tc>
-          <w:tcPr>
-            <w:tcW w:type="dxa" w:w="5128"/>
-          </w:tcPr>
-          <w:p>
-            <w:pPr>
-              <w:spacing w:after="0" w:line="240" w:lineRule="auto"/>
-            </w:pPr>
-            <w:r>
-              <w:rPr>
-                <w:rFonts w:ascii="Times New Roman" w:hAnsi="Times New Roman" w:eastAsia="Times New Roman"/>
-                <w:color w:val="181A1F"/>
-                <w:sz w:val="28"/>
-              </w:rPr>
-              <w:t>А) назначение на должность Председателя Центрального банка РФ</w:t>
-              <w:br/>
-              <w:t xml:space="preserve">Б) содействие развитию предпринимательства и частной инициативы </w:t>
-              <w:br/>
-              <w:t>В) объявление амнистии</w:t>
-              <w:br/>
-              <w:t>Г) решение вопросов предоставления политического убежища</w:t>
-              <w:br/>
-              <w:t>Д) обеспечение исполнения федерального бюджета</w:t>
-            </w:r>
-          </w:p>
-        </w:tc>
-        <w:tc>
-          <w:tcPr>
-            <w:tcW w:type="dxa" w:w="5128"/>
-          </w:tcPr>
-          <w:p>
-            <w:pPr>
-              <w:spacing w:after="0" w:line="240" w:lineRule="auto"/>
-            </w:pPr>
-            <w:r>
-              <w:rPr>
-                <w:rFonts w:ascii="Times New Roman" w:hAnsi="Times New Roman" w:eastAsia="Times New Roman"/>
-                <w:color w:val="181A1F"/>
-                <w:sz w:val="28"/>
-              </w:rPr>
-              <w:t>1) Президент РФ</w:t>
-              <w:br/>
-              <w:t>2) Государственная Дума</w:t>
-              <w:br/>
-              <w:t>3) Правительство РФ</w:t>
-            </w:r>
-          </w:p>
-        </w:tc>
-      </w:tr>
-    </w:tbl>
-    <w:p>
-      <w:pPr>
-        <w:widowControl/>
-        <w:spacing w:line="240" w:lineRule="auto" w:after="0"/>
-      </w:pPr>
-      <w:r>
-        <w:rPr>
-          <w:rFonts w:ascii="Times New Roman" w:hAnsi="Times New Roman" w:eastAsia="Times New Roman"/>
-          <w:b w:val="0"/>
-          <w:i w:val="0"/>
-          <w:color w:val="181A1F"/>
           <w:sz w:val="28"/>
         </w:rPr>
         <w:t>Запишите в ответ цифры, расположив их в порядке, соответствующем буквам:</w:t>
@@ -1497,16 +3057,23 @@
         <w:tc>
           <w:tcPr>
             <w:tcW w:type="dxa" w:w="2051"/>
+            <w:vAlign w:val="center"/>
+            <w:tcMar>
+              <w:top w:w="80" w:type="dxa"/>
+              <w:start w:w="100" w:type="dxa"/>
+              <w:bottom w:w="80" w:type="dxa"/>
+              <w:end w:w="100" w:type="dxa"/>
+            </w:tcMar>
           </w:tcPr>
           <w:p>
             <w:pPr>
+              <w:keepNext w:val="0"/>
               <w:spacing w:after="0" w:line="240" w:lineRule="auto"/>
+              <w:jc w:val="left"/>
             </w:pPr>
             <w:r>
               <w:rPr>
                 <w:rFonts w:ascii="Times New Roman" w:hAnsi="Times New Roman" w:eastAsia="Times New Roman"/>
-                <w:b/>
-                <w:color w:val="181A1F"/>
                 <w:sz w:val="28"/>
               </w:rPr>
               <w:t>A</w:t>
@@ -1516,16 +3083,23 @@
         <w:tc>
           <w:tcPr>
             <w:tcW w:type="dxa" w:w="2051"/>
+            <w:vAlign w:val="center"/>
+            <w:tcMar>
+              <w:top w:w="80" w:type="dxa"/>
+              <w:start w:w="100" w:type="dxa"/>
+              <w:bottom w:w="80" w:type="dxa"/>
+              <w:end w:w="100" w:type="dxa"/>
+            </w:tcMar>
           </w:tcPr>
           <w:p>
             <w:pPr>
+              <w:keepNext w:val="0"/>
               <w:spacing w:after="0" w:line="240" w:lineRule="auto"/>
+              <w:jc w:val="left"/>
             </w:pPr>
             <w:r>
               <w:rPr>
                 <w:rFonts w:ascii="Times New Roman" w:hAnsi="Times New Roman" w:eastAsia="Times New Roman"/>
-                <w:b/>
-                <w:color w:val="181A1F"/>
                 <w:sz w:val="28"/>
               </w:rPr>
               <w:t>Б</w:t>
@@ -1535,16 +3109,23 @@
         <w:tc>
           <w:tcPr>
             <w:tcW w:type="dxa" w:w="2051"/>
+            <w:vAlign w:val="center"/>
+            <w:tcMar>
+              <w:top w:w="80" w:type="dxa"/>
+              <w:start w:w="100" w:type="dxa"/>
+              <w:bottom w:w="80" w:type="dxa"/>
+              <w:end w:w="100" w:type="dxa"/>
+            </w:tcMar>
           </w:tcPr>
           <w:p>
             <w:pPr>
+              <w:keepNext w:val="0"/>
               <w:spacing w:after="0" w:line="240" w:lineRule="auto"/>
+              <w:jc w:val="left"/>
             </w:pPr>
             <w:r>
               <w:rPr>
                 <w:rFonts w:ascii="Times New Roman" w:hAnsi="Times New Roman" w:eastAsia="Times New Roman"/>
-                <w:b/>
-                <w:color w:val="181A1F"/>
                 <w:sz w:val="28"/>
               </w:rPr>
               <w:t>В</w:t>
@@ -1554,16 +3135,23 @@
         <w:tc>
           <w:tcPr>
             <w:tcW w:type="dxa" w:w="2051"/>
+            <w:vAlign w:val="center"/>
+            <w:tcMar>
+              <w:top w:w="80" w:type="dxa"/>
+              <w:start w:w="100" w:type="dxa"/>
+              <w:bottom w:w="80" w:type="dxa"/>
+              <w:end w:w="100" w:type="dxa"/>
+            </w:tcMar>
           </w:tcPr>
           <w:p>
             <w:pPr>
+              <w:keepNext w:val="0"/>
               <w:spacing w:after="0" w:line="240" w:lineRule="auto"/>
+              <w:jc w:val="left"/>
             </w:pPr>
             <w:r>
               <w:rPr>
                 <w:rFonts w:ascii="Times New Roman" w:hAnsi="Times New Roman" w:eastAsia="Times New Roman"/>
-                <w:b/>
-                <w:color w:val="181A1F"/>
                 <w:sz w:val="28"/>
               </w:rPr>
               <w:t>Г</w:t>
@@ -1573,16 +3161,23 @@
         <w:tc>
           <w:tcPr>
             <w:tcW w:type="dxa" w:w="2051"/>
+            <w:vAlign w:val="center"/>
+            <w:tcMar>
+              <w:top w:w="80" w:type="dxa"/>
+              <w:start w:w="100" w:type="dxa"/>
+              <w:bottom w:w="80" w:type="dxa"/>
+              <w:end w:w="100" w:type="dxa"/>
+            </w:tcMar>
           </w:tcPr>
           <w:p>
             <w:pPr>
+              <w:keepNext w:val="0"/>
               <w:spacing w:after="0" w:line="240" w:lineRule="auto"/>
+              <w:jc w:val="left"/>
             </w:pPr>
             <w:r>
               <w:rPr>
                 <w:rFonts w:ascii="Times New Roman" w:hAnsi="Times New Roman" w:eastAsia="Times New Roman"/>
-                <w:b/>
-                <w:color w:val="181A1F"/>
                 <w:sz w:val="28"/>
               </w:rPr>
               <w:t>Д</w:t>
@@ -1594,15 +3189,23 @@
         <w:tc>
           <w:tcPr>
             <w:tcW w:type="dxa" w:w="2051"/>
+            <w:vAlign w:val="center"/>
+            <w:tcMar>
+              <w:top w:w="80" w:type="dxa"/>
+              <w:start w:w="100" w:type="dxa"/>
+              <w:bottom w:w="80" w:type="dxa"/>
+              <w:end w:w="100" w:type="dxa"/>
+            </w:tcMar>
           </w:tcPr>
           <w:p>
             <w:pPr>
+              <w:keepNext w:val="0"/>
               <w:spacing w:after="0" w:line="240" w:lineRule="auto"/>
+              <w:jc w:val="left"/>
             </w:pPr>
             <w:r>
               <w:rPr>
                 <w:rFonts w:ascii="Times New Roman" w:hAnsi="Times New Roman" w:eastAsia="Times New Roman"/>
-                <w:color w:val="181A1F"/>
                 <w:sz w:val="28"/>
               </w:rPr>
             </w:r>
@@ -1611,15 +3214,23 @@
         <w:tc>
           <w:tcPr>
             <w:tcW w:type="dxa" w:w="2051"/>
+            <w:vAlign w:val="center"/>
+            <w:tcMar>
+              <w:top w:w="80" w:type="dxa"/>
+              <w:start w:w="100" w:type="dxa"/>
+              <w:bottom w:w="80" w:type="dxa"/>
+              <w:end w:w="100" w:type="dxa"/>
+            </w:tcMar>
           </w:tcPr>
           <w:p>
             <w:pPr>
+              <w:keepNext w:val="0"/>
               <w:spacing w:after="0" w:line="240" w:lineRule="auto"/>
+              <w:jc w:val="left"/>
             </w:pPr>
             <w:r>
               <w:rPr>
                 <w:rFonts w:ascii="Times New Roman" w:hAnsi="Times New Roman" w:eastAsia="Times New Roman"/>
-                <w:color w:val="181A1F"/>
                 <w:sz w:val="28"/>
               </w:rPr>
             </w:r>
@@ -1628,15 +3239,23 @@
         <w:tc>
           <w:tcPr>
             <w:tcW w:type="dxa" w:w="2051"/>
+            <w:vAlign w:val="center"/>
+            <w:tcMar>
+              <w:top w:w="80" w:type="dxa"/>
+              <w:start w:w="100" w:type="dxa"/>
+              <w:bottom w:w="80" w:type="dxa"/>
+              <w:end w:w="100" w:type="dxa"/>
+            </w:tcMar>
           </w:tcPr>
           <w:p>
             <w:pPr>
+              <w:keepNext w:val="0"/>
               <w:spacing w:after="0" w:line="240" w:lineRule="auto"/>
+              <w:jc w:val="left"/>
             </w:pPr>
             <w:r>
               <w:rPr>
                 <w:rFonts w:ascii="Times New Roman" w:hAnsi="Times New Roman" w:eastAsia="Times New Roman"/>
-                <w:color w:val="181A1F"/>
                 <w:sz w:val="28"/>
               </w:rPr>
             </w:r>
@@ -1645,15 +3264,23 @@
         <w:tc>
           <w:tcPr>
             <w:tcW w:type="dxa" w:w="2051"/>
+            <w:vAlign w:val="center"/>
+            <w:tcMar>
+              <w:top w:w="80" w:type="dxa"/>
+              <w:start w:w="100" w:type="dxa"/>
+              <w:bottom w:w="80" w:type="dxa"/>
+              <w:end w:w="100" w:type="dxa"/>
+            </w:tcMar>
           </w:tcPr>
           <w:p>
             <w:pPr>
+              <w:keepNext w:val="0"/>
               <w:spacing w:after="0" w:line="240" w:lineRule="auto"/>
+              <w:jc w:val="left"/>
             </w:pPr>
             <w:r>
               <w:rPr>
                 <w:rFonts w:ascii="Times New Roman" w:hAnsi="Times New Roman" w:eastAsia="Times New Roman"/>
-                <w:color w:val="181A1F"/>
                 <w:sz w:val="28"/>
               </w:rPr>
             </w:r>
@@ -1662,15 +3289,23 @@
         <w:tc>
           <w:tcPr>
             <w:tcW w:type="dxa" w:w="2051"/>
+            <w:vAlign w:val="center"/>
+            <w:tcMar>
+              <w:top w:w="80" w:type="dxa"/>
+              <w:start w:w="100" w:type="dxa"/>
+              <w:bottom w:w="80" w:type="dxa"/>
+              <w:end w:w="100" w:type="dxa"/>
+            </w:tcMar>
           </w:tcPr>
           <w:p>
             <w:pPr>
+              <w:keepNext w:val="0"/>
               <w:spacing w:after="0" w:line="240" w:lineRule="auto"/>
+              <w:jc w:val="left"/>
             </w:pPr>
             <w:r>
               <w:rPr>
                 <w:rFonts w:ascii="Times New Roman" w:hAnsi="Times New Roman" w:eastAsia="Times New Roman"/>
-                <w:color w:val="181A1F"/>
                 <w:sz w:val="28"/>
               </w:rPr>
             </w:r>
@@ -1678,1222 +3313,74 @@
         </w:tc>
       </w:tr>
     </w:tbl>
+    <w:p/>
     <w:p>
       <w:pPr>
-        <w:keepNext/>
-        <w:widowControl/>
-        <w:spacing w:line="240" w:lineRule="auto" w:after="0" w:before="120"/>
-      </w:pPr>
-      <w:r>
-        <w:rPr>
-          <w:rFonts w:ascii="Times New Roman" w:hAnsi="Times New Roman" w:eastAsia="Times New Roman"/>
-          <w:b/>
-          <w:color w:val="181A1F"/>
-          <w:sz w:val="28"/>
-        </w:rPr>
-        <w:t>7.</w:t>
-      </w:r>
-    </w:p>
-    <w:p>
-      <w:pPr>
-        <w:widowControl/>
-        <w:spacing w:line="240" w:lineRule="auto" w:after="0"/>
+        <w:keepNext w:val="0"/>
+        <w:spacing w:after="60" w:line="240" w:lineRule="auto"/>
+        <w:jc w:val="both"/>
       </w:pPr>
       <w:r>
         <w:rPr>
           <w:rFonts w:ascii="Times New Roman" w:hAnsi="Times New Roman" w:eastAsia="Times New Roman"/>
           <w:b w:val="0"/>
           <w:i w:val="0"/>
-          <w:color w:val="181A1F"/>
           <w:sz w:val="28"/>
         </w:rPr>
-        <w:t>Установите соответствие между функциями и субъектами государственной власти Российской Федерации, которые их исполняют: к каждой позиции, данной в первом столбце, подберите соответствующую позицию из второго столбца.</w:t>
+        <w:t>Ответ:</w:t>
       </w:r>
     </w:p>
-    <w:tbl>
-      <w:tblPr>
-        <w:tblStyle w:val="TableGrid"/>
-        <w:tblW w:type="auto" w:w="0"/>
-        <w:tblLayout w:type="autofit"/>
-        <w:tblLook w:firstColumn="1" w:firstRow="1" w:lastColumn="0" w:lastRow="0" w:noHBand="0" w:noVBand="1" w:val="04A0"/>
-      </w:tblPr>
-      <w:tblGrid>
-        <w:gridCol w:w="5128"/>
-        <w:gridCol w:w="5128"/>
-      </w:tblGrid>
-      <w:tr>
-        <w:tc>
-          <w:tcPr>
-            <w:tcW w:type="dxa" w:w="5128"/>
-          </w:tcPr>
-          <w:p>
-            <w:pPr>
-              <w:spacing w:after="0" w:line="240" w:lineRule="auto"/>
-            </w:pPr>
-            <w:r>
-              <w:rPr>
-                <w:rFonts w:ascii="Times New Roman" w:hAnsi="Times New Roman" w:eastAsia="Times New Roman"/>
-                <w:b/>
-                <w:color w:val="181A1F"/>
-                <w:sz w:val="28"/>
-              </w:rPr>
-              <w:t>ФУНКЦИИ</w:t>
-            </w:r>
-          </w:p>
-        </w:tc>
-        <w:tc>
-          <w:tcPr>
-            <w:tcW w:type="dxa" w:w="5128"/>
-          </w:tcPr>
-          <w:p>
-            <w:pPr>
-              <w:spacing w:after="0" w:line="240" w:lineRule="auto"/>
-            </w:pPr>
-            <w:r>
-              <w:rPr>
-                <w:rFonts w:ascii="Times New Roman" w:hAnsi="Times New Roman" w:eastAsia="Times New Roman"/>
-                <w:b/>
-                <w:color w:val="181A1F"/>
-                <w:sz w:val="28"/>
-              </w:rPr>
-              <w:t>СУБЪЕКТЫ ГОСУДАРСТВЕННОЙ ВЛАСТИ РФ</w:t>
-            </w:r>
-          </w:p>
-        </w:tc>
-      </w:tr>
-      <w:tr>
-        <w:tc>
-          <w:tcPr>
-            <w:tcW w:type="dxa" w:w="5128"/>
-          </w:tcPr>
-          <w:p>
-            <w:pPr>
-              <w:spacing w:after="0" w:line="240" w:lineRule="auto"/>
-            </w:pPr>
-            <w:r>
-              <w:rPr>
-                <w:rFonts w:ascii="Times New Roman" w:hAnsi="Times New Roman" w:eastAsia="Times New Roman"/>
-                <w:color w:val="181A1F"/>
-                <w:sz w:val="28"/>
-              </w:rPr>
-              <w:t>А) решение вопросов предоставления политического убежища</w:t>
-              <w:br/>
-              <w:t>Б) осуществление помилования</w:t>
-              <w:br/>
-              <w:t xml:space="preserve">В) рассмотрение дел о соответствии нормативных актов закону, имеющему высшую юридическую силу </w:t>
-              <w:br/>
-              <w:t>Г) разрешение споров о компетенции между федеральными органами государственной власти</w:t>
-              <w:br/>
-              <w:t>Д) утверждение изменения границ между субъектами РФ</w:t>
-            </w:r>
-          </w:p>
-        </w:tc>
-        <w:tc>
-          <w:tcPr>
-            <w:tcW w:type="dxa" w:w="5128"/>
-          </w:tcPr>
-          <w:p>
-            <w:pPr>
-              <w:spacing w:after="0" w:line="240" w:lineRule="auto"/>
-            </w:pPr>
-            <w:r>
-              <w:rPr>
-                <w:rFonts w:ascii="Times New Roman" w:hAnsi="Times New Roman" w:eastAsia="Times New Roman"/>
-                <w:color w:val="181A1F"/>
-                <w:sz w:val="28"/>
-              </w:rPr>
-              <w:t>1) Президент РФ</w:t>
-              <w:br/>
-              <w:t>2) Конституционный Суд РФ</w:t>
-              <w:br/>
-              <w:t>3) Совет Федерации</w:t>
-            </w:r>
-          </w:p>
-        </w:tc>
-      </w:tr>
-    </w:tbl>
     <w:p>
       <w:pPr>
-        <w:widowControl/>
-        <w:spacing w:line="240" w:lineRule="auto" w:after="0"/>
-      </w:pPr>
+        <w:keepNext w:val="0"/>
+        <w:spacing w:after="60" w:line="240" w:lineRule="auto"/>
+        <w:jc w:val="both"/>
+      </w:pPr>
+      <w:r>
+        <w:rPr>
+          <w:rFonts w:ascii="Times New Roman" w:hAnsi="Times New Roman" w:eastAsia="Times New Roman"/>
+          <w:b/>
+          <w:sz w:val="28"/>
+        </w:rPr>
+        <w:t xml:space="preserve">№16 </w:t>
+      </w:r>
       <w:r>
         <w:rPr>
           <w:rFonts w:ascii="Times New Roman" w:hAnsi="Times New Roman" w:eastAsia="Times New Roman"/>
           <w:b w:val="0"/>
           <w:i w:val="0"/>
-          <w:color w:val="181A1F"/>
           <w:sz w:val="28"/>
         </w:rPr>
-        <w:t>Запишите в таблицу выбранные цифры под соответствующими буквами:</w:t>
-      </w:r>
-    </w:p>
-    <w:tbl>
-      <w:tblPr>
-        <w:tblStyle w:val="TableGrid"/>
-        <w:tblW w:type="auto" w:w="0"/>
-        <w:tblLayout w:type="autofit"/>
-        <w:tblLook w:firstColumn="1" w:firstRow="1" w:lastColumn="0" w:lastRow="0" w:noHBand="0" w:noVBand="1" w:val="04A0"/>
-      </w:tblPr>
-      <w:tblGrid>
-        <w:gridCol w:w="2051"/>
-        <w:gridCol w:w="2051"/>
-        <w:gridCol w:w="2051"/>
-        <w:gridCol w:w="2051"/>
-        <w:gridCol w:w="2051"/>
-      </w:tblGrid>
-      <w:tr>
-        <w:tc>
-          <w:tcPr>
-            <w:tcW w:type="dxa" w:w="2051"/>
-          </w:tcPr>
-          <w:p>
-            <w:pPr>
-              <w:spacing w:after="0" w:line="240" w:lineRule="auto"/>
-            </w:pPr>
-            <w:r>
-              <w:rPr>
-                <w:rFonts w:ascii="Times New Roman" w:hAnsi="Times New Roman" w:eastAsia="Times New Roman"/>
-                <w:b/>
-                <w:color w:val="181A1F"/>
-                <w:sz w:val="28"/>
-              </w:rPr>
-              <w:t>A</w:t>
-            </w:r>
-          </w:p>
-        </w:tc>
-        <w:tc>
-          <w:tcPr>
-            <w:tcW w:type="dxa" w:w="2051"/>
-          </w:tcPr>
-          <w:p>
-            <w:pPr>
-              <w:spacing w:after="0" w:line="240" w:lineRule="auto"/>
-            </w:pPr>
-            <w:r>
-              <w:rPr>
-                <w:rFonts w:ascii="Times New Roman" w:hAnsi="Times New Roman" w:eastAsia="Times New Roman"/>
-                <w:b/>
-                <w:color w:val="181A1F"/>
-                <w:sz w:val="28"/>
-              </w:rPr>
-              <w:t>Б</w:t>
-            </w:r>
-          </w:p>
-        </w:tc>
-        <w:tc>
-          <w:tcPr>
-            <w:tcW w:type="dxa" w:w="2051"/>
-          </w:tcPr>
-          <w:p>
-            <w:pPr>
-              <w:spacing w:after="0" w:line="240" w:lineRule="auto"/>
-            </w:pPr>
-            <w:r>
-              <w:rPr>
-                <w:rFonts w:ascii="Times New Roman" w:hAnsi="Times New Roman" w:eastAsia="Times New Roman"/>
-                <w:b/>
-                <w:color w:val="181A1F"/>
-                <w:sz w:val="28"/>
-              </w:rPr>
-              <w:t>В</w:t>
-            </w:r>
-          </w:p>
-        </w:tc>
-        <w:tc>
-          <w:tcPr>
-            <w:tcW w:type="dxa" w:w="2051"/>
-          </w:tcPr>
-          <w:p>
-            <w:pPr>
-              <w:spacing w:after="0" w:line="240" w:lineRule="auto"/>
-            </w:pPr>
-            <w:r>
-              <w:rPr>
-                <w:rFonts w:ascii="Times New Roman" w:hAnsi="Times New Roman" w:eastAsia="Times New Roman"/>
-                <w:b/>
-                <w:color w:val="181A1F"/>
-                <w:sz w:val="28"/>
-              </w:rPr>
-              <w:t>Г</w:t>
-            </w:r>
-          </w:p>
-        </w:tc>
-        <w:tc>
-          <w:tcPr>
-            <w:tcW w:type="dxa" w:w="2051"/>
-          </w:tcPr>
-          <w:p>
-            <w:pPr>
-              <w:spacing w:after="0" w:line="240" w:lineRule="auto"/>
-            </w:pPr>
-            <w:r>
-              <w:rPr>
-                <w:rFonts w:ascii="Times New Roman" w:hAnsi="Times New Roman" w:eastAsia="Times New Roman"/>
-                <w:b/>
-                <w:color w:val="181A1F"/>
-                <w:sz w:val="28"/>
-              </w:rPr>
-              <w:t>Д</w:t>
-            </w:r>
-          </w:p>
-        </w:tc>
-      </w:tr>
-      <w:tr>
-        <w:tc>
-          <w:tcPr>
-            <w:tcW w:type="dxa" w:w="2051"/>
-          </w:tcPr>
-          <w:p>
-            <w:pPr>
-              <w:spacing w:after="0" w:line="240" w:lineRule="auto"/>
-            </w:pPr>
-            <w:r>
-              <w:rPr>
-                <w:rFonts w:ascii="Times New Roman" w:hAnsi="Times New Roman" w:eastAsia="Times New Roman"/>
-                <w:color w:val="181A1F"/>
-                <w:sz w:val="28"/>
-              </w:rPr>
-            </w:r>
-          </w:p>
-        </w:tc>
-        <w:tc>
-          <w:tcPr>
-            <w:tcW w:type="dxa" w:w="2051"/>
-          </w:tcPr>
-          <w:p>
-            <w:pPr>
-              <w:spacing w:after="0" w:line="240" w:lineRule="auto"/>
-            </w:pPr>
-            <w:r>
-              <w:rPr>
-                <w:rFonts w:ascii="Times New Roman" w:hAnsi="Times New Roman" w:eastAsia="Times New Roman"/>
-                <w:color w:val="181A1F"/>
-                <w:sz w:val="28"/>
-              </w:rPr>
-            </w:r>
-          </w:p>
-        </w:tc>
-        <w:tc>
-          <w:tcPr>
-            <w:tcW w:type="dxa" w:w="2051"/>
-          </w:tcPr>
-          <w:p>
-            <w:pPr>
-              <w:spacing w:after="0" w:line="240" w:lineRule="auto"/>
-            </w:pPr>
-            <w:r>
-              <w:rPr>
-                <w:rFonts w:ascii="Times New Roman" w:hAnsi="Times New Roman" w:eastAsia="Times New Roman"/>
-                <w:color w:val="181A1F"/>
-                <w:sz w:val="28"/>
-              </w:rPr>
-            </w:r>
-          </w:p>
-        </w:tc>
-        <w:tc>
-          <w:tcPr>
-            <w:tcW w:type="dxa" w:w="2051"/>
-          </w:tcPr>
-          <w:p>
-            <w:pPr>
-              <w:spacing w:after="0" w:line="240" w:lineRule="auto"/>
-            </w:pPr>
-            <w:r>
-              <w:rPr>
-                <w:rFonts w:ascii="Times New Roman" w:hAnsi="Times New Roman" w:eastAsia="Times New Roman"/>
-                <w:color w:val="181A1F"/>
-                <w:sz w:val="28"/>
-              </w:rPr>
-            </w:r>
-          </w:p>
-        </w:tc>
-        <w:tc>
-          <w:tcPr>
-            <w:tcW w:type="dxa" w:w="2051"/>
-          </w:tcPr>
-          <w:p>
-            <w:pPr>
-              <w:spacing w:after="0" w:line="240" w:lineRule="auto"/>
-            </w:pPr>
-            <w:r>
-              <w:rPr>
-                <w:rFonts w:ascii="Times New Roman" w:hAnsi="Times New Roman" w:eastAsia="Times New Roman"/>
-                <w:color w:val="181A1F"/>
-                <w:sz w:val="28"/>
-              </w:rPr>
-            </w:r>
-          </w:p>
-        </w:tc>
-      </w:tr>
-    </w:tbl>
-    <w:p>
-      <w:pPr>
-        <w:keepNext/>
-        <w:widowControl/>
-        <w:spacing w:line="240" w:lineRule="auto" w:after="0" w:before="120"/>
-      </w:pPr>
-      <w:r>
-        <w:rPr>
-          <w:rFonts w:ascii="Times New Roman" w:hAnsi="Times New Roman" w:eastAsia="Times New Roman"/>
-          <w:b/>
-          <w:color w:val="181A1F"/>
-          <w:sz w:val="28"/>
-        </w:rPr>
-        <w:t>8.</w:t>
+        <w:t>Гражданин иностранного государства, работающий в РФ, решил получить гражданство РФ. Найдите в приведённом списке требования, которым он должен соответствовать для того, чтобы подать заявление о приёме в гражданство РФ по общему правилу, и запишите цифры, под которыми они указаны.</w:t>
       </w:r>
     </w:p>
     <w:p>
       <w:pPr>
-        <w:widowControl/>
-        <w:spacing w:line="240" w:lineRule="auto" w:after="0"/>
+        <w:keepNext w:val="0"/>
+        <w:spacing w:after="60" w:line="240" w:lineRule="auto"/>
+        <w:jc w:val="both"/>
       </w:pPr>
       <w:r>
         <w:rPr>
           <w:rFonts w:ascii="Times New Roman" w:hAnsi="Times New Roman" w:eastAsia="Times New Roman"/>
           <w:b w:val="0"/>
           <w:i w:val="0"/>
-          <w:color w:val="181A1F"/>
           <w:sz w:val="28"/>
         </w:rPr>
-        <w:t>Установите соответствие между вопросами и субъектами власти Российской Федерации, к ведению которых они относятся: к каждой позиции, данной в первом столбце, подберите соответствующую позицию из второго столбца.</w:t>
+        <w:t>1) достижение 21 года</w:t>
       </w:r>
     </w:p>
-    <w:tbl>
-      <w:tblPr>
-        <w:tblStyle w:val="TableGrid"/>
-        <w:tblW w:type="auto" w:w="0"/>
-        <w:tblLayout w:type="autofit"/>
-        <w:tblLook w:firstColumn="1" w:firstRow="1" w:lastColumn="0" w:lastRow="0" w:noHBand="0" w:noVBand="1" w:val="04A0"/>
-      </w:tblPr>
-      <w:tblGrid>
-        <w:gridCol w:w="5128"/>
-        <w:gridCol w:w="5128"/>
-      </w:tblGrid>
-      <w:tr>
-        <w:tc>
-          <w:tcPr>
-            <w:tcW w:type="dxa" w:w="5128"/>
-          </w:tcPr>
-          <w:p>
-            <w:pPr>
-              <w:spacing w:after="0" w:line="240" w:lineRule="auto"/>
-            </w:pPr>
-            <w:r>
-              <w:rPr>
-                <w:rFonts w:ascii="Times New Roman" w:hAnsi="Times New Roman" w:eastAsia="Times New Roman"/>
-                <w:b/>
-                <w:color w:val="181A1F"/>
-                <w:sz w:val="28"/>
-              </w:rPr>
-              <w:t>ВОПРОСЫ</w:t>
-            </w:r>
-          </w:p>
-        </w:tc>
-        <w:tc>
-          <w:tcPr>
-            <w:tcW w:type="dxa" w:w="5128"/>
-          </w:tcPr>
-          <w:p>
-            <w:pPr>
-              <w:spacing w:after="0" w:line="240" w:lineRule="auto"/>
-            </w:pPr>
-            <w:r>
-              <w:rPr>
-                <w:rFonts w:ascii="Times New Roman" w:hAnsi="Times New Roman" w:eastAsia="Times New Roman"/>
-                <w:b/>
-                <w:color w:val="181A1F"/>
-                <w:sz w:val="28"/>
-              </w:rPr>
-              <w:t>СУБЪЕКТЫ ВЛАСТИ РФ</w:t>
-            </w:r>
-          </w:p>
-        </w:tc>
-      </w:tr>
-      <w:tr>
-        <w:tc>
-          <w:tcPr>
-            <w:tcW w:type="dxa" w:w="5128"/>
-          </w:tcPr>
-          <w:p>
-            <w:pPr>
-              <w:spacing w:after="0" w:line="240" w:lineRule="auto"/>
-            </w:pPr>
-            <w:r>
-              <w:rPr>
-                <w:rFonts w:ascii="Times New Roman" w:hAnsi="Times New Roman" w:eastAsia="Times New Roman"/>
-                <w:color w:val="181A1F"/>
-                <w:sz w:val="28"/>
-              </w:rPr>
-              <w:t>A) судоустройство, прокуратура</w:t>
-              <w:br/>
-              <w:t>Б) установление общих принципов налогообложения и сборов в Российской ФедерацииB) адвокатура, нотариат</w:t>
-              <w:br/>
-              <w:t>Г) государственные награды и почётные звания Российской Федерации</w:t>
-              <w:br/>
-              <w:t>Д) защита семьи, материнства, отцовства и детства</w:t>
-            </w:r>
-          </w:p>
-        </w:tc>
-        <w:tc>
-          <w:tcPr>
-            <w:tcW w:type="dxa" w:w="5128"/>
-          </w:tcPr>
-          <w:p>
-            <w:pPr>
-              <w:spacing w:after="0" w:line="240" w:lineRule="auto"/>
-            </w:pPr>
-            <w:r>
-              <w:rPr>
-                <w:rFonts w:ascii="Times New Roman" w:hAnsi="Times New Roman" w:eastAsia="Times New Roman"/>
-                <w:color w:val="181A1F"/>
-                <w:sz w:val="28"/>
-              </w:rPr>
-              <w:t>1) только федеральный центр</w:t>
-              <w:br/>
-              <w:t>2) федеральный центр и субъекты Российской Федерации</w:t>
-            </w:r>
-          </w:p>
-        </w:tc>
-      </w:tr>
-    </w:tbl>
     <w:p>
       <w:pPr>
-        <w:widowControl/>
-        <w:spacing w:line="240" w:lineRule="auto" w:after="0"/>
+        <w:keepNext w:val="0"/>
+        <w:spacing w:after="60" w:line="240" w:lineRule="auto"/>
+        <w:jc w:val="both"/>
       </w:pPr>
       <w:r>
         <w:rPr>
           <w:rFonts w:ascii="Times New Roman" w:hAnsi="Times New Roman" w:eastAsia="Times New Roman"/>
           <w:b w:val="0"/>
           <w:i w:val="0"/>
-          <w:color w:val="181A1F"/>
-          <w:sz w:val="28"/>
-        </w:rPr>
-        <w:t>Запишите в строку выбранные цифры под соответствующими буквами:</w:t>
-      </w:r>
-    </w:p>
-    <w:tbl>
-      <w:tblPr>
-        <w:tblStyle w:val="TableGrid"/>
-        <w:tblW w:type="auto" w:w="0"/>
-        <w:tblLayout w:type="autofit"/>
-        <w:tblLook w:firstColumn="1" w:firstRow="1" w:lastColumn="0" w:lastRow="0" w:noHBand="0" w:noVBand="1" w:val="04A0"/>
-      </w:tblPr>
-      <w:tblGrid>
-        <w:gridCol w:w="2051"/>
-        <w:gridCol w:w="2051"/>
-        <w:gridCol w:w="2051"/>
-        <w:gridCol w:w="2051"/>
-        <w:gridCol w:w="2051"/>
-      </w:tblGrid>
-      <w:tr>
-        <w:tc>
-          <w:tcPr>
-            <w:tcW w:type="dxa" w:w="2051"/>
-          </w:tcPr>
-          <w:p>
-            <w:pPr>
-              <w:spacing w:after="0" w:line="240" w:lineRule="auto"/>
-            </w:pPr>
-            <w:r>
-              <w:rPr>
-                <w:rFonts w:ascii="Times New Roman" w:hAnsi="Times New Roman" w:eastAsia="Times New Roman"/>
-                <w:b/>
-                <w:color w:val="181A1F"/>
-                <w:sz w:val="28"/>
-              </w:rPr>
-              <w:t>A</w:t>
-            </w:r>
-          </w:p>
-        </w:tc>
-        <w:tc>
-          <w:tcPr>
-            <w:tcW w:type="dxa" w:w="2051"/>
-          </w:tcPr>
-          <w:p>
-            <w:pPr>
-              <w:spacing w:after="0" w:line="240" w:lineRule="auto"/>
-            </w:pPr>
-            <w:r>
-              <w:rPr>
-                <w:rFonts w:ascii="Times New Roman" w:hAnsi="Times New Roman" w:eastAsia="Times New Roman"/>
-                <w:b/>
-                <w:color w:val="181A1F"/>
-                <w:sz w:val="28"/>
-              </w:rPr>
-              <w:t>Б</w:t>
-            </w:r>
-          </w:p>
-        </w:tc>
-        <w:tc>
-          <w:tcPr>
-            <w:tcW w:type="dxa" w:w="2051"/>
-          </w:tcPr>
-          <w:p>
-            <w:pPr>
-              <w:spacing w:after="0" w:line="240" w:lineRule="auto"/>
-            </w:pPr>
-            <w:r>
-              <w:rPr>
-                <w:rFonts w:ascii="Times New Roman" w:hAnsi="Times New Roman" w:eastAsia="Times New Roman"/>
-                <w:b/>
-                <w:color w:val="181A1F"/>
-                <w:sz w:val="28"/>
-              </w:rPr>
-              <w:t>В</w:t>
-            </w:r>
-          </w:p>
-        </w:tc>
-        <w:tc>
-          <w:tcPr>
-            <w:tcW w:type="dxa" w:w="2051"/>
-          </w:tcPr>
-          <w:p>
-            <w:pPr>
-              <w:spacing w:after="0" w:line="240" w:lineRule="auto"/>
-            </w:pPr>
-            <w:r>
-              <w:rPr>
-                <w:rFonts w:ascii="Times New Roman" w:hAnsi="Times New Roman" w:eastAsia="Times New Roman"/>
-                <w:b/>
-                <w:color w:val="181A1F"/>
-                <w:sz w:val="28"/>
-              </w:rPr>
-              <w:t>Г</w:t>
-            </w:r>
-          </w:p>
-        </w:tc>
-        <w:tc>
-          <w:tcPr>
-            <w:tcW w:type="dxa" w:w="2051"/>
-          </w:tcPr>
-          <w:p>
-            <w:pPr>
-              <w:spacing w:after="0" w:line="240" w:lineRule="auto"/>
-            </w:pPr>
-            <w:r>
-              <w:rPr>
-                <w:rFonts w:ascii="Times New Roman" w:hAnsi="Times New Roman" w:eastAsia="Times New Roman"/>
-                <w:b/>
-                <w:color w:val="181A1F"/>
-                <w:sz w:val="28"/>
-              </w:rPr>
-              <w:t>Д</w:t>
-            </w:r>
-          </w:p>
-        </w:tc>
-      </w:tr>
-      <w:tr>
-        <w:tc>
-          <w:tcPr>
-            <w:tcW w:type="dxa" w:w="2051"/>
-          </w:tcPr>
-          <w:p>
-            <w:pPr>
-              <w:spacing w:after="0" w:line="240" w:lineRule="auto"/>
-            </w:pPr>
-            <w:r>
-              <w:rPr>
-                <w:rFonts w:ascii="Times New Roman" w:hAnsi="Times New Roman" w:eastAsia="Times New Roman"/>
-                <w:color w:val="181A1F"/>
-                <w:sz w:val="28"/>
-              </w:rPr>
-            </w:r>
-          </w:p>
-        </w:tc>
-        <w:tc>
-          <w:tcPr>
-            <w:tcW w:type="dxa" w:w="2051"/>
-          </w:tcPr>
-          <w:p>
-            <w:pPr>
-              <w:spacing w:after="0" w:line="240" w:lineRule="auto"/>
-            </w:pPr>
-            <w:r>
-              <w:rPr>
-                <w:rFonts w:ascii="Times New Roman" w:hAnsi="Times New Roman" w:eastAsia="Times New Roman"/>
-                <w:color w:val="181A1F"/>
-                <w:sz w:val="28"/>
-              </w:rPr>
-            </w:r>
-          </w:p>
-        </w:tc>
-        <w:tc>
-          <w:tcPr>
-            <w:tcW w:type="dxa" w:w="2051"/>
-          </w:tcPr>
-          <w:p>
-            <w:pPr>
-              <w:spacing w:after="0" w:line="240" w:lineRule="auto"/>
-            </w:pPr>
-            <w:r>
-              <w:rPr>
-                <w:rFonts w:ascii="Times New Roman" w:hAnsi="Times New Roman" w:eastAsia="Times New Roman"/>
-                <w:color w:val="181A1F"/>
-                <w:sz w:val="28"/>
-              </w:rPr>
-            </w:r>
-          </w:p>
-        </w:tc>
-        <w:tc>
-          <w:tcPr>
-            <w:tcW w:type="dxa" w:w="2051"/>
-          </w:tcPr>
-          <w:p>
-            <w:pPr>
-              <w:spacing w:after="0" w:line="240" w:lineRule="auto"/>
-            </w:pPr>
-            <w:r>
-              <w:rPr>
-                <w:rFonts w:ascii="Times New Roman" w:hAnsi="Times New Roman" w:eastAsia="Times New Roman"/>
-                <w:color w:val="181A1F"/>
-                <w:sz w:val="28"/>
-              </w:rPr>
-            </w:r>
-          </w:p>
-        </w:tc>
-        <w:tc>
-          <w:tcPr>
-            <w:tcW w:type="dxa" w:w="2051"/>
-          </w:tcPr>
-          <w:p>
-            <w:pPr>
-              <w:spacing w:after="0" w:line="240" w:lineRule="auto"/>
-            </w:pPr>
-            <w:r>
-              <w:rPr>
-                <w:rFonts w:ascii="Times New Roman" w:hAnsi="Times New Roman" w:eastAsia="Times New Roman"/>
-                <w:color w:val="181A1F"/>
-                <w:sz w:val="28"/>
-              </w:rPr>
-            </w:r>
-          </w:p>
-        </w:tc>
-      </w:tr>
-    </w:tbl>
-    <w:p>
-      <w:pPr>
-        <w:keepNext/>
-        <w:widowControl/>
-        <w:spacing w:line="240" w:lineRule="auto" w:after="0" w:before="120"/>
-      </w:pPr>
-      <w:r>
-        <w:rPr>
-          <w:rFonts w:ascii="Times New Roman" w:hAnsi="Times New Roman" w:eastAsia="Times New Roman"/>
-          <w:b/>
-          <w:color w:val="181A1F"/>
-          <w:sz w:val="28"/>
-        </w:rPr>
-        <w:t>9.</w:t>
-      </w:r>
-    </w:p>
-    <w:p>
-      <w:pPr>
-        <w:widowControl/>
-        <w:spacing w:line="240" w:lineRule="auto" w:after="0"/>
-      </w:pPr>
-      <w:r>
-        <w:rPr>
-          <w:rFonts w:ascii="Times New Roman" w:hAnsi="Times New Roman" w:eastAsia="Times New Roman"/>
-          <w:b w:val="0"/>
-          <w:i w:val="0"/>
-          <w:color w:val="181A1F"/>
-          <w:sz w:val="28"/>
-        </w:rPr>
-        <w:t xml:space="preserve">Выберите в приведённом списке положения, характеризующие основы конституционного строя Российской Федерации. Запишите цифры, под которыми они указаны. </w:t>
-      </w:r>
-    </w:p>
-    <w:p>
-      <w:pPr>
-        <w:widowControl/>
-        <w:spacing w:line="240" w:lineRule="auto" w:after="0"/>
-      </w:pPr>
-      <w:r>
-        <w:rPr>
-          <w:rFonts w:ascii="Times New Roman" w:hAnsi="Times New Roman" w:eastAsia="Times New Roman"/>
-          <w:b w:val="0"/>
-          <w:i w:val="0"/>
-          <w:color w:val="181A1F"/>
-          <w:sz w:val="28"/>
-        </w:rPr>
-        <w:t xml:space="preserve">1) Земля и другие природные ресурсы используются и охраняются в Российской Федерации как основа жизни и деятельности народов, проживающих на соответствующей территории. </w:t>
-      </w:r>
-    </w:p>
-    <w:p>
-      <w:pPr>
-        <w:widowControl/>
-        <w:spacing w:line="240" w:lineRule="auto" w:after="0"/>
-      </w:pPr>
-      <w:r>
-        <w:rPr>
-          <w:rFonts w:ascii="Times New Roman" w:hAnsi="Times New Roman" w:eastAsia="Times New Roman"/>
-          <w:b w:val="0"/>
-          <w:i w:val="0"/>
-          <w:color w:val="181A1F"/>
-          <w:sz w:val="28"/>
-        </w:rPr>
-        <w:t xml:space="preserve">2) Человек, его права и свободы являются высшей ценностью. </w:t>
-      </w:r>
-    </w:p>
-    <w:p>
-      <w:pPr>
-        <w:widowControl/>
-        <w:spacing w:line="240" w:lineRule="auto" w:after="0"/>
-      </w:pPr>
-      <w:r>
-        <w:rPr>
-          <w:rFonts w:ascii="Times New Roman" w:hAnsi="Times New Roman" w:eastAsia="Times New Roman"/>
-          <w:b w:val="0"/>
-          <w:i w:val="0"/>
-          <w:color w:val="181A1F"/>
-          <w:sz w:val="28"/>
-        </w:rPr>
-        <w:t xml:space="preserve">3) Если лицо, нарушившее право, получило вследствие этого доходы, лицо, право которого нарушено, вправе требовать возмещения наряду с другими убытками также упущенной выгоды в размере не меньшем, чем такие доходы. </w:t>
-      </w:r>
-    </w:p>
-    <w:p>
-      <w:pPr>
-        <w:widowControl/>
-        <w:spacing w:line="240" w:lineRule="auto" w:after="0"/>
-      </w:pPr>
-      <w:r>
-        <w:rPr>
-          <w:rFonts w:ascii="Times New Roman" w:hAnsi="Times New Roman" w:eastAsia="Times New Roman"/>
-          <w:b w:val="0"/>
-          <w:i w:val="0"/>
-          <w:color w:val="181A1F"/>
-          <w:sz w:val="28"/>
-        </w:rPr>
-        <w:t xml:space="preserve">4) При совершении лицом двух и более административных правонарушений административное наказание назначается за каждое совершённое административное правонарушение. </w:t>
-      </w:r>
-    </w:p>
-    <w:p>
-      <w:pPr>
-        <w:widowControl/>
-        <w:spacing w:line="240" w:lineRule="auto" w:after="0"/>
-      </w:pPr>
-      <w:r>
-        <w:rPr>
-          <w:rFonts w:ascii="Times New Roman" w:hAnsi="Times New Roman" w:eastAsia="Times New Roman"/>
-          <w:b w:val="0"/>
-          <w:i w:val="0"/>
-          <w:color w:val="181A1F"/>
-          <w:sz w:val="28"/>
-        </w:rPr>
-        <w:t xml:space="preserve">5) Нормальная продолжительность рабочего времени не может превышать 40 часов в неделю. </w:t>
-      </w:r>
-    </w:p>
-    <w:p>
-      <w:pPr>
-        <w:keepNext/>
-        <w:widowControl/>
-        <w:spacing w:line="240" w:lineRule="auto" w:after="0" w:before="120"/>
-      </w:pPr>
-      <w:r>
-        <w:rPr>
-          <w:rFonts w:ascii="Times New Roman" w:hAnsi="Times New Roman" w:eastAsia="Times New Roman"/>
-          <w:b/>
-          <w:color w:val="181A1F"/>
-          <w:sz w:val="28"/>
-        </w:rPr>
-        <w:t>10.</w:t>
-      </w:r>
-    </w:p>
-    <w:p>
-      <w:pPr>
-        <w:widowControl/>
-        <w:spacing w:line="240" w:lineRule="auto" w:after="0"/>
-      </w:pPr>
-      <w:r>
-        <w:rPr>
-          <w:rFonts w:ascii="Times New Roman" w:hAnsi="Times New Roman" w:eastAsia="Times New Roman"/>
-          <w:b w:val="0"/>
-          <w:i w:val="0"/>
-          <w:color w:val="181A1F"/>
-          <w:sz w:val="28"/>
-        </w:rPr>
-        <w:t>Установите соответствие между полномочиями и субъектами государственной власти Российской Федерации, которые их исполняют: к каждой позиции, данной в первом столбце, подберите соответствующую позицию из второго столбца.</w:t>
-      </w:r>
-    </w:p>
-    <w:tbl>
-      <w:tblPr>
-        <w:tblStyle w:val="TableGrid"/>
-        <w:tblW w:type="auto" w:w="0"/>
-        <w:tblLayout w:type="autofit"/>
-        <w:tblLook w:firstColumn="1" w:firstRow="1" w:lastColumn="0" w:lastRow="0" w:noHBand="0" w:noVBand="1" w:val="04A0"/>
-      </w:tblPr>
-      <w:tblGrid>
-        <w:gridCol w:w="5128"/>
-        <w:gridCol w:w="5128"/>
-      </w:tblGrid>
-      <w:tr>
-        <w:tc>
-          <w:tcPr>
-            <w:tcW w:type="dxa" w:w="5128"/>
-          </w:tcPr>
-          <w:p>
-            <w:pPr>
-              <w:spacing w:after="0" w:line="240" w:lineRule="auto"/>
-            </w:pPr>
-            <w:r>
-              <w:rPr>
-                <w:rFonts w:ascii="Times New Roman" w:hAnsi="Times New Roman" w:eastAsia="Times New Roman"/>
-                <w:b/>
-                <w:color w:val="181A1F"/>
-                <w:sz w:val="28"/>
-              </w:rPr>
-              <w:t>ПОЛНОМОЧИЯ</w:t>
-            </w:r>
-          </w:p>
-        </w:tc>
-        <w:tc>
-          <w:tcPr>
-            <w:tcW w:type="dxa" w:w="5128"/>
-          </w:tcPr>
-          <w:p>
-            <w:pPr>
-              <w:spacing w:after="0" w:line="240" w:lineRule="auto"/>
-            </w:pPr>
-            <w:r>
-              <w:rPr>
-                <w:rFonts w:ascii="Times New Roman" w:hAnsi="Times New Roman" w:eastAsia="Times New Roman"/>
-                <w:b/>
-                <w:color w:val="181A1F"/>
-                <w:sz w:val="28"/>
-              </w:rPr>
-              <w:t>СУБЪЕКТЫ ГОСУДАРСТВЕННОЙ ВЛАСТИ</w:t>
-            </w:r>
-          </w:p>
-        </w:tc>
-      </w:tr>
-      <w:tr>
-        <w:tc>
-          <w:tcPr>
-            <w:tcW w:type="dxa" w:w="5128"/>
-          </w:tcPr>
-          <w:p>
-            <w:pPr>
-              <w:spacing w:after="0" w:line="240" w:lineRule="auto"/>
-            </w:pPr>
-            <w:r>
-              <w:rPr>
-                <w:rFonts w:ascii="Times New Roman" w:hAnsi="Times New Roman" w:eastAsia="Times New Roman"/>
-                <w:color w:val="181A1F"/>
-                <w:sz w:val="28"/>
-              </w:rPr>
-              <w:t>А) утверждение изменения границ между субъектами РФ</w:t>
-              <w:br/>
-              <w:t xml:space="preserve">Б) управление федеральной собственностью </w:t>
-              <w:br/>
-              <w:t>В) назначение на должность Председателя Центрального банка РФ</w:t>
-              <w:br/>
-              <w:t xml:space="preserve">Г) разработка федерального бюджета </w:t>
-              <w:br/>
-              <w:t>Д) осуществление помилования</w:t>
-            </w:r>
-          </w:p>
-        </w:tc>
-        <w:tc>
-          <w:tcPr>
-            <w:tcW w:type="dxa" w:w="5128"/>
-          </w:tcPr>
-          <w:p>
-            <w:pPr>
-              <w:spacing w:after="0" w:line="240" w:lineRule="auto"/>
-            </w:pPr>
-            <w:r>
-              <w:rPr>
-                <w:rFonts w:ascii="Times New Roman" w:hAnsi="Times New Roman" w:eastAsia="Times New Roman"/>
-                <w:color w:val="181A1F"/>
-                <w:sz w:val="28"/>
-              </w:rPr>
-              <w:t>1) Президент РФ</w:t>
-              <w:br/>
-              <w:t>2) Совет Федерации</w:t>
-              <w:br/>
-              <w:t xml:space="preserve">3) Государственная Дума </w:t>
-              <w:br/>
-              <w:t>4) Правительство РФ</w:t>
-            </w:r>
-          </w:p>
-        </w:tc>
-      </w:tr>
-    </w:tbl>
-    <w:p>
-      <w:pPr>
-        <w:widowControl/>
-        <w:spacing w:line="240" w:lineRule="auto" w:after="0"/>
-      </w:pPr>
-      <w:r>
-        <w:rPr>
-          <w:rFonts w:ascii="Times New Roman" w:hAnsi="Times New Roman" w:eastAsia="Times New Roman"/>
-          <w:b w:val="0"/>
-          <w:i w:val="0"/>
-          <w:color w:val="181A1F"/>
-          <w:sz w:val="28"/>
-        </w:rPr>
-        <w:t>Запишите в таблицу выбранные цифры под соответствующими буквами:</w:t>
-      </w:r>
-    </w:p>
-    <w:tbl>
-      <w:tblPr>
-        <w:tblStyle w:val="TableGrid"/>
-        <w:tblW w:type="auto" w:w="0"/>
-        <w:tblLayout w:type="autofit"/>
-        <w:tblLook w:firstColumn="1" w:firstRow="1" w:lastColumn="0" w:lastRow="0" w:noHBand="0" w:noVBand="1" w:val="04A0"/>
-      </w:tblPr>
-      <w:tblGrid>
-        <w:gridCol w:w="2051"/>
-        <w:gridCol w:w="2051"/>
-        <w:gridCol w:w="2051"/>
-        <w:gridCol w:w="2051"/>
-        <w:gridCol w:w="2051"/>
-      </w:tblGrid>
-      <w:tr>
-        <w:tc>
-          <w:tcPr>
-            <w:tcW w:type="dxa" w:w="2051"/>
-          </w:tcPr>
-          <w:p>
-            <w:pPr>
-              <w:spacing w:after="0" w:line="240" w:lineRule="auto"/>
-            </w:pPr>
-            <w:r>
-              <w:rPr>
-                <w:rFonts w:ascii="Times New Roman" w:hAnsi="Times New Roman" w:eastAsia="Times New Roman"/>
-                <w:b/>
-                <w:color w:val="181A1F"/>
-                <w:sz w:val="28"/>
-              </w:rPr>
-              <w:t>A</w:t>
-            </w:r>
-          </w:p>
-        </w:tc>
-        <w:tc>
-          <w:tcPr>
-            <w:tcW w:type="dxa" w:w="2051"/>
-          </w:tcPr>
-          <w:p>
-            <w:pPr>
-              <w:spacing w:after="0" w:line="240" w:lineRule="auto"/>
-            </w:pPr>
-            <w:r>
-              <w:rPr>
-                <w:rFonts w:ascii="Times New Roman" w:hAnsi="Times New Roman" w:eastAsia="Times New Roman"/>
-                <w:b/>
-                <w:color w:val="181A1F"/>
-                <w:sz w:val="28"/>
-              </w:rPr>
-              <w:t>Б</w:t>
-            </w:r>
-          </w:p>
-        </w:tc>
-        <w:tc>
-          <w:tcPr>
-            <w:tcW w:type="dxa" w:w="2051"/>
-          </w:tcPr>
-          <w:p>
-            <w:pPr>
-              <w:spacing w:after="0" w:line="240" w:lineRule="auto"/>
-            </w:pPr>
-            <w:r>
-              <w:rPr>
-                <w:rFonts w:ascii="Times New Roman" w:hAnsi="Times New Roman" w:eastAsia="Times New Roman"/>
-                <w:b/>
-                <w:color w:val="181A1F"/>
-                <w:sz w:val="28"/>
-              </w:rPr>
-              <w:t>В</w:t>
-            </w:r>
-          </w:p>
-        </w:tc>
-        <w:tc>
-          <w:tcPr>
-            <w:tcW w:type="dxa" w:w="2051"/>
-          </w:tcPr>
-          <w:p>
-            <w:pPr>
-              <w:spacing w:after="0" w:line="240" w:lineRule="auto"/>
-            </w:pPr>
-            <w:r>
-              <w:rPr>
-                <w:rFonts w:ascii="Times New Roman" w:hAnsi="Times New Roman" w:eastAsia="Times New Roman"/>
-                <w:b/>
-                <w:color w:val="181A1F"/>
-                <w:sz w:val="28"/>
-              </w:rPr>
-              <w:t>Г</w:t>
-            </w:r>
-          </w:p>
-        </w:tc>
-        <w:tc>
-          <w:tcPr>
-            <w:tcW w:type="dxa" w:w="2051"/>
-          </w:tcPr>
-          <w:p>
-            <w:pPr>
-              <w:spacing w:after="0" w:line="240" w:lineRule="auto"/>
-            </w:pPr>
-            <w:r>
-              <w:rPr>
-                <w:rFonts w:ascii="Times New Roman" w:hAnsi="Times New Roman" w:eastAsia="Times New Roman"/>
-                <w:b/>
-                <w:color w:val="181A1F"/>
-                <w:sz w:val="28"/>
-              </w:rPr>
-              <w:t>Д</w:t>
-            </w:r>
-          </w:p>
-        </w:tc>
-      </w:tr>
-      <w:tr>
-        <w:tc>
-          <w:tcPr>
-            <w:tcW w:type="dxa" w:w="2051"/>
-          </w:tcPr>
-          <w:p>
-            <w:pPr>
-              <w:spacing w:after="0" w:line="240" w:lineRule="auto"/>
-            </w:pPr>
-            <w:r>
-              <w:rPr>
-                <w:rFonts w:ascii="Times New Roman" w:hAnsi="Times New Roman" w:eastAsia="Times New Roman"/>
-                <w:color w:val="181A1F"/>
-                <w:sz w:val="28"/>
-              </w:rPr>
-            </w:r>
-          </w:p>
-        </w:tc>
-        <w:tc>
-          <w:tcPr>
-            <w:tcW w:type="dxa" w:w="2051"/>
-          </w:tcPr>
-          <w:p>
-            <w:pPr>
-              <w:spacing w:after="0" w:line="240" w:lineRule="auto"/>
-            </w:pPr>
-            <w:r>
-              <w:rPr>
-                <w:rFonts w:ascii="Times New Roman" w:hAnsi="Times New Roman" w:eastAsia="Times New Roman"/>
-                <w:color w:val="181A1F"/>
-                <w:sz w:val="28"/>
-              </w:rPr>
-            </w:r>
-          </w:p>
-        </w:tc>
-        <w:tc>
-          <w:tcPr>
-            <w:tcW w:type="dxa" w:w="2051"/>
-          </w:tcPr>
-          <w:p>
-            <w:pPr>
-              <w:spacing w:after="0" w:line="240" w:lineRule="auto"/>
-            </w:pPr>
-            <w:r>
-              <w:rPr>
-                <w:rFonts w:ascii="Times New Roman" w:hAnsi="Times New Roman" w:eastAsia="Times New Roman"/>
-                <w:color w:val="181A1F"/>
-                <w:sz w:val="28"/>
-              </w:rPr>
-            </w:r>
-          </w:p>
-        </w:tc>
-        <w:tc>
-          <w:tcPr>
-            <w:tcW w:type="dxa" w:w="2051"/>
-          </w:tcPr>
-          <w:p>
-            <w:pPr>
-              <w:spacing w:after="0" w:line="240" w:lineRule="auto"/>
-            </w:pPr>
-            <w:r>
-              <w:rPr>
-                <w:rFonts w:ascii="Times New Roman" w:hAnsi="Times New Roman" w:eastAsia="Times New Roman"/>
-                <w:color w:val="181A1F"/>
-                <w:sz w:val="28"/>
-              </w:rPr>
-            </w:r>
-          </w:p>
-        </w:tc>
-        <w:tc>
-          <w:tcPr>
-            <w:tcW w:type="dxa" w:w="2051"/>
-          </w:tcPr>
-          <w:p>
-            <w:pPr>
-              <w:spacing w:after="0" w:line="240" w:lineRule="auto"/>
-            </w:pPr>
-            <w:r>
-              <w:rPr>
-                <w:rFonts w:ascii="Times New Roman" w:hAnsi="Times New Roman" w:eastAsia="Times New Roman"/>
-                <w:color w:val="181A1F"/>
-                <w:sz w:val="28"/>
-              </w:rPr>
-            </w:r>
-          </w:p>
-        </w:tc>
-      </w:tr>
-    </w:tbl>
-    <w:p>
-      <w:pPr>
-        <w:keepNext/>
-        <w:widowControl/>
-        <w:spacing w:line="240" w:lineRule="auto" w:after="0" w:before="120"/>
-      </w:pPr>
-      <w:r>
-        <w:rPr>
-          <w:rFonts w:ascii="Times New Roman" w:hAnsi="Times New Roman" w:eastAsia="Times New Roman"/>
-          <w:b/>
-          <w:color w:val="181A1F"/>
-          <w:sz w:val="28"/>
-        </w:rPr>
-        <w:t>11.</w:t>
-      </w:r>
-    </w:p>
-    <w:p>
-      <w:pPr>
-        <w:widowControl/>
-        <w:spacing w:line="240" w:lineRule="auto" w:after="0"/>
-      </w:pPr>
-      <w:r>
-        <w:rPr>
-          <w:rFonts w:ascii="Times New Roman" w:hAnsi="Times New Roman" w:eastAsia="Times New Roman"/>
-          <w:b w:val="0"/>
-          <w:i w:val="0"/>
-          <w:color w:val="181A1F"/>
-          <w:sz w:val="28"/>
-        </w:rPr>
-        <w:t>Джон, совершеннолетний дееспособный гражданин государства Z, обратился в полномочный орган государства Z с заявлением об отказе от гражданства, так как решил вступить в российское гражданство. При каких условиях Джон может вступить в гражданство РФ в общем порядке? Запишите цифры, под которыми указаны эти условия.</w:t>
-      </w:r>
-    </w:p>
-    <w:p>
-      <w:pPr>
-        <w:widowControl/>
-        <w:spacing w:line="240" w:lineRule="auto" w:after="0"/>
-      </w:pPr>
-      <w:r>
-        <w:rPr>
-          <w:rFonts w:ascii="Times New Roman" w:hAnsi="Times New Roman" w:eastAsia="Times New Roman"/>
-          <w:b w:val="0"/>
-          <w:i w:val="0"/>
-          <w:color w:val="181A1F"/>
-          <w:sz w:val="28"/>
-        </w:rPr>
-        <w:t>1) наличие среднего общего образования</w:t>
-      </w:r>
-    </w:p>
-    <w:p>
-      <w:pPr>
-        <w:widowControl/>
-        <w:spacing w:line="240" w:lineRule="auto" w:after="0"/>
-      </w:pPr>
-      <w:r>
-        <w:rPr>
-          <w:rFonts w:ascii="Times New Roman" w:hAnsi="Times New Roman" w:eastAsia="Times New Roman"/>
-          <w:b w:val="0"/>
-          <w:i w:val="0"/>
-          <w:color w:val="181A1F"/>
           <w:sz w:val="28"/>
         </w:rPr>
         <w:t>2) владение русским языком</w:t>
@@ -2901,1424 +3388,212 @@
     </w:p>
     <w:p>
       <w:pPr>
-        <w:widowControl/>
-        <w:spacing w:line="240" w:lineRule="auto" w:after="0"/>
+        <w:keepNext w:val="0"/>
+        <w:spacing w:after="60" w:line="240" w:lineRule="auto"/>
+        <w:jc w:val="both"/>
       </w:pPr>
       <w:r>
         <w:rPr>
           <w:rFonts w:ascii="Times New Roman" w:hAnsi="Times New Roman" w:eastAsia="Times New Roman"/>
           <w:b w:val="0"/>
           <w:i w:val="0"/>
-          <w:color w:val="181A1F"/>
           <w:sz w:val="28"/>
         </w:rPr>
-        <w:t>3) наличие родственников в РФ</w:t>
+        <w:t>3) наличие законного источника средств к существованию</w:t>
       </w:r>
     </w:p>
     <w:p>
       <w:pPr>
-        <w:widowControl/>
-        <w:spacing w:line="240" w:lineRule="auto" w:after="0"/>
+        <w:keepNext w:val="0"/>
+        <w:spacing w:after="60" w:line="240" w:lineRule="auto"/>
+        <w:jc w:val="both"/>
       </w:pPr>
       <w:r>
         <w:rPr>
           <w:rFonts w:ascii="Times New Roman" w:hAnsi="Times New Roman" w:eastAsia="Times New Roman"/>
           <w:b w:val="0"/>
           <w:i w:val="0"/>
-          <w:color w:val="181A1F"/>
           <w:sz w:val="28"/>
         </w:rPr>
-        <w:t>4) наличие собственности в РФ</w:t>
+        <w:t>4) заключение брака с гражданкой РФ</w:t>
       </w:r>
     </w:p>
     <w:p>
       <w:pPr>
-        <w:widowControl/>
-        <w:spacing w:line="240" w:lineRule="auto" w:after="0"/>
+        <w:keepNext w:val="0"/>
+        <w:spacing w:after="60" w:line="240" w:lineRule="auto"/>
+        <w:jc w:val="both"/>
       </w:pPr>
       <w:r>
         <w:rPr>
           <w:rFonts w:ascii="Times New Roman" w:hAnsi="Times New Roman" w:eastAsia="Times New Roman"/>
           <w:b w:val="0"/>
           <w:i w:val="0"/>
-          <w:color w:val="181A1F"/>
           <w:sz w:val="28"/>
         </w:rPr>
-        <w:t>5) наличие законного источника средств к существованию</w:t>
+        <w:t>5) непрерывное проживание на территории РФ в течение пяти лет</w:t>
       </w:r>
     </w:p>
     <w:p>
       <w:pPr>
-        <w:widowControl/>
-        <w:spacing w:line="240" w:lineRule="auto" w:after="0"/>
+        <w:keepNext w:val="0"/>
+        <w:spacing w:after="60" w:line="240" w:lineRule="auto"/>
+        <w:jc w:val="both"/>
       </w:pPr>
       <w:r>
         <w:rPr>
           <w:rFonts w:ascii="Times New Roman" w:hAnsi="Times New Roman" w:eastAsia="Times New Roman"/>
           <w:b w:val="0"/>
           <w:i w:val="0"/>
-          <w:color w:val="181A1F"/>
           <w:sz w:val="28"/>
         </w:rPr>
-        <w:t>6) обязательство соблюдать Конституцию РФ и законы РФ</w:t>
+        <w:t>6) обязательство соблюдать Конституцию РФ и законы страны</w:t>
       </w:r>
     </w:p>
     <w:p>
       <w:pPr>
-        <w:keepNext/>
-        <w:widowControl/>
-        <w:spacing w:line="240" w:lineRule="auto" w:after="0" w:before="120"/>
-      </w:pPr>
-      <w:r>
-        <w:rPr>
-          <w:rFonts w:ascii="Times New Roman" w:hAnsi="Times New Roman" w:eastAsia="Times New Roman"/>
-          <w:b/>
-          <w:color w:val="181A1F"/>
-          <w:sz w:val="28"/>
-        </w:rPr>
-        <w:t>12.</w:t>
-      </w:r>
-    </w:p>
-    <w:p>
-      <w:pPr>
-        <w:widowControl/>
-        <w:spacing w:line="240" w:lineRule="auto" w:after="0"/>
+        <w:keepNext w:val="0"/>
+        <w:spacing w:after="60" w:line="240" w:lineRule="auto"/>
+        <w:jc w:val="both"/>
       </w:pPr>
       <w:r>
         <w:rPr>
           <w:rFonts w:ascii="Times New Roman" w:hAnsi="Times New Roman" w:eastAsia="Times New Roman"/>
           <w:b w:val="0"/>
           <w:i w:val="0"/>
-          <w:color w:val="181A1F"/>
-          <w:sz w:val="28"/>
-        </w:rPr>
-        <w:t>Что из перечисленного относится к конституционным обязанностям гражданина Российской Федерации? Запишите цифры, под которыми они указаны.</w:t>
-      </w:r>
-    </w:p>
-    <w:p>
-      <w:pPr>
-        <w:widowControl/>
-        <w:spacing w:line="240" w:lineRule="auto" w:after="0"/>
-      </w:pPr>
-      <w:r>
-        <w:rPr>
-          <w:rFonts w:ascii="Times New Roman" w:hAnsi="Times New Roman" w:eastAsia="Times New Roman"/>
-          <w:b w:val="0"/>
-          <w:i w:val="0"/>
-          <w:color w:val="181A1F"/>
-          <w:sz w:val="28"/>
-        </w:rPr>
-        <w:t xml:space="preserve">1) обеспечение родителями получения детьми основного общего образования  </w:t>
-      </w:r>
-    </w:p>
-    <w:p>
-      <w:pPr>
-        <w:widowControl/>
-        <w:spacing w:line="240" w:lineRule="auto" w:after="0"/>
-      </w:pPr>
-      <w:r>
-        <w:rPr>
-          <w:rFonts w:ascii="Times New Roman" w:hAnsi="Times New Roman" w:eastAsia="Times New Roman"/>
-          <w:b w:val="0"/>
-          <w:i w:val="0"/>
-          <w:color w:val="181A1F"/>
-          <w:sz w:val="28"/>
-        </w:rPr>
-        <w:t xml:space="preserve">2) участие в культурной жизни  </w:t>
-      </w:r>
-    </w:p>
-    <w:p>
-      <w:pPr>
-        <w:widowControl/>
-        <w:spacing w:line="240" w:lineRule="auto" w:after="0"/>
-      </w:pPr>
-      <w:r>
-        <w:rPr>
-          <w:rFonts w:ascii="Times New Roman" w:hAnsi="Times New Roman" w:eastAsia="Times New Roman"/>
-          <w:b w:val="0"/>
-          <w:i w:val="0"/>
-          <w:color w:val="181A1F"/>
-          <w:sz w:val="28"/>
-        </w:rPr>
-        <w:t xml:space="preserve">3) защита Отечества  </w:t>
-      </w:r>
-    </w:p>
-    <w:p>
-      <w:pPr>
-        <w:widowControl/>
-        <w:spacing w:line="240" w:lineRule="auto" w:after="0"/>
-      </w:pPr>
-      <w:r>
-        <w:rPr>
-          <w:rFonts w:ascii="Times New Roman" w:hAnsi="Times New Roman" w:eastAsia="Times New Roman"/>
-          <w:b w:val="0"/>
-          <w:i w:val="0"/>
-          <w:color w:val="181A1F"/>
-          <w:sz w:val="28"/>
-        </w:rPr>
-        <w:t xml:space="preserve">4) забота о сохранении исторического и культурного наследия  </w:t>
-      </w:r>
-    </w:p>
-    <w:p>
-      <w:pPr>
-        <w:widowControl/>
-        <w:spacing w:line="240" w:lineRule="auto" w:after="0"/>
-      </w:pPr>
-      <w:r>
-        <w:rPr>
-          <w:rFonts w:ascii="Times New Roman" w:hAnsi="Times New Roman" w:eastAsia="Times New Roman"/>
-          <w:b w:val="0"/>
-          <w:i w:val="0"/>
-          <w:color w:val="181A1F"/>
-          <w:sz w:val="28"/>
-        </w:rPr>
-        <w:t xml:space="preserve">5) бесплатное получение на конкурсной основе высшего образования в государственном образовательном учреждении  </w:t>
-      </w:r>
-    </w:p>
-    <w:p>
-      <w:pPr>
-        <w:keepNext/>
-        <w:widowControl/>
-        <w:spacing w:line="240" w:lineRule="auto" w:after="0" w:before="120"/>
-      </w:pPr>
-      <w:r>
-        <w:rPr>
-          <w:rFonts w:ascii="Times New Roman" w:hAnsi="Times New Roman" w:eastAsia="Times New Roman"/>
-          <w:b/>
-          <w:color w:val="181A1F"/>
-          <w:sz w:val="28"/>
-        </w:rPr>
-        <w:t>13.</w:t>
-      </w:r>
-    </w:p>
-    <w:p>
-      <w:pPr>
-        <w:widowControl/>
-        <w:spacing w:line="240" w:lineRule="auto" w:after="0"/>
-      </w:pPr>
-      <w:r>
-        <w:rPr>
-          <w:rFonts w:ascii="Times New Roman" w:hAnsi="Times New Roman" w:eastAsia="Times New Roman"/>
-          <w:b w:val="0"/>
-          <w:i w:val="0"/>
-          <w:color w:val="181A1F"/>
-          <w:sz w:val="28"/>
-        </w:rPr>
-        <w:t>Выберите верные суждения о законотворческом процессе в РФ и запишите цифры, под которыми они указаны.</w:t>
-      </w:r>
-    </w:p>
-    <w:p>
-      <w:pPr>
-        <w:widowControl/>
-        <w:spacing w:line="240" w:lineRule="auto" w:after="0"/>
-      </w:pPr>
-      <w:r>
-        <w:rPr>
-          <w:rFonts w:ascii="Times New Roman" w:hAnsi="Times New Roman" w:eastAsia="Times New Roman"/>
-          <w:b w:val="0"/>
-          <w:i w:val="0"/>
-          <w:color w:val="181A1F"/>
-          <w:sz w:val="28"/>
-        </w:rPr>
-        <w:t>1) Законотворчество — это вид государственной деятельности, посредством которого воля государства выражается в конкретном законе.</w:t>
-      </w:r>
-    </w:p>
-    <w:p>
-      <w:pPr>
-        <w:widowControl/>
-        <w:spacing w:line="240" w:lineRule="auto" w:after="0"/>
-      </w:pPr>
-      <w:r>
-        <w:rPr>
-          <w:rFonts w:ascii="Times New Roman" w:hAnsi="Times New Roman" w:eastAsia="Times New Roman"/>
-          <w:b w:val="0"/>
-          <w:i w:val="0"/>
-          <w:color w:val="181A1F"/>
-          <w:sz w:val="28"/>
-        </w:rPr>
-        <w:t>2) Процедура принятия законов обычно фиксируется в конституции государства.</w:t>
-      </w:r>
-    </w:p>
-    <w:p>
-      <w:pPr>
-        <w:widowControl/>
-        <w:spacing w:line="240" w:lineRule="auto" w:after="0"/>
-      </w:pPr>
-      <w:r>
-        <w:rPr>
-          <w:rFonts w:ascii="Times New Roman" w:hAnsi="Times New Roman" w:eastAsia="Times New Roman"/>
-          <w:b w:val="0"/>
-          <w:i w:val="0"/>
-          <w:color w:val="181A1F"/>
-          <w:sz w:val="28"/>
-        </w:rPr>
-        <w:t>3) В РФ Президент обладает правом законодательной инициативы.</w:t>
-      </w:r>
-    </w:p>
-    <w:p>
-      <w:pPr>
-        <w:widowControl/>
-        <w:spacing w:line="240" w:lineRule="auto" w:after="0"/>
-      </w:pPr>
-      <w:r>
-        <w:rPr>
-          <w:rFonts w:ascii="Times New Roman" w:hAnsi="Times New Roman" w:eastAsia="Times New Roman"/>
-          <w:b w:val="0"/>
-          <w:i w:val="0"/>
-          <w:color w:val="181A1F"/>
-          <w:sz w:val="28"/>
-        </w:rPr>
-        <w:t>4) Законопроекты, как правило, вносятся в Совет Федерации Федерального Собрания РФ.</w:t>
-      </w:r>
-    </w:p>
-    <w:p>
-      <w:pPr>
-        <w:widowControl/>
-        <w:spacing w:line="240" w:lineRule="auto" w:after="0"/>
-      </w:pPr>
-      <w:r>
-        <w:rPr>
-          <w:rFonts w:ascii="Times New Roman" w:hAnsi="Times New Roman" w:eastAsia="Times New Roman"/>
-          <w:b w:val="0"/>
-          <w:i w:val="0"/>
-          <w:color w:val="181A1F"/>
-          <w:sz w:val="28"/>
-        </w:rPr>
-        <w:t>5) Обсуждение любого законопроекта происходит на заседаниях Правительства РФ.</w:t>
-      </w:r>
-    </w:p>
-    <w:p>
-      <w:pPr>
-        <w:keepNext/>
-        <w:widowControl/>
-        <w:spacing w:line="240" w:lineRule="auto" w:after="0" w:before="120"/>
-      </w:pPr>
-      <w:r>
-        <w:rPr>
-          <w:rFonts w:ascii="Times New Roman" w:hAnsi="Times New Roman" w:eastAsia="Times New Roman"/>
-          <w:b/>
-          <w:color w:val="181A1F"/>
-          <w:sz w:val="28"/>
-        </w:rPr>
-        <w:t>14.</w:t>
-      </w:r>
-    </w:p>
-    <w:p>
-      <w:pPr>
-        <w:widowControl/>
-        <w:spacing w:line="240" w:lineRule="auto" w:after="0"/>
-      </w:pPr>
-      <w:r>
-        <w:rPr>
-          <w:rFonts w:ascii="Times New Roman" w:hAnsi="Times New Roman" w:eastAsia="Times New Roman"/>
-          <w:b w:val="0"/>
-          <w:i w:val="0"/>
-          <w:color w:val="181A1F"/>
-          <w:sz w:val="28"/>
-        </w:rPr>
-        <w:t>Совершеннолетний гражданин иностранного государства, работающий в РФ, решил получить гражданство РФ. Найдите в приведённом списке требования, которым гражданин должен соответствовать для того, чтобы обратиться с заявлением о приёме в гражданство РФ по общему правилу, и запишите цифры, под которыми они указаны.</w:t>
-      </w:r>
-    </w:p>
-    <w:p>
-      <w:pPr>
-        <w:widowControl/>
-        <w:spacing w:line="240" w:lineRule="auto" w:after="0"/>
-      </w:pPr>
-      <w:r>
-        <w:rPr>
-          <w:rFonts w:ascii="Times New Roman" w:hAnsi="Times New Roman" w:eastAsia="Times New Roman"/>
-          <w:b w:val="0"/>
-          <w:i w:val="0"/>
-          <w:color w:val="181A1F"/>
-          <w:sz w:val="28"/>
-        </w:rPr>
-        <w:t>1) наличие образования, соответствующего уровню среднего общего образования в РФ</w:t>
-      </w:r>
-    </w:p>
-    <w:p>
-      <w:pPr>
-        <w:widowControl/>
-        <w:spacing w:line="240" w:lineRule="auto" w:after="0"/>
-      </w:pPr>
-      <w:r>
-        <w:rPr>
-          <w:rFonts w:ascii="Times New Roman" w:hAnsi="Times New Roman" w:eastAsia="Times New Roman"/>
-          <w:b w:val="0"/>
-          <w:i w:val="0"/>
-          <w:color w:val="181A1F"/>
-          <w:sz w:val="28"/>
-        </w:rPr>
-        <w:t>2) приобретение собственности на территории РФ</w:t>
-      </w:r>
-    </w:p>
-    <w:p>
-      <w:pPr>
-        <w:widowControl/>
-        <w:spacing w:line="240" w:lineRule="auto" w:after="0"/>
-      </w:pPr>
-      <w:r>
-        <w:rPr>
-          <w:rFonts w:ascii="Times New Roman" w:hAnsi="Times New Roman" w:eastAsia="Times New Roman"/>
-          <w:b w:val="0"/>
-          <w:i w:val="0"/>
-          <w:color w:val="181A1F"/>
-          <w:sz w:val="28"/>
-        </w:rPr>
-        <w:t>3) обязательство соблюдать Конституцию РФ и законодательство</w:t>
-      </w:r>
-    </w:p>
-    <w:p>
-      <w:pPr>
-        <w:widowControl/>
-        <w:spacing w:line="240" w:lineRule="auto" w:after="0"/>
-      </w:pPr>
-      <w:r>
-        <w:rPr>
-          <w:rFonts w:ascii="Times New Roman" w:hAnsi="Times New Roman" w:eastAsia="Times New Roman"/>
-          <w:b w:val="0"/>
-          <w:i w:val="0"/>
-          <w:color w:val="181A1F"/>
-          <w:sz w:val="28"/>
-        </w:rPr>
-        <w:t>4) наличие законного источника средств к существованию</w:t>
-      </w:r>
-    </w:p>
-    <w:p>
-      <w:pPr>
-        <w:widowControl/>
-        <w:spacing w:line="240" w:lineRule="auto" w:after="0"/>
-      </w:pPr>
-      <w:r>
-        <w:rPr>
-          <w:rFonts w:ascii="Times New Roman" w:hAnsi="Times New Roman" w:eastAsia="Times New Roman"/>
-          <w:b w:val="0"/>
-          <w:i w:val="0"/>
-          <w:color w:val="181A1F"/>
-          <w:sz w:val="28"/>
-        </w:rPr>
-        <w:t>5) владение русским языком</w:t>
-      </w:r>
-    </w:p>
-    <w:p>
-      <w:pPr>
-        <w:widowControl/>
-        <w:spacing w:line="240" w:lineRule="auto" w:after="0"/>
-      </w:pPr>
-      <w:r>
-        <w:rPr>
-          <w:rFonts w:ascii="Times New Roman" w:hAnsi="Times New Roman" w:eastAsia="Times New Roman"/>
-          <w:b w:val="0"/>
-          <w:i w:val="0"/>
-          <w:color w:val="181A1F"/>
-          <w:sz w:val="28"/>
-        </w:rPr>
-        <w:t>6) регистрация брака с гражданкой РФ</w:t>
-      </w:r>
-    </w:p>
-    <w:p>
-      <w:pPr>
-        <w:keepNext/>
-        <w:widowControl/>
-        <w:spacing w:line="240" w:lineRule="auto" w:after="0" w:before="120"/>
-      </w:pPr>
-      <w:r>
-        <w:rPr>
-          <w:rFonts w:ascii="Times New Roman" w:hAnsi="Times New Roman" w:eastAsia="Times New Roman"/>
-          <w:b/>
-          <w:color w:val="181A1F"/>
-          <w:sz w:val="28"/>
-        </w:rPr>
-        <w:t>15.</w:t>
-      </w:r>
-    </w:p>
-    <w:p>
-      <w:pPr>
-        <w:widowControl/>
-        <w:spacing w:line="240" w:lineRule="auto" w:after="0"/>
-      </w:pPr>
-      <w:r>
-        <w:rPr>
-          <w:rFonts w:ascii="Times New Roman" w:hAnsi="Times New Roman" w:eastAsia="Times New Roman"/>
-          <w:b w:val="0"/>
-          <w:i w:val="0"/>
-          <w:color w:val="181A1F"/>
-          <w:sz w:val="28"/>
-        </w:rPr>
-        <w:t>Установите соответствие между полномочиями и субъектами государственной власти Российской Федерации, реализующими эти полномочия: к каждой позиции, данной в первом столбце, подберите соответствующую позицию из второго столбца.</w:t>
-      </w:r>
-    </w:p>
-    <w:tbl>
-      <w:tblPr>
-        <w:tblStyle w:val="TableGrid"/>
-        <w:tblW w:type="auto" w:w="0"/>
-        <w:tblLayout w:type="autofit"/>
-        <w:tblLook w:firstColumn="1" w:firstRow="1" w:lastColumn="0" w:lastRow="0" w:noHBand="0" w:noVBand="1" w:val="04A0"/>
-      </w:tblPr>
-      <w:tblGrid>
-        <w:gridCol w:w="5128"/>
-        <w:gridCol w:w="5128"/>
-      </w:tblGrid>
-      <w:tr>
-        <w:tc>
-          <w:tcPr>
-            <w:tcW w:type="dxa" w:w="5128"/>
-          </w:tcPr>
-          <w:p>
-            <w:pPr>
-              <w:spacing w:after="0" w:line="240" w:lineRule="auto"/>
-            </w:pPr>
-            <w:r>
-              <w:rPr>
-                <w:rFonts w:ascii="Times New Roman" w:hAnsi="Times New Roman" w:eastAsia="Times New Roman"/>
-                <w:b/>
-                <w:color w:val="181A1F"/>
-                <w:sz w:val="28"/>
-              </w:rPr>
-              <w:t>ПОЛНОМОЧИЯ</w:t>
-            </w:r>
-          </w:p>
-        </w:tc>
-        <w:tc>
-          <w:tcPr>
-            <w:tcW w:type="dxa" w:w="5128"/>
-          </w:tcPr>
-          <w:p>
-            <w:pPr>
-              <w:spacing w:after="0" w:line="240" w:lineRule="auto"/>
-            </w:pPr>
-            <w:r>
-              <w:rPr>
-                <w:rFonts w:ascii="Times New Roman" w:hAnsi="Times New Roman" w:eastAsia="Times New Roman"/>
-                <w:b/>
-                <w:color w:val="181A1F"/>
-                <w:sz w:val="28"/>
-              </w:rPr>
-              <w:t>СУБЪЕКТЫ ГОСУДАРСТВЕННОЙ ВЛАСТИ РОССИЙСКОЙ ФЕДЕРАЦИИ</w:t>
-            </w:r>
-          </w:p>
-        </w:tc>
-      </w:tr>
-      <w:tr>
-        <w:tc>
-          <w:tcPr>
-            <w:tcW w:type="dxa" w:w="5128"/>
-          </w:tcPr>
-          <w:p>
-            <w:pPr>
-              <w:spacing w:after="0" w:line="240" w:lineRule="auto"/>
-            </w:pPr>
-            <w:r>
-              <w:rPr>
-                <w:rFonts w:ascii="Times New Roman" w:hAnsi="Times New Roman" w:eastAsia="Times New Roman"/>
-                <w:color w:val="181A1F"/>
-                <w:sz w:val="28"/>
-              </w:rPr>
-              <w:t>А) утверждение изменения границ между субъектами РФ</w:t>
-              <w:br/>
-              <w:t xml:space="preserve">Б) решение вопроса о возможности использования Вооруженных Сил РФ за пределами территории РФ </w:t>
-              <w:br/>
-              <w:t>В) объявление амнистии</w:t>
-              <w:br/>
-              <w:t xml:space="preserve">Г) освобождение от должности Уполномоченного по правам человека </w:t>
-              <w:br/>
-              <w:t>Д) назначение выборов Президента РФ</w:t>
-            </w:r>
-          </w:p>
-        </w:tc>
-        <w:tc>
-          <w:tcPr>
-            <w:tcW w:type="dxa" w:w="5128"/>
-          </w:tcPr>
-          <w:p>
-            <w:pPr>
-              <w:spacing w:after="0" w:line="240" w:lineRule="auto"/>
-            </w:pPr>
-            <w:r>
-              <w:rPr>
-                <w:rFonts w:ascii="Times New Roman" w:hAnsi="Times New Roman" w:eastAsia="Times New Roman"/>
-                <w:color w:val="181A1F"/>
-                <w:sz w:val="28"/>
-              </w:rPr>
-              <w:t>1) Государственная Дума</w:t>
-              <w:br/>
-              <w:t>2) Совет Федерации</w:t>
-            </w:r>
-          </w:p>
-        </w:tc>
-      </w:tr>
-    </w:tbl>
-    <w:p>
-      <w:pPr>
-        <w:widowControl/>
-        <w:spacing w:line="240" w:lineRule="auto" w:after="0"/>
-      </w:pPr>
-      <w:r>
-        <w:rPr>
-          <w:rFonts w:ascii="Times New Roman" w:hAnsi="Times New Roman" w:eastAsia="Times New Roman"/>
-          <w:b w:val="0"/>
-          <w:i w:val="0"/>
-          <w:color w:val="181A1F"/>
-          <w:sz w:val="28"/>
-        </w:rPr>
-        <w:t>Запишите в таблицу выбранные цифры под соответствующими буквами:</w:t>
-      </w:r>
-    </w:p>
-    <w:tbl>
-      <w:tblPr>
-        <w:tblStyle w:val="TableGrid"/>
-        <w:tblW w:type="auto" w:w="0"/>
-        <w:tblLayout w:type="autofit"/>
-        <w:tblLook w:firstColumn="1" w:firstRow="1" w:lastColumn="0" w:lastRow="0" w:noHBand="0" w:noVBand="1" w:val="04A0"/>
-      </w:tblPr>
-      <w:tblGrid>
-        <w:gridCol w:w="2051"/>
-        <w:gridCol w:w="2051"/>
-        <w:gridCol w:w="2051"/>
-        <w:gridCol w:w="2051"/>
-        <w:gridCol w:w="2051"/>
-      </w:tblGrid>
-      <w:tr>
-        <w:tc>
-          <w:tcPr>
-            <w:tcW w:type="dxa" w:w="2051"/>
-          </w:tcPr>
-          <w:p>
-            <w:pPr>
-              <w:spacing w:after="0" w:line="240" w:lineRule="auto"/>
-            </w:pPr>
-            <w:r>
-              <w:rPr>
-                <w:rFonts w:ascii="Times New Roman" w:hAnsi="Times New Roman" w:eastAsia="Times New Roman"/>
-                <w:b/>
-                <w:color w:val="181A1F"/>
-                <w:sz w:val="28"/>
-              </w:rPr>
-              <w:t>A</w:t>
-            </w:r>
-          </w:p>
-        </w:tc>
-        <w:tc>
-          <w:tcPr>
-            <w:tcW w:type="dxa" w:w="2051"/>
-          </w:tcPr>
-          <w:p>
-            <w:pPr>
-              <w:spacing w:after="0" w:line="240" w:lineRule="auto"/>
-            </w:pPr>
-            <w:r>
-              <w:rPr>
-                <w:rFonts w:ascii="Times New Roman" w:hAnsi="Times New Roman" w:eastAsia="Times New Roman"/>
-                <w:b/>
-                <w:color w:val="181A1F"/>
-                <w:sz w:val="28"/>
-              </w:rPr>
-              <w:t>Б</w:t>
-            </w:r>
-          </w:p>
-        </w:tc>
-        <w:tc>
-          <w:tcPr>
-            <w:tcW w:type="dxa" w:w="2051"/>
-          </w:tcPr>
-          <w:p>
-            <w:pPr>
-              <w:spacing w:after="0" w:line="240" w:lineRule="auto"/>
-            </w:pPr>
-            <w:r>
-              <w:rPr>
-                <w:rFonts w:ascii="Times New Roman" w:hAnsi="Times New Roman" w:eastAsia="Times New Roman"/>
-                <w:b/>
-                <w:color w:val="181A1F"/>
-                <w:sz w:val="28"/>
-              </w:rPr>
-              <w:t>В</w:t>
-            </w:r>
-          </w:p>
-        </w:tc>
-        <w:tc>
-          <w:tcPr>
-            <w:tcW w:type="dxa" w:w="2051"/>
-          </w:tcPr>
-          <w:p>
-            <w:pPr>
-              <w:spacing w:after="0" w:line="240" w:lineRule="auto"/>
-            </w:pPr>
-            <w:r>
-              <w:rPr>
-                <w:rFonts w:ascii="Times New Roman" w:hAnsi="Times New Roman" w:eastAsia="Times New Roman"/>
-                <w:b/>
-                <w:color w:val="181A1F"/>
-                <w:sz w:val="28"/>
-              </w:rPr>
-              <w:t>Г</w:t>
-            </w:r>
-          </w:p>
-        </w:tc>
-        <w:tc>
-          <w:tcPr>
-            <w:tcW w:type="dxa" w:w="2051"/>
-          </w:tcPr>
-          <w:p>
-            <w:pPr>
-              <w:spacing w:after="0" w:line="240" w:lineRule="auto"/>
-            </w:pPr>
-            <w:r>
-              <w:rPr>
-                <w:rFonts w:ascii="Times New Roman" w:hAnsi="Times New Roman" w:eastAsia="Times New Roman"/>
-                <w:b/>
-                <w:color w:val="181A1F"/>
-                <w:sz w:val="28"/>
-              </w:rPr>
-              <w:t>Д</w:t>
-            </w:r>
-          </w:p>
-        </w:tc>
-      </w:tr>
-      <w:tr>
-        <w:tc>
-          <w:tcPr>
-            <w:tcW w:type="dxa" w:w="2051"/>
-          </w:tcPr>
-          <w:p>
-            <w:pPr>
-              <w:spacing w:after="0" w:line="240" w:lineRule="auto"/>
-            </w:pPr>
-            <w:r>
-              <w:rPr>
-                <w:rFonts w:ascii="Times New Roman" w:hAnsi="Times New Roman" w:eastAsia="Times New Roman"/>
-                <w:color w:val="181A1F"/>
-                <w:sz w:val="28"/>
-              </w:rPr>
-            </w:r>
-          </w:p>
-        </w:tc>
-        <w:tc>
-          <w:tcPr>
-            <w:tcW w:type="dxa" w:w="2051"/>
-          </w:tcPr>
-          <w:p>
-            <w:pPr>
-              <w:spacing w:after="0" w:line="240" w:lineRule="auto"/>
-            </w:pPr>
-            <w:r>
-              <w:rPr>
-                <w:rFonts w:ascii="Times New Roman" w:hAnsi="Times New Roman" w:eastAsia="Times New Roman"/>
-                <w:color w:val="181A1F"/>
-                <w:sz w:val="28"/>
-              </w:rPr>
-            </w:r>
-          </w:p>
-        </w:tc>
-        <w:tc>
-          <w:tcPr>
-            <w:tcW w:type="dxa" w:w="2051"/>
-          </w:tcPr>
-          <w:p>
-            <w:pPr>
-              <w:spacing w:after="0" w:line="240" w:lineRule="auto"/>
-            </w:pPr>
-            <w:r>
-              <w:rPr>
-                <w:rFonts w:ascii="Times New Roman" w:hAnsi="Times New Roman" w:eastAsia="Times New Roman"/>
-                <w:color w:val="181A1F"/>
-                <w:sz w:val="28"/>
-              </w:rPr>
-            </w:r>
-          </w:p>
-        </w:tc>
-        <w:tc>
-          <w:tcPr>
-            <w:tcW w:type="dxa" w:w="2051"/>
-          </w:tcPr>
-          <w:p>
-            <w:pPr>
-              <w:spacing w:after="0" w:line="240" w:lineRule="auto"/>
-            </w:pPr>
-            <w:r>
-              <w:rPr>
-                <w:rFonts w:ascii="Times New Roman" w:hAnsi="Times New Roman" w:eastAsia="Times New Roman"/>
-                <w:color w:val="181A1F"/>
-                <w:sz w:val="28"/>
-              </w:rPr>
-            </w:r>
-          </w:p>
-        </w:tc>
-        <w:tc>
-          <w:tcPr>
-            <w:tcW w:type="dxa" w:w="2051"/>
-          </w:tcPr>
-          <w:p>
-            <w:pPr>
-              <w:spacing w:after="0" w:line="240" w:lineRule="auto"/>
-            </w:pPr>
-            <w:r>
-              <w:rPr>
-                <w:rFonts w:ascii="Times New Roman" w:hAnsi="Times New Roman" w:eastAsia="Times New Roman"/>
-                <w:color w:val="181A1F"/>
-                <w:sz w:val="28"/>
-              </w:rPr>
-            </w:r>
-          </w:p>
-        </w:tc>
-      </w:tr>
-    </w:tbl>
-    <w:p>
-      <w:pPr>
-        <w:keepNext/>
-        <w:widowControl/>
-        <w:spacing w:line="240" w:lineRule="auto" w:after="0" w:before="120"/>
-      </w:pPr>
-      <w:r>
-        <w:rPr>
-          <w:rFonts w:ascii="Times New Roman" w:hAnsi="Times New Roman" w:eastAsia="Times New Roman"/>
-          <w:b/>
-          <w:color w:val="181A1F"/>
-          <w:sz w:val="28"/>
-        </w:rPr>
-        <w:t>16.</w:t>
-      </w:r>
-    </w:p>
-    <w:p>
-      <w:pPr>
-        <w:widowControl/>
-        <w:spacing w:line="240" w:lineRule="auto" w:after="0"/>
-      </w:pPr>
-      <w:r>
-        <w:rPr>
-          <w:rFonts w:ascii="Times New Roman" w:hAnsi="Times New Roman" w:eastAsia="Times New Roman"/>
-          <w:b w:val="0"/>
-          <w:i w:val="0"/>
-          <w:color w:val="181A1F"/>
-          <w:sz w:val="28"/>
-        </w:rPr>
-        <w:t>Установите соответствие между полномочиями и субъектами государственной власти Российской Федерации, реализующими эти полномочия: к каждой позиции, данной в первом столбце, подберите соответствующую позицию из второго столбца.</w:t>
-      </w:r>
-    </w:p>
-    <w:tbl>
-      <w:tblPr>
-        <w:tblStyle w:val="TableGrid"/>
-        <w:tblW w:type="auto" w:w="0"/>
-        <w:tblLayout w:type="autofit"/>
-        <w:tblLook w:firstColumn="1" w:firstRow="1" w:lastColumn="0" w:lastRow="0" w:noHBand="0" w:noVBand="1" w:val="04A0"/>
-      </w:tblPr>
-      <w:tblGrid>
-        <w:gridCol w:w="5128"/>
-        <w:gridCol w:w="5128"/>
-      </w:tblGrid>
-      <w:tr>
-        <w:tc>
-          <w:tcPr>
-            <w:tcW w:type="dxa" w:w="5128"/>
-          </w:tcPr>
-          <w:p>
-            <w:pPr>
-              <w:spacing w:after="0" w:line="240" w:lineRule="auto"/>
-            </w:pPr>
-            <w:r>
-              <w:rPr>
-                <w:rFonts w:ascii="Times New Roman" w:hAnsi="Times New Roman" w:eastAsia="Times New Roman"/>
-                <w:b/>
-                <w:color w:val="181A1F"/>
-                <w:sz w:val="28"/>
-              </w:rPr>
-              <w:t>ПОЛНОМОЧИЯ</w:t>
-            </w:r>
-          </w:p>
-        </w:tc>
-        <w:tc>
-          <w:tcPr>
-            <w:tcW w:type="dxa" w:w="5128"/>
-          </w:tcPr>
-          <w:p>
-            <w:pPr>
-              <w:spacing w:after="0" w:line="240" w:lineRule="auto"/>
-            </w:pPr>
-            <w:r>
-              <w:rPr>
-                <w:rFonts w:ascii="Times New Roman" w:hAnsi="Times New Roman" w:eastAsia="Times New Roman"/>
-                <w:b/>
-                <w:color w:val="181A1F"/>
-                <w:sz w:val="28"/>
-              </w:rPr>
-              <w:t>СУБЪЕКТЫ ГОСУДАРСТВЕННОЙ ВЛАСТИ РОССИЙСКОЙ ФЕДЕРАЦИИ</w:t>
-            </w:r>
-          </w:p>
-        </w:tc>
-      </w:tr>
-      <w:tr>
-        <w:tc>
-          <w:tcPr>
-            <w:tcW w:type="dxa" w:w="5128"/>
-          </w:tcPr>
-          <w:p>
-            <w:pPr>
-              <w:spacing w:after="0" w:line="240" w:lineRule="auto"/>
-            </w:pPr>
-            <w:r>
-              <w:rPr>
-                <w:rFonts w:ascii="Times New Roman" w:hAnsi="Times New Roman" w:eastAsia="Times New Roman"/>
-                <w:color w:val="181A1F"/>
-                <w:sz w:val="28"/>
-              </w:rPr>
-              <w:t xml:space="preserve">А) заслушивание ежегодных докладов Генерального прокурора Российской Федерации о состоянии законности и правопорядка в Российской Федерации </w:t>
-              <w:br/>
-              <w:t>Б) утверждение изменения границ между субъектами Российской Федерации</w:t>
-              <w:br/>
-              <w:t>В) объявление амнистии</w:t>
-              <w:br/>
-              <w:t>Г) разрешение споров о компетенции между федеральными органами государственной власти</w:t>
-              <w:br/>
-              <w:t>Д) назначение выборов Президента Российской Федерации</w:t>
-            </w:r>
-          </w:p>
-        </w:tc>
-        <w:tc>
-          <w:tcPr>
-            <w:tcW w:type="dxa" w:w="5128"/>
-          </w:tcPr>
-          <w:p>
-            <w:pPr>
-              <w:spacing w:after="0" w:line="240" w:lineRule="auto"/>
-            </w:pPr>
-            <w:r>
-              <w:rPr>
-                <w:rFonts w:ascii="Times New Roman" w:hAnsi="Times New Roman" w:eastAsia="Times New Roman"/>
-                <w:color w:val="181A1F"/>
-                <w:sz w:val="28"/>
-              </w:rPr>
-              <w:t>1) Совет Федерации</w:t>
-              <w:br/>
-              <w:t>2) Государственная Дума</w:t>
-              <w:br/>
-              <w:t>3) Конституционный Суд Российской Федерации</w:t>
-            </w:r>
-          </w:p>
-        </w:tc>
-      </w:tr>
-    </w:tbl>
-    <w:p>
-      <w:pPr>
-        <w:widowControl/>
-        <w:spacing w:line="240" w:lineRule="auto" w:after="0"/>
-      </w:pPr>
-      <w:r>
-        <w:rPr>
-          <w:rFonts w:ascii="Times New Roman" w:hAnsi="Times New Roman" w:eastAsia="Times New Roman"/>
-          <w:b w:val="0"/>
-          <w:i w:val="0"/>
-          <w:color w:val="181A1F"/>
-          <w:sz w:val="28"/>
-        </w:rPr>
-        <w:t>Запишите в таблицу выбранные цифры под соответствующими буквами:</w:t>
-      </w:r>
-    </w:p>
-    <w:tbl>
-      <w:tblPr>
-        <w:tblStyle w:val="TableGrid"/>
-        <w:tblW w:type="auto" w:w="0"/>
-        <w:tblLayout w:type="autofit"/>
-        <w:tblLook w:firstColumn="1" w:firstRow="1" w:lastColumn="0" w:lastRow="0" w:noHBand="0" w:noVBand="1" w:val="04A0"/>
-      </w:tblPr>
-      <w:tblGrid>
-        <w:gridCol w:w="2051"/>
-        <w:gridCol w:w="2051"/>
-        <w:gridCol w:w="2051"/>
-        <w:gridCol w:w="2051"/>
-        <w:gridCol w:w="2051"/>
-      </w:tblGrid>
-      <w:tr>
-        <w:tc>
-          <w:tcPr>
-            <w:tcW w:type="dxa" w:w="2051"/>
-          </w:tcPr>
-          <w:p>
-            <w:pPr>
-              <w:spacing w:after="0" w:line="240" w:lineRule="auto"/>
-            </w:pPr>
-            <w:r>
-              <w:rPr>
-                <w:rFonts w:ascii="Times New Roman" w:hAnsi="Times New Roman" w:eastAsia="Times New Roman"/>
-                <w:b/>
-                <w:color w:val="181A1F"/>
-                <w:sz w:val="28"/>
-              </w:rPr>
-              <w:t>A</w:t>
-            </w:r>
-          </w:p>
-        </w:tc>
-        <w:tc>
-          <w:tcPr>
-            <w:tcW w:type="dxa" w:w="2051"/>
-          </w:tcPr>
-          <w:p>
-            <w:pPr>
-              <w:spacing w:after="0" w:line="240" w:lineRule="auto"/>
-            </w:pPr>
-            <w:r>
-              <w:rPr>
-                <w:rFonts w:ascii="Times New Roman" w:hAnsi="Times New Roman" w:eastAsia="Times New Roman"/>
-                <w:b/>
-                <w:color w:val="181A1F"/>
-                <w:sz w:val="28"/>
-              </w:rPr>
-              <w:t>Б</w:t>
-            </w:r>
-          </w:p>
-        </w:tc>
-        <w:tc>
-          <w:tcPr>
-            <w:tcW w:type="dxa" w:w="2051"/>
-          </w:tcPr>
-          <w:p>
-            <w:pPr>
-              <w:spacing w:after="0" w:line="240" w:lineRule="auto"/>
-            </w:pPr>
-            <w:r>
-              <w:rPr>
-                <w:rFonts w:ascii="Times New Roman" w:hAnsi="Times New Roman" w:eastAsia="Times New Roman"/>
-                <w:b/>
-                <w:color w:val="181A1F"/>
-                <w:sz w:val="28"/>
-              </w:rPr>
-              <w:t>В</w:t>
-            </w:r>
-          </w:p>
-        </w:tc>
-        <w:tc>
-          <w:tcPr>
-            <w:tcW w:type="dxa" w:w="2051"/>
-          </w:tcPr>
-          <w:p>
-            <w:pPr>
-              <w:spacing w:after="0" w:line="240" w:lineRule="auto"/>
-            </w:pPr>
-            <w:r>
-              <w:rPr>
-                <w:rFonts w:ascii="Times New Roman" w:hAnsi="Times New Roman" w:eastAsia="Times New Roman"/>
-                <w:b/>
-                <w:color w:val="181A1F"/>
-                <w:sz w:val="28"/>
-              </w:rPr>
-              <w:t>Г</w:t>
-            </w:r>
-          </w:p>
-        </w:tc>
-        <w:tc>
-          <w:tcPr>
-            <w:tcW w:type="dxa" w:w="2051"/>
-          </w:tcPr>
-          <w:p>
-            <w:pPr>
-              <w:spacing w:after="0" w:line="240" w:lineRule="auto"/>
-            </w:pPr>
-            <w:r>
-              <w:rPr>
-                <w:rFonts w:ascii="Times New Roman" w:hAnsi="Times New Roman" w:eastAsia="Times New Roman"/>
-                <w:b/>
-                <w:color w:val="181A1F"/>
-                <w:sz w:val="28"/>
-              </w:rPr>
-              <w:t>Д</w:t>
-            </w:r>
-          </w:p>
-        </w:tc>
-      </w:tr>
-      <w:tr>
-        <w:tc>
-          <w:tcPr>
-            <w:tcW w:type="dxa" w:w="2051"/>
-          </w:tcPr>
-          <w:p>
-            <w:pPr>
-              <w:spacing w:after="0" w:line="240" w:lineRule="auto"/>
-            </w:pPr>
-            <w:r>
-              <w:rPr>
-                <w:rFonts w:ascii="Times New Roman" w:hAnsi="Times New Roman" w:eastAsia="Times New Roman"/>
-                <w:color w:val="181A1F"/>
-                <w:sz w:val="28"/>
-              </w:rPr>
-            </w:r>
-          </w:p>
-        </w:tc>
-        <w:tc>
-          <w:tcPr>
-            <w:tcW w:type="dxa" w:w="2051"/>
-          </w:tcPr>
-          <w:p>
-            <w:pPr>
-              <w:spacing w:after="0" w:line="240" w:lineRule="auto"/>
-            </w:pPr>
-            <w:r>
-              <w:rPr>
-                <w:rFonts w:ascii="Times New Roman" w:hAnsi="Times New Roman" w:eastAsia="Times New Roman"/>
-                <w:color w:val="181A1F"/>
-                <w:sz w:val="28"/>
-              </w:rPr>
-            </w:r>
-          </w:p>
-        </w:tc>
-        <w:tc>
-          <w:tcPr>
-            <w:tcW w:type="dxa" w:w="2051"/>
-          </w:tcPr>
-          <w:p>
-            <w:pPr>
-              <w:spacing w:after="0" w:line="240" w:lineRule="auto"/>
-            </w:pPr>
-            <w:r>
-              <w:rPr>
-                <w:rFonts w:ascii="Times New Roman" w:hAnsi="Times New Roman" w:eastAsia="Times New Roman"/>
-                <w:color w:val="181A1F"/>
-                <w:sz w:val="28"/>
-              </w:rPr>
-            </w:r>
-          </w:p>
-        </w:tc>
-        <w:tc>
-          <w:tcPr>
-            <w:tcW w:type="dxa" w:w="2051"/>
-          </w:tcPr>
-          <w:p>
-            <w:pPr>
-              <w:spacing w:after="0" w:line="240" w:lineRule="auto"/>
-            </w:pPr>
-            <w:r>
-              <w:rPr>
-                <w:rFonts w:ascii="Times New Roman" w:hAnsi="Times New Roman" w:eastAsia="Times New Roman"/>
-                <w:color w:val="181A1F"/>
-                <w:sz w:val="28"/>
-              </w:rPr>
-            </w:r>
-          </w:p>
-        </w:tc>
-        <w:tc>
-          <w:tcPr>
-            <w:tcW w:type="dxa" w:w="2051"/>
-          </w:tcPr>
-          <w:p>
-            <w:pPr>
-              <w:spacing w:after="0" w:line="240" w:lineRule="auto"/>
-            </w:pPr>
-            <w:r>
-              <w:rPr>
-                <w:rFonts w:ascii="Times New Roman" w:hAnsi="Times New Roman" w:eastAsia="Times New Roman"/>
-                <w:color w:val="181A1F"/>
-                <w:sz w:val="28"/>
-              </w:rPr>
-            </w:r>
-          </w:p>
-        </w:tc>
-      </w:tr>
-    </w:tbl>
-    <w:p>
-      <w:pPr>
-        <w:widowControl/>
-        <w:spacing w:line="240" w:lineRule="auto" w:after="0"/>
-      </w:pPr>
-      <w:r>
-        <w:rPr>
-          <w:rFonts w:ascii="Times New Roman" w:hAnsi="Times New Roman" w:eastAsia="Times New Roman"/>
-          <w:color w:val="181A1F"/>
-          <w:sz w:val="28"/>
-        </w:rPr>
-        <w:br w:type="page"/>
-      </w:r>
-    </w:p>
-    <w:p>
-      <w:pPr>
-        <w:pStyle w:val="Heading1"/>
-        <w:keepNext/>
-        <w:widowControl/>
-        <w:spacing w:line="240" w:lineRule="auto" w:after="60" w:before="160"/>
-      </w:pPr>
-      <w:r>
-        <w:rPr>
-          <w:rFonts w:ascii="Times New Roman" w:hAnsi="Times New Roman" w:eastAsia="Times New Roman"/>
-          <w:b/>
-          <w:color w:val="181A1F"/>
-          <w:sz w:val="28"/>
-        </w:rPr>
-        <w:t>Часть 2</w:t>
-      </w:r>
-    </w:p>
-    <w:p>
-      <w:pPr>
-        <w:widowControl/>
-        <w:spacing w:line="240" w:lineRule="auto" w:after="0"/>
-      </w:pPr>
-      <w:r>
-        <w:rPr>
-          <w:rFonts w:ascii="Times New Roman" w:hAnsi="Times New Roman" w:eastAsia="Times New Roman"/>
-          <w:color w:val="181A1F"/>
-          <w:sz w:val="28"/>
-        </w:rPr>
-        <w:t>Для заданий 17–25 запишите полный развёрнутый ответ. Каждый вопрос самодостаточен и тематически соответствует варианту.</w:t>
-      </w:r>
-    </w:p>
-    <w:p>
-      <w:pPr>
-        <w:keepNext/>
-        <w:widowControl/>
-        <w:spacing w:line="240" w:lineRule="auto" w:after="0" w:before="120"/>
-      </w:pPr>
-      <w:r>
-        <w:rPr>
-          <w:rFonts w:ascii="Times New Roman" w:hAnsi="Times New Roman" w:eastAsia="Times New Roman"/>
-          <w:b/>
-          <w:color w:val="181A1F"/>
-          <w:sz w:val="28"/>
-        </w:rPr>
-        <w:t>17.</w:t>
-      </w:r>
-    </w:p>
-    <w:p>
-      <w:pPr>
-        <w:widowControl/>
-        <w:spacing w:line="240" w:lineRule="auto" w:after="0"/>
-      </w:pPr>
-      <w:r>
-        <w:rPr>
-          <w:rFonts w:ascii="Times New Roman" w:hAnsi="Times New Roman" w:eastAsia="Times New Roman"/>
-          <w:b w:val="0"/>
-          <w:i w:val="0"/>
-          <w:color w:val="181A1F"/>
-          <w:sz w:val="28"/>
-        </w:rPr>
-        <w:t xml:space="preserve">Экономические права обеспечивают человеку свободное распоряжение факторами производственной (хозяйственной) деятельности, составляющей основу существования и развития общества. Они призваны дать возможность индивидам свободно искать и находить источники дохода и поддержки собственной жизнедеятельности и жизнедеятельности своих близких. Выделяются следующие особенности экономических нрав: распространение на определённую, социально-экономическую область жизни человека; допустимость рекомендательных нестрогих формулировок; зависимость реализации от состояния экономики и ресурсов. Детализация социально-экономических прав происходит в текущем законодательстве (трудовом, семейном, гражданском и т.д.). В отличие от политических прав, экономические права и свободы имеют не государственное, а естественное, социальное происхождение, так как люди объективно вынуждены вступать между собой в отношения по поводу создания, перемещения, обмена и потребления материальных благ. С возникновением государства эти отношения лишь приобретают юридический характер, но не меняют своей естественно-правовой природы. Это подтверждает и Конституция Российской Федерации, которая закрепляет право частной собственности и право свободного использования своих способностей и имущества для предпринимательской и иной не запрещённой законом экономической деятельности в качестве прав, принадлежащих каждому лицу (статьи 34. 35). </w:t>
-      </w:r>
-    </w:p>
-    <w:p>
-      <w:pPr>
-        <w:widowControl/>
-        <w:spacing w:line="240" w:lineRule="auto" w:after="0"/>
-      </w:pPr>
-      <w:r>
-        <w:rPr>
-          <w:rFonts w:ascii="Times New Roman" w:hAnsi="Times New Roman" w:eastAsia="Times New Roman"/>
-          <w:b w:val="0"/>
-          <w:i w:val="0"/>
-          <w:color w:val="181A1F"/>
-          <w:sz w:val="28"/>
-        </w:rPr>
-        <w:t xml:space="preserve">(По А.С. Сахаровой) </w:t>
-      </w:r>
-    </w:p>
-    <w:p>
-      <w:pPr>
-        <w:widowControl/>
-        <w:spacing w:line="240" w:lineRule="auto" w:after="0"/>
-      </w:pPr>
-      <w:r>
-        <w:rPr>
-          <w:rFonts w:ascii="Times New Roman" w:hAnsi="Times New Roman" w:eastAsia="Times New Roman"/>
-          <w:b w:val="0"/>
-          <w:i w:val="0"/>
-          <w:color w:val="181A1F"/>
-          <w:sz w:val="28"/>
-        </w:rPr>
-        <w:t>Как автор характеризует роль экономических прав в жизни человека? Какие три особенности экономических прав выделены в тексте? Какое отличие экономических прав и свобод от политических прав указано в тексте?</w:t>
-      </w:r>
-    </w:p>
-    <w:p>
-      <w:pPr>
-        <w:widowControl/>
-        <w:spacing w:line="240" w:lineRule="auto" w:after="0"/>
-      </w:pPr>
-      <w:r>
-        <w:rPr>
-          <w:rFonts w:ascii="Times New Roman" w:hAnsi="Times New Roman" w:eastAsia="Times New Roman"/>
-          <w:color w:val="181A1F"/>
           <w:sz w:val="28"/>
         </w:rPr>
         <w:t>Ответ:</w:t>
       </w:r>
     </w:p>
     <w:p>
+      <w:r>
+        <w:br w:type="page"/>
+      </w:r>
+    </w:p>
+    <w:p>
       <w:pPr>
         <w:keepNext/>
-        <w:widowControl/>
-        <w:spacing w:line="240" w:lineRule="auto" w:after="0" w:before="120"/>
+        <w:spacing w:after="60" w:line="240" w:lineRule="auto"/>
+        <w:jc w:val="both"/>
       </w:pPr>
       <w:r>
         <w:rPr>
           <w:rFonts w:ascii="Times New Roman" w:hAnsi="Times New Roman" w:eastAsia="Times New Roman"/>
           <w:b/>
-          <w:color w:val="181A1F"/>
+          <w:i w:val="0"/>
           <w:sz w:val="28"/>
         </w:rPr>
-        <w:t>18.</w:t>
+        <w:t>Вторая часть</w:t>
       </w:r>
     </w:p>
     <w:p>
       <w:pPr>
-        <w:widowControl/>
-        <w:spacing w:line="240" w:lineRule="auto" w:after="0"/>
+        <w:keepNext w:val="0"/>
+        <w:spacing w:after="60" w:line="240" w:lineRule="auto"/>
+        <w:jc w:val="both"/>
       </w:pPr>
       <w:r>
         <w:rPr>
           <w:rFonts w:ascii="Times New Roman" w:hAnsi="Times New Roman" w:eastAsia="Times New Roman"/>
           <w:b w:val="0"/>
           <w:i w:val="0"/>
-          <w:color w:val="181A1F"/>
           <w:sz w:val="28"/>
         </w:rPr>
-        <w:t xml:space="preserve">Права человека есть система, упорядоченная своим структурным строением, первичными элементами которой являются отдельные права. </w:t>
+        <w:t>Современный мир зависит от непрерывной коммуникации, или взаимодействия, между людьми, пространственно отдалёнными друг от друга. Если бы не коммуникации через пространство, школьное образование для широких масс было бы невозможно, да и не нужно. В традиционных культурах знания в основном были тем, что антрополог Клиффорд Гиртц называл локальными знаниями. Местные сообщества жили в соответствии со своими традициями, и, хотя общие идеи в культуре, постепенно распространяясь, охватывали всё большие территории, процесс распространения культуры являлся чрезвычайно длительным, медленным и непостоянным. Сегодня мы живём в «едином мире», который совершенно невозможно было представить для кого-то, жившего до XIX века. Мы следим за событиями и положением дел за тысячи километров от нас, электронные средства коммуникаций позволяют делать это почти непрерывно. Развитие информационных технологий и распространение информации являются такой же частью прогресса современного общества, как и любой аспект промышленного производства. В XX столетии высокоскоростной транспорт и электронные средства коммуникации ускорили глобальное распространение информации.</w:t>
       </w:r>
     </w:p>
     <w:p>
       <w:pPr>
-        <w:widowControl/>
-        <w:spacing w:line="240" w:lineRule="auto" w:after="0"/>
+        <w:keepNext w:val="0"/>
+        <w:spacing w:after="60" w:line="240" w:lineRule="auto"/>
+        <w:jc w:val="both"/>
       </w:pPr>
       <w:r>
         <w:rPr>
           <w:rFonts w:ascii="Times New Roman" w:hAnsi="Times New Roman" w:eastAsia="Times New Roman"/>
           <w:b w:val="0"/>
           <w:i w:val="0"/>
-          <w:color w:val="181A1F"/>
           <w:sz w:val="28"/>
         </w:rPr>
-        <w:t xml:space="preserve">В науке конституционного права наиболее распространенным критерием классификации прав и свобод является реальное содержание прав и свобод человека и гражданина. Все основные права и свободы образуют определенную систему в соответствии со сферами деятельности (гражданские, политические, экономические, социальные и культурные). </w:t>
+        <w:t>Средства массовой информации -— газеты, журналы, кино и телевидение — часто ассоциируются с развлечениями и поэтому рассматриваются как нечто второстепенное в жизни большинства людей. Подобный взгляд совершенно неверен.</w:t>
       </w:r>
     </w:p>
     <w:p>
       <w:pPr>
-        <w:widowControl/>
-        <w:spacing w:line="240" w:lineRule="auto" w:after="0"/>
+        <w:keepNext w:val="0"/>
+        <w:spacing w:after="60" w:line="240" w:lineRule="auto"/>
+        <w:jc w:val="both"/>
       </w:pPr>
       <w:r>
         <w:rPr>
           <w:rFonts w:ascii="Times New Roman" w:hAnsi="Times New Roman" w:eastAsia="Times New Roman"/>
           <w:b w:val="0"/>
           <w:i w:val="0"/>
-          <w:color w:val="181A1F"/>
           <w:sz w:val="28"/>
         </w:rPr>
-        <w:t>Представляется, что политические права являются инструментом борьбы за все иные права и свободы человека и гражданина. Они являются необходимым условием для реализации любых прав. Так, например, безработный или бездомный, для которого политические права отходят на второй план, никогда не сможет воспользоваться правом на труд или правом на жилище, если не будет располагать для этого необходимыми политическими правами.</w:t>
+        <w:t>Массовая коммуникация затрагивает многие аспекты нашей жизни. Например, денежные операции сейчас главным образом связаны с обменом информацией, заключённой в компьютерах. Банковский счёт — это не груда банкнот, запертая в сейфе, а последовательность цифр, напечатанная на карточке и хранящаяся в компьютере. Всякий, кто пользуется кредитными карточками, вовлечён в сложную систему электронного хранения и передачи информации. Даже «расслабляющие» средства информации, такие как газеты и телевидение, оказывают огромное влияние на наше мироощущение. Это происходит не столько из-за их специфического воздействия на наши позиции, сколько потому, что они становятся средствами доступа к знаниям, от которых зависит общественная жизнь. Голосование на общенациональных выборах было бы невозможным, если бы информация о текущих политических событиях, кандидатах и партиях не была общедоступной. Даже тем, кто в целом не интересуется политикой и имеет о ней слабое представление, кое-что известно о событиях национальной и международной жизни. Только настоящий отшельник мог бы оставаться в стороне от «новостей», столь властно вторгающихся в нашу жизнь, и мы имеем все основания предполагать, что у отшельника XX века вполне может оказаться радиоприёмник...</w:t>
       </w:r>
     </w:p>
     <w:p>
       <w:pPr>
-        <w:widowControl/>
-        <w:spacing w:line="240" w:lineRule="auto" w:after="0"/>
+        <w:keepNext w:val="0"/>
+        <w:spacing w:after="60" w:line="240" w:lineRule="auto"/>
+        <w:jc w:val="both"/>
+      </w:pPr>
+      <w:r>
+        <w:rPr>
+          <w:rFonts w:ascii="Times New Roman" w:hAnsi="Times New Roman" w:eastAsia="Times New Roman"/>
+          <w:b w:val="0"/>
+          <w:i/>
+          <w:sz w:val="28"/>
+        </w:rPr>
+        <w:t>(Э. Гидденс)</w:t>
+      </w:r>
+    </w:p>
+    <w:p>
+      <w:pPr>
+        <w:keepNext/>
+        <w:spacing w:after="60" w:line="240" w:lineRule="auto"/>
+        <w:jc w:val="both"/>
+      </w:pPr>
+      <w:r>
+        <w:rPr>
+          <w:rFonts w:ascii="Times New Roman" w:hAnsi="Times New Roman" w:eastAsia="Times New Roman"/>
+          <w:b/>
+          <w:i w:val="0"/>
+          <w:sz w:val="28"/>
+        </w:rPr>
+        <w:t>№17</w:t>
+      </w:r>
+    </w:p>
+    <w:p>
+      <w:pPr>
+        <w:keepNext w:val="0"/>
+        <w:spacing w:after="60" w:line="240" w:lineRule="auto"/>
+        <w:jc w:val="both"/>
       </w:pPr>
       <w:r>
         <w:rPr>
           <w:rFonts w:ascii="Times New Roman" w:hAnsi="Times New Roman" w:eastAsia="Times New Roman"/>
           <w:b w:val="0"/>
           <w:i w:val="0"/>
-          <w:color w:val="181A1F"/>
           <w:sz w:val="28"/>
         </w:rPr>
-        <w:t>Безусловно, политические права и свободы обладают свойствами, присущими всем правам человека, являются лишь составляющей единицей общей системы прав и свобод российских граждан: они защищают основные, базовые ценности и интересы личности; они являются субъективными правами; являются естественными, неотъемлемыми правами; гарантированы государством, закреплены в правовых нормах и защищаются согласно общепринятым принципам международного права; политические права являются всеобщими, так как возможность их осуществления должна быть у каждого человека без исключения, независимо от пола, расы, национальности и т.п.</w:t>
+        <w:t>Как, по мнению автора, происходило распространение культуры в традиционном обществе? Как данный процесс изменился в XX столетии? Почему, по мнению автора, СМИ оказывают огромное влияние на наше мироощущение?</w:t>
       </w:r>
     </w:p>
     <w:p>
       <w:pPr>
-        <w:widowControl/>
-        <w:spacing w:line="240" w:lineRule="auto" w:after="0"/>
+        <w:keepNext w:val="0"/>
+        <w:spacing w:after="60" w:line="240" w:lineRule="auto"/>
+        <w:jc w:val="both"/>
       </w:pPr>
       <w:r>
         <w:rPr>
           <w:rFonts w:ascii="Times New Roman" w:hAnsi="Times New Roman" w:eastAsia="Times New Roman"/>
           <w:b w:val="0"/>
           <w:i w:val="0"/>
-          <w:color w:val="181A1F"/>
-          <w:sz w:val="28"/>
-        </w:rPr>
-        <w:t xml:space="preserve">Одним из отличительных признаков для политических прав является возможность участия в общественно-политической сфере государства. Сущность политических прав и свобод во многом зависит от специфики взаимоотношений между человеком и государством. Политические права и свободы включают следующие связи между государством и его гражданами: во-первых, право участвовать в управлении государством, во-вторых, право воздействовать на политические отношения. </w:t>
-      </w:r>
-    </w:p>
-    <w:p>
-      <w:pPr>
-        <w:widowControl/>
-        <w:spacing w:line="240" w:lineRule="auto" w:after="0"/>
-      </w:pPr>
-      <w:r>
-        <w:rPr>
-          <w:rFonts w:ascii="Times New Roman" w:hAnsi="Times New Roman" w:eastAsia="Times New Roman"/>
-          <w:b w:val="0"/>
-          <w:i w:val="0"/>
-          <w:color w:val="181A1F"/>
-          <w:sz w:val="28"/>
-        </w:rPr>
-        <w:t>Политические права придают народу реальную значимость как первичного источника власти, составляют органическую основу демократии и выступают как ценности, которыми власть должна ограничивать себя и на которые должна ориентироваться. Именно с помощью политических прав гражданин становится участником политического процесса, получает возможность оказывать влияние на политическую жизнь общества, участвовать в формировании и осуществлении государственной власти. Политические права обеспечивают активную самореализацию человека в обществе. Они оказывают непосредственное влияние на прочность устоев конституционного строя, реальность его демократизма и уровень политической культуры населения.</w:t>
-      </w:r>
-    </w:p>
-    <w:p>
-      <w:pPr>
-        <w:widowControl/>
-        <w:spacing w:line="240" w:lineRule="auto" w:after="0"/>
-      </w:pPr>
-      <w:r>
-        <w:rPr>
-          <w:rFonts w:ascii="Times New Roman" w:hAnsi="Times New Roman" w:eastAsia="Times New Roman"/>
-          <w:b w:val="0"/>
-          <w:i w:val="0"/>
-          <w:color w:val="181A1F"/>
-          <w:sz w:val="28"/>
-        </w:rPr>
-        <w:t>В отличие от других прав человека, где личность выступает в качестве индивидуальности, обладающей неповторимыми и своеобразными особенностями (гражданские права), труженика и собственника (экономические права), участника социальной и культурной жизни (социальные и культурные права), в политических правах воплощаются интересы человека как политического деятеля, участника политических процессов, протекающих в обществе.</w:t>
-      </w:r>
-    </w:p>
-    <w:p>
-      <w:pPr>
-        <w:widowControl/>
-        <w:spacing w:line="240" w:lineRule="auto" w:after="0"/>
-      </w:pPr>
-      <w:r>
-        <w:rPr>
-          <w:rFonts w:ascii="Times New Roman" w:hAnsi="Times New Roman" w:eastAsia="Times New Roman"/>
-          <w:b w:val="0"/>
-          <w:i w:val="0"/>
-          <w:color w:val="181A1F"/>
-          <w:sz w:val="28"/>
-        </w:rPr>
-        <w:t>Важным отличием политических прав является их тесная связь с обладанием гражданством государства. Большинство политических прав и свобод, согласно Конституции  Российской Федерации, признаются за гражданами. Однако, например, право на объединение, свобода мысли и слова гарантируются каждому человеку…</w:t>
-      </w:r>
-    </w:p>
-    <w:p>
-      <w:pPr>
-        <w:widowControl/>
-        <w:spacing w:line="240" w:lineRule="auto" w:after="0"/>
-      </w:pPr>
-      <w:r>
-        <w:rPr>
-          <w:rFonts w:ascii="Times New Roman" w:hAnsi="Times New Roman" w:eastAsia="Times New Roman"/>
-          <w:b w:val="0"/>
-          <w:i w:val="0"/>
-          <w:color w:val="181A1F"/>
-          <w:sz w:val="28"/>
-        </w:rPr>
-        <w:t>(С.А.Афанасьева)</w:t>
-      </w:r>
-    </w:p>
-    <w:p>
-      <w:pPr>
-        <w:widowControl/>
-        <w:spacing w:line="240" w:lineRule="auto" w:after="0"/>
-      </w:pPr>
-      <w:r>
-        <w:rPr>
-          <w:rFonts w:ascii="Times New Roman" w:hAnsi="Times New Roman" w:eastAsia="Times New Roman"/>
-          <w:b w:val="0"/>
-          <w:i w:val="0"/>
-          <w:color w:val="181A1F"/>
-          <w:sz w:val="28"/>
-        </w:rPr>
-        <w:t>Что автор называет в качестве основного критерия классификации прав и свобод? Какие политические права, по его мнению,  принадлежат каждому человеку независимо от наличия гражданства? Какой пример влияния политических прав на реализацию других прав и свобод человека он приводит?</w:t>
-      </w:r>
-    </w:p>
-    <w:p>
-      <w:pPr>
-        <w:widowControl/>
-        <w:spacing w:line="240" w:lineRule="auto" w:after="0"/>
-      </w:pPr>
-      <w:r>
-        <w:rPr>
-          <w:rFonts w:ascii="Times New Roman" w:hAnsi="Times New Roman" w:eastAsia="Times New Roman"/>
-          <w:color w:val="181A1F"/>
           <w:sz w:val="28"/>
         </w:rPr>
         <w:t>Ответ:</w:t>
@@ -4327,92 +3602,94 @@
     <w:p>
       <w:pPr>
         <w:keepNext/>
-        <w:widowControl/>
-        <w:spacing w:line="240" w:lineRule="auto" w:after="0" w:before="120"/>
+        <w:spacing w:after="60" w:line="240" w:lineRule="auto"/>
+        <w:jc w:val="both"/>
       </w:pPr>
       <w:r>
         <w:rPr>
           <w:rFonts w:ascii="Times New Roman" w:hAnsi="Times New Roman" w:eastAsia="Times New Roman"/>
           <w:b/>
-          <w:color w:val="181A1F"/>
+          <w:i w:val="0"/>
           <w:sz w:val="28"/>
         </w:rPr>
-        <w:t>19.</w:t>
+        <w:t>№18</w:t>
       </w:r>
     </w:p>
     <w:p>
       <w:pPr>
-        <w:widowControl/>
-        <w:spacing w:line="240" w:lineRule="auto" w:after="0"/>
+        <w:keepNext w:val="0"/>
+        <w:spacing w:after="60" w:line="240" w:lineRule="auto"/>
+        <w:jc w:val="both"/>
       </w:pPr>
       <w:r>
         <w:rPr>
           <w:rFonts w:ascii="Times New Roman" w:hAnsi="Times New Roman" w:eastAsia="Times New Roman"/>
           <w:b w:val="0"/>
           <w:i w:val="0"/>
-          <w:color w:val="181A1F"/>
           <w:sz w:val="28"/>
         </w:rPr>
-        <w:t xml:space="preserve">Конституцию Российской Федерации называют социально-ценностной конституцией. </w:t>
+        <w:t>В тексте упомянуты ключевые понятия социально-гуманитарных наук.</w:t>
       </w:r>
     </w:p>
     <w:p>
       <w:pPr>
-        <w:widowControl/>
-        <w:spacing w:line="240" w:lineRule="auto" w:after="0"/>
+        <w:keepNext w:val="0"/>
+        <w:spacing w:after="60" w:line="240" w:lineRule="auto"/>
+        <w:jc w:val="both"/>
       </w:pPr>
       <w:r>
         <w:rPr>
           <w:rFonts w:ascii="Times New Roman" w:hAnsi="Times New Roman" w:eastAsia="Times New Roman"/>
           <w:b w:val="0"/>
           <w:i w:val="0"/>
-          <w:color w:val="181A1F"/>
           <w:sz w:val="28"/>
         </w:rPr>
-        <w:t xml:space="preserve">На основе положений Конституции Российской Федерации приведите три подтверждения этой характеристики. </w:t>
+        <w:t>Используя обществоведческие знания,</w:t>
       </w:r>
     </w:p>
     <w:p>
       <w:pPr>
-        <w:widowControl/>
-        <w:spacing w:line="240" w:lineRule="auto" w:after="0"/>
+        <w:keepNext w:val="0"/>
+        <w:spacing w:after="60" w:line="240" w:lineRule="auto"/>
+        <w:jc w:val="both"/>
       </w:pPr>
       <w:r>
         <w:rPr>
           <w:rFonts w:ascii="Times New Roman" w:hAnsi="Times New Roman" w:eastAsia="Times New Roman"/>
           <w:b w:val="0"/>
           <w:i w:val="0"/>
-          <w:color w:val="181A1F"/>
           <w:sz w:val="28"/>
         </w:rPr>
-        <w:t xml:space="preserve">(Каждое подтверждение должно быть сформулировано как распространённое предложение с опорой на конкретное положение Конституции Российской Федерации. </w:t>
+        <w:t>– укажите не менее трёх основных признаков понятия «средства массовой информации»;</w:t>
       </w:r>
     </w:p>
     <w:p>
       <w:pPr>
-        <w:widowControl/>
-        <w:spacing w:line="240" w:lineRule="auto" w:after="0"/>
+        <w:keepNext w:val="0"/>
+        <w:spacing w:after="60" w:line="240" w:lineRule="auto"/>
+        <w:jc w:val="both"/>
       </w:pPr>
       <w:r>
         <w:rPr>
           <w:rFonts w:ascii="Times New Roman" w:hAnsi="Times New Roman" w:eastAsia="Times New Roman"/>
           <w:b w:val="0"/>
           <w:i w:val="0"/>
-          <w:color w:val="181A1F"/>
           <w:sz w:val="28"/>
         </w:rPr>
-        <w:t>Обратите внимание на то, что правильное выполнение задания не требует указания в ответе номеров соответствующих статей Конституции и дословного воспроизведения их содержания).</w:t>
+        <w:t>– объясните связь СМИ с социализацией индивидов. (Объяснение может быть дано в одном или нескольких распространённых предложениях.)</w:t>
       </w:r>
     </w:p>
     <w:p>
       <w:pPr>
-        <w:widowControl/>
-        <w:spacing w:line="240" w:lineRule="auto" w:after="0"/>
+        <w:keepNext w:val="0"/>
+        <w:spacing w:after="60" w:line="240" w:lineRule="auto"/>
+        <w:jc w:val="both"/>
       </w:pPr>
       <w:r>
         <w:rPr>
           <w:rFonts w:ascii="Times New Roman" w:hAnsi="Times New Roman" w:eastAsia="Times New Roman"/>
-          <w:color w:val="181A1F"/>
+          <w:b w:val="0"/>
+          <w:i w:val="0"/>
           <w:sz w:val="28"/>
         </w:rPr>
         <w:t>Ответ:</w:t>
@@ -4420,31 +3697,287 @@
     </w:p>
     <w:p>
       <w:pPr>
-        <w:keepNext/>
-        <w:widowControl/>
-        <w:spacing w:line="240" w:lineRule="auto" w:after="0" w:before="120"/>
+        <w:keepNext w:val="0"/>
+        <w:spacing w:after="60" w:line="240" w:lineRule="auto"/>
+        <w:jc w:val="both"/>
       </w:pPr>
       <w:r>
         <w:rPr>
           <w:rFonts w:ascii="Times New Roman" w:hAnsi="Times New Roman" w:eastAsia="Times New Roman"/>
           <w:b/>
-          <w:color w:val="181A1F"/>
           <w:sz w:val="28"/>
         </w:rPr>
-        <w:t>20.</w:t>
+        <w:t xml:space="preserve">№19 </w:t>
       </w:r>
-    </w:p>
-    <w:p>
-      <w:pPr>
-        <w:widowControl/>
-        <w:spacing w:line="240" w:lineRule="auto" w:after="0"/>
-      </w:pPr>
       <w:r>
         <w:rPr>
           <w:rFonts w:ascii="Times New Roman" w:hAnsi="Times New Roman" w:eastAsia="Times New Roman"/>
           <w:b w:val="0"/>
           <w:i w:val="0"/>
-          <w:color w:val="181A1F"/>
+          <w:sz w:val="28"/>
+        </w:rPr>
+        <w:t>Используя обществоведческие знания и факты общественной жизни, для каждой из любых трёх групп конституционных обязанностей (этико-социальные, социально-культурные, обязанности в экологической сфере, гражданские) назовите конституционную обязанность, закреплённую в Конституции России, и проиллюстрируйте исполнение этой обязанности конкретным примером. (В каждом случае сначала укажите группу, затем конкретную обязанность, а затем приведите соответствующий пример. Каждый пример должен быть сформулирован развёрнуто)</w:t>
+      </w:r>
+    </w:p>
+    <w:p>
+      <w:pPr>
+        <w:keepNext w:val="0"/>
+        <w:spacing w:after="60" w:line="240" w:lineRule="auto"/>
+        <w:jc w:val="both"/>
+      </w:pPr>
+      <w:r>
+        <w:rPr>
+          <w:rFonts w:ascii="Times New Roman" w:hAnsi="Times New Roman" w:eastAsia="Times New Roman"/>
+          <w:b w:val="0"/>
+          <w:i w:val="0"/>
+          <w:sz w:val="28"/>
+        </w:rPr>
+        <w:t>Ответ:</w:t>
+      </w:r>
+    </w:p>
+    <w:p>
+      <w:pPr>
+        <w:keepNext w:val="0"/>
+        <w:spacing w:after="60" w:line="240" w:lineRule="auto"/>
+        <w:jc w:val="both"/>
+      </w:pPr>
+      <w:r>
+        <w:rPr>
+          <w:rFonts w:ascii="Times New Roman" w:hAnsi="Times New Roman" w:eastAsia="Times New Roman"/>
+          <w:b/>
+          <w:sz w:val="28"/>
+        </w:rPr>
+        <w:t xml:space="preserve">№20 </w:t>
+      </w:r>
+      <w:r>
+        <w:rPr>
+          <w:rFonts w:ascii="Times New Roman" w:hAnsi="Times New Roman" w:eastAsia="Times New Roman"/>
+          <w:b w:val="0"/>
+          <w:i w:val="0"/>
+          <w:sz w:val="28"/>
+        </w:rPr>
+        <w:t>Используя обществоведческие знания, назовите и объясните любые три принципа гражданства Российской Федерации. (Каждое объяснение должно быть сформулировано как распространённое предложение.)</w:t>
+      </w:r>
+    </w:p>
+    <w:p>
+      <w:pPr>
+        <w:keepNext w:val="0"/>
+        <w:spacing w:after="60" w:line="240" w:lineRule="auto"/>
+        <w:jc w:val="both"/>
+      </w:pPr>
+      <w:r>
+        <w:rPr>
+          <w:rFonts w:ascii="Times New Roman" w:hAnsi="Times New Roman" w:eastAsia="Times New Roman"/>
+          <w:b w:val="0"/>
+          <w:i w:val="0"/>
+          <w:sz w:val="28"/>
+        </w:rPr>
+        <w:t>Ответ:</w:t>
+      </w:r>
+    </w:p>
+    <w:p>
+      <w:pPr>
+        <w:keepNext w:val="0"/>
+        <w:spacing w:after="60" w:line="240" w:lineRule="auto"/>
+        <w:jc w:val="both"/>
+      </w:pPr>
+      <w:r>
+        <w:rPr>
+          <w:rFonts w:ascii="Times New Roman" w:hAnsi="Times New Roman" w:eastAsia="Times New Roman"/>
+          <w:b/>
+          <w:sz w:val="28"/>
+        </w:rPr>
+        <w:t xml:space="preserve">№21 </w:t>
+      </w:r>
+      <w:r>
+        <w:rPr>
+          <w:rFonts w:ascii="Times New Roman" w:hAnsi="Times New Roman" w:eastAsia="Times New Roman"/>
+          <w:b w:val="0"/>
+          <w:i w:val="0"/>
+          <w:sz w:val="28"/>
+        </w:rPr>
+        <w:t xml:space="preserve">На графике изображено изменение ситуации на рынке грунтовых томатов в стране Z. Предложение переместилось из положения S в положение S1 при неизменном спросе D. (На графике P — цена товара; Q — количество товара.) </w:t>
+      </w:r>
+    </w:p>
+    <w:p>
+      <w:pPr>
+        <w:spacing w:after="80"/>
+        <w:jc w:val="center"/>
+      </w:pPr>
+      <w:r>
+        <w:drawing>
+          <wp:inline xmlns:a="http://schemas.openxmlformats.org/drawingml/2006/main" xmlns:pic="http://schemas.openxmlformats.org/drawingml/2006/picture">
+            <wp:extent cx="3348000" cy="3348000"/>
+            <wp:docPr id="2" name="Picture 2"/>
+            <wp:cNvGraphicFramePr>
+              <a:graphicFrameLocks noChangeAspect="1"/>
+            </wp:cNvGraphicFramePr>
+            <a:graphic>
+              <a:graphicData uri="http://schemas.openxmlformats.org/drawingml/2006/picture">
+                <pic:pic>
+                  <pic:nvPicPr>
+                    <pic:cNvPr id="0" name="asset-0104.png"/>
+                    <pic:cNvPicPr/>
+                  </pic:nvPicPr>
+                  <pic:blipFill>
+                    <a:blip r:embed="rId10"/>
+                    <a:stretch>
+                      <a:fillRect/>
+                    </a:stretch>
+                  </pic:blipFill>
+                  <pic:spPr>
+                    <a:xfrm>
+                      <a:off x="0" y="0"/>
+                      <a:ext cx="3348000" cy="3348000"/>
+                    </a:xfrm>
+                    <a:prstGeom prst="rect"/>
+                  </pic:spPr>
+                </pic:pic>
+              </a:graphicData>
+            </a:graphic>
+          </wp:inline>
+        </w:drawing>
+      </w:r>
+    </w:p>
+    <w:p>
+      <w:pPr>
+        <w:keepNext w:val="0"/>
+        <w:spacing w:after="60" w:line="240" w:lineRule="auto"/>
+        <w:jc w:val="both"/>
+      </w:pPr>
+      <w:r>
+        <w:rPr>
+          <w:rFonts w:ascii="Times New Roman" w:hAnsi="Times New Roman" w:eastAsia="Times New Roman"/>
+          <w:b w:val="0"/>
+          <w:i w:val="0"/>
+          <w:sz w:val="28"/>
+        </w:rPr>
+        <w:t xml:space="preserve">Как изменилась равновесная цена? </w:t>
+      </w:r>
+    </w:p>
+    <w:p>
+      <w:pPr>
+        <w:keepNext w:val="0"/>
+        <w:spacing w:after="60" w:line="240" w:lineRule="auto"/>
+        <w:jc w:val="both"/>
+      </w:pPr>
+      <w:r>
+        <w:rPr>
+          <w:rFonts w:ascii="Times New Roman" w:hAnsi="Times New Roman" w:eastAsia="Times New Roman"/>
+          <w:b w:val="0"/>
+          <w:i w:val="0"/>
+          <w:sz w:val="28"/>
+        </w:rPr>
+        <w:t>Что могло вызвать изменение предложения? Сначала укажите любое одно обстоятельство (фактор), затем объясните его влияние на предложение (обязательно укажите характер изменения предложения). (Объяснение должно быть дано применительно к рынку, указанному в тексте задания.)</w:t>
+      </w:r>
+    </w:p>
+    <w:p>
+      <w:pPr>
+        <w:keepNext w:val="0"/>
+        <w:spacing w:after="60" w:line="240" w:lineRule="auto"/>
+        <w:jc w:val="both"/>
+      </w:pPr>
+      <w:r>
+        <w:rPr>
+          <w:rFonts w:ascii="Times New Roman" w:hAnsi="Times New Roman" w:eastAsia="Times New Roman"/>
+          <w:b w:val="0"/>
+          <w:i w:val="0"/>
+          <w:sz w:val="28"/>
+        </w:rPr>
+        <w:t>Как изменятся спрос и равновесная цена на данном рынке, если при прочих равных условиях в средствах массовой информации распространится информация о негативном влиянии частого потребления грунтовых томатов и продуктов из них на здоровье человека?</w:t>
+      </w:r>
+    </w:p>
+    <w:p>
+      <w:pPr>
+        <w:keepNext w:val="0"/>
+        <w:spacing w:after="60" w:line="240" w:lineRule="auto"/>
+        <w:jc w:val="both"/>
+      </w:pPr>
+      <w:r>
+        <w:rPr>
+          <w:rFonts w:ascii="Times New Roman" w:hAnsi="Times New Roman" w:eastAsia="Times New Roman"/>
+          <w:b w:val="0"/>
+          <w:i w:val="0"/>
+          <w:sz w:val="28"/>
+        </w:rPr>
+        <w:t>Ответ:</w:t>
+      </w:r>
+    </w:p>
+    <w:p>
+      <w:pPr>
+        <w:keepNext w:val="0"/>
+        <w:spacing w:after="60" w:line="240" w:lineRule="auto"/>
+        <w:jc w:val="both"/>
+      </w:pPr>
+      <w:r>
+        <w:rPr>
+          <w:rFonts w:ascii="Times New Roman" w:hAnsi="Times New Roman" w:eastAsia="Times New Roman"/>
+          <w:b/>
+          <w:sz w:val="28"/>
+        </w:rPr>
+        <w:t xml:space="preserve">№22 </w:t>
+      </w:r>
+      <w:r>
+        <w:rPr>
+          <w:rFonts w:ascii="Times New Roman" w:hAnsi="Times New Roman" w:eastAsia="Times New Roman"/>
+          <w:b w:val="0"/>
+          <w:i w:val="0"/>
+          <w:sz w:val="28"/>
+        </w:rPr>
+        <w:t xml:space="preserve">В государстве Z развиваются современные технологии, возрастает роль непрерывного образования, процветает сфера услуг и происходит внедрение робототехники в производство. В результате внедрения новых технологий значительная часть рабочих промышленных предприятий потеряла работу. Недовольные рабочие решили провести согласованный митинг, целью которого было привлечение внимания государства к проблеме безработицы. Рабочих поддержала проигравшая на предыдущих выборах политическая партия, противостоящая политическому курсу правительства государства Z. </w:t>
+      </w:r>
+    </w:p>
+    <w:p>
+      <w:pPr>
+        <w:keepNext w:val="0"/>
+        <w:spacing w:after="60" w:line="240" w:lineRule="auto"/>
+        <w:jc w:val="both"/>
+      </w:pPr>
+      <w:r>
+        <w:rPr>
+          <w:rFonts w:ascii="Times New Roman" w:hAnsi="Times New Roman" w:eastAsia="Times New Roman"/>
+          <w:b w:val="0"/>
+          <w:i w:val="0"/>
+          <w:sz w:val="28"/>
+        </w:rPr>
+        <w:t>К какому типу относится общество государства Z? Какой тип безработицы описан в условии задания? К какой группе прав и свобод человека и гражданина относится право проводить митинги? К какому виду/типу (по участию во власти/по отношению к ней) относится партия, поддержавшая рабочих?</w:t>
+      </w:r>
+    </w:p>
+    <w:p>
+      <w:pPr>
+        <w:keepNext w:val="0"/>
+        <w:spacing w:after="60" w:line="240" w:lineRule="auto"/>
+        <w:jc w:val="both"/>
+      </w:pPr>
+      <w:r>
+        <w:rPr>
+          <w:rFonts w:ascii="Times New Roman" w:hAnsi="Times New Roman" w:eastAsia="Times New Roman"/>
+          <w:b w:val="0"/>
+          <w:i w:val="0"/>
+          <w:sz w:val="28"/>
+        </w:rPr>
+        <w:t>Ответ:</w:t>
+      </w:r>
+    </w:p>
+    <w:p>
+      <w:pPr>
+        <w:keepNext w:val="0"/>
+        <w:spacing w:after="60" w:line="240" w:lineRule="auto"/>
+        <w:jc w:val="both"/>
+      </w:pPr>
+      <w:r>
+        <w:rPr>
+          <w:rFonts w:ascii="Times New Roman" w:hAnsi="Times New Roman" w:eastAsia="Times New Roman"/>
+          <w:b/>
+          <w:sz w:val="28"/>
+        </w:rPr>
+        <w:t xml:space="preserve">№23 </w:t>
+      </w:r>
+      <w:r>
+        <w:rPr>
+          <w:rFonts w:ascii="Times New Roman" w:hAnsi="Times New Roman" w:eastAsia="Times New Roman"/>
+          <w:b w:val="0"/>
+          <w:i w:val="0"/>
           <w:sz w:val="28"/>
         </w:rPr>
         <w:t xml:space="preserve">Конституция Российской Федерации закрепляет основы конституционного строя нашего государства, права и свободы человека и гражданина. </w:t>
@@ -4452,15 +3985,15 @@
     </w:p>
     <w:p>
       <w:pPr>
-        <w:widowControl/>
-        <w:spacing w:line="240" w:lineRule="auto" w:after="0"/>
+        <w:keepNext w:val="0"/>
+        <w:spacing w:after="60" w:line="240" w:lineRule="auto"/>
+        <w:jc w:val="both"/>
       </w:pPr>
       <w:r>
         <w:rPr>
           <w:rFonts w:ascii="Times New Roman" w:hAnsi="Times New Roman" w:eastAsia="Times New Roman"/>
           <w:b w:val="0"/>
           <w:i w:val="0"/>
-          <w:color w:val="181A1F"/>
           <w:sz w:val="28"/>
         </w:rPr>
         <w:t>На основе положений Конституции Российской Федерации объясните смысл следующих характеристик российского государства: 1) федеративное государство; 2) государство, в котором гарантируется презумпция невиновности; 3) государство, в котором гарантирована неприкосновенность жилища.</w:t>
@@ -4468,15 +4001,15 @@
     </w:p>
     <w:p>
       <w:pPr>
-        <w:widowControl/>
-        <w:spacing w:line="240" w:lineRule="auto" w:after="0"/>
+        <w:keepNext w:val="0"/>
+        <w:spacing w:after="60" w:line="240" w:lineRule="auto"/>
+        <w:jc w:val="both"/>
       </w:pPr>
       <w:r>
         <w:rPr>
           <w:rFonts w:ascii="Times New Roman" w:hAnsi="Times New Roman" w:eastAsia="Times New Roman"/>
           <w:b w:val="0"/>
           <w:i w:val="0"/>
-          <w:color w:val="181A1F"/>
           <w:sz w:val="28"/>
         </w:rPr>
         <w:t xml:space="preserve">(Каждое объяснение должно быть сформулировано как распространенное предложение с опорой на конкретное положение Конституции Российской Федерации. </w:t>
@@ -4484,15 +4017,15 @@
     </w:p>
     <w:p>
       <w:pPr>
-        <w:widowControl/>
-        <w:spacing w:line="240" w:lineRule="auto" w:after="0"/>
+        <w:keepNext w:val="0"/>
+        <w:spacing w:after="60" w:line="240" w:lineRule="auto"/>
+        <w:jc w:val="both"/>
       </w:pPr>
       <w:r>
         <w:rPr>
           <w:rFonts w:ascii="Times New Roman" w:hAnsi="Times New Roman" w:eastAsia="Times New Roman"/>
           <w:b w:val="0"/>
           <w:i w:val="0"/>
-          <w:color w:val="181A1F"/>
           <w:sz w:val="28"/>
         </w:rPr>
         <w:t>Обратите внимание на то, что правильное выполнение задания не требует указания в ответе номеров соответствующих статей и дословного воспроизведения их содержания.)</w:t>
@@ -4500,13 +4033,15 @@
     </w:p>
     <w:p>
       <w:pPr>
-        <w:widowControl/>
-        <w:spacing w:line="240" w:lineRule="auto" w:after="0"/>
+        <w:keepNext w:val="0"/>
+        <w:spacing w:after="60" w:line="240" w:lineRule="auto"/>
+        <w:jc w:val="both"/>
       </w:pPr>
       <w:r>
         <w:rPr>
           <w:rFonts w:ascii="Times New Roman" w:hAnsi="Times New Roman" w:eastAsia="Times New Roman"/>
-          <w:color w:val="181A1F"/>
+          <w:b w:val="0"/>
+          <w:i w:val="0"/>
           <w:sz w:val="28"/>
         </w:rPr>
         <w:t>Ответ:</w:t>
@@ -4514,93 +4049,39 @@
     </w:p>
     <w:p>
       <w:pPr>
-        <w:keepNext/>
-        <w:widowControl/>
-        <w:spacing w:line="240" w:lineRule="auto" w:after="0" w:before="120"/>
+        <w:keepNext w:val="0"/>
+        <w:spacing w:after="60" w:line="240" w:lineRule="auto"/>
+        <w:jc w:val="both"/>
       </w:pPr>
       <w:r>
         <w:rPr>
           <w:rFonts w:ascii="Times New Roman" w:hAnsi="Times New Roman" w:eastAsia="Times New Roman"/>
           <w:b/>
-          <w:color w:val="181A1F"/>
           <w:sz w:val="28"/>
         </w:rPr>
-        <w:t>21.</w:t>
+        <w:t xml:space="preserve">№24 </w:t>
       </w:r>
-    </w:p>
-    <w:p>
-      <w:pPr>
-        <w:widowControl/>
-        <w:spacing w:line="240" w:lineRule="auto" w:after="0"/>
-      </w:pPr>
       <w:r>
         <w:rPr>
           <w:rFonts w:ascii="Times New Roman" w:hAnsi="Times New Roman" w:eastAsia="Times New Roman"/>
           <w:b w:val="0"/>
           <w:i w:val="0"/>
-          <w:color w:val="181A1F"/>
           <w:sz w:val="28"/>
         </w:rPr>
-        <w:t xml:space="preserve">Конституция Российской Федерации определяет условия для свободного формирования мировоззрения человека. </w:t>
+        <w:t>Используя обществоведческие знания, составьте сложный план, позволяющий раскрыть по существу тему «Правовой институт гражданства Российской Федерации». Сложный план должен содержать не менее трёх непосредственно раскрывающих тему по существу пунктов, детализированных в подпунктах. (Количество подпунктов каждого детализированного пункта должно быть не менее трёх, за исключением случаев, когда с точки зрения общественных наук возможны только два подпункта.)</w:t>
       </w:r>
     </w:p>
     <w:p>
       <w:pPr>
-        <w:widowControl/>
-        <w:spacing w:line="240" w:lineRule="auto" w:after="0"/>
+        <w:keepNext w:val="0"/>
+        <w:spacing w:after="60" w:line="240" w:lineRule="auto"/>
+        <w:jc w:val="both"/>
       </w:pPr>
       <w:r>
         <w:rPr>
           <w:rFonts w:ascii="Times New Roman" w:hAnsi="Times New Roman" w:eastAsia="Times New Roman"/>
           <w:b w:val="0"/>
           <w:i w:val="0"/>
-          <w:color w:val="181A1F"/>
-          <w:sz w:val="28"/>
-        </w:rPr>
-        <w:t xml:space="preserve">На основе положений Конституции Российской Федерации сформулируйте три подтверждения этой характеристики. </w:t>
-      </w:r>
-    </w:p>
-    <w:p>
-      <w:pPr>
-        <w:widowControl/>
-        <w:spacing w:line="240" w:lineRule="auto" w:after="0"/>
-      </w:pPr>
-      <w:r>
-        <w:rPr>
-          <w:rFonts w:ascii="Times New Roman" w:hAnsi="Times New Roman" w:eastAsia="Times New Roman"/>
-          <w:b w:val="0"/>
-          <w:i w:val="0"/>
-          <w:color w:val="181A1F"/>
-          <w:sz w:val="28"/>
-        </w:rPr>
-        <w:t xml:space="preserve">(Каждое подтверждение должно быть сформулировано как распространённое предложение с опорой на конкретное положение Конституции Российской Федерации. </w:t>
-      </w:r>
-    </w:p>
-    <w:p>
-      <w:pPr>
-        <w:widowControl/>
-        <w:spacing w:line="240" w:lineRule="auto" w:after="0"/>
-      </w:pPr>
-      <w:r>
-        <w:rPr>
-          <w:rFonts w:ascii="Times New Roman" w:hAnsi="Times New Roman" w:eastAsia="Times New Roman"/>
-          <w:b w:val="0"/>
-          <w:i w:val="0"/>
-          <w:color w:val="181A1F"/>
-          <w:sz w:val="28"/>
-        </w:rPr>
-        <w:t>Обращаем внимание, что правильное выполнение задания не требует указания в ответе номеров соответствующих статей Конституции и дословного воспроизведения их содержания.)</w:t>
-      </w:r>
-    </w:p>
-    <w:p>
-      <w:pPr>
-        <w:widowControl/>
-        <w:spacing w:line="240" w:lineRule="auto" w:after="0"/>
-      </w:pPr>
-      <w:r>
-        <w:rPr>
-          <w:rFonts w:ascii="Times New Roman" w:hAnsi="Times New Roman" w:eastAsia="Times New Roman"/>
-          <w:color w:val="181A1F"/>
           <w:sz w:val="28"/>
         </w:rPr>
         <w:t>Ответ:</w:t>
@@ -4608,301 +4089,84 @@
     </w:p>
     <w:p>
       <w:pPr>
-        <w:keepNext/>
-        <w:widowControl/>
-        <w:spacing w:line="240" w:lineRule="auto" w:after="0" w:before="120"/>
+        <w:keepNext w:val="0"/>
+        <w:spacing w:after="60" w:line="240" w:lineRule="auto"/>
+        <w:jc w:val="both"/>
       </w:pPr>
       <w:r>
         <w:rPr>
           <w:rFonts w:ascii="Times New Roman" w:hAnsi="Times New Roman" w:eastAsia="Times New Roman"/>
           <w:b/>
-          <w:color w:val="181A1F"/>
           <w:sz w:val="28"/>
         </w:rPr>
-        <w:t>22.</w:t>
+        <w:t xml:space="preserve">№25 </w:t>
       </w:r>
-    </w:p>
-    <w:p>
-      <w:pPr>
-        <w:widowControl/>
-        <w:spacing w:line="240" w:lineRule="auto" w:after="0"/>
-      </w:pPr>
       <w:r>
         <w:rPr>
           <w:rFonts w:ascii="Times New Roman" w:hAnsi="Times New Roman" w:eastAsia="Times New Roman"/>
           <w:b w:val="0"/>
           <w:i w:val="0"/>
-          <w:color w:val="181A1F"/>
           <w:sz w:val="28"/>
         </w:rPr>
-        <w:t>Используя обществоведческие знания, составьте сложный план, позволяющий раскрыть по существу тему «Институт президентства в РФ». Сложный план должен содержать не менее трёх непосредственно раскрывающих тему по существу пунктов, детализированных в подпунктах. (Количество подпунктов каждого детализированного пункта должно быть не менее трёх, за исключением случаев, когда с точки зрения общественных наук возможны только два подпункта.)</w:t>
+        <w:t>1) Обоснуйте необходимость государственной защиты свободы совести. (Обоснование должно быть дано с опорой на обществоведческие знания в нескольких связанных между собой распространённых предложениях, раскрывать причинно- следственные и(или) функциональные связи.)</w:t>
       </w:r>
     </w:p>
     <w:p>
       <w:pPr>
-        <w:widowControl/>
-        <w:spacing w:line="240" w:lineRule="auto" w:after="0"/>
+        <w:keepNext w:val="0"/>
+        <w:spacing w:after="60" w:line="240" w:lineRule="auto"/>
+        <w:jc w:val="both"/>
       </w:pPr>
       <w:r>
         <w:rPr>
           <w:rFonts w:ascii="Times New Roman" w:hAnsi="Times New Roman" w:eastAsia="Times New Roman"/>
-          <w:color w:val="181A1F"/>
+          <w:b w:val="0"/>
+          <w:i w:val="0"/>
+          <w:sz w:val="28"/>
+        </w:rPr>
+        <w:t>2) Какие есть характеристики светского государства? (Назовите любые три такие характеристики).</w:t>
+      </w:r>
+    </w:p>
+    <w:p>
+      <w:pPr>
+        <w:keepNext w:val="0"/>
+        <w:spacing w:after="60" w:line="240" w:lineRule="auto"/>
+        <w:jc w:val="both"/>
+      </w:pPr>
+      <w:r>
+        <w:rPr>
+          <w:rFonts w:ascii="Times New Roman" w:hAnsi="Times New Roman" w:eastAsia="Times New Roman"/>
+          <w:b w:val="0"/>
+          <w:i w:val="0"/>
+          <w:sz w:val="28"/>
+        </w:rPr>
+        <w:t>3) Приведите в качестве примеров три факта, отражающие черты светского государства в Российской Федерации. (Каждый пример должен быть сформулирован развернуто).</w:t>
+      </w:r>
+    </w:p>
+    <w:p>
+      <w:pPr>
+        <w:keepNext w:val="0"/>
+        <w:spacing w:after="60" w:line="240" w:lineRule="auto"/>
+        <w:jc w:val="both"/>
+      </w:pPr>
+      <w:r>
+        <w:rPr>
+          <w:rFonts w:ascii="Times New Roman" w:hAnsi="Times New Roman" w:eastAsia="Times New Roman"/>
+          <w:b w:val="0"/>
+          <w:i w:val="0"/>
           <w:sz w:val="28"/>
         </w:rPr>
         <w:t>Ответ:</w:t>
       </w:r>
     </w:p>
-    <w:p>
-      <w:pPr>
-        <w:keepNext/>
-        <w:widowControl/>
-        <w:spacing w:line="240" w:lineRule="auto" w:after="0" w:before="120"/>
-      </w:pPr>
-      <w:r>
-        <w:rPr>
-          <w:rFonts w:ascii="Times New Roman" w:hAnsi="Times New Roman" w:eastAsia="Times New Roman"/>
-          <w:b/>
-          <w:color w:val="181A1F"/>
-          <w:sz w:val="28"/>
-        </w:rPr>
-        <w:t>23.</w:t>
-      </w:r>
-    </w:p>
-    <w:p>
-      <w:pPr>
-        <w:widowControl/>
-        <w:spacing w:line="240" w:lineRule="auto" w:after="0"/>
-      </w:pPr>
-      <w:r>
-        <w:rPr>
-          <w:rFonts w:ascii="Times New Roman" w:hAnsi="Times New Roman" w:eastAsia="Times New Roman"/>
-          <w:b w:val="0"/>
-          <w:i w:val="0"/>
-          <w:color w:val="181A1F"/>
-          <w:sz w:val="28"/>
-        </w:rPr>
-        <w:t xml:space="preserve">Конституция Российской Федерации закрепляет основы конституционного строя нашего государства, права и свободы человека и гражданина. </w:t>
-      </w:r>
-    </w:p>
-    <w:p>
-      <w:pPr>
-        <w:widowControl/>
-        <w:spacing w:line="240" w:lineRule="auto" w:after="0"/>
-      </w:pPr>
-      <w:r>
-        <w:rPr>
-          <w:rFonts w:ascii="Times New Roman" w:hAnsi="Times New Roman" w:eastAsia="Times New Roman"/>
-          <w:b w:val="0"/>
-          <w:i w:val="0"/>
-          <w:color w:val="181A1F"/>
-          <w:sz w:val="28"/>
-        </w:rPr>
-        <w:t>На основе Конституции Российской Федерации объясните смысл следующих характеристик нашего государства: 1) светское государство; 2) гарантия идеологического многообразия; 3) реализация принципа разделения государственной власти.</w:t>
-      </w:r>
-    </w:p>
-    <w:p>
-      <w:pPr>
-        <w:widowControl/>
-        <w:spacing w:line="240" w:lineRule="auto" w:after="0"/>
-      </w:pPr>
-      <w:r>
-        <w:rPr>
-          <w:rFonts w:ascii="Times New Roman" w:hAnsi="Times New Roman" w:eastAsia="Times New Roman"/>
-          <w:b w:val="0"/>
-          <w:i w:val="0"/>
-          <w:color w:val="181A1F"/>
-          <w:sz w:val="28"/>
-        </w:rPr>
-        <w:t>(Каждое объяснение должно быть сформулировано как распространённое предложение с опорой на конкретное положение Конституции Российской Федерации.</w:t>
-      </w:r>
-    </w:p>
-    <w:p>
-      <w:pPr>
-        <w:widowControl/>
-        <w:spacing w:line="240" w:lineRule="auto" w:after="0"/>
-      </w:pPr>
-      <w:r>
-        <w:rPr>
-          <w:rFonts w:ascii="Times New Roman" w:hAnsi="Times New Roman" w:eastAsia="Times New Roman"/>
-          <w:b w:val="0"/>
-          <w:i w:val="0"/>
-          <w:color w:val="181A1F"/>
-          <w:sz w:val="28"/>
-        </w:rPr>
-        <w:t>Обратите внимание на то, что правильное выполнение задания не требует указания в ответе номеров соответствующих статей Конституции и дословного воспроизведения их содержания.)</w:t>
-      </w:r>
-    </w:p>
-    <w:p>
-      <w:pPr>
-        <w:widowControl/>
-        <w:spacing w:line="240" w:lineRule="auto" w:after="0"/>
-      </w:pPr>
-      <w:r>
-        <w:rPr>
-          <w:rFonts w:ascii="Times New Roman" w:hAnsi="Times New Roman" w:eastAsia="Times New Roman"/>
-          <w:color w:val="181A1F"/>
-          <w:sz w:val="28"/>
-        </w:rPr>
-        <w:t>Ответ:</w:t>
-      </w:r>
-    </w:p>
-    <w:p>
-      <w:pPr>
-        <w:keepNext/>
-        <w:widowControl/>
-        <w:spacing w:line="240" w:lineRule="auto" w:after="0" w:before="120"/>
-      </w:pPr>
-      <w:r>
-        <w:rPr>
-          <w:rFonts w:ascii="Times New Roman" w:hAnsi="Times New Roman" w:eastAsia="Times New Roman"/>
-          <w:b/>
-          <w:color w:val="181A1F"/>
-          <w:sz w:val="28"/>
-        </w:rPr>
-        <w:t>24.</w:t>
-      </w:r>
-    </w:p>
-    <w:p>
-      <w:pPr>
-        <w:widowControl/>
-        <w:spacing w:line="240" w:lineRule="auto" w:after="0"/>
-      </w:pPr>
-      <w:r>
-        <w:rPr>
-          <w:rFonts w:ascii="Times New Roman" w:hAnsi="Times New Roman" w:eastAsia="Times New Roman"/>
-          <w:b w:val="0"/>
-          <w:i w:val="0"/>
-          <w:color w:val="181A1F"/>
-          <w:sz w:val="28"/>
-        </w:rPr>
-        <w:t>Используя обществоведческие знания, составьте сложный план, позволяющий раскрыть по существу тему «Законотворческий процесс». Сложный план должен содержать не менее трёх пунктов, непосредственно раскрывающих тему по существу, из которых два или более детализированы в подпунктах. (Количество подпунктов каждого детализированного пункта должно быть не менее трёх, за исключением случаев, когда с точки зрения общественных наук возможно только два подпункта.)</w:t>
-      </w:r>
-    </w:p>
-    <w:p>
-      <w:pPr>
-        <w:widowControl/>
-        <w:spacing w:line="240" w:lineRule="auto" w:after="0"/>
-      </w:pPr>
-      <w:r>
-        <w:rPr>
-          <w:rFonts w:ascii="Times New Roman" w:hAnsi="Times New Roman" w:eastAsia="Times New Roman"/>
-          <w:color w:val="181A1F"/>
-          <w:sz w:val="28"/>
-        </w:rPr>
-        <w:t>Ответ:</w:t>
-      </w:r>
-    </w:p>
-    <w:p>
-      <w:pPr>
-        <w:keepNext/>
-        <w:widowControl/>
-        <w:spacing w:line="240" w:lineRule="auto" w:after="0" w:before="120"/>
-      </w:pPr>
-      <w:r>
-        <w:rPr>
-          <w:rFonts w:ascii="Times New Roman" w:hAnsi="Times New Roman" w:eastAsia="Times New Roman"/>
-          <w:b/>
-          <w:color w:val="181A1F"/>
-          <w:sz w:val="28"/>
-        </w:rPr>
-        <w:t>25.</w:t>
-      </w:r>
-    </w:p>
-    <w:p>
-      <w:pPr>
-        <w:widowControl/>
-        <w:spacing w:line="240" w:lineRule="auto" w:after="0"/>
-      </w:pPr>
-      <w:r>
-        <w:rPr>
-          <w:rFonts w:ascii="Times New Roman" w:hAnsi="Times New Roman" w:eastAsia="Times New Roman"/>
-          <w:b w:val="0"/>
-          <w:i w:val="0"/>
-          <w:color w:val="181A1F"/>
-          <w:sz w:val="28"/>
-        </w:rPr>
-        <w:t>Обоснуйте необходимость разделения власти в демократическом государстве. (Обоснование должно быть дано с опорой на обществоведческие знания в нескольких связанных между собой распространённых предложениях, раскрывать причинно- следственные и (или) функциональные связи.)</w:t>
-      </w:r>
-    </w:p>
-    <w:p>
-      <w:pPr>
-        <w:widowControl/>
-        <w:spacing w:line="240" w:lineRule="auto" w:after="0"/>
-      </w:pPr>
-      <w:r>
-        <w:rPr>
-          <w:rFonts w:ascii="Times New Roman" w:hAnsi="Times New Roman" w:eastAsia="Times New Roman"/>
-          <w:b w:val="0"/>
-          <w:i w:val="0"/>
-          <w:color w:val="181A1F"/>
-          <w:sz w:val="28"/>
-        </w:rPr>
-        <w:t>Что относится к полномочиям Правительства Российской Федерации в социальной сфере? (Назовите любые три таких полномочия.)</w:t>
-      </w:r>
-    </w:p>
-    <w:p>
-      <w:pPr>
-        <w:widowControl/>
-        <w:spacing w:line="240" w:lineRule="auto" w:after="0"/>
-      </w:pPr>
-      <w:r>
-        <w:rPr>
-          <w:rFonts w:ascii="Times New Roman" w:hAnsi="Times New Roman" w:eastAsia="Times New Roman"/>
-          <w:b w:val="0"/>
-          <w:i w:val="0"/>
-          <w:color w:val="181A1F"/>
-          <w:sz w:val="28"/>
-        </w:rPr>
-        <w:t>Приведите три примера, иллюстрирующих реализацию каждого из них на практике. (Каждый пример должен быть сформулирован развёрнуто.)</w:t>
-      </w:r>
-    </w:p>
-    <w:p>
-      <w:pPr>
-        <w:widowControl/>
-        <w:spacing w:line="240" w:lineRule="auto" w:after="0"/>
-      </w:pPr>
-      <w:r>
-        <w:rPr>
-          <w:rFonts w:ascii="Times New Roman" w:hAnsi="Times New Roman" w:eastAsia="Times New Roman"/>
-          <w:color w:val="181A1F"/>
-          <w:sz w:val="28"/>
-        </w:rPr>
-        <w:t>Ответ:</w:t>
-      </w:r>
-    </w:p>
-    <w:p>
-      <w:pPr>
-        <w:widowControl/>
-        <w:spacing w:line="240" w:lineRule="auto" w:after="0"/>
-      </w:pPr>
-      <w:r>
-        <w:rPr>
-          <w:rFonts w:ascii="Times New Roman" w:hAnsi="Times New Roman" w:eastAsia="Times New Roman"/>
-          <w:color w:val="181A1F"/>
-          <w:sz w:val="28"/>
-        </w:rPr>
-        <w:br w:type="page"/>
-      </w:r>
-    </w:p>
     <w:sectPr>
-      <w:footerReference w:type="default" r:id="rId9"/>
-      <w:pgSz w:w="11906" w:h="16838"/>
-      <w:pgMar w:top="935" w:right="879" w:bottom="879" w:left="992" w:header="397" w:footer="397" w:gutter="0"/>
+      <w:pgSz w:w="12240" w:h="15840"/>
+      <w:pgMar w:top="964" w:right="850" w:bottom="964" w:left="1134" w:header="720" w:footer="720" w:gutter="0"/>
       <w:cols w:space="720"/>
       <w:docGrid w:linePitch="360"/>
     </w:sectPr>
   </w:body>
 </w:document>
-</file>
-
-<file path=word/footer1.xml><?xml version="1.0" encoding="utf-8"?>
-<w:ftr xmlns:m="http://schemas.openxmlformats.org/officeDocument/2006/math" xmlns:mc="http://schemas.openxmlformats.org/markup-compatibility/2006" xmlns:mo="http://schemas.microsoft.com/office/mac/office/2008/main" xmlns:mv="urn:schemas-microsoft-com:mac:vml" xmlns:o="urn:schemas-microsoft-com:office:office" xmlns:r="http://schemas.openxmlformats.org/officeDocument/2006/relationships" xmlns:v="urn:schemas-microsoft-com:vml" xmlns:w10="urn:schemas-microsoft-com:office:word" xmlns:w14="http://schemas.microsoft.com/office/word/2010/wordml" xmlns:w="http://schemas.openxmlformats.org/wordprocessingml/2006/main" xmlns:wne="http://schemas.microsoft.com/office/word/2006/wordml" xmlns:wp14="http://schemas.microsoft.com/office/word/2010/wordprocessingDrawing" xmlns:wp="http://schemas.openxmlformats.org/drawingml/2006/wordprocessingDrawing" xmlns:wpc="http://schemas.microsoft.com/office/word/2010/wordprocessingCanvas" xmlns:wpg="http://schemas.microsoft.com/office/word/2010/wordprocessingGroup" xmlns:wpi="http://schemas.microsoft.com/office/word/2010/wordprocessingInk" xmlns:wps="http://schemas.microsoft.com/office/word/2010/wordprocessingShape" mc:Ignorable="w14 wp14">
-  <w:p>
-    <w:pPr>
-      <w:pStyle w:val="Footer"/>
-    </w:pPr>
-  </w:p>
-</w:ftr>
 </file>
 
 <file path=word/numbering.xml><?xml version="1.0" encoding="utf-8"?>
@@ -5269,11 +4533,10 @@
     <w:qFormat/>
     <w:rsid w:val="00FC693F"/>
     <w:pPr>
-      <w:spacing w:after="0" w:line="240" w:lineRule="auto"/>
+      <w:spacing w:after="60" w:line="240" w:lineRule="auto"/>
     </w:pPr>
     <w:rPr>
-      <w:rFonts w:ascii="Times New Roman" w:hAnsi="Times New Roman"/>
-      <w:color w:val="181A1F"/>
+      <w:rFonts w:ascii="Times New Roman" w:hAnsi="Times New Roman" w:eastAsia="Times New Roman"/>
       <w:sz w:val="28"/>
     </w:rPr>
   </w:style>
@@ -5336,10 +4599,10 @@
       <w:outlineLvl w:val="0"/>
     </w:pPr>
     <w:rPr>
-      <w:rFonts w:asciiTheme="majorHAnsi" w:eastAsiaTheme="majorEastAsia" w:hAnsiTheme="majorHAnsi" w:cstheme="majorBidi" w:ascii="Times New Roman" w:hAnsi="Times New Roman"/>
+      <w:rFonts w:asciiTheme="majorHAnsi" w:eastAsiaTheme="majorEastAsia" w:hAnsiTheme="majorHAnsi" w:cstheme="majorBidi"/>
       <w:b/>
       <w:bCs/>
-      <w:color w:val="181A1F"/>
+      <w:color w:val="365F91" w:themeColor="accent1" w:themeShade="BF"/>
       <w:sz w:val="28"/>
       <w:szCs w:val="28"/>
     </w:rPr>
@@ -5360,7 +4623,7 @@
       <w:outlineLvl w:val="1"/>
     </w:pPr>
     <w:rPr>
-      <w:rFonts w:asciiTheme="majorHAnsi" w:eastAsiaTheme="majorEastAsia" w:hAnsiTheme="majorHAnsi" w:cstheme="majorBidi" w:ascii="Arial" w:hAnsi="Arial"/>
+      <w:rFonts w:asciiTheme="majorHAnsi" w:eastAsiaTheme="majorEastAsia" w:hAnsiTheme="majorHAnsi" w:cstheme="majorBidi"/>
       <w:b/>
       <w:bCs/>
       <w:color w:val="4F81BD" w:themeColor="accent1"/>
@@ -5625,7 +4888,7 @@
       <w:contextualSpacing/>
     </w:pPr>
     <w:rPr>
-      <w:rFonts w:asciiTheme="majorHAnsi" w:eastAsiaTheme="majorEastAsia" w:hAnsiTheme="majorHAnsi" w:cstheme="majorBidi" w:ascii="Arial" w:hAnsi="Arial"/>
+      <w:rFonts w:asciiTheme="majorHAnsi" w:eastAsiaTheme="majorEastAsia" w:hAnsiTheme="majorHAnsi" w:cstheme="majorBidi"/>
       <w:color w:val="17365D" w:themeColor="text2" w:themeShade="BF"/>
       <w:spacing w:val="5"/>
       <w:kern w:val="28"/>
